--- a/Info/Memoria SquadFinder.docx
+++ b/Info/Memoria SquadFinder.docx
@@ -19,7 +19,7 @@
             <mc:AlternateContent>
               <mc:Choice Requires="wpg">
                 <w:drawing>
-                  <wp:anchor distT="0" distB="0" distL="114300" distR="114300" simplePos="0" relativeHeight="251659264" behindDoc="0" locked="0" layoutInCell="1" allowOverlap="1" wp14:anchorId="1C364773" wp14:editId="4480BE4D">
+                  <wp:anchor distT="0" distB="0" distL="114300" distR="114300" simplePos="0" relativeHeight="251659264" behindDoc="0" locked="0" layoutInCell="1" allowOverlap="1" wp14:anchorId="1C364773" wp14:editId="2F047355">
                     <wp:simplePos x="0" y="0"/>
                     <wp:positionH relativeFrom="page">
                       <wp:align>right</wp:align>
@@ -238,7 +238,7 @@
                                         <w:rPr>
                                           <w:color w:val="FFFFFF" w:themeColor="background1"/>
                                         </w:rPr>
-                                        <w:t xml:space="preserve">2º DAW </w:t>
+                                        <w:t>2º DAW</w:t>
                                       </w:r>
                                     </w:p>
                                   </w:sdtContent>
@@ -358,7 +358,7 @@
                                   <w:rPr>
                                     <w:color w:val="FFFFFF" w:themeColor="background1"/>
                                   </w:rPr>
-                                  <w:t xml:space="preserve">2º DAW </w:t>
+                                  <w:t>2º DAW</w:t>
                                 </w:r>
                               </w:p>
                             </w:sdtContent>
@@ -589,16 +589,16 @@
               <w:noProof/>
             </w:rPr>
             <w:drawing>
-              <wp:anchor distT="0" distB="0" distL="114300" distR="114300" simplePos="0" relativeHeight="251660288" behindDoc="0" locked="0" layoutInCell="0" allowOverlap="1" wp14:anchorId="1B1AA475" wp14:editId="2A0CC971">
+              <wp:anchor distT="0" distB="0" distL="114300" distR="114300" simplePos="0" relativeHeight="251660288" behindDoc="0" locked="0" layoutInCell="0" allowOverlap="1" wp14:anchorId="1B1AA475" wp14:editId="04F65F22">
                 <wp:simplePos x="0" y="0"/>
                 <wp:positionH relativeFrom="page">
-                  <wp:posOffset>1980360</wp:posOffset>
+                  <wp:posOffset>3108960</wp:posOffset>
                 </wp:positionH>
                 <wp:positionV relativeFrom="page">
-                  <wp:posOffset>3687322</wp:posOffset>
+                  <wp:posOffset>3688080</wp:posOffset>
                 </wp:positionV>
-                <wp:extent cx="5577840" cy="3319401"/>
-                <wp:effectExtent l="0" t="0" r="3810" b="0"/>
+                <wp:extent cx="3688080" cy="3688080"/>
+                <wp:effectExtent l="0" t="0" r="7620" b="7620"/>
                 <wp:wrapNone/>
                 <wp:docPr id="464" name="Imagen 1"/>
                 <wp:cNvGraphicFramePr>
@@ -626,7 +626,7 @@
                       <pic:spPr>
                         <a:xfrm>
                           <a:off x="0" y="0"/>
-                          <a:ext cx="5577840" cy="3319401"/>
+                          <a:ext cx="3688221" cy="3688221"/>
                         </a:xfrm>
                         <a:prstGeom prst="rect">
                           <a:avLst/>
@@ -655,6 +655,15 @@
     </w:sdt>
     <w:sdt>
       <w:sdtPr>
+        <w:rPr>
+          <w:rFonts w:asciiTheme="minorHAnsi" w:eastAsiaTheme="minorHAnsi" w:hAnsiTheme="minorHAnsi" w:cstheme="minorBidi"/>
+          <w:color w:val="auto"/>
+          <w:kern w:val="2"/>
+          <w:sz w:val="22"/>
+          <w:szCs w:val="22"/>
+          <w:lang w:eastAsia="en-US"/>
+          <w14:ligatures w14:val="standardContextual"/>
+        </w:rPr>
         <w:id w:val="-74986528"/>
         <w:docPartObj>
           <w:docPartGallery w:val="Table of Contents"/>
@@ -663,15 +672,8 @@
       </w:sdtPr>
       <w:sdtEndPr>
         <w:rPr>
-          <w:rFonts w:asciiTheme="minorHAnsi" w:eastAsiaTheme="minorHAnsi" w:hAnsiTheme="minorHAnsi" w:cstheme="minorBidi"/>
           <w:b/>
           <w:bCs/>
-          <w:color w:val="auto"/>
-          <w:kern w:val="2"/>
-          <w:sz w:val="22"/>
-          <w:szCs w:val="22"/>
-          <w:lang w:eastAsia="en-US"/>
-          <w14:ligatures w14:val="standardContextual"/>
         </w:rPr>
       </w:sdtEndPr>
       <w:sdtContent>
@@ -706,7 +708,7 @@
           <w:r>
             <w:fldChar w:fldCharType="separate"/>
           </w:r>
-          <w:hyperlink w:anchor="_Toc227341947" w:history="1">
+          <w:hyperlink w:anchor="_Toc229321772" w:history="1">
             <w:r>
               <w:rPr>
                 <w:rStyle w:val="Hipervnculo"/>
@@ -733,7 +735,7 @@
                 <w:noProof/>
                 <w:webHidden/>
               </w:rPr>
-              <w:instrText xml:space="preserve"> PAGEREF _Toc227341947 \h </w:instrText>
+              <w:instrText xml:space="preserve"> PAGEREF _Toc229321772 \h </w:instrText>
             </w:r>
             <w:r>
               <w:rPr>
@@ -779,7 +781,7 @@
               <w14:ligatures w14:val="standardContextual"/>
             </w:rPr>
           </w:pPr>
-          <w:hyperlink w:anchor="_Toc227341948" w:history="1">
+          <w:hyperlink w:anchor="_Toc229321773" w:history="1">
             <w:r>
               <w:rPr>
                 <w:rStyle w:val="Hipervnculo"/>
@@ -806,7 +808,7 @@
                 <w:noProof/>
                 <w:webHidden/>
               </w:rPr>
-              <w:instrText xml:space="preserve"> PAGEREF _Toc227341948 \h </w:instrText>
+              <w:instrText xml:space="preserve"> PAGEREF _Toc229321773 \h </w:instrText>
             </w:r>
             <w:r>
               <w:rPr>
@@ -852,7 +854,7 @@
               <w14:ligatures w14:val="standardContextual"/>
             </w:rPr>
           </w:pPr>
-          <w:hyperlink w:anchor="_Toc227341949" w:history="1">
+          <w:hyperlink w:anchor="_Toc229321774" w:history="1">
             <w:r>
               <w:rPr>
                 <w:rStyle w:val="Hipervnculo"/>
@@ -879,7 +881,7 @@
                 <w:noProof/>
                 <w:webHidden/>
               </w:rPr>
-              <w:instrText xml:space="preserve"> PAGEREF _Toc227341949 \h </w:instrText>
+              <w:instrText xml:space="preserve"> PAGEREF _Toc229321774 \h </w:instrText>
             </w:r>
             <w:r>
               <w:rPr>
@@ -925,7 +927,7 @@
               <w14:ligatures w14:val="standardContextual"/>
             </w:rPr>
           </w:pPr>
-          <w:hyperlink w:anchor="_Toc227341950" w:history="1">
+          <w:hyperlink w:anchor="_Toc229321775" w:history="1">
             <w:r>
               <w:rPr>
                 <w:rStyle w:val="Hipervnculo"/>
@@ -952,7 +954,7 @@
                 <w:noProof/>
                 <w:webHidden/>
               </w:rPr>
-              <w:instrText xml:space="preserve"> PAGEREF _Toc227341950 \h </w:instrText>
+              <w:instrText xml:space="preserve"> PAGEREF _Toc229321775 \h </w:instrText>
             </w:r>
             <w:r>
               <w:rPr>
@@ -998,7 +1000,7 @@
               <w14:ligatures w14:val="standardContextual"/>
             </w:rPr>
           </w:pPr>
-          <w:hyperlink w:anchor="_Toc227341951" w:history="1">
+          <w:hyperlink w:anchor="_Toc229321776" w:history="1">
             <w:r>
               <w:rPr>
                 <w:rStyle w:val="Hipervnculo"/>
@@ -1025,7 +1027,7 @@
                 <w:noProof/>
                 <w:webHidden/>
               </w:rPr>
-              <w:instrText xml:space="preserve"> PAGEREF _Toc227341951 \h </w:instrText>
+              <w:instrText xml:space="preserve"> PAGEREF _Toc229321776 \h </w:instrText>
             </w:r>
             <w:r>
               <w:rPr>
@@ -1045,7 +1047,7 @@
                 <w:noProof/>
                 <w:webHidden/>
               </w:rPr>
-              <w:t>4</w:t>
+              <w:t>3</w:t>
             </w:r>
             <w:r>
               <w:rPr>
@@ -1071,7 +1073,7 @@
               <w14:ligatures w14:val="standardContextual"/>
             </w:rPr>
           </w:pPr>
-          <w:hyperlink w:anchor="_Toc227341952" w:history="1">
+          <w:hyperlink w:anchor="_Toc229321777" w:history="1">
             <w:r>
               <w:rPr>
                 <w:rStyle w:val="Hipervnculo"/>
@@ -1098,7 +1100,7 @@
                 <w:noProof/>
                 <w:webHidden/>
               </w:rPr>
-              <w:instrText xml:space="preserve"> PAGEREF _Toc227341952 \h </w:instrText>
+              <w:instrText xml:space="preserve"> PAGEREF _Toc229321777 \h </w:instrText>
             </w:r>
             <w:r>
               <w:rPr>
@@ -1119,6 +1121,151 @@
                 <w:webHidden/>
               </w:rPr>
               <w:t>4</w:t>
+            </w:r>
+            <w:r>
+              <w:rPr>
+                <w:noProof/>
+                <w:webHidden/>
+              </w:rPr>
+              <w:fldChar w:fldCharType="end"/>
+            </w:r>
+          </w:hyperlink>
+        </w:p>
+        <w:p>
+          <w:pPr>
+            <w:pStyle w:val="TDC1"/>
+            <w:tabs>
+              <w:tab w:val="right" w:leader="dot" w:pos="8494"/>
+            </w:tabs>
+            <w:rPr>
+              <w:rFonts w:eastAsiaTheme="minorEastAsia"/>
+              <w:noProof/>
+              <w:sz w:val="24"/>
+              <w:szCs w:val="24"/>
+              <w:lang w:eastAsia="es-ES"/>
+            </w:rPr>
+          </w:pPr>
+          <w:hyperlink w:anchor="_Toc229321778" w:history="1">
+            <w:r>
+              <w:rPr>
+                <w:rStyle w:val="Hipervnculo"/>
+                <w:noProof/>
+              </w:rPr>
+              <w:t>2. Stack Tecnológico</w:t>
+            </w:r>
+            <w:r>
+              <w:rPr>
+                <w:noProof/>
+                <w:webHidden/>
+              </w:rPr>
+              <w:tab/>
+            </w:r>
+            <w:r>
+              <w:rPr>
+                <w:noProof/>
+                <w:webHidden/>
+              </w:rPr>
+              <w:fldChar w:fldCharType="begin"/>
+            </w:r>
+            <w:r>
+              <w:rPr>
+                <w:noProof/>
+                <w:webHidden/>
+              </w:rPr>
+              <w:instrText xml:space="preserve"> PAGEREF _Toc229321778 \h </w:instrText>
+            </w:r>
+            <w:r>
+              <w:rPr>
+                <w:noProof/>
+                <w:webHidden/>
+              </w:rPr>
+            </w:r>
+            <w:r>
+              <w:rPr>
+                <w:noProof/>
+                <w:webHidden/>
+              </w:rPr>
+              <w:fldChar w:fldCharType="separate"/>
+            </w:r>
+            <w:r>
+              <w:rPr>
+                <w:noProof/>
+                <w:webHidden/>
+              </w:rPr>
+              <w:t>5</w:t>
+            </w:r>
+            <w:r>
+              <w:rPr>
+                <w:noProof/>
+                <w:webHidden/>
+              </w:rPr>
+              <w:fldChar w:fldCharType="end"/>
+            </w:r>
+          </w:hyperlink>
+        </w:p>
+        <w:p>
+          <w:pPr>
+            <w:pStyle w:val="TDC2"/>
+            <w:tabs>
+              <w:tab w:val="right" w:leader="dot" w:pos="8494"/>
+            </w:tabs>
+            <w:rPr>
+              <w:rFonts w:cstheme="minorBidi"/>
+              <w:noProof/>
+              <w:kern w:val="2"/>
+              <w:sz w:val="24"/>
+              <w:szCs w:val="24"/>
+              <w14:ligatures w14:val="standardContextual"/>
+            </w:rPr>
+          </w:pPr>
+          <w:hyperlink w:anchor="_Toc229321779" w:history="1">
+            <w:r>
+              <w:rPr>
+                <w:rStyle w:val="Hipervnculo"/>
+                <w:noProof/>
+              </w:rPr>
+              <w:t>2.1 Frontend</w:t>
+            </w:r>
+            <w:r>
+              <w:rPr>
+                <w:noProof/>
+                <w:webHidden/>
+              </w:rPr>
+              <w:tab/>
+            </w:r>
+            <w:r>
+              <w:rPr>
+                <w:noProof/>
+                <w:webHidden/>
+              </w:rPr>
+              <w:fldChar w:fldCharType="begin"/>
+            </w:r>
+            <w:r>
+              <w:rPr>
+                <w:noProof/>
+                <w:webHidden/>
+              </w:rPr>
+              <w:instrText xml:space="preserve"> PAGEREF _Toc229321779 \h </w:instrText>
+            </w:r>
+            <w:r>
+              <w:rPr>
+                <w:noProof/>
+                <w:webHidden/>
+              </w:rPr>
+            </w:r>
+            <w:r>
+              <w:rPr>
+                <w:noProof/>
+                <w:webHidden/>
+              </w:rPr>
+              <w:fldChar w:fldCharType="separate"/>
+            </w:r>
+            <w:r>
+              <w:rPr>
+                <w:noProof/>
+                <w:webHidden/>
+              </w:rPr>
+              <w:t>5</w:t>
             </w:r>
             <w:r>
               <w:rPr>
@@ -1147,7 +1294,7 @@
       <w:r>
         <w:br w:type="column"/>
       </w:r>
-      <w:bookmarkStart w:id="0" w:name="_Toc227341947"/>
+      <w:bookmarkStart w:id="0" w:name="_Toc229321772"/>
       <w:r>
         <w:lastRenderedPageBreak/>
         <w:t>1. Análisis del problema</w:t>
@@ -1158,7 +1305,7 @@
       <w:pPr>
         <w:pStyle w:val="Ttulo2"/>
       </w:pPr>
-      <w:bookmarkStart w:id="1" w:name="_Toc227341948"/>
+      <w:bookmarkStart w:id="1" w:name="_Toc229321773"/>
       <w:r>
         <w:t>1.1 Introducción</w:t>
       </w:r>
@@ -1176,13 +1323,11 @@
           <w:sz w:val="24"/>
           <w:szCs w:val="24"/>
         </w:rPr>
-        <w:t xml:space="preserve">El presente proyecto consiste en el desarrollo de una plataforma web social denominada </w:t>
+        <w:t xml:space="preserve">El proyecto </w:t>
       </w:r>
       <w:proofErr w:type="spellStart"/>
       <w:r>
         <w:rPr>
-          <w:b/>
-          <w:bCs/>
           <w:sz w:val="24"/>
           <w:szCs w:val="24"/>
         </w:rPr>
@@ -1194,25 +1339,21 @@
           <w:sz w:val="24"/>
           <w:szCs w:val="24"/>
         </w:rPr>
-        <w:t xml:space="preserve">, diseñada específicamente para transformar la experiencia de interacción en el ámbito del </w:t>
-      </w:r>
-      <w:proofErr w:type="spellStart"/>
-      <w:r>
-        <w:rPr>
-          <w:i/>
-          <w:iCs/>
-          <w:sz w:val="24"/>
-          <w:szCs w:val="24"/>
-        </w:rPr>
-        <w:t>gaming</w:t>
-      </w:r>
-      <w:proofErr w:type="spellEnd"/>
-      <w:r>
-        <w:rPr>
-          <w:sz w:val="24"/>
-          <w:szCs w:val="24"/>
-        </w:rPr>
-        <w:t>. La iniciativa surge ante la necesidad de ofrecer a los jugadores de videojuegos un entorno organizado donde conectar con compañeros compatibles, superando las limitaciones de los sistemas de emparejamiento aleatorios actuales.</w:t>
+        <w:t xml:space="preserve"> es una plataforma web social diseñada para mejorar la experiencia de los jugadores de videojuegos. La idea surgió porque los jugadores necesita</w:t>
+      </w:r>
+      <w:r>
+        <w:rPr>
+          <w:sz w:val="24"/>
+          <w:szCs w:val="24"/>
+        </w:rPr>
+        <w:t>mos</w:t>
+      </w:r>
+      <w:r>
+        <w:rPr>
+          <w:sz w:val="24"/>
+          <w:szCs w:val="24"/>
+        </w:rPr>
+        <w:t xml:space="preserve"> un lugar organizado para conectar con otros jugadores compatibles. De esta manera, se superan las limitaciones de los sistemas de emparejamiento actuales.</w:t>
       </w:r>
     </w:p>
     <w:p>
@@ -1227,46 +1368,21 @@
           <w:sz w:val="24"/>
           <w:szCs w:val="24"/>
         </w:rPr>
-        <w:t>La plataforma pretende convertirse en una herramienta dinámica e intuitiva que permita a los usuarios gestionar perfiles detallados. A través de un buscador avanzado con filtros de rango, horario</w:t>
-      </w:r>
-      <w:r>
-        <w:rPr>
-          <w:sz w:val="24"/>
-          <w:szCs w:val="24"/>
-        </w:rPr>
-        <w:t>, idioma.</w:t>
-      </w:r>
-      <w:r>
-        <w:rPr>
-          <w:sz w:val="24"/>
-          <w:szCs w:val="24"/>
-        </w:rPr>
-        <w:t xml:space="preserve"> </w:t>
-      </w:r>
-      <w:proofErr w:type="spellStart"/>
-      <w:r>
-        <w:rPr>
-          <w:b/>
-          <w:bCs/>
-          <w:sz w:val="24"/>
-          <w:szCs w:val="24"/>
-        </w:rPr>
-        <w:t>SquadFinder</w:t>
-      </w:r>
-      <w:proofErr w:type="spellEnd"/>
-      <w:r>
-        <w:rPr>
-          <w:sz w:val="24"/>
-          <w:szCs w:val="24"/>
-        </w:rPr>
-        <w:t xml:space="preserve"> facilita la creación de equipos coordinados, reduciendo drásticamente la exposición a ambientes tóxicos y la frustración derivada de las partidas en solitario</w:t>
-      </w:r>
-      <w:r>
-        <w:rPr>
-          <w:sz w:val="24"/>
-          <w:szCs w:val="24"/>
-        </w:rPr>
-        <w:t>.</w:t>
+        <w:t>La plataforma es una herramienta dinámica e intuitiva que permite a los usuarios crear perfiles detallados. Con un buscador avanzado que incluye filtros de</w:t>
+      </w:r>
+      <w:r>
+        <w:rPr>
+          <w:sz w:val="24"/>
+          <w:szCs w:val="24"/>
+        </w:rPr>
+        <w:t xml:space="preserve"> juego,</w:t>
+      </w:r>
+      <w:r>
+        <w:rPr>
+          <w:sz w:val="24"/>
+          <w:szCs w:val="24"/>
+        </w:rPr>
+        <w:t xml:space="preserve"> rango, horario e idioma, los jugadores pueden encontrar compañeros de equipo compatibles. Esto reduce la exposición a ambientes tóxicos y la frustración que se siente cuando se juega solo.</w:t>
       </w:r>
     </w:p>
     <w:p>
@@ -1281,7 +1397,7 @@
           <w:sz w:val="24"/>
           <w:szCs w:val="24"/>
         </w:rPr>
-        <w:t xml:space="preserve">El desarrollo se realiza mediante un </w:t>
+        <w:t xml:space="preserve">Para desarrollar la plataforma, se utiliza un conjunto de tecnologías modernas. En el lado del usuario, se utiliza </w:t>
       </w:r>
       <w:proofErr w:type="spellStart"/>
       <w:r>
@@ -1289,7 +1405,7 @@
           <w:sz w:val="24"/>
           <w:szCs w:val="24"/>
         </w:rPr>
-        <w:t>stack</w:t>
+        <w:t>React</w:t>
       </w:r>
       <w:proofErr w:type="spellEnd"/>
       <w:r>
@@ -1297,7 +1413,7 @@
           <w:sz w:val="24"/>
           <w:szCs w:val="24"/>
         </w:rPr>
-        <w:t xml:space="preserve"> moderno compuesto por </w:t>
+        <w:t xml:space="preserve"> para crear una interfaz reactiva. En el lado del servidor, se utiliza Python para una lógica robusta. Los datos se almacenan en una base de datos MySQL, que se gestiona con </w:t>
       </w:r>
       <w:proofErr w:type="spellStart"/>
       <w:r>
@@ -1305,7 +1421,7 @@
           <w:sz w:val="24"/>
           <w:szCs w:val="24"/>
         </w:rPr>
-        <w:t>React</w:t>
+        <w:t>phpMyAdmin</w:t>
       </w:r>
       <w:proofErr w:type="spellEnd"/>
       <w:r>
@@ -1313,7 +1429,7 @@
           <w:sz w:val="24"/>
           <w:szCs w:val="24"/>
         </w:rPr>
-        <w:t xml:space="preserve"> en el </w:t>
+        <w:t xml:space="preserve"> y </w:t>
       </w:r>
       <w:proofErr w:type="spellStart"/>
       <w:r>
@@ -1321,7 +1437,7 @@
           <w:sz w:val="24"/>
           <w:szCs w:val="24"/>
         </w:rPr>
-        <w:t>frontend</w:t>
+        <w:t>SQLAlchemy</w:t>
       </w:r>
       <w:proofErr w:type="spellEnd"/>
       <w:r>
@@ -1329,7 +1445,7 @@
           <w:sz w:val="24"/>
           <w:szCs w:val="24"/>
         </w:rPr>
-        <w:t xml:space="preserve"> para una interfaz reactiva y Python en el </w:t>
+        <w:t xml:space="preserve">. La plataforma también incluye una API de REST y la integración del servicio UI </w:t>
       </w:r>
       <w:proofErr w:type="spellStart"/>
       <w:r>
@@ -1337,7 +1453,7 @@
           <w:sz w:val="24"/>
           <w:szCs w:val="24"/>
         </w:rPr>
-        <w:t>backend</w:t>
+        <w:t>Avatars</w:t>
       </w:r>
       <w:proofErr w:type="spellEnd"/>
       <w:r>
@@ -1345,90 +1461,7 @@
           <w:sz w:val="24"/>
           <w:szCs w:val="24"/>
         </w:rPr>
-        <w:t xml:space="preserve"> para una lógica robusta. La persistencia de datos se gestiona en MySQL (administrado con </w:t>
-      </w:r>
-      <w:proofErr w:type="spellStart"/>
-      <w:r>
-        <w:rPr>
-          <w:sz w:val="24"/>
-          <w:szCs w:val="24"/>
-        </w:rPr>
-        <w:t>phpMyAdmin</w:t>
-      </w:r>
-      <w:proofErr w:type="spellEnd"/>
-      <w:r>
-        <w:rPr>
-          <w:sz w:val="24"/>
-          <w:szCs w:val="24"/>
-        </w:rPr>
-        <w:t xml:space="preserve">) utilizando </w:t>
-      </w:r>
-      <w:proofErr w:type="spellStart"/>
-      <w:r>
-        <w:rPr>
-          <w:sz w:val="24"/>
-          <w:szCs w:val="24"/>
-        </w:rPr>
-        <w:t>SQLAlchemy</w:t>
-      </w:r>
-      <w:proofErr w:type="spellEnd"/>
-      <w:r>
-        <w:rPr>
-          <w:sz w:val="24"/>
-          <w:szCs w:val="24"/>
-        </w:rPr>
-        <w:t xml:space="preserve"> como ORM para el mapeo de información. El ecosistema se completa con una </w:t>
-      </w:r>
-      <w:r>
-        <w:rPr>
-          <w:sz w:val="24"/>
-          <w:szCs w:val="24"/>
-        </w:rPr>
-        <w:t xml:space="preserve">Rest </w:t>
-      </w:r>
-      <w:r>
-        <w:rPr>
-          <w:sz w:val="24"/>
-          <w:szCs w:val="24"/>
-        </w:rPr>
-        <w:t>API y la integración de</w:t>
-      </w:r>
-      <w:r>
-        <w:rPr>
-          <w:sz w:val="24"/>
-          <w:szCs w:val="24"/>
-        </w:rPr>
-        <w:t>l</w:t>
-      </w:r>
-      <w:r>
-        <w:rPr>
-          <w:sz w:val="24"/>
-          <w:szCs w:val="24"/>
-        </w:rPr>
-        <w:t xml:space="preserve"> servicio externo UI </w:t>
-      </w:r>
-      <w:proofErr w:type="spellStart"/>
-      <w:r>
-        <w:rPr>
-          <w:sz w:val="24"/>
-          <w:szCs w:val="24"/>
-        </w:rPr>
-        <w:t>Avatars</w:t>
-      </w:r>
-      <w:proofErr w:type="spellEnd"/>
-      <w:r>
-        <w:rPr>
-          <w:sz w:val="24"/>
-          <w:szCs w:val="24"/>
-        </w:rPr>
-        <w:t xml:space="preserve"> para la generación de avatares personalizados</w:t>
-      </w:r>
-      <w:r>
-        <w:rPr>
-          <w:sz w:val="24"/>
-          <w:szCs w:val="24"/>
-        </w:rPr>
-        <w:t>.</w:t>
+        <w:t xml:space="preserve"> para crear avatares personalizados.</w:t>
       </w:r>
     </w:p>
     <w:p>
@@ -1443,7 +1476,7 @@
           <w:sz w:val="24"/>
           <w:szCs w:val="24"/>
         </w:rPr>
-        <w:t xml:space="preserve">Uno de los principales valores de </w:t>
+        <w:t xml:space="preserve">Una de las ventajas de </w:t>
       </w:r>
       <w:proofErr w:type="spellStart"/>
       <w:r>
@@ -1459,33 +1492,16 @@
           <w:sz w:val="24"/>
           <w:szCs w:val="24"/>
         </w:rPr>
-        <w:t xml:space="preserve"> es su capacidad de segmentación, atendiendo tanto a jugadores competitivos que buscan escalar rangos, como a jugadores casuales que desean una experiencia social más amena. Esta orientación convierte a la plataforma en una solución escalable con potencial para integrar futuras funcionalidades como la gestión de torneos o comunidades por juegos específicos</w:t>
+        <w:t xml:space="preserve"> es que se adapta a diferentes tipos de jugadores. Por un lado, los jugadores competitivos pueden encontrar compañeros para escalar rangos. Por otro lado, los jugadores casuales pueden disfrutar de una experiencia social más relajada. Esto hace que la plataforma sea escalable y tenga potencial para incorporar futuras funcionalidades, como la gestión de torneos o comunidades para juegos específicos.</w:t>
       </w:r>
     </w:p>
     <w:p>
       <w:pPr>
-        <w:rPr>
-          <w:sz w:val="24"/>
-          <w:szCs w:val="24"/>
-        </w:rPr>
-      </w:pPr>
-    </w:p>
-    <w:p>
-      <w:pPr>
         <w:pStyle w:val="Ttulo2"/>
       </w:pPr>
-      <w:bookmarkStart w:id="2" w:name="_Toc227341949"/>
-      <w:r>
-        <w:t>1.</w:t>
-      </w:r>
-      <w:r>
-        <w:t>2</w:t>
-      </w:r>
-      <w:r>
-        <w:t xml:space="preserve"> </w:t>
-      </w:r>
-      <w:r>
-        <w:t>Objetivos</w:t>
+      <w:bookmarkStart w:id="2" w:name="_Toc229321774"/>
+      <w:r>
+        <w:t>1.2 Objetivos</w:t>
       </w:r>
       <w:bookmarkEnd w:id="2"/>
     </w:p>
@@ -1560,39 +1576,21 @@
           <w:sz w:val="24"/>
           <w:szCs w:val="24"/>
         </w:rPr>
-        <w:t xml:space="preserve"> Implementar un registro de perfiles donde el usuario gestione datos personales (país, horario) y vincule sus cuentas de plataformas como </w:t>
-      </w:r>
-      <w:proofErr w:type="spellStart"/>
-      <w:r>
-        <w:rPr>
-          <w:sz w:val="24"/>
-          <w:szCs w:val="24"/>
-        </w:rPr>
-        <w:t>Steam</w:t>
-      </w:r>
-      <w:proofErr w:type="spellEnd"/>
-      <w:r>
-        <w:rPr>
-          <w:sz w:val="24"/>
-          <w:szCs w:val="24"/>
-        </w:rPr>
-        <w:t xml:space="preserve">, </w:t>
-      </w:r>
-      <w:proofErr w:type="spellStart"/>
-      <w:r>
-        <w:rPr>
-          <w:sz w:val="24"/>
-          <w:szCs w:val="24"/>
-        </w:rPr>
-        <w:t>EpicGames</w:t>
-      </w:r>
-      <w:proofErr w:type="spellEnd"/>
-      <w:r>
-        <w:rPr>
-          <w:sz w:val="24"/>
-          <w:szCs w:val="24"/>
-        </w:rPr>
-        <w:t xml:space="preserve"> o Ubisoft.</w:t>
+        <w:t xml:space="preserve"> Implementar un registro de perfiles donde el usuario gestione datos personales (país, </w:t>
+      </w:r>
+      <w:r>
+        <w:rPr>
+          <w:sz w:val="24"/>
+          <w:szCs w:val="24"/>
+        </w:rPr>
+        <w:t xml:space="preserve">idioma, </w:t>
+      </w:r>
+      <w:r>
+        <w:rPr>
+          <w:sz w:val="24"/>
+          <w:szCs w:val="24"/>
+        </w:rPr>
+        <w:t>horario).</w:t>
       </w:r>
     </w:p>
     <w:p>
@@ -1613,7 +1611,6 @@
           <w:sz w:val="24"/>
           <w:szCs w:val="24"/>
         </w:rPr>
-        <w:lastRenderedPageBreak/>
         <w:t>Algoritmo de Búsqueda Avanzada:</w:t>
       </w:r>
       <w:r>
@@ -1642,6 +1639,7 @@
           <w:sz w:val="24"/>
           <w:szCs w:val="24"/>
         </w:rPr>
+        <w:lastRenderedPageBreak/>
         <w:t>Comunicación en Tiempo Real:</w:t>
       </w:r>
       <w:r>
@@ -1708,18 +1706,9 @@
       <w:pPr>
         <w:pStyle w:val="Ttulo2"/>
       </w:pPr>
-      <w:bookmarkStart w:id="3" w:name="_Toc227341950"/>
-      <w:r>
-        <w:t>1.</w:t>
-      </w:r>
-      <w:r>
-        <w:t>3</w:t>
-      </w:r>
-      <w:r>
-        <w:t xml:space="preserve"> </w:t>
-      </w:r>
-      <w:r>
-        <w:t>Funciones y rendimientos deseados</w:t>
+      <w:bookmarkStart w:id="3" w:name="_Toc229321775"/>
+      <w:r>
+        <w:t>1.3 Funciones y rendimientos deseados</w:t>
       </w:r>
       <w:bookmarkEnd w:id="3"/>
     </w:p>
@@ -2028,9 +2017,8 @@
       <w:pPr>
         <w:pStyle w:val="Ttulo2"/>
       </w:pPr>
-      <w:bookmarkStart w:id="4" w:name="_Toc227341951"/>
-      <w:r>
-        <w:lastRenderedPageBreak/>
+      <w:bookmarkStart w:id="4" w:name="_Toc229321776"/>
+      <w:r>
         <w:t>1.4 Justificación de la solución elegida</w:t>
       </w:r>
       <w:bookmarkEnd w:id="4"/>
@@ -2094,6 +2082,7 @@
           <w:sz w:val="24"/>
           <w:szCs w:val="24"/>
         </w:rPr>
+        <w:lastRenderedPageBreak/>
         <w:t xml:space="preserve">En el </w:t>
       </w:r>
       <w:proofErr w:type="spellStart"/>
@@ -2197,18 +2186,9 @@
       <w:pPr>
         <w:pStyle w:val="Ttulo2"/>
       </w:pPr>
-      <w:bookmarkStart w:id="5" w:name="_Toc227341952"/>
-      <w:r>
-        <w:t>1.</w:t>
-      </w:r>
-      <w:r>
-        <w:t>5</w:t>
-      </w:r>
-      <w:r>
-        <w:t xml:space="preserve"> </w:t>
-      </w:r>
-      <w:r>
-        <w:t>Modelado de la solución</w:t>
+      <w:bookmarkStart w:id="5" w:name="_Toc229321777"/>
+      <w:r>
+        <w:t>1.5 Modelado de la solución</w:t>
       </w:r>
       <w:bookmarkEnd w:id="5"/>
     </w:p>
@@ -2255,7 +2235,21 @@
           <w:sz w:val="28"/>
           <w:szCs w:val="28"/>
         </w:rPr>
-        <w:t>1.6.2 Recursos hardware</w:t>
+        <w:t>1.</w:t>
+      </w:r>
+      <w:r>
+        <w:rPr>
+          <w:sz w:val="28"/>
+          <w:szCs w:val="28"/>
+        </w:rPr>
+        <w:t>5</w:t>
+      </w:r>
+      <w:r>
+        <w:rPr>
+          <w:sz w:val="28"/>
+          <w:szCs w:val="28"/>
+        </w:rPr>
+        <w:t>.2 Recursos hardware</w:t>
       </w:r>
     </w:p>
     <w:p>
@@ -2322,22 +2316,64 @@
           <w:sz w:val="24"/>
           <w:szCs w:val="24"/>
         </w:rPr>
-        <w:t xml:space="preserve"> 5 y un sistema operativo Windows 11 </w:t>
+        <w:t xml:space="preserve"> 5 </w:t>
+      </w:r>
+      <w:r>
+        <w:rPr>
+          <w:sz w:val="24"/>
+          <w:szCs w:val="24"/>
+        </w:rPr>
+        <w:t xml:space="preserve">series 7000 </w:t>
+      </w:r>
+      <w:r>
+        <w:rPr>
+          <w:sz w:val="24"/>
+          <w:szCs w:val="24"/>
+        </w:rPr>
+        <w:t>‘986mbst7</w:t>
+      </w:r>
+      <w:r>
+        <w:rPr>
+          <w:sz w:val="24"/>
+          <w:szCs w:val="24"/>
+        </w:rPr>
+        <w:t xml:space="preserve">y un sistema operativo Windows 11 </w:t>
       </w:r>
     </w:p>
     <w:p>
       <w:pPr>
         <w:rPr>
-          <w:sz w:val="24"/>
-          <w:szCs w:val="24"/>
-        </w:rPr>
-      </w:pPr>
-      <w:r>
-        <w:rPr>
-          <w:sz w:val="24"/>
-          <w:szCs w:val="24"/>
-        </w:rPr>
-        <w:t>Servidor de despliegue:</w:t>
+          <w:sz w:val="28"/>
+          <w:szCs w:val="28"/>
+        </w:rPr>
+      </w:pPr>
+      <w:r>
+        <w:rPr>
+          <w:sz w:val="28"/>
+          <w:szCs w:val="28"/>
+        </w:rPr>
+        <w:t>1.5.</w:t>
+      </w:r>
+      <w:r>
+        <w:rPr>
+          <w:sz w:val="28"/>
+          <w:szCs w:val="28"/>
+        </w:rPr>
+        <w:t>3</w:t>
+      </w:r>
+      <w:r>
+        <w:rPr>
+          <w:sz w:val="28"/>
+          <w:szCs w:val="28"/>
+        </w:rPr>
+        <w:t xml:space="preserve"> </w:t>
+      </w:r>
+      <w:r>
+        <w:rPr>
+          <w:sz w:val="28"/>
+          <w:szCs w:val="28"/>
+        </w:rPr>
+        <w:t>Infraestructura y despliegue</w:t>
       </w:r>
     </w:p>
     <w:p>
@@ -2352,19 +2388,822 @@
           <w:szCs w:val="24"/>
         </w:rPr>
       </w:pPr>
-      <w:r>
-        <w:rPr>
-          <w:sz w:val="24"/>
-          <w:szCs w:val="24"/>
-        </w:rPr>
-        <w:t>Por determinar</w:t>
+      <w:proofErr w:type="spellStart"/>
+      <w:r>
+        <w:rPr>
+          <w:b/>
+          <w:bCs/>
+          <w:sz w:val="24"/>
+          <w:szCs w:val="24"/>
+        </w:rPr>
+        <w:t>Frontend</w:t>
+      </w:r>
+      <w:proofErr w:type="spellEnd"/>
+      <w:r>
+        <w:rPr>
+          <w:b/>
+          <w:bCs/>
+          <w:sz w:val="24"/>
+          <w:szCs w:val="24"/>
+        </w:rPr>
+        <w:t xml:space="preserve"> (</w:t>
+      </w:r>
+      <w:proofErr w:type="spellStart"/>
+      <w:r>
+        <w:rPr>
+          <w:b/>
+          <w:bCs/>
+          <w:sz w:val="24"/>
+          <w:szCs w:val="24"/>
+        </w:rPr>
+        <w:t>Vercel</w:t>
+      </w:r>
+      <w:proofErr w:type="spellEnd"/>
+      <w:r>
+        <w:rPr>
+          <w:b/>
+          <w:bCs/>
+          <w:sz w:val="24"/>
+          <w:szCs w:val="24"/>
+        </w:rPr>
+        <w:t>):</w:t>
+      </w:r>
+      <w:r>
+        <w:rPr>
+          <w:sz w:val="24"/>
+          <w:szCs w:val="24"/>
+        </w:rPr>
+        <w:t xml:space="preserve"> Se encarga del despliegue automático del cliente. Se eligió por su rapidez en la entrega de contenido y su integración directa con el repositorio de código (CI/CD).</w:t>
       </w:r>
     </w:p>
     <w:p>
       <w:pPr>
-        <w:pStyle w:val="Subttulo"/>
-      </w:pPr>
+        <w:pStyle w:val="Prrafodelista"/>
+        <w:numPr>
+          <w:ilvl w:val="0"/>
+          <w:numId w:val="4"/>
+        </w:numPr>
+        <w:rPr>
+          <w:sz w:val="24"/>
+          <w:szCs w:val="24"/>
+        </w:rPr>
+      </w:pPr>
+      <w:proofErr w:type="spellStart"/>
+      <w:r>
+        <w:rPr>
+          <w:b/>
+          <w:bCs/>
+          <w:sz w:val="24"/>
+          <w:szCs w:val="24"/>
+        </w:rPr>
+        <w:t>Backend</w:t>
+      </w:r>
+      <w:proofErr w:type="spellEnd"/>
+      <w:r>
+        <w:rPr>
+          <w:b/>
+          <w:bCs/>
+          <w:sz w:val="24"/>
+          <w:szCs w:val="24"/>
+        </w:rPr>
+        <w:t xml:space="preserve"> (Render):</w:t>
+      </w:r>
+      <w:r>
+        <w:rPr>
+          <w:sz w:val="24"/>
+          <w:szCs w:val="24"/>
+        </w:rPr>
+        <w:t xml:space="preserve"> Aloja la lógica de servidor y la API. Proporciona un entorno estable y escalable para gestionar las peticiones de los usuarios y la lógica de negocio.</w:t>
+      </w:r>
     </w:p>
+    <w:p>
+      <w:pPr>
+        <w:pStyle w:val="Prrafodelista"/>
+        <w:numPr>
+          <w:ilvl w:val="0"/>
+          <w:numId w:val="4"/>
+        </w:numPr>
+        <w:rPr>
+          <w:sz w:val="24"/>
+          <w:szCs w:val="24"/>
+        </w:rPr>
+      </w:pPr>
+      <w:r>
+        <w:rPr>
+          <w:b/>
+          <w:bCs/>
+          <w:sz w:val="24"/>
+          <w:szCs w:val="24"/>
+        </w:rPr>
+        <w:t>Base de Datos (Aiven.io):</w:t>
+      </w:r>
+      <w:r>
+        <w:rPr>
+          <w:sz w:val="24"/>
+          <w:szCs w:val="24"/>
+        </w:rPr>
+        <w:t xml:space="preserve"> Servicio gestionado en la nube para [PostgreSQL/MySQL]. Se utiliza para garantizar la seguridad, integridad y disponibilidad de los datos sin necesidad de mantenimiento manual del servido</w:t>
+      </w:r>
+    </w:p>
+    <w:p>
+      <w:pPr>
+        <w:ind w:left="360"/>
+        <w:rPr>
+          <w:sz w:val="24"/>
+          <w:szCs w:val="24"/>
+        </w:rPr>
+      </w:pPr>
+      <w:r>
+        <w:rPr>
+          <w:sz w:val="24"/>
+          <w:szCs w:val="24"/>
+        </w:rPr>
+        <w:t xml:space="preserve">Se han usado todos los </w:t>
+      </w:r>
+      <w:proofErr w:type="gramStart"/>
+      <w:r>
+        <w:rPr>
+          <w:sz w:val="24"/>
+          <w:szCs w:val="24"/>
+        </w:rPr>
+        <w:t>planes gratuito</w:t>
+      </w:r>
+      <w:proofErr w:type="gramEnd"/>
+      <w:r>
+        <w:rPr>
+          <w:sz w:val="24"/>
+          <w:szCs w:val="24"/>
+        </w:rPr>
+        <w:t xml:space="preserve"> debido a que a ser el proceso de validación del proyecto no va a haber un gran numero de usuarios realizando peticiones</w:t>
+      </w:r>
+    </w:p>
+    <w:p>
+      <w:pPr>
+        <w:pStyle w:val="Ttulo1"/>
+      </w:pPr>
+      <w:bookmarkStart w:id="6" w:name="_Toc229321778"/>
+      <w:r>
+        <w:lastRenderedPageBreak/>
+        <w:t>2</w:t>
+      </w:r>
+      <w:r>
+        <w:t xml:space="preserve">. </w:t>
+      </w:r>
+      <w:r>
+        <w:t>Stack Tecnológico</w:t>
+      </w:r>
+      <w:bookmarkEnd w:id="6"/>
+    </w:p>
+    <w:p>
+      <w:pPr>
+        <w:pStyle w:val="Ttulo2"/>
+      </w:pPr>
+      <w:bookmarkStart w:id="7" w:name="_Toc229321779"/>
+      <w:r>
+        <w:t xml:space="preserve">2.1 </w:t>
+      </w:r>
+      <w:proofErr w:type="spellStart"/>
+      <w:r>
+        <w:t>Frontend</w:t>
+      </w:r>
+      <w:bookmarkEnd w:id="7"/>
+      <w:proofErr w:type="spellEnd"/>
+    </w:p>
+    <w:p/>
+    <w:tbl>
+      <w:tblPr>
+        <w:tblStyle w:val="Tablaconcuadrcula"/>
+        <w:tblW w:w="8923" w:type="dxa"/>
+        <w:tblLook w:val="0480" w:firstRow="0" w:lastRow="0" w:firstColumn="1" w:lastColumn="0" w:noHBand="0" w:noVBand="1"/>
+      </w:tblPr>
+      <w:tblGrid>
+        <w:gridCol w:w="2974"/>
+        <w:gridCol w:w="2974"/>
+        <w:gridCol w:w="2975"/>
+      </w:tblGrid>
+      <w:tr>
+        <w:trPr>
+          <w:trHeight w:val="1773"/>
+        </w:trPr>
+        <w:tc>
+          <w:tcPr>
+            <w:tcW w:w="2974" w:type="dxa"/>
+            <w:shd w:val="clear" w:color="auto" w:fill="D9D9D9" w:themeFill="background1" w:themeFillShade="D9"/>
+            <w:vAlign w:val="center"/>
+          </w:tcPr>
+          <w:p>
+            <w:r>
+              <w:t>Tecnología</w:t>
+            </w:r>
+          </w:p>
+        </w:tc>
+        <w:tc>
+          <w:tcPr>
+            <w:tcW w:w="2974" w:type="dxa"/>
+            <w:shd w:val="clear" w:color="auto" w:fill="D9D9D9" w:themeFill="background1" w:themeFillShade="D9"/>
+            <w:vAlign w:val="center"/>
+          </w:tcPr>
+          <w:p>
+            <w:r>
+              <w:t>Versión</w:t>
+            </w:r>
+          </w:p>
+        </w:tc>
+        <w:tc>
+          <w:tcPr>
+            <w:tcW w:w="2975" w:type="dxa"/>
+            <w:shd w:val="clear" w:color="auto" w:fill="D9D9D9" w:themeFill="background1" w:themeFillShade="D9"/>
+            <w:vAlign w:val="center"/>
+          </w:tcPr>
+          <w:p>
+            <w:r>
+              <w:t>Uso</w:t>
+            </w:r>
+          </w:p>
+        </w:tc>
+      </w:tr>
+      <w:tr>
+        <w:trPr>
+          <w:trHeight w:val="1676"/>
+        </w:trPr>
+        <w:tc>
+          <w:tcPr>
+            <w:tcW w:w="2974" w:type="dxa"/>
+            <w:vAlign w:val="center"/>
+          </w:tcPr>
+          <w:p>
+            <w:proofErr w:type="spellStart"/>
+            <w:r>
+              <w:t>React</w:t>
+            </w:r>
+            <w:proofErr w:type="spellEnd"/>
+          </w:p>
+        </w:tc>
+        <w:tc>
+          <w:tcPr>
+            <w:tcW w:w="2974" w:type="dxa"/>
+            <w:vAlign w:val="center"/>
+          </w:tcPr>
+          <w:p>
+            <w:r>
+              <w:t>19.2.0</w:t>
+            </w:r>
+          </w:p>
+        </w:tc>
+        <w:tc>
+          <w:tcPr>
+            <w:tcW w:w="2975" w:type="dxa"/>
+            <w:vAlign w:val="center"/>
+          </w:tcPr>
+          <w:p>
+            <w:pPr>
+              <w:spacing w:before="120" w:after="120" w:line="276" w:lineRule="auto"/>
+            </w:pPr>
+            <w:r>
+              <w:t>Librería principal para construir la interfaz basada en componentes.</w:t>
+            </w:r>
+          </w:p>
+        </w:tc>
+      </w:tr>
+      <w:tr>
+        <w:trPr>
+          <w:trHeight w:val="1773"/>
+        </w:trPr>
+        <w:tc>
+          <w:tcPr>
+            <w:tcW w:w="2974" w:type="dxa"/>
+            <w:vAlign w:val="center"/>
+          </w:tcPr>
+          <w:p>
+            <w:proofErr w:type="spellStart"/>
+            <w:r>
+              <w:t>TypeScipt</w:t>
+            </w:r>
+            <w:proofErr w:type="spellEnd"/>
+          </w:p>
+        </w:tc>
+        <w:tc>
+          <w:tcPr>
+            <w:tcW w:w="2974" w:type="dxa"/>
+            <w:vAlign w:val="center"/>
+          </w:tcPr>
+          <w:p>
+            <w:r>
+              <w:t>5.9.3</w:t>
+            </w:r>
+          </w:p>
+        </w:tc>
+        <w:tc>
+          <w:tcPr>
+            <w:tcW w:w="2975" w:type="dxa"/>
+            <w:vAlign w:val="center"/>
+          </w:tcPr>
+          <w:p>
+            <w:pPr>
+              <w:spacing w:before="120" w:after="120" w:line="276" w:lineRule="auto"/>
+            </w:pPr>
+            <w:r>
+              <w:t>Añade tipado estático a JavaScript, mejorando la detección de errores y el autocompletado.</w:t>
+            </w:r>
+          </w:p>
+        </w:tc>
+      </w:tr>
+      <w:tr>
+        <w:trPr>
+          <w:trHeight w:val="1676"/>
+        </w:trPr>
+        <w:tc>
+          <w:tcPr>
+            <w:tcW w:w="2974" w:type="dxa"/>
+            <w:vAlign w:val="center"/>
+          </w:tcPr>
+          <w:p>
+            <w:r>
+              <w:t>Vite</w:t>
+            </w:r>
+          </w:p>
+        </w:tc>
+        <w:tc>
+          <w:tcPr>
+            <w:tcW w:w="2974" w:type="dxa"/>
+            <w:vAlign w:val="center"/>
+          </w:tcPr>
+          <w:p>
+            <w:r>
+              <w:t>7.3.1</w:t>
+            </w:r>
+          </w:p>
+        </w:tc>
+        <w:tc>
+          <w:tcPr>
+            <w:tcW w:w="2975" w:type="dxa"/>
+            <w:vAlign w:val="center"/>
+          </w:tcPr>
+          <w:p>
+            <w:pPr>
+              <w:spacing w:before="120" w:after="120" w:line="276" w:lineRule="auto"/>
+            </w:pPr>
+            <w:r>
+              <w:t>Herramienta de construcción (</w:t>
+            </w:r>
+            <w:proofErr w:type="spellStart"/>
+            <w:r>
+              <w:t>bundler</w:t>
+            </w:r>
+            <w:proofErr w:type="spellEnd"/>
+            <w:r>
+              <w:t>) ultra rápida para desarrollo y despliegue.</w:t>
+            </w:r>
+          </w:p>
+        </w:tc>
+      </w:tr>
+      <w:tr>
+        <w:trPr>
+          <w:trHeight w:val="1773"/>
+        </w:trPr>
+        <w:tc>
+          <w:tcPr>
+            <w:tcW w:w="2974" w:type="dxa"/>
+            <w:vAlign w:val="center"/>
+          </w:tcPr>
+          <w:p>
+            <w:proofErr w:type="spellStart"/>
+            <w:r>
+              <w:t>Tailwins</w:t>
+            </w:r>
+            <w:proofErr w:type="spellEnd"/>
+            <w:r>
+              <w:t xml:space="preserve"> CSS</w:t>
+            </w:r>
+          </w:p>
+        </w:tc>
+        <w:tc>
+          <w:tcPr>
+            <w:tcW w:w="2974" w:type="dxa"/>
+            <w:vAlign w:val="center"/>
+          </w:tcPr>
+          <w:p>
+            <w:r>
+              <w:t>4.1.18</w:t>
+            </w:r>
+          </w:p>
+        </w:tc>
+        <w:tc>
+          <w:tcPr>
+            <w:tcW w:w="2975" w:type="dxa"/>
+            <w:vAlign w:val="center"/>
+          </w:tcPr>
+          <w:p>
+            <w:pPr>
+              <w:spacing w:before="120" w:after="120" w:line="276" w:lineRule="auto"/>
+            </w:pPr>
+            <w:r>
+              <w:t>Framework de CSS basado en utilidades para el diseño visual y responsivo.</w:t>
+            </w:r>
+          </w:p>
+        </w:tc>
+      </w:tr>
+      <w:tr>
+        <w:trPr>
+          <w:trHeight w:val="1676"/>
+        </w:trPr>
+        <w:tc>
+          <w:tcPr>
+            <w:tcW w:w="2974" w:type="dxa"/>
+            <w:vAlign w:val="center"/>
+          </w:tcPr>
+          <w:p>
+            <w:proofErr w:type="spellStart"/>
+            <w:r>
+              <w:t>React</w:t>
+            </w:r>
+            <w:proofErr w:type="spellEnd"/>
+            <w:r>
+              <w:t xml:space="preserve"> </w:t>
+            </w:r>
+            <w:proofErr w:type="spellStart"/>
+            <w:r>
+              <w:t>Router</w:t>
+            </w:r>
+            <w:proofErr w:type="spellEnd"/>
+          </w:p>
+        </w:tc>
+        <w:tc>
+          <w:tcPr>
+            <w:tcW w:w="2974" w:type="dxa"/>
+            <w:vAlign w:val="center"/>
+          </w:tcPr>
+          <w:p>
+            <w:r>
+              <w:t>7.13.0</w:t>
+            </w:r>
+          </w:p>
+        </w:tc>
+        <w:tc>
+          <w:tcPr>
+            <w:tcW w:w="2975" w:type="dxa"/>
+            <w:vAlign w:val="center"/>
+          </w:tcPr>
+          <w:p>
+            <w:pPr>
+              <w:spacing w:before="120" w:after="120" w:line="276" w:lineRule="auto"/>
+            </w:pPr>
+            <w:r>
+              <w:t>Gestión de la navegación y las rutas de la aplicación (URL).</w:t>
+            </w:r>
+          </w:p>
+        </w:tc>
+      </w:tr>
+    </w:tbl>
+    <w:p/>
+    <w:p>
+      <w:r>
+        <w:br w:type="page"/>
+      </w:r>
+    </w:p>
+    <w:p>
+      <w:pPr>
+        <w:pStyle w:val="Ttulo2"/>
+      </w:pPr>
+      <w:r>
+        <w:lastRenderedPageBreak/>
+        <w:t xml:space="preserve">2.2 </w:t>
+      </w:r>
+      <w:proofErr w:type="spellStart"/>
+      <w:r>
+        <w:t>Backend</w:t>
+      </w:r>
+      <w:proofErr w:type="spellEnd"/>
+    </w:p>
+    <w:tbl>
+      <w:tblPr>
+        <w:tblStyle w:val="Tablaconcuadrcula"/>
+        <w:tblW w:w="8923" w:type="dxa"/>
+        <w:tblLook w:val="0480" w:firstRow="0" w:lastRow="0" w:firstColumn="1" w:lastColumn="0" w:noHBand="0" w:noVBand="1"/>
+      </w:tblPr>
+      <w:tblGrid>
+        <w:gridCol w:w="2974"/>
+        <w:gridCol w:w="2974"/>
+        <w:gridCol w:w="2975"/>
+      </w:tblGrid>
+      <w:tr>
+        <w:trPr>
+          <w:trHeight w:val="1773"/>
+        </w:trPr>
+        <w:tc>
+          <w:tcPr>
+            <w:tcW w:w="2974" w:type="dxa"/>
+            <w:shd w:val="clear" w:color="auto" w:fill="D9D9D9" w:themeFill="background1" w:themeFillShade="D9"/>
+            <w:vAlign w:val="center"/>
+          </w:tcPr>
+          <w:p>
+            <w:r>
+              <w:t>Tecnología</w:t>
+            </w:r>
+          </w:p>
+        </w:tc>
+        <w:tc>
+          <w:tcPr>
+            <w:tcW w:w="2974" w:type="dxa"/>
+            <w:shd w:val="clear" w:color="auto" w:fill="D9D9D9" w:themeFill="background1" w:themeFillShade="D9"/>
+            <w:vAlign w:val="center"/>
+          </w:tcPr>
+          <w:p>
+            <w:r>
+              <w:t>Versión</w:t>
+            </w:r>
+          </w:p>
+        </w:tc>
+        <w:tc>
+          <w:tcPr>
+            <w:tcW w:w="2975" w:type="dxa"/>
+            <w:shd w:val="clear" w:color="auto" w:fill="D9D9D9" w:themeFill="background1" w:themeFillShade="D9"/>
+            <w:vAlign w:val="center"/>
+          </w:tcPr>
+          <w:p>
+            <w:r>
+              <w:t>Uso</w:t>
+            </w:r>
+          </w:p>
+        </w:tc>
+      </w:tr>
+      <w:tr>
+        <w:trPr>
+          <w:trHeight w:val="1676"/>
+        </w:trPr>
+        <w:tc>
+          <w:tcPr>
+            <w:tcW w:w="2974" w:type="dxa"/>
+            <w:vAlign w:val="center"/>
+          </w:tcPr>
+          <w:p>
+            <w:r>
+              <w:t>Python</w:t>
+            </w:r>
+          </w:p>
+        </w:tc>
+        <w:tc>
+          <w:tcPr>
+            <w:tcW w:w="2974" w:type="dxa"/>
+            <w:vAlign w:val="center"/>
+          </w:tcPr>
+          <w:p>
+            <w:r>
+              <w:t>3.0</w:t>
+            </w:r>
+          </w:p>
+        </w:tc>
+        <w:tc>
+          <w:tcPr>
+            <w:tcW w:w="2975" w:type="dxa"/>
+            <w:vAlign w:val="center"/>
+          </w:tcPr>
+          <w:p>
+            <w:pPr>
+              <w:spacing w:before="120" w:after="120" w:line="276" w:lineRule="auto"/>
+            </w:pPr>
+            <w:r>
+              <w:t>Lenguaje de programación del lado del servidor.</w:t>
+            </w:r>
+          </w:p>
+        </w:tc>
+      </w:tr>
+      <w:tr>
+        <w:trPr>
+          <w:trHeight w:val="1773"/>
+        </w:trPr>
+        <w:tc>
+          <w:tcPr>
+            <w:tcW w:w="2974" w:type="dxa"/>
+            <w:vAlign w:val="center"/>
+          </w:tcPr>
+          <w:p>
+            <w:r>
+              <w:t>Flask</w:t>
+            </w:r>
+          </w:p>
+        </w:tc>
+        <w:tc>
+          <w:tcPr>
+            <w:tcW w:w="2974" w:type="dxa"/>
+            <w:vAlign w:val="center"/>
+          </w:tcPr>
+          <w:p>
+            <w:r>
+              <w:t>3.0.0</w:t>
+            </w:r>
+          </w:p>
+        </w:tc>
+        <w:tc>
+          <w:tcPr>
+            <w:tcW w:w="2975" w:type="dxa"/>
+            <w:vAlign w:val="center"/>
+          </w:tcPr>
+          <w:p>
+            <w:pPr>
+              <w:spacing w:before="120" w:after="120" w:line="276" w:lineRule="auto"/>
+            </w:pPr>
+            <w:proofErr w:type="spellStart"/>
+            <w:r>
+              <w:t>Micro-framework</w:t>
+            </w:r>
+            <w:proofErr w:type="spellEnd"/>
+            <w:r>
+              <w:t xml:space="preserve"> para crear la API REST y gestionar las peticiones.</w:t>
+            </w:r>
+          </w:p>
+        </w:tc>
+      </w:tr>
+      <w:tr>
+        <w:trPr>
+          <w:trHeight w:val="1676"/>
+        </w:trPr>
+        <w:tc>
+          <w:tcPr>
+            <w:tcW w:w="2974" w:type="dxa"/>
+            <w:vAlign w:val="center"/>
+          </w:tcPr>
+          <w:p>
+            <w:proofErr w:type="spellStart"/>
+            <w:r>
+              <w:t>SQLAlchemy</w:t>
+            </w:r>
+            <w:proofErr w:type="spellEnd"/>
+          </w:p>
+        </w:tc>
+        <w:tc>
+          <w:tcPr>
+            <w:tcW w:w="2974" w:type="dxa"/>
+            <w:vAlign w:val="center"/>
+          </w:tcPr>
+          <w:p>
+            <w:r>
+              <w:t>2.0.45</w:t>
+            </w:r>
+          </w:p>
+        </w:tc>
+        <w:tc>
+          <w:tcPr>
+            <w:tcW w:w="2975" w:type="dxa"/>
+            <w:vAlign w:val="center"/>
+          </w:tcPr>
+          <w:p>
+            <w:pPr>
+              <w:spacing w:before="120" w:after="120" w:line="276" w:lineRule="auto"/>
+            </w:pPr>
+            <w:r>
+              <w:t>ORM para interactuar con la base de datos usando objetos Python en lugar de SQL puro.</w:t>
+            </w:r>
+          </w:p>
+        </w:tc>
+      </w:tr>
+      <w:tr>
+        <w:trPr>
+          <w:trHeight w:val="1773"/>
+        </w:trPr>
+        <w:tc>
+          <w:tcPr>
+            <w:tcW w:w="2974" w:type="dxa"/>
+            <w:vAlign w:val="center"/>
+          </w:tcPr>
+          <w:p>
+            <w:r>
+              <w:t>Flask-</w:t>
+            </w:r>
+            <w:proofErr w:type="spellStart"/>
+            <w:r>
+              <w:t>SQLAlchemy</w:t>
+            </w:r>
+            <w:proofErr w:type="spellEnd"/>
+          </w:p>
+        </w:tc>
+        <w:tc>
+          <w:tcPr>
+            <w:tcW w:w="2974" w:type="dxa"/>
+            <w:vAlign w:val="center"/>
+          </w:tcPr>
+          <w:p>
+            <w:r>
+              <w:t>3.1.1</w:t>
+            </w:r>
+          </w:p>
+        </w:tc>
+        <w:tc>
+          <w:tcPr>
+            <w:tcW w:w="2975" w:type="dxa"/>
+            <w:vAlign w:val="center"/>
+          </w:tcPr>
+          <w:p>
+            <w:pPr>
+              <w:spacing w:before="120" w:after="120" w:line="276" w:lineRule="auto"/>
+            </w:pPr>
+            <w:r>
+              <w:t xml:space="preserve">Integración oficial de </w:t>
+            </w:r>
+            <w:proofErr w:type="spellStart"/>
+            <w:r>
+              <w:t>SQLAlchemy</w:t>
+            </w:r>
+            <w:proofErr w:type="spellEnd"/>
+            <w:r>
+              <w:t xml:space="preserve"> con Flask.</w:t>
+            </w:r>
+          </w:p>
+        </w:tc>
+      </w:tr>
+      <w:tr>
+        <w:trPr>
+          <w:trHeight w:val="1676"/>
+        </w:trPr>
+        <w:tc>
+          <w:tcPr>
+            <w:tcW w:w="2974" w:type="dxa"/>
+            <w:vAlign w:val="center"/>
+          </w:tcPr>
+          <w:p>
+            <w:proofErr w:type="spellStart"/>
+            <w:r>
+              <w:t>PyMySQL</w:t>
+            </w:r>
+            <w:proofErr w:type="spellEnd"/>
+          </w:p>
+        </w:tc>
+        <w:tc>
+          <w:tcPr>
+            <w:tcW w:w="2974" w:type="dxa"/>
+            <w:vAlign w:val="center"/>
+          </w:tcPr>
+          <w:p>
+            <w:r>
+              <w:t>1.1.2</w:t>
+            </w:r>
+          </w:p>
+        </w:tc>
+        <w:tc>
+          <w:tcPr>
+            <w:tcW w:w="2975" w:type="dxa"/>
+            <w:vAlign w:val="center"/>
+          </w:tcPr>
+          <w:p>
+            <w:pPr>
+              <w:spacing w:before="120" w:after="120" w:line="276" w:lineRule="auto"/>
+            </w:pPr>
+            <w:r>
+              <w:t>Driver que permite a Python conectarse y comunicarse con bases de datos MySQL.</w:t>
+            </w:r>
+          </w:p>
+        </w:tc>
+      </w:tr>
+      <w:tr>
+        <w:trPr>
+          <w:trHeight w:val="1676"/>
+        </w:trPr>
+        <w:tc>
+          <w:tcPr>
+            <w:tcW w:w="2974" w:type="dxa"/>
+            <w:vAlign w:val="center"/>
+          </w:tcPr>
+          <w:p>
+            <w:r>
+              <w:t>Flask-CORS</w:t>
+            </w:r>
+          </w:p>
+        </w:tc>
+        <w:tc>
+          <w:tcPr>
+            <w:tcW w:w="2974" w:type="dxa"/>
+            <w:vAlign w:val="center"/>
+          </w:tcPr>
+          <w:p>
+            <w:r>
+              <w:t>6.0.2</w:t>
+            </w:r>
+          </w:p>
+        </w:tc>
+        <w:tc>
+          <w:tcPr>
+            <w:tcW w:w="2975" w:type="dxa"/>
+            <w:vAlign w:val="center"/>
+          </w:tcPr>
+          <w:p>
+            <w:pPr>
+              <w:spacing w:before="120" w:after="120" w:line="276" w:lineRule="auto"/>
+            </w:pPr>
+            <w:r>
+              <w:t xml:space="preserve">Permite que el </w:t>
+            </w:r>
+            <w:proofErr w:type="spellStart"/>
+            <w:r>
+              <w:t>frontend</w:t>
+            </w:r>
+            <w:proofErr w:type="spellEnd"/>
+            <w:r>
+              <w:t xml:space="preserve"> (desde un dominio distinto) pueda consultar la API.</w:t>
+            </w:r>
+          </w:p>
+        </w:tc>
+      </w:tr>
+    </w:tbl>
     <w:p/>
     <w:sectPr>
       <w:pgSz w:w="11906" w:h="16838"/>
@@ -2794,7 +3633,7 @@
   <w:abstractNum w:abstractNumId="3" w15:restartNumberingAfterBreak="0">
     <w:nsid w:val="66593D57"/>
     <w:multiLevelType w:val="hybridMultilevel"/>
-    <w:tmpl w:val="9FD07D02"/>
+    <w:tmpl w:val="15107F1C"/>
     <w:lvl w:ilvl="0" w:tplc="0C0A0001">
       <w:start w:val="1"/>
       <w:numFmt w:val="bullet"/>
@@ -3319,6 +4158,7 @@
   <w:style w:type="paragraph" w:default="1" w:styleId="Normal">
     <w:name w:val="Normal"/>
     <w:qFormat/>
+    <w:rsid w:val="004F0E90"/>
   </w:style>
   <w:style w:type="paragraph" w:styleId="Ttulo1">
     <w:name w:val="heading 1"/>
@@ -3940,6 +4780,25 @@
       <w14:ligatures w14:val="none"/>
     </w:rPr>
   </w:style>
+  <w:style w:type="table" w:styleId="Tablaconcuadrcula">
+    <w:name w:val="Table Grid"/>
+    <w:basedOn w:val="Tablanormal"/>
+    <w:uiPriority w:val="39"/>
+    <w:rsid w:val="004F0E90"/>
+    <w:pPr>
+      <w:spacing w:after="0" w:line="240" w:lineRule="auto"/>
+    </w:pPr>
+    <w:tblPr>
+      <w:tblBorders>
+        <w:top w:val="single" w:sz="4" w:space="0" w:color="auto"/>
+        <w:left w:val="single" w:sz="4" w:space="0" w:color="auto"/>
+        <w:bottom w:val="single" w:sz="4" w:space="0" w:color="auto"/>
+        <w:right w:val="single" w:sz="4" w:space="0" w:color="auto"/>
+        <w:insideH w:val="single" w:sz="4" w:space="0" w:color="auto"/>
+        <w:insideV w:val="single" w:sz="4" w:space="0" w:color="auto"/>
+      </w:tblBorders>
+    </w:tblPr>
+  </w:style>
 </w:styles>
 </file>
 

--- a/Info/Memoria SquadFinder.docx
+++ b/Info/Memoria SquadFinder.docx
@@ -708,7 +708,7 @@
           <w:r>
             <w:fldChar w:fldCharType="separate"/>
           </w:r>
-          <w:hyperlink w:anchor="_Toc229321772" w:history="1">
+          <w:hyperlink w:anchor="_Toc229325519" w:history="1">
             <w:r>
               <w:rPr>
                 <w:rStyle w:val="Hipervnculo"/>
@@ -735,7 +735,7 @@
                 <w:noProof/>
                 <w:webHidden/>
               </w:rPr>
-              <w:instrText xml:space="preserve"> PAGEREF _Toc229321772 \h </w:instrText>
+              <w:instrText xml:space="preserve"> PAGEREF _Toc229325519 \h </w:instrText>
             </w:r>
             <w:r>
               <w:rPr>
@@ -781,7 +781,7 @@
               <w14:ligatures w14:val="standardContextual"/>
             </w:rPr>
           </w:pPr>
-          <w:hyperlink w:anchor="_Toc229321773" w:history="1">
+          <w:hyperlink w:anchor="_Toc229325520" w:history="1">
             <w:r>
               <w:rPr>
                 <w:rStyle w:val="Hipervnculo"/>
@@ -808,7 +808,7 @@
                 <w:noProof/>
                 <w:webHidden/>
               </w:rPr>
-              <w:instrText xml:space="preserve"> PAGEREF _Toc229321773 \h </w:instrText>
+              <w:instrText xml:space="preserve"> PAGEREF _Toc229325520 \h </w:instrText>
             </w:r>
             <w:r>
               <w:rPr>
@@ -854,7 +854,7 @@
               <w14:ligatures w14:val="standardContextual"/>
             </w:rPr>
           </w:pPr>
-          <w:hyperlink w:anchor="_Toc229321774" w:history="1">
+          <w:hyperlink w:anchor="_Toc229325521" w:history="1">
             <w:r>
               <w:rPr>
                 <w:rStyle w:val="Hipervnculo"/>
@@ -881,7 +881,7 @@
                 <w:noProof/>
                 <w:webHidden/>
               </w:rPr>
-              <w:instrText xml:space="preserve"> PAGEREF _Toc229321774 \h </w:instrText>
+              <w:instrText xml:space="preserve"> PAGEREF _Toc229325521 \h </w:instrText>
             </w:r>
             <w:r>
               <w:rPr>
@@ -927,7 +927,7 @@
               <w14:ligatures w14:val="standardContextual"/>
             </w:rPr>
           </w:pPr>
-          <w:hyperlink w:anchor="_Toc229321775" w:history="1">
+          <w:hyperlink w:anchor="_Toc229325522" w:history="1">
             <w:r>
               <w:rPr>
                 <w:rStyle w:val="Hipervnculo"/>
@@ -954,7 +954,7 @@
                 <w:noProof/>
                 <w:webHidden/>
               </w:rPr>
-              <w:instrText xml:space="preserve"> PAGEREF _Toc229321775 \h </w:instrText>
+              <w:instrText xml:space="preserve"> PAGEREF _Toc229325522 \h </w:instrText>
             </w:r>
             <w:r>
               <w:rPr>
@@ -1000,7 +1000,7 @@
               <w14:ligatures w14:val="standardContextual"/>
             </w:rPr>
           </w:pPr>
-          <w:hyperlink w:anchor="_Toc229321776" w:history="1">
+          <w:hyperlink w:anchor="_Toc229325523" w:history="1">
             <w:r>
               <w:rPr>
                 <w:rStyle w:val="Hipervnculo"/>
@@ -1027,7 +1027,7 @@
                 <w:noProof/>
                 <w:webHidden/>
               </w:rPr>
-              <w:instrText xml:space="preserve"> PAGEREF _Toc229321776 \h </w:instrText>
+              <w:instrText xml:space="preserve"> PAGEREF _Toc229325523 \h </w:instrText>
             </w:r>
             <w:r>
               <w:rPr>
@@ -1073,7 +1073,7 @@
               <w14:ligatures w14:val="standardContextual"/>
             </w:rPr>
           </w:pPr>
-          <w:hyperlink w:anchor="_Toc229321777" w:history="1">
+          <w:hyperlink w:anchor="_Toc229325524" w:history="1">
             <w:r>
               <w:rPr>
                 <w:rStyle w:val="Hipervnculo"/>
@@ -1100,7 +1100,7 @@
                 <w:noProof/>
                 <w:webHidden/>
               </w:rPr>
-              <w:instrText xml:space="preserve"> PAGEREF _Toc229321777 \h </w:instrText>
+              <w:instrText xml:space="preserve"> PAGEREF _Toc229325524 \h </w:instrText>
             </w:r>
             <w:r>
               <w:rPr>
@@ -1145,7 +1145,7 @@
               <w:lang w:eastAsia="es-ES"/>
             </w:rPr>
           </w:pPr>
-          <w:hyperlink w:anchor="_Toc229321778" w:history="1">
+          <w:hyperlink w:anchor="_Toc229325525" w:history="1">
             <w:r>
               <w:rPr>
                 <w:rStyle w:val="Hipervnculo"/>
@@ -1172,7 +1172,7 @@
                 <w:noProof/>
                 <w:webHidden/>
               </w:rPr>
-              <w:instrText xml:space="preserve"> PAGEREF _Toc229321778 \h </w:instrText>
+              <w:instrText xml:space="preserve"> PAGEREF _Toc229325525 \h </w:instrText>
             </w:r>
             <w:r>
               <w:rPr>
@@ -1218,7 +1218,7 @@
               <w14:ligatures w14:val="standardContextual"/>
             </w:rPr>
           </w:pPr>
-          <w:hyperlink w:anchor="_Toc229321779" w:history="1">
+          <w:hyperlink w:anchor="_Toc229325526" w:history="1">
             <w:r>
               <w:rPr>
                 <w:rStyle w:val="Hipervnculo"/>
@@ -1245,7 +1245,7 @@
                 <w:noProof/>
                 <w:webHidden/>
               </w:rPr>
-              <w:instrText xml:space="preserve"> PAGEREF _Toc229321779 \h </w:instrText>
+              <w:instrText xml:space="preserve"> PAGEREF _Toc229325526 \h </w:instrText>
             </w:r>
             <w:r>
               <w:rPr>
@@ -1266,6 +1266,734 @@
                 <w:webHidden/>
               </w:rPr>
               <w:t>5</w:t>
+            </w:r>
+            <w:r>
+              <w:rPr>
+                <w:noProof/>
+                <w:webHidden/>
+              </w:rPr>
+              <w:fldChar w:fldCharType="end"/>
+            </w:r>
+          </w:hyperlink>
+        </w:p>
+        <w:p>
+          <w:pPr>
+            <w:pStyle w:val="TDC2"/>
+            <w:tabs>
+              <w:tab w:val="right" w:leader="dot" w:pos="8494"/>
+            </w:tabs>
+            <w:rPr>
+              <w:rFonts w:cstheme="minorBidi"/>
+              <w:noProof/>
+              <w:kern w:val="2"/>
+              <w:sz w:val="24"/>
+              <w:szCs w:val="24"/>
+              <w14:ligatures w14:val="standardContextual"/>
+            </w:rPr>
+          </w:pPr>
+          <w:hyperlink w:anchor="_Toc229325527" w:history="1">
+            <w:r>
+              <w:rPr>
+                <w:rStyle w:val="Hipervnculo"/>
+                <w:noProof/>
+              </w:rPr>
+              <w:t>2.2 Backend</w:t>
+            </w:r>
+            <w:r>
+              <w:rPr>
+                <w:noProof/>
+                <w:webHidden/>
+              </w:rPr>
+              <w:tab/>
+            </w:r>
+            <w:r>
+              <w:rPr>
+                <w:noProof/>
+                <w:webHidden/>
+              </w:rPr>
+              <w:fldChar w:fldCharType="begin"/>
+            </w:r>
+            <w:r>
+              <w:rPr>
+                <w:noProof/>
+                <w:webHidden/>
+              </w:rPr>
+              <w:instrText xml:space="preserve"> PAGEREF _Toc229325527 \h </w:instrText>
+            </w:r>
+            <w:r>
+              <w:rPr>
+                <w:noProof/>
+                <w:webHidden/>
+              </w:rPr>
+            </w:r>
+            <w:r>
+              <w:rPr>
+                <w:noProof/>
+                <w:webHidden/>
+              </w:rPr>
+              <w:fldChar w:fldCharType="separate"/>
+            </w:r>
+            <w:r>
+              <w:rPr>
+                <w:noProof/>
+                <w:webHidden/>
+              </w:rPr>
+              <w:t>6</w:t>
+            </w:r>
+            <w:r>
+              <w:rPr>
+                <w:noProof/>
+                <w:webHidden/>
+              </w:rPr>
+              <w:fldChar w:fldCharType="end"/>
+            </w:r>
+          </w:hyperlink>
+        </w:p>
+        <w:p>
+          <w:pPr>
+            <w:pStyle w:val="TDC1"/>
+            <w:tabs>
+              <w:tab w:val="right" w:leader="dot" w:pos="8494"/>
+            </w:tabs>
+            <w:rPr>
+              <w:rFonts w:eastAsiaTheme="minorEastAsia"/>
+              <w:noProof/>
+              <w:sz w:val="24"/>
+              <w:szCs w:val="24"/>
+              <w:lang w:eastAsia="es-ES"/>
+            </w:rPr>
+          </w:pPr>
+          <w:hyperlink w:anchor="_Toc229325528" w:history="1">
+            <w:r>
+              <w:rPr>
+                <w:rStyle w:val="Hipervnculo"/>
+                <w:noProof/>
+              </w:rPr>
+              <w:t>3. Implementación del modelo de datos</w:t>
+            </w:r>
+            <w:r>
+              <w:rPr>
+                <w:noProof/>
+                <w:webHidden/>
+              </w:rPr>
+              <w:tab/>
+            </w:r>
+            <w:r>
+              <w:rPr>
+                <w:noProof/>
+                <w:webHidden/>
+              </w:rPr>
+              <w:fldChar w:fldCharType="begin"/>
+            </w:r>
+            <w:r>
+              <w:rPr>
+                <w:noProof/>
+                <w:webHidden/>
+              </w:rPr>
+              <w:instrText xml:space="preserve"> PAGEREF _Toc229325528 \h </w:instrText>
+            </w:r>
+            <w:r>
+              <w:rPr>
+                <w:noProof/>
+                <w:webHidden/>
+              </w:rPr>
+            </w:r>
+            <w:r>
+              <w:rPr>
+                <w:noProof/>
+                <w:webHidden/>
+              </w:rPr>
+              <w:fldChar w:fldCharType="separate"/>
+            </w:r>
+            <w:r>
+              <w:rPr>
+                <w:noProof/>
+                <w:webHidden/>
+              </w:rPr>
+              <w:t>7</w:t>
+            </w:r>
+            <w:r>
+              <w:rPr>
+                <w:noProof/>
+                <w:webHidden/>
+              </w:rPr>
+              <w:fldChar w:fldCharType="end"/>
+            </w:r>
+          </w:hyperlink>
+        </w:p>
+        <w:p>
+          <w:pPr>
+            <w:pStyle w:val="TDC1"/>
+            <w:tabs>
+              <w:tab w:val="right" w:leader="dot" w:pos="8494"/>
+            </w:tabs>
+            <w:rPr>
+              <w:rFonts w:eastAsiaTheme="minorEastAsia"/>
+              <w:noProof/>
+              <w:sz w:val="24"/>
+              <w:szCs w:val="24"/>
+              <w:lang w:eastAsia="es-ES"/>
+            </w:rPr>
+          </w:pPr>
+          <w:hyperlink w:anchor="_Toc229325529" w:history="1">
+            <w:r>
+              <w:rPr>
+                <w:rStyle w:val="Hipervnculo"/>
+                <w:noProof/>
+              </w:rPr>
+              <w:t>4. Endpoints</w:t>
+            </w:r>
+            <w:r>
+              <w:rPr>
+                <w:noProof/>
+                <w:webHidden/>
+              </w:rPr>
+              <w:tab/>
+            </w:r>
+            <w:r>
+              <w:rPr>
+                <w:noProof/>
+                <w:webHidden/>
+              </w:rPr>
+              <w:fldChar w:fldCharType="begin"/>
+            </w:r>
+            <w:r>
+              <w:rPr>
+                <w:noProof/>
+                <w:webHidden/>
+              </w:rPr>
+              <w:instrText xml:space="preserve"> PAGEREF _Toc229325529 \h </w:instrText>
+            </w:r>
+            <w:r>
+              <w:rPr>
+                <w:noProof/>
+                <w:webHidden/>
+              </w:rPr>
+            </w:r>
+            <w:r>
+              <w:rPr>
+                <w:noProof/>
+                <w:webHidden/>
+              </w:rPr>
+              <w:fldChar w:fldCharType="separate"/>
+            </w:r>
+            <w:r>
+              <w:rPr>
+                <w:noProof/>
+                <w:webHidden/>
+              </w:rPr>
+              <w:t>8</w:t>
+            </w:r>
+            <w:r>
+              <w:rPr>
+                <w:noProof/>
+                <w:webHidden/>
+              </w:rPr>
+              <w:fldChar w:fldCharType="end"/>
+            </w:r>
+          </w:hyperlink>
+        </w:p>
+        <w:p>
+          <w:pPr>
+            <w:pStyle w:val="TDC2"/>
+            <w:tabs>
+              <w:tab w:val="right" w:leader="dot" w:pos="8494"/>
+            </w:tabs>
+            <w:rPr>
+              <w:rFonts w:cstheme="minorBidi"/>
+              <w:noProof/>
+              <w:kern w:val="2"/>
+              <w:sz w:val="24"/>
+              <w:szCs w:val="24"/>
+              <w14:ligatures w14:val="standardContextual"/>
+            </w:rPr>
+          </w:pPr>
+          <w:hyperlink w:anchor="_Toc229325530" w:history="1">
+            <w:r>
+              <w:rPr>
+                <w:rStyle w:val="Hipervnculo"/>
+                <w:noProof/>
+              </w:rPr>
+              <w:t>4.1 Autenticacion</w:t>
+            </w:r>
+            <w:r>
+              <w:rPr>
+                <w:noProof/>
+                <w:webHidden/>
+              </w:rPr>
+              <w:tab/>
+            </w:r>
+            <w:r>
+              <w:rPr>
+                <w:noProof/>
+                <w:webHidden/>
+              </w:rPr>
+              <w:fldChar w:fldCharType="begin"/>
+            </w:r>
+            <w:r>
+              <w:rPr>
+                <w:noProof/>
+                <w:webHidden/>
+              </w:rPr>
+              <w:instrText xml:space="preserve"> PAGEREF _Toc229325530 \h </w:instrText>
+            </w:r>
+            <w:r>
+              <w:rPr>
+                <w:noProof/>
+                <w:webHidden/>
+              </w:rPr>
+            </w:r>
+            <w:r>
+              <w:rPr>
+                <w:noProof/>
+                <w:webHidden/>
+              </w:rPr>
+              <w:fldChar w:fldCharType="separate"/>
+            </w:r>
+            <w:r>
+              <w:rPr>
+                <w:noProof/>
+                <w:webHidden/>
+              </w:rPr>
+              <w:t>8</w:t>
+            </w:r>
+            <w:r>
+              <w:rPr>
+                <w:noProof/>
+                <w:webHidden/>
+              </w:rPr>
+              <w:fldChar w:fldCharType="end"/>
+            </w:r>
+          </w:hyperlink>
+        </w:p>
+        <w:p>
+          <w:pPr>
+            <w:pStyle w:val="TDC2"/>
+            <w:tabs>
+              <w:tab w:val="right" w:leader="dot" w:pos="8494"/>
+            </w:tabs>
+            <w:rPr>
+              <w:rFonts w:cstheme="minorBidi"/>
+              <w:noProof/>
+              <w:kern w:val="2"/>
+              <w:sz w:val="24"/>
+              <w:szCs w:val="24"/>
+              <w14:ligatures w14:val="standardContextual"/>
+            </w:rPr>
+          </w:pPr>
+          <w:hyperlink w:anchor="_Toc229325531" w:history="1">
+            <w:r>
+              <w:rPr>
+                <w:rStyle w:val="Hipervnculo"/>
+                <w:noProof/>
+              </w:rPr>
+              <w:t>4.2 Perfil</w:t>
+            </w:r>
+            <w:r>
+              <w:rPr>
+                <w:noProof/>
+                <w:webHidden/>
+              </w:rPr>
+              <w:tab/>
+            </w:r>
+            <w:r>
+              <w:rPr>
+                <w:noProof/>
+                <w:webHidden/>
+              </w:rPr>
+              <w:fldChar w:fldCharType="begin"/>
+            </w:r>
+            <w:r>
+              <w:rPr>
+                <w:noProof/>
+                <w:webHidden/>
+              </w:rPr>
+              <w:instrText xml:space="preserve"> PAGEREF _Toc229325531 \h </w:instrText>
+            </w:r>
+            <w:r>
+              <w:rPr>
+                <w:noProof/>
+                <w:webHidden/>
+              </w:rPr>
+            </w:r>
+            <w:r>
+              <w:rPr>
+                <w:noProof/>
+                <w:webHidden/>
+              </w:rPr>
+              <w:fldChar w:fldCharType="separate"/>
+            </w:r>
+            <w:r>
+              <w:rPr>
+                <w:noProof/>
+                <w:webHidden/>
+              </w:rPr>
+              <w:t>8</w:t>
+            </w:r>
+            <w:r>
+              <w:rPr>
+                <w:noProof/>
+                <w:webHidden/>
+              </w:rPr>
+              <w:fldChar w:fldCharType="end"/>
+            </w:r>
+          </w:hyperlink>
+        </w:p>
+        <w:p>
+          <w:pPr>
+            <w:pStyle w:val="TDC2"/>
+            <w:tabs>
+              <w:tab w:val="right" w:leader="dot" w:pos="8494"/>
+            </w:tabs>
+            <w:rPr>
+              <w:rFonts w:cstheme="minorBidi"/>
+              <w:noProof/>
+              <w:kern w:val="2"/>
+              <w:sz w:val="24"/>
+              <w:szCs w:val="24"/>
+              <w14:ligatures w14:val="standardContextual"/>
+            </w:rPr>
+          </w:pPr>
+          <w:hyperlink w:anchor="_Toc229325532" w:history="1">
+            <w:r>
+              <w:rPr>
+                <w:rStyle w:val="Hipervnculo"/>
+                <w:noProof/>
+              </w:rPr>
+              <w:t>4.3 Juegos</w:t>
+            </w:r>
+            <w:r>
+              <w:rPr>
+                <w:noProof/>
+                <w:webHidden/>
+              </w:rPr>
+              <w:tab/>
+            </w:r>
+            <w:r>
+              <w:rPr>
+                <w:noProof/>
+                <w:webHidden/>
+              </w:rPr>
+              <w:fldChar w:fldCharType="begin"/>
+            </w:r>
+            <w:r>
+              <w:rPr>
+                <w:noProof/>
+                <w:webHidden/>
+              </w:rPr>
+              <w:instrText xml:space="preserve"> PAGEREF _Toc229325532 \h </w:instrText>
+            </w:r>
+            <w:r>
+              <w:rPr>
+                <w:noProof/>
+                <w:webHidden/>
+              </w:rPr>
+            </w:r>
+            <w:r>
+              <w:rPr>
+                <w:noProof/>
+                <w:webHidden/>
+              </w:rPr>
+              <w:fldChar w:fldCharType="separate"/>
+            </w:r>
+            <w:r>
+              <w:rPr>
+                <w:noProof/>
+                <w:webHidden/>
+              </w:rPr>
+              <w:t>8</w:t>
+            </w:r>
+            <w:r>
+              <w:rPr>
+                <w:noProof/>
+                <w:webHidden/>
+              </w:rPr>
+              <w:fldChar w:fldCharType="end"/>
+            </w:r>
+          </w:hyperlink>
+        </w:p>
+        <w:p>
+          <w:pPr>
+            <w:pStyle w:val="TDC2"/>
+            <w:tabs>
+              <w:tab w:val="right" w:leader="dot" w:pos="8494"/>
+            </w:tabs>
+            <w:rPr>
+              <w:rFonts w:cstheme="minorBidi"/>
+              <w:noProof/>
+              <w:kern w:val="2"/>
+              <w:sz w:val="24"/>
+              <w:szCs w:val="24"/>
+              <w14:ligatures w14:val="standardContextual"/>
+            </w:rPr>
+          </w:pPr>
+          <w:hyperlink w:anchor="_Toc229325533" w:history="1">
+            <w:r>
+              <w:rPr>
+                <w:rStyle w:val="Hipervnculo"/>
+                <w:noProof/>
+              </w:rPr>
+              <w:t>4.4 Anuncios</w:t>
+            </w:r>
+            <w:r>
+              <w:rPr>
+                <w:noProof/>
+                <w:webHidden/>
+              </w:rPr>
+              <w:tab/>
+            </w:r>
+            <w:r>
+              <w:rPr>
+                <w:noProof/>
+                <w:webHidden/>
+              </w:rPr>
+              <w:fldChar w:fldCharType="begin"/>
+            </w:r>
+            <w:r>
+              <w:rPr>
+                <w:noProof/>
+                <w:webHidden/>
+              </w:rPr>
+              <w:instrText xml:space="preserve"> PAGEREF _Toc229325533 \h </w:instrText>
+            </w:r>
+            <w:r>
+              <w:rPr>
+                <w:noProof/>
+                <w:webHidden/>
+              </w:rPr>
+            </w:r>
+            <w:r>
+              <w:rPr>
+                <w:noProof/>
+                <w:webHidden/>
+              </w:rPr>
+              <w:fldChar w:fldCharType="separate"/>
+            </w:r>
+            <w:r>
+              <w:rPr>
+                <w:noProof/>
+                <w:webHidden/>
+              </w:rPr>
+              <w:t>8</w:t>
+            </w:r>
+            <w:r>
+              <w:rPr>
+                <w:noProof/>
+                <w:webHidden/>
+              </w:rPr>
+              <w:fldChar w:fldCharType="end"/>
+            </w:r>
+          </w:hyperlink>
+        </w:p>
+        <w:p>
+          <w:pPr>
+            <w:pStyle w:val="TDC2"/>
+            <w:tabs>
+              <w:tab w:val="right" w:leader="dot" w:pos="8494"/>
+            </w:tabs>
+            <w:rPr>
+              <w:rFonts w:cstheme="minorBidi"/>
+              <w:noProof/>
+              <w:kern w:val="2"/>
+              <w:sz w:val="24"/>
+              <w:szCs w:val="24"/>
+              <w14:ligatures w14:val="standardContextual"/>
+            </w:rPr>
+          </w:pPr>
+          <w:hyperlink w:anchor="_Toc229325534" w:history="1">
+            <w:r>
+              <w:rPr>
+                <w:rStyle w:val="Hipervnculo"/>
+                <w:noProof/>
+              </w:rPr>
+              <w:t>4.5 Amigos</w:t>
+            </w:r>
+            <w:r>
+              <w:rPr>
+                <w:noProof/>
+                <w:webHidden/>
+              </w:rPr>
+              <w:tab/>
+            </w:r>
+            <w:r>
+              <w:rPr>
+                <w:noProof/>
+                <w:webHidden/>
+              </w:rPr>
+              <w:fldChar w:fldCharType="begin"/>
+            </w:r>
+            <w:r>
+              <w:rPr>
+                <w:noProof/>
+                <w:webHidden/>
+              </w:rPr>
+              <w:instrText xml:space="preserve"> PAGEREF _Toc229325534 \h </w:instrText>
+            </w:r>
+            <w:r>
+              <w:rPr>
+                <w:noProof/>
+                <w:webHidden/>
+              </w:rPr>
+            </w:r>
+            <w:r>
+              <w:rPr>
+                <w:noProof/>
+                <w:webHidden/>
+              </w:rPr>
+              <w:fldChar w:fldCharType="separate"/>
+            </w:r>
+            <w:r>
+              <w:rPr>
+                <w:noProof/>
+                <w:webHidden/>
+              </w:rPr>
+              <w:t>8</w:t>
+            </w:r>
+            <w:r>
+              <w:rPr>
+                <w:noProof/>
+                <w:webHidden/>
+              </w:rPr>
+              <w:fldChar w:fldCharType="end"/>
+            </w:r>
+          </w:hyperlink>
+        </w:p>
+        <w:p>
+          <w:pPr>
+            <w:pStyle w:val="TDC2"/>
+            <w:tabs>
+              <w:tab w:val="right" w:leader="dot" w:pos="8494"/>
+            </w:tabs>
+            <w:rPr>
+              <w:rFonts w:cstheme="minorBidi"/>
+              <w:noProof/>
+              <w:kern w:val="2"/>
+              <w:sz w:val="24"/>
+              <w:szCs w:val="24"/>
+              <w14:ligatures w14:val="standardContextual"/>
+            </w:rPr>
+          </w:pPr>
+          <w:hyperlink w:anchor="_Toc229325535" w:history="1">
+            <w:r>
+              <w:rPr>
+                <w:rStyle w:val="Hipervnculo"/>
+                <w:noProof/>
+              </w:rPr>
+              <w:t>4.6 Chat</w:t>
+            </w:r>
+            <w:r>
+              <w:rPr>
+                <w:noProof/>
+                <w:webHidden/>
+              </w:rPr>
+              <w:tab/>
+            </w:r>
+            <w:r>
+              <w:rPr>
+                <w:noProof/>
+                <w:webHidden/>
+              </w:rPr>
+              <w:fldChar w:fldCharType="begin"/>
+            </w:r>
+            <w:r>
+              <w:rPr>
+                <w:noProof/>
+                <w:webHidden/>
+              </w:rPr>
+              <w:instrText xml:space="preserve"> PAGEREF _Toc229325535 \h </w:instrText>
+            </w:r>
+            <w:r>
+              <w:rPr>
+                <w:noProof/>
+                <w:webHidden/>
+              </w:rPr>
+            </w:r>
+            <w:r>
+              <w:rPr>
+                <w:noProof/>
+                <w:webHidden/>
+              </w:rPr>
+              <w:fldChar w:fldCharType="separate"/>
+            </w:r>
+            <w:r>
+              <w:rPr>
+                <w:noProof/>
+                <w:webHidden/>
+              </w:rPr>
+              <w:t>8</w:t>
+            </w:r>
+            <w:r>
+              <w:rPr>
+                <w:noProof/>
+                <w:webHidden/>
+              </w:rPr>
+              <w:fldChar w:fldCharType="end"/>
+            </w:r>
+          </w:hyperlink>
+        </w:p>
+        <w:p>
+          <w:pPr>
+            <w:pStyle w:val="TDC2"/>
+            <w:tabs>
+              <w:tab w:val="right" w:leader="dot" w:pos="8494"/>
+            </w:tabs>
+            <w:rPr>
+              <w:rFonts w:cstheme="minorBidi"/>
+              <w:noProof/>
+              <w:kern w:val="2"/>
+              <w:sz w:val="24"/>
+              <w:szCs w:val="24"/>
+              <w14:ligatures w14:val="standardContextual"/>
+            </w:rPr>
+          </w:pPr>
+          <w:hyperlink w:anchor="_Toc229325536" w:history="1">
+            <w:r>
+              <w:rPr>
+                <w:rStyle w:val="Hipervnculo"/>
+                <w:noProof/>
+              </w:rPr>
+              <w:t>4.7 Otros</w:t>
+            </w:r>
+            <w:r>
+              <w:rPr>
+                <w:noProof/>
+                <w:webHidden/>
+              </w:rPr>
+              <w:tab/>
+            </w:r>
+            <w:r>
+              <w:rPr>
+                <w:noProof/>
+                <w:webHidden/>
+              </w:rPr>
+              <w:fldChar w:fldCharType="begin"/>
+            </w:r>
+            <w:r>
+              <w:rPr>
+                <w:noProof/>
+                <w:webHidden/>
+              </w:rPr>
+              <w:instrText xml:space="preserve"> PAGEREF _Toc229325536 \h </w:instrText>
+            </w:r>
+            <w:r>
+              <w:rPr>
+                <w:noProof/>
+                <w:webHidden/>
+              </w:rPr>
+            </w:r>
+            <w:r>
+              <w:rPr>
+                <w:noProof/>
+                <w:webHidden/>
+              </w:rPr>
+              <w:fldChar w:fldCharType="separate"/>
+            </w:r>
+            <w:r>
+              <w:rPr>
+                <w:noProof/>
+                <w:webHidden/>
+              </w:rPr>
+              <w:t>8</w:t>
             </w:r>
             <w:r>
               <w:rPr>
@@ -1294,7 +2022,7 @@
       <w:r>
         <w:br w:type="column"/>
       </w:r>
-      <w:bookmarkStart w:id="0" w:name="_Toc229321772"/>
+      <w:bookmarkStart w:id="0" w:name="_Toc229325519"/>
       <w:r>
         <w:lastRenderedPageBreak/>
         <w:t>1. Análisis del problema</w:t>
@@ -1305,7 +2033,7 @@
       <w:pPr>
         <w:pStyle w:val="Ttulo2"/>
       </w:pPr>
-      <w:bookmarkStart w:id="1" w:name="_Toc229321773"/>
+      <w:bookmarkStart w:id="1" w:name="_Toc229325520"/>
       <w:r>
         <w:t>1.1 Introducción</w:t>
       </w:r>
@@ -1339,21 +2067,7 @@
           <w:sz w:val="24"/>
           <w:szCs w:val="24"/>
         </w:rPr>
-        <w:t xml:space="preserve"> es una plataforma web social diseñada para mejorar la experiencia de los jugadores de videojuegos. La idea surgió porque los jugadores necesita</w:t>
-      </w:r>
-      <w:r>
-        <w:rPr>
-          <w:sz w:val="24"/>
-          <w:szCs w:val="24"/>
-        </w:rPr>
-        <w:t>mos</w:t>
-      </w:r>
-      <w:r>
-        <w:rPr>
-          <w:sz w:val="24"/>
-          <w:szCs w:val="24"/>
-        </w:rPr>
-        <w:t xml:space="preserve"> un lugar organizado para conectar con otros jugadores compatibles. De esta manera, se superan las limitaciones de los sistemas de emparejamiento actuales.</w:t>
+        <w:t xml:space="preserve"> es una plataforma web social diseñada para mejorar la experiencia de los jugadores de videojuegos. La idea surgió porque los jugadores necesitamos un lugar organizado para conectar con otros jugadores compatibles. De esta manera, se superan las limitaciones de los sistemas de emparejamiento actuales.</w:t>
       </w:r>
     </w:p>
     <w:p>
@@ -1368,21 +2082,7 @@
           <w:sz w:val="24"/>
           <w:szCs w:val="24"/>
         </w:rPr>
-        <w:t>La plataforma es una herramienta dinámica e intuitiva que permite a los usuarios crear perfiles detallados. Con un buscador avanzado que incluye filtros de</w:t>
-      </w:r>
-      <w:r>
-        <w:rPr>
-          <w:sz w:val="24"/>
-          <w:szCs w:val="24"/>
-        </w:rPr>
-        <w:t xml:space="preserve"> juego,</w:t>
-      </w:r>
-      <w:r>
-        <w:rPr>
-          <w:sz w:val="24"/>
-          <w:szCs w:val="24"/>
-        </w:rPr>
-        <w:t xml:space="preserve"> rango, horario e idioma, los jugadores pueden encontrar compañeros de equipo compatibles. Esto reduce la exposición a ambientes tóxicos y la frustración que se siente cuando se juega solo.</w:t>
+        <w:t>La plataforma es una herramienta dinámica e intuitiva que permite a los usuarios crear perfiles detallados. Con un buscador avanzado que incluye filtros de juego, rango, horario e idioma, los jugadores pueden encontrar compañeros de equipo compatibles. Esto reduce la exposición a ambientes tóxicos y la frustración que se siente cuando se juega solo.</w:t>
       </w:r>
     </w:p>
     <w:p>
@@ -1499,7 +2199,7 @@
       <w:pPr>
         <w:pStyle w:val="Ttulo2"/>
       </w:pPr>
-      <w:bookmarkStart w:id="2" w:name="_Toc229321774"/>
+      <w:bookmarkStart w:id="2" w:name="_Toc229325521"/>
       <w:r>
         <w:t>1.2 Objetivos</w:t>
       </w:r>
@@ -1706,7 +2406,7 @@
       <w:pPr>
         <w:pStyle w:val="Ttulo2"/>
       </w:pPr>
-      <w:bookmarkStart w:id="3" w:name="_Toc229321775"/>
+      <w:bookmarkStart w:id="3" w:name="_Toc229325522"/>
       <w:r>
         <w:t>1.3 Funciones y rendimientos deseados</w:t>
       </w:r>
@@ -1838,21 +2538,7 @@
           <w:sz w:val="24"/>
           <w:szCs w:val="24"/>
         </w:rPr>
-        <w:t xml:space="preserve">: </w:t>
-      </w:r>
-      <w:r>
-        <w:rPr>
-          <w:sz w:val="24"/>
-          <w:szCs w:val="24"/>
-        </w:rPr>
-        <w:t xml:space="preserve">La </w:t>
-      </w:r>
-      <w:r>
-        <w:rPr>
-          <w:sz w:val="24"/>
-          <w:szCs w:val="24"/>
-        </w:rPr>
-        <w:t>plataforma mostrará un catálogo actualizado con carátulas y metadatos oficiales de los juegos, facilitando que el usuario seleccione sus títulos favoritos de forma visual.</w:t>
+        <w:t>: La plataforma mostrará un catálogo actualizado con carátulas y metadatos oficiales de los juegos, facilitando que el usuario seleccione sus títulos favoritos de forma visual.</w:t>
       </w:r>
     </w:p>
     <w:p>
@@ -2017,7 +2703,7 @@
       <w:pPr>
         <w:pStyle w:val="Ttulo2"/>
       </w:pPr>
-      <w:bookmarkStart w:id="4" w:name="_Toc229321776"/>
+      <w:bookmarkStart w:id="4" w:name="_Toc229325523"/>
       <w:r>
         <w:t>1.4 Justificación de la solución elegida</w:t>
       </w:r>
@@ -2186,7 +2872,7 @@
       <w:pPr>
         <w:pStyle w:val="Ttulo2"/>
       </w:pPr>
-      <w:bookmarkStart w:id="5" w:name="_Toc229321777"/>
+      <w:bookmarkStart w:id="5" w:name="_Toc229325524"/>
       <w:r>
         <w:t>1.5 Modelado de la solución</w:t>
       </w:r>
@@ -2352,28 +3038,22 @@
           <w:sz w:val="28"/>
           <w:szCs w:val="28"/>
         </w:rPr>
-        <w:t>1.5.</w:t>
-      </w:r>
-      <w:r>
-        <w:rPr>
-          <w:sz w:val="28"/>
-          <w:szCs w:val="28"/>
-        </w:rPr>
-        <w:t>3</w:t>
-      </w:r>
-      <w:r>
-        <w:rPr>
-          <w:sz w:val="28"/>
-          <w:szCs w:val="28"/>
-        </w:rPr>
-        <w:t xml:space="preserve"> </w:t>
-      </w:r>
-      <w:r>
-        <w:rPr>
-          <w:sz w:val="28"/>
-          <w:szCs w:val="28"/>
-        </w:rPr>
-        <w:t>Infraestructura y despliegue</w:t>
+        <w:t>1.5.3 Recursos software</w:t>
+      </w:r>
+    </w:p>
+    <w:p>
+      <w:pPr>
+        <w:rPr>
+          <w:sz w:val="24"/>
+          <w:szCs w:val="24"/>
+        </w:rPr>
+      </w:pPr>
+      <w:r>
+        <w:rPr>
+          <w:sz w:val="24"/>
+          <w:szCs w:val="24"/>
+        </w:rPr>
+        <w:t>IDE utilizado:</w:t>
       </w:r>
     </w:p>
     <w:p>
@@ -2391,49 +3071,55 @@
       <w:proofErr w:type="spellStart"/>
       <w:r>
         <w:rPr>
-          <w:b/>
-          <w:bCs/>
-          <w:sz w:val="24"/>
-          <w:szCs w:val="24"/>
-        </w:rPr>
-        <w:t>Frontend</w:t>
+          <w:sz w:val="24"/>
+          <w:szCs w:val="24"/>
+        </w:rPr>
+        <w:t>Antigravity</w:t>
       </w:r>
       <w:proofErr w:type="spellEnd"/>
       <w:r>
         <w:rPr>
-          <w:b/>
-          <w:bCs/>
-          <w:sz w:val="24"/>
-          <w:szCs w:val="24"/>
-        </w:rPr>
-        <w:t xml:space="preserve"> (</w:t>
-      </w:r>
-      <w:proofErr w:type="spellStart"/>
-      <w:r>
-        <w:rPr>
-          <w:b/>
-          <w:bCs/>
-          <w:sz w:val="24"/>
-          <w:szCs w:val="24"/>
-        </w:rPr>
-        <w:t>Vercel</w:t>
-      </w:r>
-      <w:proofErr w:type="spellEnd"/>
-      <w:r>
-        <w:rPr>
-          <w:b/>
-          <w:bCs/>
-          <w:sz w:val="24"/>
-          <w:szCs w:val="24"/>
-        </w:rPr>
-        <w:t>):</w:t>
-      </w:r>
-      <w:r>
-        <w:rPr>
-          <w:sz w:val="24"/>
-          <w:szCs w:val="24"/>
-        </w:rPr>
-        <w:t xml:space="preserve"> Se encarga del despliegue automático del cliente. Se eligió por su rapidez en la entrega de contenido y su integración directa con el repositorio de código (CI/CD).</w:t>
+          <w:sz w:val="24"/>
+          <w:szCs w:val="24"/>
+        </w:rPr>
+        <w:t xml:space="preserve"> y Visual Studio Code</w:t>
+      </w:r>
+    </w:p>
+    <w:p>
+      <w:pPr>
+        <w:rPr>
+          <w:sz w:val="24"/>
+          <w:szCs w:val="24"/>
+        </w:rPr>
+      </w:pPr>
+    </w:p>
+    <w:p>
+      <w:pPr>
+        <w:rPr>
+          <w:sz w:val="28"/>
+          <w:szCs w:val="28"/>
+        </w:rPr>
+      </w:pPr>
+      <w:r>
+        <w:rPr>
+          <w:sz w:val="28"/>
+          <w:szCs w:val="28"/>
+        </w:rPr>
+        <w:t>1.5.</w:t>
+      </w:r>
+      <w:r>
+        <w:rPr>
+          <w:sz w:val="28"/>
+          <w:szCs w:val="28"/>
+        </w:rPr>
+        <w:t>4</w:t>
+      </w:r>
+      <w:r>
+        <w:rPr>
+          <w:sz w:val="28"/>
+          <w:szCs w:val="28"/>
+        </w:rPr>
+        <w:t xml:space="preserve"> Infraestructura y despliegue</w:t>
       </w:r>
     </w:p>
     <w:p>
@@ -2456,7 +3142,7 @@
           <w:sz w:val="24"/>
           <w:szCs w:val="24"/>
         </w:rPr>
-        <w:t>Backend</w:t>
+        <w:t>Frontend</w:t>
       </w:r>
       <w:proofErr w:type="spellEnd"/>
       <w:r>
@@ -2466,14 +3152,34 @@
           <w:sz w:val="24"/>
           <w:szCs w:val="24"/>
         </w:rPr>
-        <w:t xml:space="preserve"> (Render):</w:t>
-      </w:r>
-      <w:r>
-        <w:rPr>
-          <w:sz w:val="24"/>
-          <w:szCs w:val="24"/>
-        </w:rPr>
-        <w:t xml:space="preserve"> Aloja la lógica de servidor y la API. Proporciona un entorno estable y escalable para gestionar las peticiones de los usuarios y la lógica de negocio.</w:t>
+        <w:t xml:space="preserve"> (</w:t>
+      </w:r>
+      <w:proofErr w:type="spellStart"/>
+      <w:r>
+        <w:rPr>
+          <w:b/>
+          <w:bCs/>
+          <w:sz w:val="24"/>
+          <w:szCs w:val="24"/>
+        </w:rPr>
+        <w:t>Vercel</w:t>
+      </w:r>
+      <w:proofErr w:type="spellEnd"/>
+      <w:r>
+        <w:rPr>
+          <w:b/>
+          <w:bCs/>
+          <w:sz w:val="24"/>
+          <w:szCs w:val="24"/>
+        </w:rPr>
+        <w:t>):</w:t>
+      </w:r>
+      <w:r>
+        <w:rPr>
+          <w:sz w:val="24"/>
+          <w:szCs w:val="24"/>
+        </w:rPr>
+        <w:t xml:space="preserve"> Se encarga del despliegue automático del cliente. Se eligió por su rapidez en la entrega de contenido y su integración directa con el repositorio de código (CI/CD).</w:t>
       </w:r>
     </w:p>
     <w:p>
@@ -2488,6 +3194,7 @@
           <w:szCs w:val="24"/>
         </w:rPr>
       </w:pPr>
+      <w:proofErr w:type="spellStart"/>
       <w:r>
         <w:rPr>
           <w:b/>
@@ -2495,62 +3202,116 @@
           <w:sz w:val="24"/>
           <w:szCs w:val="24"/>
         </w:rPr>
-        <w:t>Base de Datos (Aiven.io):</w:t>
-      </w:r>
-      <w:r>
-        <w:rPr>
-          <w:sz w:val="24"/>
-          <w:szCs w:val="24"/>
-        </w:rPr>
-        <w:t xml:space="preserve"> Servicio gestionado en la nube para [PostgreSQL/MySQL]. Se utiliza para garantizar la seguridad, integridad y disponibilidad de los datos sin necesidad de mantenimiento manual del servido</w:t>
+        <w:t>Backend</w:t>
+      </w:r>
+      <w:proofErr w:type="spellEnd"/>
+      <w:r>
+        <w:rPr>
+          <w:b/>
+          <w:bCs/>
+          <w:sz w:val="24"/>
+          <w:szCs w:val="24"/>
+        </w:rPr>
+        <w:t xml:space="preserve"> (Render):</w:t>
+      </w:r>
+      <w:r>
+        <w:rPr>
+          <w:sz w:val="24"/>
+          <w:szCs w:val="24"/>
+        </w:rPr>
+        <w:t xml:space="preserve"> Aloja la lógica de servidor y la API. Proporciona un entorno estable y escalable para gestionar las peticiones de los usuarios y la lógica de negocio.</w:t>
       </w:r>
     </w:p>
     <w:p>
       <w:pPr>
-        <w:ind w:left="360"/>
-        <w:rPr>
-          <w:sz w:val="24"/>
-          <w:szCs w:val="24"/>
-        </w:rPr>
-      </w:pPr>
-      <w:r>
-        <w:rPr>
-          <w:sz w:val="24"/>
-          <w:szCs w:val="24"/>
-        </w:rPr>
-        <w:t xml:space="preserve">Se han usado todos los </w:t>
-      </w:r>
-      <w:proofErr w:type="gramStart"/>
-      <w:r>
-        <w:rPr>
-          <w:sz w:val="24"/>
-          <w:szCs w:val="24"/>
-        </w:rPr>
-        <w:t>planes gratuito</w:t>
-      </w:r>
-      <w:proofErr w:type="gramEnd"/>
-      <w:r>
-        <w:rPr>
-          <w:sz w:val="24"/>
-          <w:szCs w:val="24"/>
-        </w:rPr>
-        <w:t xml:space="preserve"> debido a que a ser el proceso de validación del proyecto no va a haber un gran numero de usuarios realizando peticiones</w:t>
-      </w:r>
+        <w:pStyle w:val="Prrafodelista"/>
+        <w:numPr>
+          <w:ilvl w:val="0"/>
+          <w:numId w:val="4"/>
+        </w:numPr>
+        <w:rPr>
+          <w:sz w:val="24"/>
+          <w:szCs w:val="24"/>
+        </w:rPr>
+      </w:pPr>
+      <w:r>
+        <w:rPr>
+          <w:b/>
+          <w:bCs/>
+          <w:sz w:val="24"/>
+          <w:szCs w:val="24"/>
+        </w:rPr>
+        <w:t>Base de Datos (Aiven.io):</w:t>
+      </w:r>
+      <w:r>
+        <w:rPr>
+          <w:sz w:val="24"/>
+          <w:szCs w:val="24"/>
+        </w:rPr>
+        <w:t xml:space="preserve"> Servicio gestionado en la nube para [PostgreSQL/MySQL]. Se utiliza para garantizar la seguridad, integridad y </w:t>
+      </w:r>
+      <w:r>
+        <w:rPr>
+          <w:sz w:val="24"/>
+          <w:szCs w:val="24"/>
+        </w:rPr>
+        <w:lastRenderedPageBreak/>
+        <w:t>disponibilidad de los datos sin necesidad de mantenimiento manual del servido</w:t>
+      </w:r>
+      <w:r>
+        <w:rPr>
+          <w:sz w:val="24"/>
+          <w:szCs w:val="24"/>
+        </w:rPr>
+        <w:t xml:space="preserve">. Para gestionar los datos visualmente se ha utilizado </w:t>
+      </w:r>
+      <w:proofErr w:type="spellStart"/>
+      <w:r>
+        <w:rPr>
+          <w:sz w:val="24"/>
+          <w:szCs w:val="24"/>
+        </w:rPr>
+        <w:t>DBeaver</w:t>
+      </w:r>
+      <w:proofErr w:type="spellEnd"/>
     </w:p>
     <w:p>
       <w:pPr>
+        <w:ind w:left="360"/>
+        <w:rPr>
+          <w:sz w:val="24"/>
+          <w:szCs w:val="24"/>
+        </w:rPr>
+      </w:pPr>
+      <w:r>
+        <w:rPr>
+          <w:sz w:val="24"/>
+          <w:szCs w:val="24"/>
+        </w:rPr>
+        <w:t>Se han usado todos los planes gratuito</w:t>
+      </w:r>
+      <w:r>
+        <w:rPr>
+          <w:sz w:val="24"/>
+          <w:szCs w:val="24"/>
+        </w:rPr>
+        <w:t>s</w:t>
+      </w:r>
+      <w:r>
+        <w:rPr>
+          <w:sz w:val="24"/>
+          <w:szCs w:val="24"/>
+        </w:rPr>
+        <w:t xml:space="preserve"> debido a que a ser el proceso de validación del proyecto no va a haber un gran numero de usuarios realizando peticiones</w:t>
+      </w:r>
+    </w:p>
+    <w:p>
+      <w:pPr>
         <w:pStyle w:val="Ttulo1"/>
       </w:pPr>
-      <w:bookmarkStart w:id="6" w:name="_Toc229321778"/>
-      <w:r>
-        <w:lastRenderedPageBreak/>
-        <w:t>2</w:t>
-      </w:r>
-      <w:r>
-        <w:t xml:space="preserve">. </w:t>
-      </w:r>
-      <w:r>
-        <w:t>Stack Tecnológico</w:t>
+      <w:bookmarkStart w:id="6" w:name="_Toc229325525"/>
+      <w:r>
+        <w:t>2. Stack Tecnológico</w:t>
       </w:r>
       <w:bookmarkEnd w:id="6"/>
     </w:p>
@@ -2558,7 +3319,7 @@
       <w:pPr>
         <w:pStyle w:val="Ttulo2"/>
       </w:pPr>
-      <w:bookmarkStart w:id="7" w:name="_Toc229321779"/>
+      <w:bookmarkStart w:id="7" w:name="_Toc229325526"/>
       <w:r>
         <w:t xml:space="preserve">2.1 </w:t>
       </w:r>
@@ -2815,6 +3576,7 @@
           <w:p>
             <w:proofErr w:type="spellStart"/>
             <w:r>
+              <w:lastRenderedPageBreak/>
               <w:t>React</w:t>
             </w:r>
             <w:proofErr w:type="spellEnd"/>
@@ -2856,23 +3618,20 @@
       </w:tr>
     </w:tbl>
     <w:p/>
+    <w:p/>
     <w:p>
-      <w:r>
-        <w:br w:type="page"/>
-      </w:r>
-    </w:p>
-    <w:p>
       <w:pPr>
         <w:pStyle w:val="Ttulo2"/>
       </w:pPr>
-      <w:r>
-        <w:lastRenderedPageBreak/>
+      <w:bookmarkStart w:id="8" w:name="_Toc229325527"/>
+      <w:r>
         <w:t xml:space="preserve">2.2 </w:t>
       </w:r>
       <w:proofErr w:type="spellStart"/>
       <w:r>
         <w:t>Backend</w:t>
       </w:r>
+      <w:bookmarkEnd w:id="8"/>
       <w:proofErr w:type="spellEnd"/>
     </w:p>
     <w:tbl>
@@ -3165,6 +3924,7 @@
           </w:tcPr>
           <w:p>
             <w:r>
+              <w:lastRenderedPageBreak/>
               <w:t>Flask-CORS</w:t>
             </w:r>
           </w:p>
@@ -3205,6 +3965,2856 @@
       </w:tr>
     </w:tbl>
     <w:p/>
+    <w:p>
+      <w:pPr>
+        <w:pStyle w:val="Ttulo1"/>
+      </w:pPr>
+      <w:bookmarkStart w:id="9" w:name="_Toc229325528"/>
+      <w:r>
+        <w:t>3. Implementación del modelo de datos</w:t>
+      </w:r>
+      <w:bookmarkEnd w:id="9"/>
+    </w:p>
+    <w:p>
+      <w:pPr>
+        <w:rPr>
+          <w:sz w:val="24"/>
+          <w:szCs w:val="24"/>
+        </w:rPr>
+      </w:pPr>
+      <w:r>
+        <w:rPr>
+          <w:sz w:val="24"/>
+          <w:szCs w:val="24"/>
+        </w:rPr>
+        <w:t>Para la persistencia de la información de la aplicación, se ha diseñado un esquema de base de datos relacional que prioriza la integridad de los datos y la eficiencia en las consultas de búsqueda. La siguiente imagen muestra la estructura final de las tablas y sus relaciones:</w:t>
+      </w:r>
+    </w:p>
+    <w:p/>
+    <w:p>
+      <w:r>
+        <w:rPr>
+          <w:noProof/>
+        </w:rPr>
+        <w:drawing>
+          <wp:inline distT="0" distB="0" distL="0" distR="0" wp14:anchorId="1D59F5C3" wp14:editId="454A6809">
+            <wp:extent cx="5400040" cy="3289300"/>
+            <wp:effectExtent l="0" t="0" r="0" b="6350"/>
+            <wp:docPr id="1003167914" name="Imagen 1"/>
+            <wp:cNvGraphicFramePr>
+              <a:graphicFrameLocks xmlns:a="http://schemas.openxmlformats.org/drawingml/2006/main" noChangeAspect="1"/>
+            </wp:cNvGraphicFramePr>
+            <a:graphic xmlns:a="http://schemas.openxmlformats.org/drawingml/2006/main">
+              <a:graphicData uri="http://schemas.openxmlformats.org/drawingml/2006/picture">
+                <pic:pic xmlns:pic="http://schemas.openxmlformats.org/drawingml/2006/picture">
+                  <pic:nvPicPr>
+                    <pic:cNvPr id="1003167914" name=""/>
+                    <pic:cNvPicPr/>
+                  </pic:nvPicPr>
+                  <pic:blipFill>
+                    <a:blip r:embed="rId8"/>
+                    <a:stretch>
+                      <a:fillRect/>
+                    </a:stretch>
+                  </pic:blipFill>
+                  <pic:spPr>
+                    <a:xfrm>
+                      <a:off x="0" y="0"/>
+                      <a:ext cx="5400040" cy="3289300"/>
+                    </a:xfrm>
+                    <a:prstGeom prst="rect">
+                      <a:avLst/>
+                    </a:prstGeom>
+                  </pic:spPr>
+                </pic:pic>
+              </a:graphicData>
+            </a:graphic>
+          </wp:inline>
+        </w:drawing>
+      </w:r>
+    </w:p>
+    <w:p>
+      <w:pPr>
+        <w:rPr>
+          <w:b/>
+          <w:bCs/>
+          <w:sz w:val="24"/>
+          <w:szCs w:val="24"/>
+        </w:rPr>
+      </w:pPr>
+      <w:r>
+        <w:rPr>
+          <w:b/>
+          <w:bCs/>
+          <w:sz w:val="24"/>
+          <w:szCs w:val="24"/>
+        </w:rPr>
+        <w:t>Descripción de los componentes principales:</w:t>
+      </w:r>
+    </w:p>
+    <w:p>
+      <w:pPr>
+        <w:numPr>
+          <w:ilvl w:val="0"/>
+          <w:numId w:val="5"/>
+        </w:numPr>
+        <w:rPr>
+          <w:sz w:val="24"/>
+          <w:szCs w:val="24"/>
+        </w:rPr>
+      </w:pPr>
+      <w:r>
+        <w:rPr>
+          <w:b/>
+          <w:bCs/>
+          <w:sz w:val="24"/>
+          <w:szCs w:val="24"/>
+        </w:rPr>
+        <w:t>Núcleo de Usuarios y Social:</w:t>
+      </w:r>
+      <w:r>
+        <w:rPr>
+          <w:sz w:val="24"/>
+          <w:szCs w:val="24"/>
+        </w:rPr>
+        <w:t xml:space="preserve"> La tabla usuarios es el pilar central. Se ha optado por un diseño flexible donde atributos como idiomas, juegos y plataformas se gestionan mediante estructuras JSON/Texto, permitiendo una mayor agilidad en el desarrollo del </w:t>
+      </w:r>
+      <w:proofErr w:type="spellStart"/>
+      <w:r>
+        <w:rPr>
+          <w:sz w:val="24"/>
+          <w:szCs w:val="24"/>
+        </w:rPr>
+        <w:t>frontend</w:t>
+      </w:r>
+      <w:proofErr w:type="spellEnd"/>
+      <w:r>
+        <w:rPr>
+          <w:sz w:val="24"/>
+          <w:szCs w:val="24"/>
+        </w:rPr>
+        <w:t xml:space="preserve"> sin necesidad de múltiples tablas de unión complejas.</w:t>
+      </w:r>
+    </w:p>
+    <w:p>
+      <w:pPr>
+        <w:numPr>
+          <w:ilvl w:val="0"/>
+          <w:numId w:val="5"/>
+        </w:numPr>
+        <w:rPr>
+          <w:sz w:val="24"/>
+          <w:szCs w:val="24"/>
+        </w:rPr>
+      </w:pPr>
+      <w:r>
+        <w:rPr>
+          <w:b/>
+          <w:bCs/>
+          <w:sz w:val="24"/>
+          <w:szCs w:val="24"/>
+        </w:rPr>
+        <w:t>Gestión de Mensajería y Amistades:</w:t>
+      </w:r>
+      <w:r>
+        <w:rPr>
+          <w:sz w:val="24"/>
+          <w:szCs w:val="24"/>
+        </w:rPr>
+        <w:t xml:space="preserve"> Se han implementado relaciones reflexivas en las tablas </w:t>
+      </w:r>
+      <w:proofErr w:type="spellStart"/>
+      <w:r>
+        <w:rPr>
+          <w:sz w:val="24"/>
+          <w:szCs w:val="24"/>
+        </w:rPr>
+        <w:t>messages</w:t>
+      </w:r>
+      <w:proofErr w:type="spellEnd"/>
+      <w:r>
+        <w:rPr>
+          <w:sz w:val="24"/>
+          <w:szCs w:val="24"/>
+        </w:rPr>
+        <w:t xml:space="preserve"> y </w:t>
+      </w:r>
+      <w:proofErr w:type="spellStart"/>
+      <w:r>
+        <w:rPr>
+          <w:sz w:val="24"/>
+          <w:szCs w:val="24"/>
+        </w:rPr>
+        <w:t>friendships</w:t>
+      </w:r>
+      <w:proofErr w:type="spellEnd"/>
+      <w:r>
+        <w:rPr>
+          <w:sz w:val="24"/>
+          <w:szCs w:val="24"/>
+        </w:rPr>
+        <w:t>. Esto permite que un usuario pueda actuar tanto de emisor como de receptor, vinculando registros de la misma tabla de usuarios de forma bidireccional.</w:t>
+      </w:r>
+    </w:p>
+    <w:p>
+      <w:pPr>
+        <w:numPr>
+          <w:ilvl w:val="0"/>
+          <w:numId w:val="5"/>
+        </w:numPr>
+        <w:rPr>
+          <w:sz w:val="24"/>
+          <w:szCs w:val="24"/>
+        </w:rPr>
+      </w:pPr>
+      <w:r>
+        <w:rPr>
+          <w:b/>
+          <w:bCs/>
+          <w:sz w:val="24"/>
+          <w:szCs w:val="24"/>
+        </w:rPr>
+        <w:lastRenderedPageBreak/>
+        <w:t>Sistema de Anuncios y Gamificación:</w:t>
+      </w:r>
+      <w:r>
+        <w:rPr>
+          <w:sz w:val="24"/>
+          <w:szCs w:val="24"/>
+        </w:rPr>
+        <w:t xml:space="preserve"> La tabla anuncios conecta la necesidad de los usuarios con el catálogo de videojuegos.</w:t>
+      </w:r>
+    </w:p>
+    <w:p>
+      <w:pPr>
+        <w:numPr>
+          <w:ilvl w:val="1"/>
+          <w:numId w:val="5"/>
+        </w:numPr>
+        <w:rPr>
+          <w:sz w:val="24"/>
+          <w:szCs w:val="24"/>
+        </w:rPr>
+      </w:pPr>
+      <w:r>
+        <w:rPr>
+          <w:sz w:val="24"/>
+          <w:szCs w:val="24"/>
+        </w:rPr>
+        <w:t xml:space="preserve">Se ha incluido la tabla rangos, vinculada a juegos, para permitir que cada título tenga su propia escala competitiva (ej. de "Hierro" a "Radiante" en </w:t>
+      </w:r>
+      <w:proofErr w:type="spellStart"/>
+      <w:r>
+        <w:rPr>
+          <w:sz w:val="24"/>
+          <w:szCs w:val="24"/>
+        </w:rPr>
+        <w:t>Valorant</w:t>
+      </w:r>
+      <w:proofErr w:type="spellEnd"/>
+      <w:r>
+        <w:rPr>
+          <w:sz w:val="24"/>
+          <w:szCs w:val="24"/>
+        </w:rPr>
+        <w:t>), mejorando la precisión del sistema de búsqueda de compañeros.</w:t>
+      </w:r>
+    </w:p>
+    <w:p>
+      <w:pPr>
+        <w:numPr>
+          <w:ilvl w:val="0"/>
+          <w:numId w:val="5"/>
+        </w:numPr>
+        <w:rPr>
+          <w:sz w:val="24"/>
+          <w:szCs w:val="24"/>
+        </w:rPr>
+      </w:pPr>
+      <w:r>
+        <w:rPr>
+          <w:b/>
+          <w:bCs/>
+          <w:sz w:val="24"/>
+          <w:szCs w:val="24"/>
+        </w:rPr>
+        <w:t>Integridad Referencial:</w:t>
+      </w:r>
+      <w:r>
+        <w:rPr>
+          <w:sz w:val="24"/>
+          <w:szCs w:val="24"/>
+        </w:rPr>
+        <w:t xml:space="preserve"> Todas las tablas utilizan claves foráneas (FK) con restricciones para garantizar que no existan datos huérfanos (por ejemplo, si se elimina un juego, se gestiona la eliminación o nulidad de sus rangos asociados).</w:t>
+      </w:r>
+    </w:p>
+    <w:p>
+      <w:pPr>
+        <w:pStyle w:val="Ttulo1"/>
+      </w:pPr>
+      <w:bookmarkStart w:id="10" w:name="_Toc229325529"/>
+      <w:r>
+        <w:t xml:space="preserve">4. </w:t>
+      </w:r>
+      <w:proofErr w:type="spellStart"/>
+      <w:r>
+        <w:t>Endpoints</w:t>
+      </w:r>
+      <w:bookmarkEnd w:id="10"/>
+      <w:proofErr w:type="spellEnd"/>
+    </w:p>
+    <w:p>
+      <w:pPr>
+        <w:pStyle w:val="Ttulo2"/>
+      </w:pPr>
+      <w:bookmarkStart w:id="11" w:name="_Toc229325530"/>
+      <w:r>
+        <w:t>4.1 Autenticación</w:t>
+      </w:r>
+      <w:bookmarkEnd w:id="11"/>
+    </w:p>
+    <w:tbl>
+      <w:tblPr>
+        <w:tblStyle w:val="Tablaconcuadrcula"/>
+        <w:tblW w:w="0" w:type="auto"/>
+        <w:tblLook w:val="04A0" w:firstRow="1" w:lastRow="0" w:firstColumn="1" w:lastColumn="0" w:noHBand="0" w:noVBand="1"/>
+      </w:tblPr>
+      <w:tblGrid>
+        <w:gridCol w:w="2123"/>
+        <w:gridCol w:w="2123"/>
+        <w:gridCol w:w="2124"/>
+        <w:gridCol w:w="2124"/>
+      </w:tblGrid>
+      <w:tr>
+        <w:trPr>
+          <w:trHeight w:val="565"/>
+        </w:trPr>
+        <w:tc>
+          <w:tcPr>
+            <w:tcW w:w="2123" w:type="dxa"/>
+            <w:shd w:val="clear" w:color="auto" w:fill="D9D9D9" w:themeFill="background1" w:themeFillShade="D9"/>
+            <w:vAlign w:val="center"/>
+          </w:tcPr>
+          <w:p>
+            <w:r>
+              <w:t>Ruta</w:t>
+            </w:r>
+          </w:p>
+        </w:tc>
+        <w:tc>
+          <w:tcPr>
+            <w:tcW w:w="2123" w:type="dxa"/>
+            <w:shd w:val="clear" w:color="auto" w:fill="D9D9D9" w:themeFill="background1" w:themeFillShade="D9"/>
+            <w:vAlign w:val="center"/>
+          </w:tcPr>
+          <w:p>
+            <w:r>
+              <w:t>Método</w:t>
+            </w:r>
+          </w:p>
+        </w:tc>
+        <w:tc>
+          <w:tcPr>
+            <w:tcW w:w="2124" w:type="dxa"/>
+            <w:shd w:val="clear" w:color="auto" w:fill="D9D9D9" w:themeFill="background1" w:themeFillShade="D9"/>
+            <w:vAlign w:val="center"/>
+          </w:tcPr>
+          <w:p>
+            <w:r>
+              <w:t>Descripción</w:t>
+            </w:r>
+          </w:p>
+        </w:tc>
+        <w:tc>
+          <w:tcPr>
+            <w:tcW w:w="2124" w:type="dxa"/>
+            <w:shd w:val="clear" w:color="auto" w:fill="D9D9D9" w:themeFill="background1" w:themeFillShade="D9"/>
+            <w:vAlign w:val="center"/>
+          </w:tcPr>
+          <w:p>
+            <w:proofErr w:type="gramStart"/>
+            <w:r>
+              <w:t>Protegido(</w:t>
+            </w:r>
+            <w:proofErr w:type="gramEnd"/>
+            <w:r>
+              <w:t>JWT)</w:t>
+            </w:r>
+          </w:p>
+        </w:tc>
+      </w:tr>
+      <w:tr>
+        <w:trPr>
+          <w:trHeight w:val="533"/>
+        </w:trPr>
+        <w:tc>
+          <w:tcPr>
+            <w:tcW w:w="2123" w:type="dxa"/>
+            <w:vAlign w:val="center"/>
+          </w:tcPr>
+          <w:p>
+            <w:r>
+              <w:t>/</w:t>
+            </w:r>
+            <w:proofErr w:type="spellStart"/>
+            <w:r>
+              <w:t>login</w:t>
+            </w:r>
+            <w:proofErr w:type="spellEnd"/>
+          </w:p>
+        </w:tc>
+        <w:tc>
+          <w:tcPr>
+            <w:tcW w:w="2123" w:type="dxa"/>
+            <w:vAlign w:val="center"/>
+          </w:tcPr>
+          <w:p>
+            <w:r>
+              <w:t>POST</w:t>
+            </w:r>
+          </w:p>
+        </w:tc>
+        <w:tc>
+          <w:tcPr>
+            <w:tcW w:w="2124" w:type="dxa"/>
+            <w:vAlign w:val="center"/>
+          </w:tcPr>
+          <w:p>
+            <w:r>
+              <w:t>Inicia sesión y devuelve un token JWT.</w:t>
+            </w:r>
+          </w:p>
+        </w:tc>
+        <w:tc>
+          <w:tcPr>
+            <w:tcW w:w="2124" w:type="dxa"/>
+            <w:vAlign w:val="center"/>
+          </w:tcPr>
+          <w:p>
+            <w:r>
+              <w:t>No</w:t>
+            </w:r>
+          </w:p>
+        </w:tc>
+      </w:tr>
+      <w:tr>
+        <w:trPr>
+          <w:trHeight w:val="565"/>
+        </w:trPr>
+        <w:tc>
+          <w:tcPr>
+            <w:tcW w:w="2123" w:type="dxa"/>
+            <w:vAlign w:val="center"/>
+          </w:tcPr>
+          <w:p>
+            <w:r>
+              <w:t>/</w:t>
+            </w:r>
+            <w:proofErr w:type="spellStart"/>
+            <w:r>
+              <w:t>register</w:t>
+            </w:r>
+            <w:proofErr w:type="spellEnd"/>
+          </w:p>
+        </w:tc>
+        <w:tc>
+          <w:tcPr>
+            <w:tcW w:w="2123" w:type="dxa"/>
+            <w:vAlign w:val="center"/>
+          </w:tcPr>
+          <w:p>
+            <w:r>
+              <w:t>POST</w:t>
+            </w:r>
+          </w:p>
+        </w:tc>
+        <w:tc>
+          <w:tcPr>
+            <w:tcW w:w="2124" w:type="dxa"/>
+            <w:vAlign w:val="center"/>
+          </w:tcPr>
+          <w:p>
+            <w:r>
+              <w:t>Registra un nuevo usuario en la plataforma.</w:t>
+            </w:r>
+          </w:p>
+        </w:tc>
+        <w:tc>
+          <w:tcPr>
+            <w:tcW w:w="2124" w:type="dxa"/>
+            <w:vAlign w:val="center"/>
+          </w:tcPr>
+          <w:p>
+            <w:r>
+              <w:t>No</w:t>
+            </w:r>
+          </w:p>
+        </w:tc>
+      </w:tr>
+      <w:tr>
+        <w:trPr>
+          <w:trHeight w:val="533"/>
+        </w:trPr>
+        <w:tc>
+          <w:tcPr>
+            <w:tcW w:w="2123" w:type="dxa"/>
+            <w:vAlign w:val="center"/>
+          </w:tcPr>
+          <w:p>
+            <w:r>
+              <w:t>/</w:t>
+            </w:r>
+            <w:proofErr w:type="spellStart"/>
+            <w:r>
+              <w:t>logout</w:t>
+            </w:r>
+            <w:proofErr w:type="spellEnd"/>
+          </w:p>
+        </w:tc>
+        <w:tc>
+          <w:tcPr>
+            <w:tcW w:w="2123" w:type="dxa"/>
+            <w:vAlign w:val="center"/>
+          </w:tcPr>
+          <w:p>
+            <w:r>
+              <w:t>POST</w:t>
+            </w:r>
+          </w:p>
+        </w:tc>
+        <w:tc>
+          <w:tcPr>
+            <w:tcW w:w="2124" w:type="dxa"/>
+            <w:vAlign w:val="center"/>
+          </w:tcPr>
+          <w:p>
+            <w:r>
+              <w:t>Cierra la sesión</w:t>
+            </w:r>
+          </w:p>
+        </w:tc>
+        <w:tc>
+          <w:tcPr>
+            <w:tcW w:w="2124" w:type="dxa"/>
+            <w:vAlign w:val="center"/>
+          </w:tcPr>
+          <w:p>
+            <w:r>
+              <w:t>No</w:t>
+            </w:r>
+          </w:p>
+        </w:tc>
+      </w:tr>
+    </w:tbl>
+    <w:p/>
+    <w:p>
+      <w:pPr>
+        <w:pStyle w:val="Ttulo2"/>
+      </w:pPr>
+      <w:bookmarkStart w:id="12" w:name="_Toc229325531"/>
+      <w:r>
+        <w:t>4.2 Perfil</w:t>
+      </w:r>
+      <w:bookmarkEnd w:id="12"/>
+    </w:p>
+    <w:tbl>
+      <w:tblPr>
+        <w:tblStyle w:val="Tablaconcuadrcula"/>
+        <w:tblW w:w="0" w:type="auto"/>
+        <w:tblLook w:val="04A0" w:firstRow="1" w:lastRow="0" w:firstColumn="1" w:lastColumn="0" w:noHBand="0" w:noVBand="1"/>
+      </w:tblPr>
+      <w:tblGrid>
+        <w:gridCol w:w="2123"/>
+        <w:gridCol w:w="2123"/>
+        <w:gridCol w:w="2124"/>
+        <w:gridCol w:w="2124"/>
+      </w:tblGrid>
+      <w:tr>
+        <w:trPr>
+          <w:trHeight w:val="565"/>
+        </w:trPr>
+        <w:tc>
+          <w:tcPr>
+            <w:tcW w:w="2123" w:type="dxa"/>
+            <w:shd w:val="clear" w:color="auto" w:fill="D9D9D9" w:themeFill="background1" w:themeFillShade="D9"/>
+            <w:vAlign w:val="center"/>
+          </w:tcPr>
+          <w:p>
+            <w:r>
+              <w:t>Ruta</w:t>
+            </w:r>
+          </w:p>
+        </w:tc>
+        <w:tc>
+          <w:tcPr>
+            <w:tcW w:w="2123" w:type="dxa"/>
+            <w:shd w:val="clear" w:color="auto" w:fill="D9D9D9" w:themeFill="background1" w:themeFillShade="D9"/>
+            <w:vAlign w:val="center"/>
+          </w:tcPr>
+          <w:p>
+            <w:r>
+              <w:t>Método</w:t>
+            </w:r>
+          </w:p>
+        </w:tc>
+        <w:tc>
+          <w:tcPr>
+            <w:tcW w:w="2124" w:type="dxa"/>
+            <w:shd w:val="clear" w:color="auto" w:fill="D9D9D9" w:themeFill="background1" w:themeFillShade="D9"/>
+            <w:vAlign w:val="center"/>
+          </w:tcPr>
+          <w:p>
+            <w:r>
+              <w:t>Descripción</w:t>
+            </w:r>
+          </w:p>
+        </w:tc>
+        <w:tc>
+          <w:tcPr>
+            <w:tcW w:w="2124" w:type="dxa"/>
+            <w:shd w:val="clear" w:color="auto" w:fill="D9D9D9" w:themeFill="background1" w:themeFillShade="D9"/>
+            <w:vAlign w:val="center"/>
+          </w:tcPr>
+          <w:p>
+            <w:proofErr w:type="gramStart"/>
+            <w:r>
+              <w:t>Protegido(</w:t>
+            </w:r>
+            <w:proofErr w:type="gramEnd"/>
+            <w:r>
+              <w:t>JWT)</w:t>
+            </w:r>
+          </w:p>
+        </w:tc>
+      </w:tr>
+      <w:tr>
+        <w:trPr>
+          <w:trHeight w:val="533"/>
+        </w:trPr>
+        <w:tc>
+          <w:tcPr>
+            <w:tcW w:w="2123" w:type="dxa"/>
+            <w:vAlign w:val="center"/>
+          </w:tcPr>
+          <w:p>
+            <w:r>
+              <w:t>/</w:t>
+            </w:r>
+            <w:proofErr w:type="spellStart"/>
+            <w:r>
+              <w:t>edit-profile</w:t>
+            </w:r>
+            <w:proofErr w:type="spellEnd"/>
+          </w:p>
+        </w:tc>
+        <w:tc>
+          <w:tcPr>
+            <w:tcW w:w="2123" w:type="dxa"/>
+            <w:vAlign w:val="center"/>
+          </w:tcPr>
+          <w:p>
+            <w:r>
+              <w:t>GET</w:t>
+            </w:r>
+          </w:p>
+        </w:tc>
+        <w:tc>
+          <w:tcPr>
+            <w:tcW w:w="2124" w:type="dxa"/>
+            <w:vAlign w:val="center"/>
+          </w:tcPr>
+          <w:p>
+            <w:r>
+              <w:t>Obtiene los datos del perfil del usuario actual.</w:t>
+            </w:r>
+          </w:p>
+        </w:tc>
+        <w:tc>
+          <w:tcPr>
+            <w:tcW w:w="2124" w:type="dxa"/>
+            <w:vAlign w:val="center"/>
+          </w:tcPr>
+          <w:p>
+            <w:r>
+              <w:t>Si</w:t>
+            </w:r>
+          </w:p>
+        </w:tc>
+      </w:tr>
+      <w:tr>
+        <w:trPr>
+          <w:trHeight w:val="565"/>
+        </w:trPr>
+        <w:tc>
+          <w:tcPr>
+            <w:tcW w:w="2123" w:type="dxa"/>
+            <w:vAlign w:val="center"/>
+          </w:tcPr>
+          <w:p>
+            <w:r>
+              <w:t>/</w:t>
+            </w:r>
+            <w:proofErr w:type="spellStart"/>
+            <w:r>
+              <w:t>edit-profile</w:t>
+            </w:r>
+            <w:proofErr w:type="spellEnd"/>
+            <w:r>
+              <w:t>/</w:t>
+            </w:r>
+            <w:proofErr w:type="spellStart"/>
+            <w:r>
+              <w:t>update</w:t>
+            </w:r>
+            <w:proofErr w:type="spellEnd"/>
+          </w:p>
+        </w:tc>
+        <w:tc>
+          <w:tcPr>
+            <w:tcW w:w="2123" w:type="dxa"/>
+            <w:vAlign w:val="center"/>
+          </w:tcPr>
+          <w:p>
+            <w:r>
+              <w:t>POST</w:t>
+            </w:r>
+          </w:p>
+        </w:tc>
+        <w:tc>
+          <w:tcPr>
+            <w:tcW w:w="2124" w:type="dxa"/>
+            <w:vAlign w:val="center"/>
+          </w:tcPr>
+          <w:p>
+            <w:r>
+              <w:t>Actualiza la información del perfil.</w:t>
+            </w:r>
+          </w:p>
+        </w:tc>
+        <w:tc>
+          <w:tcPr>
+            <w:tcW w:w="2124" w:type="dxa"/>
+            <w:vAlign w:val="center"/>
+          </w:tcPr>
+          <w:p>
+            <w:r>
+              <w:t>SI</w:t>
+            </w:r>
+          </w:p>
+        </w:tc>
+      </w:tr>
+      <w:tr>
+        <w:trPr>
+          <w:trHeight w:val="565"/>
+        </w:trPr>
+        <w:tc>
+          <w:tcPr>
+            <w:tcW w:w="2123" w:type="dxa"/>
+            <w:vAlign w:val="center"/>
+          </w:tcPr>
+          <w:p>
+            <w:r>
+              <w:t>/</w:t>
+            </w:r>
+            <w:proofErr w:type="spellStart"/>
+            <w:r>
+              <w:t>edit-profile</w:t>
+            </w:r>
+            <w:proofErr w:type="spellEnd"/>
+            <w:r>
+              <w:t>/anuncios</w:t>
+            </w:r>
+          </w:p>
+        </w:tc>
+        <w:tc>
+          <w:tcPr>
+            <w:tcW w:w="2123" w:type="dxa"/>
+            <w:vAlign w:val="center"/>
+          </w:tcPr>
+          <w:p>
+            <w:r>
+              <w:t>GET</w:t>
+            </w:r>
+          </w:p>
+        </w:tc>
+        <w:tc>
+          <w:tcPr>
+            <w:tcW w:w="2124" w:type="dxa"/>
+            <w:vAlign w:val="center"/>
+          </w:tcPr>
+          <w:p>
+            <w:r>
+              <w:t>Obtiene los anuncios creados por el usuario actual.</w:t>
+            </w:r>
+          </w:p>
+        </w:tc>
+        <w:tc>
+          <w:tcPr>
+            <w:tcW w:w="2124" w:type="dxa"/>
+            <w:vAlign w:val="center"/>
+          </w:tcPr>
+          <w:p>
+            <w:r>
+              <w:t>Si</w:t>
+            </w:r>
+          </w:p>
+        </w:tc>
+      </w:tr>
+      <w:tr>
+        <w:trPr>
+          <w:trHeight w:val="533"/>
+        </w:trPr>
+        <w:tc>
+          <w:tcPr>
+            <w:tcW w:w="2123" w:type="dxa"/>
+            <w:vAlign w:val="center"/>
+          </w:tcPr>
+          <w:p>
+            <w:r>
+              <w:t>/</w:t>
+            </w:r>
+            <w:proofErr w:type="spellStart"/>
+            <w:r>
+              <w:t>players</w:t>
+            </w:r>
+            <w:proofErr w:type="spellEnd"/>
+          </w:p>
+        </w:tc>
+        <w:tc>
+          <w:tcPr>
+            <w:tcW w:w="2123" w:type="dxa"/>
+            <w:vAlign w:val="center"/>
+          </w:tcPr>
+          <w:p>
+            <w:r>
+              <w:t>GET</w:t>
+            </w:r>
+          </w:p>
+        </w:tc>
+        <w:tc>
+          <w:tcPr>
+            <w:tcW w:w="2124" w:type="dxa"/>
+            <w:vAlign w:val="center"/>
+          </w:tcPr>
+          <w:p>
+            <w:r>
+              <w:t>Lista todos los jugadores registrados.</w:t>
+            </w:r>
+          </w:p>
+        </w:tc>
+        <w:tc>
+          <w:tcPr>
+            <w:tcW w:w="2124" w:type="dxa"/>
+            <w:vAlign w:val="center"/>
+          </w:tcPr>
+          <w:p>
+            <w:r>
+              <w:t>No</w:t>
+            </w:r>
+          </w:p>
+        </w:tc>
+      </w:tr>
+      <w:tr>
+        <w:trPr>
+          <w:trHeight w:val="533"/>
+        </w:trPr>
+        <w:tc>
+          <w:tcPr>
+            <w:tcW w:w="2123" w:type="dxa"/>
+            <w:vAlign w:val="center"/>
+          </w:tcPr>
+          <w:p>
+            <w:r>
+              <w:t>/</w:t>
+            </w:r>
+            <w:proofErr w:type="spellStart"/>
+            <w:r>
+              <w:t>players</w:t>
+            </w:r>
+            <w:proofErr w:type="spellEnd"/>
+            <w:r>
+              <w:t>&lt;id&gt;</w:t>
+            </w:r>
+          </w:p>
+        </w:tc>
+        <w:tc>
+          <w:tcPr>
+            <w:tcW w:w="2123" w:type="dxa"/>
+            <w:vAlign w:val="center"/>
+          </w:tcPr>
+          <w:p>
+            <w:r>
+              <w:t>GET</w:t>
+            </w:r>
+          </w:p>
+        </w:tc>
+        <w:tc>
+          <w:tcPr>
+            <w:tcW w:w="2124" w:type="dxa"/>
+            <w:vAlign w:val="center"/>
+          </w:tcPr>
+          <w:p>
+            <w:r>
+              <w:t>Obtiene los datos del perfil del usuario con ese id</w:t>
+            </w:r>
+          </w:p>
+        </w:tc>
+        <w:tc>
+          <w:tcPr>
+            <w:tcW w:w="2124" w:type="dxa"/>
+            <w:vAlign w:val="center"/>
+          </w:tcPr>
+          <w:p>
+            <w:r>
+              <w:t>No</w:t>
+            </w:r>
+          </w:p>
+        </w:tc>
+      </w:tr>
+    </w:tbl>
+    <w:p/>
+    <w:p>
+      <w:pPr>
+        <w:pStyle w:val="Ttulo2"/>
+      </w:pPr>
+      <w:bookmarkStart w:id="13" w:name="_Toc229325532"/>
+      <w:r>
+        <w:t>4.3 Juegos</w:t>
+      </w:r>
+      <w:bookmarkEnd w:id="13"/>
+      <w:r>
+        <w:t xml:space="preserve"> y </w:t>
+      </w:r>
+      <w:proofErr w:type="spellStart"/>
+      <w:r>
+        <w:t>config</w:t>
+      </w:r>
+      <w:proofErr w:type="spellEnd"/>
+    </w:p>
+    <w:tbl>
+      <w:tblPr>
+        <w:tblStyle w:val="Tablaconcuadrcula"/>
+        <w:tblW w:w="0" w:type="auto"/>
+        <w:tblLook w:val="04A0" w:firstRow="1" w:lastRow="0" w:firstColumn="1" w:lastColumn="0" w:noHBand="0" w:noVBand="1"/>
+      </w:tblPr>
+      <w:tblGrid>
+        <w:gridCol w:w="2123"/>
+        <w:gridCol w:w="2123"/>
+        <w:gridCol w:w="2124"/>
+        <w:gridCol w:w="2124"/>
+      </w:tblGrid>
+      <w:tr>
+        <w:trPr>
+          <w:trHeight w:val="565"/>
+        </w:trPr>
+        <w:tc>
+          <w:tcPr>
+            <w:tcW w:w="2123" w:type="dxa"/>
+            <w:shd w:val="clear" w:color="auto" w:fill="D9D9D9" w:themeFill="background1" w:themeFillShade="D9"/>
+            <w:vAlign w:val="center"/>
+          </w:tcPr>
+          <w:p>
+            <w:r>
+              <w:t>Ruta</w:t>
+            </w:r>
+          </w:p>
+        </w:tc>
+        <w:tc>
+          <w:tcPr>
+            <w:tcW w:w="2123" w:type="dxa"/>
+            <w:shd w:val="clear" w:color="auto" w:fill="D9D9D9" w:themeFill="background1" w:themeFillShade="D9"/>
+            <w:vAlign w:val="center"/>
+          </w:tcPr>
+          <w:p>
+            <w:r>
+              <w:t>Método</w:t>
+            </w:r>
+          </w:p>
+        </w:tc>
+        <w:tc>
+          <w:tcPr>
+            <w:tcW w:w="2124" w:type="dxa"/>
+            <w:shd w:val="clear" w:color="auto" w:fill="D9D9D9" w:themeFill="background1" w:themeFillShade="D9"/>
+            <w:vAlign w:val="center"/>
+          </w:tcPr>
+          <w:p>
+            <w:r>
+              <w:t>Descripción</w:t>
+            </w:r>
+          </w:p>
+        </w:tc>
+        <w:tc>
+          <w:tcPr>
+            <w:tcW w:w="2124" w:type="dxa"/>
+            <w:shd w:val="clear" w:color="auto" w:fill="D9D9D9" w:themeFill="background1" w:themeFillShade="D9"/>
+            <w:vAlign w:val="center"/>
+          </w:tcPr>
+          <w:p>
+            <w:proofErr w:type="gramStart"/>
+            <w:r>
+              <w:t>Protegido(</w:t>
+            </w:r>
+            <w:proofErr w:type="gramEnd"/>
+            <w:r>
+              <w:t>JWT)</w:t>
+            </w:r>
+          </w:p>
+        </w:tc>
+      </w:tr>
+      <w:tr>
+        <w:trPr>
+          <w:trHeight w:val="533"/>
+        </w:trPr>
+        <w:tc>
+          <w:tcPr>
+            <w:tcW w:w="2123" w:type="dxa"/>
+            <w:vAlign w:val="center"/>
+          </w:tcPr>
+          <w:p>
+            <w:r>
+              <w:t>/</w:t>
+            </w:r>
+            <w:proofErr w:type="spellStart"/>
+            <w:r>
+              <w:t>games</w:t>
+            </w:r>
+            <w:proofErr w:type="spellEnd"/>
+          </w:p>
+        </w:tc>
+        <w:tc>
+          <w:tcPr>
+            <w:tcW w:w="2123" w:type="dxa"/>
+            <w:vAlign w:val="center"/>
+          </w:tcPr>
+          <w:p>
+            <w:r>
+              <w:t>GET</w:t>
+            </w:r>
+          </w:p>
+        </w:tc>
+        <w:tc>
+          <w:tcPr>
+            <w:tcW w:w="2124" w:type="dxa"/>
+            <w:vAlign w:val="center"/>
+          </w:tcPr>
+          <w:p>
+            <w:r>
+              <w:t>Obtiene la lista de todos los juegos disponibles.</w:t>
+            </w:r>
+          </w:p>
+        </w:tc>
+        <w:tc>
+          <w:tcPr>
+            <w:tcW w:w="2124" w:type="dxa"/>
+            <w:vAlign w:val="center"/>
+          </w:tcPr>
+          <w:p>
+            <w:r>
+              <w:t>No</w:t>
+            </w:r>
+          </w:p>
+        </w:tc>
+      </w:tr>
+      <w:tr>
+        <w:trPr>
+          <w:trHeight w:val="565"/>
+        </w:trPr>
+        <w:tc>
+          <w:tcPr>
+            <w:tcW w:w="2123" w:type="dxa"/>
+            <w:vAlign w:val="center"/>
+          </w:tcPr>
+          <w:p>
+            <w:r>
+              <w:t>/</w:t>
+            </w:r>
+            <w:proofErr w:type="spellStart"/>
+            <w:r>
+              <w:t>games</w:t>
+            </w:r>
+            <w:proofErr w:type="spellEnd"/>
+            <w:r>
+              <w:t>/&lt;id&gt;/rangos</w:t>
+            </w:r>
+          </w:p>
+        </w:tc>
+        <w:tc>
+          <w:tcPr>
+            <w:tcW w:w="2123" w:type="dxa"/>
+            <w:vAlign w:val="center"/>
+          </w:tcPr>
+          <w:p>
+            <w:r>
+              <w:t>GET</w:t>
+            </w:r>
+          </w:p>
+        </w:tc>
+        <w:tc>
+          <w:tcPr>
+            <w:tcW w:w="2124" w:type="dxa"/>
+            <w:vAlign w:val="center"/>
+          </w:tcPr>
+          <w:p>
+            <w:r>
+              <w:t>Obtiene los rangos específicos de un juego.</w:t>
+            </w:r>
+          </w:p>
+        </w:tc>
+        <w:tc>
+          <w:tcPr>
+            <w:tcW w:w="2124" w:type="dxa"/>
+            <w:vAlign w:val="center"/>
+          </w:tcPr>
+          <w:p>
+            <w:r>
+              <w:t>No</w:t>
+            </w:r>
+          </w:p>
+        </w:tc>
+      </w:tr>
+      <w:tr>
+        <w:trPr>
+          <w:trHeight w:val="533"/>
+        </w:trPr>
+        <w:tc>
+          <w:tcPr>
+            <w:tcW w:w="2123" w:type="dxa"/>
+            <w:vAlign w:val="center"/>
+          </w:tcPr>
+          <w:p>
+            <w:r>
+              <w:t>/</w:t>
+            </w:r>
+            <w:proofErr w:type="spellStart"/>
+            <w:r>
+              <w:t>config</w:t>
+            </w:r>
+            <w:proofErr w:type="spellEnd"/>
+          </w:p>
+        </w:tc>
+        <w:tc>
+          <w:tcPr>
+            <w:tcW w:w="2123" w:type="dxa"/>
+            <w:vAlign w:val="center"/>
+          </w:tcPr>
+          <w:p>
+            <w:r>
+              <w:t>GET</w:t>
+            </w:r>
+          </w:p>
+        </w:tc>
+        <w:tc>
+          <w:tcPr>
+            <w:tcW w:w="2124" w:type="dxa"/>
+            <w:vAlign w:val="center"/>
+          </w:tcPr>
+          <w:p>
+            <w:proofErr w:type="gramStart"/>
+            <w:r>
+              <w:t>Carga listas</w:t>
+            </w:r>
+            <w:proofErr w:type="gramEnd"/>
+            <w:r>
+              <w:t xml:space="preserve"> de países, idiomas, plataformas, etc.</w:t>
+            </w:r>
+          </w:p>
+        </w:tc>
+        <w:tc>
+          <w:tcPr>
+            <w:tcW w:w="2124" w:type="dxa"/>
+            <w:vAlign w:val="center"/>
+          </w:tcPr>
+          <w:p>
+            <w:r>
+              <w:t>No</w:t>
+            </w:r>
+          </w:p>
+        </w:tc>
+      </w:tr>
+    </w:tbl>
+    <w:p/>
+    <w:p>
+      <w:pPr>
+        <w:pStyle w:val="Ttulo2"/>
+      </w:pPr>
+      <w:bookmarkStart w:id="14" w:name="_Toc229325533"/>
+      <w:r>
+        <w:t>4.4 Anuncios</w:t>
+      </w:r>
+      <w:bookmarkEnd w:id="14"/>
+    </w:p>
+    <w:tbl>
+      <w:tblPr>
+        <w:tblStyle w:val="Tablaconcuadrcula"/>
+        <w:tblW w:w="0" w:type="auto"/>
+        <w:tblLook w:val="04A0" w:firstRow="1" w:lastRow="0" w:firstColumn="1" w:lastColumn="0" w:noHBand="0" w:noVBand="1"/>
+      </w:tblPr>
+      <w:tblGrid>
+        <w:gridCol w:w="1980"/>
+        <w:gridCol w:w="2266"/>
+        <w:gridCol w:w="2124"/>
+        <w:gridCol w:w="2124"/>
+      </w:tblGrid>
+      <w:tr>
+        <w:trPr>
+          <w:trHeight w:val="565"/>
+        </w:trPr>
+        <w:tc>
+          <w:tcPr>
+            <w:tcW w:w="1980" w:type="dxa"/>
+            <w:shd w:val="clear" w:color="auto" w:fill="D9D9D9" w:themeFill="background1" w:themeFillShade="D9"/>
+            <w:vAlign w:val="center"/>
+          </w:tcPr>
+          <w:p>
+            <w:r>
+              <w:t>Ruta</w:t>
+            </w:r>
+          </w:p>
+        </w:tc>
+        <w:tc>
+          <w:tcPr>
+            <w:tcW w:w="2266" w:type="dxa"/>
+            <w:shd w:val="clear" w:color="auto" w:fill="D9D9D9" w:themeFill="background1" w:themeFillShade="D9"/>
+            <w:vAlign w:val="center"/>
+          </w:tcPr>
+          <w:p>
+            <w:r>
+              <w:t>Método</w:t>
+            </w:r>
+          </w:p>
+        </w:tc>
+        <w:tc>
+          <w:tcPr>
+            <w:tcW w:w="2124" w:type="dxa"/>
+            <w:shd w:val="clear" w:color="auto" w:fill="D9D9D9" w:themeFill="background1" w:themeFillShade="D9"/>
+            <w:vAlign w:val="center"/>
+          </w:tcPr>
+          <w:p>
+            <w:r>
+              <w:t>Descripción</w:t>
+            </w:r>
+          </w:p>
+        </w:tc>
+        <w:tc>
+          <w:tcPr>
+            <w:tcW w:w="2124" w:type="dxa"/>
+            <w:shd w:val="clear" w:color="auto" w:fill="D9D9D9" w:themeFill="background1" w:themeFillShade="D9"/>
+            <w:vAlign w:val="center"/>
+          </w:tcPr>
+          <w:p>
+            <w:proofErr w:type="gramStart"/>
+            <w:r>
+              <w:t>Protegido(</w:t>
+            </w:r>
+            <w:proofErr w:type="gramEnd"/>
+            <w:r>
+              <w:t>JWT)</w:t>
+            </w:r>
+          </w:p>
+        </w:tc>
+      </w:tr>
+      <w:tr>
+        <w:trPr>
+          <w:trHeight w:val="533"/>
+        </w:trPr>
+        <w:tc>
+          <w:tcPr>
+            <w:tcW w:w="1980" w:type="dxa"/>
+            <w:vAlign w:val="center"/>
+          </w:tcPr>
+          <w:p>
+            <w:r>
+              <w:t>/anuncios</w:t>
+            </w:r>
+          </w:p>
+        </w:tc>
+        <w:tc>
+          <w:tcPr>
+            <w:tcW w:w="2266" w:type="dxa"/>
+            <w:vAlign w:val="center"/>
+          </w:tcPr>
+          <w:p>
+            <w:r>
+              <w:t>GET</w:t>
+            </w:r>
+          </w:p>
+        </w:tc>
+        <w:tc>
+          <w:tcPr>
+            <w:tcW w:w="2124" w:type="dxa"/>
+            <w:vAlign w:val="center"/>
+          </w:tcPr>
+          <w:p>
+            <w:r>
+              <w:t>Lista todos los anuncios de búsqueda de equipo.</w:t>
+            </w:r>
+          </w:p>
+        </w:tc>
+        <w:tc>
+          <w:tcPr>
+            <w:tcW w:w="2124" w:type="dxa"/>
+            <w:vAlign w:val="center"/>
+          </w:tcPr>
+          <w:p>
+            <w:r>
+              <w:t>No</w:t>
+            </w:r>
+          </w:p>
+        </w:tc>
+      </w:tr>
+      <w:tr>
+        <w:trPr>
+          <w:trHeight w:val="565"/>
+        </w:trPr>
+        <w:tc>
+          <w:tcPr>
+            <w:tcW w:w="1980" w:type="dxa"/>
+            <w:vAlign w:val="center"/>
+          </w:tcPr>
+          <w:p>
+            <w:r>
+              <w:t>/anuncios</w:t>
+            </w:r>
+          </w:p>
+        </w:tc>
+        <w:tc>
+          <w:tcPr>
+            <w:tcW w:w="2266" w:type="dxa"/>
+            <w:vAlign w:val="center"/>
+          </w:tcPr>
+          <w:p>
+            <w:r>
+              <w:t>POST</w:t>
+            </w:r>
+          </w:p>
+        </w:tc>
+        <w:tc>
+          <w:tcPr>
+            <w:tcW w:w="2124" w:type="dxa"/>
+            <w:vAlign w:val="center"/>
+          </w:tcPr>
+          <w:p>
+            <w:r>
+              <w:t>Crea un nuevo anuncio de búsqueda.</w:t>
+            </w:r>
+          </w:p>
+        </w:tc>
+        <w:tc>
+          <w:tcPr>
+            <w:tcW w:w="2124" w:type="dxa"/>
+            <w:vAlign w:val="center"/>
+          </w:tcPr>
+          <w:p>
+            <w:r>
+              <w:t>Si</w:t>
+            </w:r>
+          </w:p>
+        </w:tc>
+      </w:tr>
+      <w:tr>
+        <w:trPr>
+          <w:trHeight w:val="533"/>
+        </w:trPr>
+        <w:tc>
+          <w:tcPr>
+            <w:tcW w:w="1980" w:type="dxa"/>
+            <w:vAlign w:val="center"/>
+          </w:tcPr>
+          <w:p>
+            <w:r>
+              <w:t>/anuncios/&lt;id&gt;</w:t>
+            </w:r>
+          </w:p>
+        </w:tc>
+        <w:tc>
+          <w:tcPr>
+            <w:tcW w:w="2266" w:type="dxa"/>
+            <w:vAlign w:val="center"/>
+          </w:tcPr>
+          <w:p>
+            <w:r>
+              <w:t>DELETE</w:t>
+            </w:r>
+          </w:p>
+        </w:tc>
+        <w:tc>
+          <w:tcPr>
+            <w:tcW w:w="2124" w:type="dxa"/>
+            <w:vAlign w:val="center"/>
+          </w:tcPr>
+          <w:p>
+            <w:r>
+              <w:t>Elimina un anuncio propio.</w:t>
+            </w:r>
+          </w:p>
+        </w:tc>
+        <w:tc>
+          <w:tcPr>
+            <w:tcW w:w="2124" w:type="dxa"/>
+            <w:vAlign w:val="center"/>
+          </w:tcPr>
+          <w:p>
+            <w:r>
+              <w:t>Si</w:t>
+            </w:r>
+          </w:p>
+        </w:tc>
+      </w:tr>
+    </w:tbl>
+    <w:p/>
+    <w:p>
+      <w:pPr>
+        <w:pStyle w:val="Ttulo2"/>
+      </w:pPr>
+      <w:bookmarkStart w:id="15" w:name="_Toc229325534"/>
+      <w:r>
+        <w:t>4.5 Amigos</w:t>
+      </w:r>
+      <w:bookmarkEnd w:id="15"/>
+    </w:p>
+    <w:tbl>
+      <w:tblPr>
+        <w:tblStyle w:val="Tablaconcuadrcula"/>
+        <w:tblW w:w="0" w:type="auto"/>
+        <w:tblLook w:val="04A0" w:firstRow="1" w:lastRow="0" w:firstColumn="1" w:lastColumn="0" w:noHBand="0" w:noVBand="1"/>
+      </w:tblPr>
+      <w:tblGrid>
+        <w:gridCol w:w="2152"/>
+        <w:gridCol w:w="2178"/>
+        <w:gridCol w:w="2073"/>
+        <w:gridCol w:w="2091"/>
+      </w:tblGrid>
+      <w:tr>
+        <w:trPr>
+          <w:trHeight w:val="565"/>
+        </w:trPr>
+        <w:tc>
+          <w:tcPr>
+            <w:tcW w:w="2152" w:type="dxa"/>
+            <w:shd w:val="clear" w:color="auto" w:fill="D9D9D9" w:themeFill="background1" w:themeFillShade="D9"/>
+            <w:vAlign w:val="center"/>
+          </w:tcPr>
+          <w:p>
+            <w:r>
+              <w:t>Ruta</w:t>
+            </w:r>
+          </w:p>
+        </w:tc>
+        <w:tc>
+          <w:tcPr>
+            <w:tcW w:w="2178" w:type="dxa"/>
+            <w:shd w:val="clear" w:color="auto" w:fill="D9D9D9" w:themeFill="background1" w:themeFillShade="D9"/>
+            <w:vAlign w:val="center"/>
+          </w:tcPr>
+          <w:p>
+            <w:r>
+              <w:t>Método</w:t>
+            </w:r>
+          </w:p>
+        </w:tc>
+        <w:tc>
+          <w:tcPr>
+            <w:tcW w:w="2073" w:type="dxa"/>
+            <w:shd w:val="clear" w:color="auto" w:fill="D9D9D9" w:themeFill="background1" w:themeFillShade="D9"/>
+            <w:vAlign w:val="center"/>
+          </w:tcPr>
+          <w:p>
+            <w:r>
+              <w:t>Descripción</w:t>
+            </w:r>
+          </w:p>
+        </w:tc>
+        <w:tc>
+          <w:tcPr>
+            <w:tcW w:w="2091" w:type="dxa"/>
+            <w:shd w:val="clear" w:color="auto" w:fill="D9D9D9" w:themeFill="background1" w:themeFillShade="D9"/>
+            <w:vAlign w:val="center"/>
+          </w:tcPr>
+          <w:p>
+            <w:proofErr w:type="gramStart"/>
+            <w:r>
+              <w:t>Protegido(</w:t>
+            </w:r>
+            <w:proofErr w:type="gramEnd"/>
+            <w:r>
+              <w:t>JWT)</w:t>
+            </w:r>
+          </w:p>
+        </w:tc>
+      </w:tr>
+      <w:tr>
+        <w:trPr>
+          <w:trHeight w:val="533"/>
+        </w:trPr>
+        <w:tc>
+          <w:tcPr>
+            <w:tcW w:w="2152" w:type="dxa"/>
+            <w:vAlign w:val="center"/>
+          </w:tcPr>
+          <w:p>
+            <w:r>
+              <w:t>/</w:t>
+            </w:r>
+            <w:proofErr w:type="spellStart"/>
+            <w:r>
+              <w:t>friends</w:t>
+            </w:r>
+            <w:proofErr w:type="spellEnd"/>
+          </w:p>
+        </w:tc>
+        <w:tc>
+          <w:tcPr>
+            <w:tcW w:w="2178" w:type="dxa"/>
+            <w:vAlign w:val="center"/>
+          </w:tcPr>
+          <w:p>
+            <w:r>
+              <w:t>GET</w:t>
+            </w:r>
+          </w:p>
+        </w:tc>
+        <w:tc>
+          <w:tcPr>
+            <w:tcW w:w="2073" w:type="dxa"/>
+            <w:vAlign w:val="center"/>
+          </w:tcPr>
+          <w:p>
+            <w:r>
+              <w:t>Lista amigos y solicitudes pendientes.</w:t>
+            </w:r>
+          </w:p>
+        </w:tc>
+        <w:tc>
+          <w:tcPr>
+            <w:tcW w:w="2091" w:type="dxa"/>
+            <w:vAlign w:val="center"/>
+          </w:tcPr>
+          <w:p>
+            <w:r>
+              <w:t>Si</w:t>
+            </w:r>
+          </w:p>
+        </w:tc>
+      </w:tr>
+      <w:tr>
+        <w:trPr>
+          <w:trHeight w:val="565"/>
+        </w:trPr>
+        <w:tc>
+          <w:tcPr>
+            <w:tcW w:w="2152" w:type="dxa"/>
+            <w:vAlign w:val="center"/>
+          </w:tcPr>
+          <w:p>
+            <w:r>
+              <w:t>/</w:t>
+            </w:r>
+            <w:proofErr w:type="spellStart"/>
+            <w:r>
+              <w:t>friends</w:t>
+            </w:r>
+            <w:proofErr w:type="spellEnd"/>
+            <w:r>
+              <w:t>/</w:t>
+            </w:r>
+            <w:proofErr w:type="spellStart"/>
+            <w:r>
+              <w:t>request</w:t>
+            </w:r>
+            <w:proofErr w:type="spellEnd"/>
+          </w:p>
+        </w:tc>
+        <w:tc>
+          <w:tcPr>
+            <w:tcW w:w="2178" w:type="dxa"/>
+            <w:vAlign w:val="center"/>
+          </w:tcPr>
+          <w:p>
+            <w:r>
+              <w:t>POST</w:t>
+            </w:r>
+          </w:p>
+        </w:tc>
+        <w:tc>
+          <w:tcPr>
+            <w:tcW w:w="2073" w:type="dxa"/>
+            <w:vAlign w:val="center"/>
+          </w:tcPr>
+          <w:p>
+            <w:r>
+              <w:t>Envía una solicitud de amistad a otro usuario.</w:t>
+            </w:r>
+          </w:p>
+        </w:tc>
+        <w:tc>
+          <w:tcPr>
+            <w:tcW w:w="2091" w:type="dxa"/>
+            <w:vAlign w:val="center"/>
+          </w:tcPr>
+          <w:p>
+            <w:r>
+              <w:t>Si</w:t>
+            </w:r>
+          </w:p>
+        </w:tc>
+      </w:tr>
+      <w:tr>
+        <w:trPr>
+          <w:trHeight w:val="533"/>
+        </w:trPr>
+        <w:tc>
+          <w:tcPr>
+            <w:tcW w:w="2152" w:type="dxa"/>
+            <w:vAlign w:val="center"/>
+          </w:tcPr>
+          <w:p>
+            <w:r>
+              <w:t>/</w:t>
+            </w:r>
+            <w:proofErr w:type="spellStart"/>
+            <w:r>
+              <w:t>friends</w:t>
+            </w:r>
+            <w:proofErr w:type="spellEnd"/>
+            <w:r>
+              <w:t>/</w:t>
+            </w:r>
+            <w:proofErr w:type="spellStart"/>
+            <w:r>
+              <w:t>accept</w:t>
+            </w:r>
+            <w:proofErr w:type="spellEnd"/>
+            <w:r>
+              <w:t>/&lt;id&gt;</w:t>
+            </w:r>
+          </w:p>
+        </w:tc>
+        <w:tc>
+          <w:tcPr>
+            <w:tcW w:w="2178" w:type="dxa"/>
+            <w:vAlign w:val="center"/>
+          </w:tcPr>
+          <w:p>
+            <w:r>
+              <w:t>POST</w:t>
+            </w:r>
+          </w:p>
+        </w:tc>
+        <w:tc>
+          <w:tcPr>
+            <w:tcW w:w="2073" w:type="dxa"/>
+            <w:vAlign w:val="center"/>
+          </w:tcPr>
+          <w:p>
+            <w:r>
+              <w:t>Acepta una solicitud de amistad.</w:t>
+            </w:r>
+          </w:p>
+        </w:tc>
+        <w:tc>
+          <w:tcPr>
+            <w:tcW w:w="2091" w:type="dxa"/>
+            <w:vAlign w:val="center"/>
+          </w:tcPr>
+          <w:p>
+            <w:r>
+              <w:t>Si</w:t>
+            </w:r>
+          </w:p>
+        </w:tc>
+      </w:tr>
+      <w:tr>
+        <w:trPr>
+          <w:trHeight w:val="533"/>
+        </w:trPr>
+        <w:tc>
+          <w:tcPr>
+            <w:tcW w:w="2152" w:type="dxa"/>
+            <w:vAlign w:val="center"/>
+          </w:tcPr>
+          <w:p>
+            <w:r>
+              <w:t>/</w:t>
+            </w:r>
+            <w:proofErr w:type="spellStart"/>
+            <w:r>
+              <w:t>friends</w:t>
+            </w:r>
+            <w:proofErr w:type="spellEnd"/>
+            <w:r>
+              <w:t>/</w:t>
+            </w:r>
+            <w:proofErr w:type="spellStart"/>
+            <w:r>
+              <w:t>reject</w:t>
+            </w:r>
+            <w:proofErr w:type="spellEnd"/>
+            <w:r>
+              <w:t>/&lt;id&gt;</w:t>
+            </w:r>
+          </w:p>
+        </w:tc>
+        <w:tc>
+          <w:tcPr>
+            <w:tcW w:w="2178" w:type="dxa"/>
+            <w:vAlign w:val="center"/>
+          </w:tcPr>
+          <w:p>
+            <w:r>
+              <w:t>POST</w:t>
+            </w:r>
+          </w:p>
+        </w:tc>
+        <w:tc>
+          <w:tcPr>
+            <w:tcW w:w="2073" w:type="dxa"/>
+            <w:vAlign w:val="center"/>
+          </w:tcPr>
+          <w:p>
+            <w:r>
+              <w:t>Rechaza una solicitud de amistad.</w:t>
+            </w:r>
+          </w:p>
+        </w:tc>
+        <w:tc>
+          <w:tcPr>
+            <w:tcW w:w="2091" w:type="dxa"/>
+            <w:vAlign w:val="center"/>
+          </w:tcPr>
+          <w:p>
+            <w:r>
+              <w:t>Si</w:t>
+            </w:r>
+          </w:p>
+        </w:tc>
+      </w:tr>
+    </w:tbl>
+    <w:p/>
+    <w:p>
+      <w:pPr>
+        <w:pStyle w:val="Ttulo2"/>
+      </w:pPr>
+      <w:bookmarkStart w:id="16" w:name="_Toc229325535"/>
+      <w:r>
+        <w:lastRenderedPageBreak/>
+        <w:t>4.6 Chat</w:t>
+      </w:r>
+      <w:bookmarkEnd w:id="16"/>
+    </w:p>
+    <w:tbl>
+      <w:tblPr>
+        <w:tblStyle w:val="Tablaconcuadrcula"/>
+        <w:tblW w:w="0" w:type="auto"/>
+        <w:tblLook w:val="04A0" w:firstRow="1" w:lastRow="0" w:firstColumn="1" w:lastColumn="0" w:noHBand="0" w:noVBand="1"/>
+      </w:tblPr>
+      <w:tblGrid>
+        <w:gridCol w:w="2097"/>
+        <w:gridCol w:w="2197"/>
+        <w:gridCol w:w="2102"/>
+        <w:gridCol w:w="2098"/>
+      </w:tblGrid>
+      <w:tr>
+        <w:trPr>
+          <w:trHeight w:val="565"/>
+        </w:trPr>
+        <w:tc>
+          <w:tcPr>
+            <w:tcW w:w="1980" w:type="dxa"/>
+            <w:shd w:val="clear" w:color="auto" w:fill="D9D9D9" w:themeFill="background1" w:themeFillShade="D9"/>
+            <w:vAlign w:val="center"/>
+          </w:tcPr>
+          <w:p>
+            <w:r>
+              <w:t>Ruta</w:t>
+            </w:r>
+          </w:p>
+        </w:tc>
+        <w:tc>
+          <w:tcPr>
+            <w:tcW w:w="2266" w:type="dxa"/>
+            <w:shd w:val="clear" w:color="auto" w:fill="D9D9D9" w:themeFill="background1" w:themeFillShade="D9"/>
+            <w:vAlign w:val="center"/>
+          </w:tcPr>
+          <w:p>
+            <w:r>
+              <w:t>Método</w:t>
+            </w:r>
+          </w:p>
+        </w:tc>
+        <w:tc>
+          <w:tcPr>
+            <w:tcW w:w="2124" w:type="dxa"/>
+            <w:shd w:val="clear" w:color="auto" w:fill="D9D9D9" w:themeFill="background1" w:themeFillShade="D9"/>
+            <w:vAlign w:val="center"/>
+          </w:tcPr>
+          <w:p>
+            <w:r>
+              <w:t>Descripción</w:t>
+            </w:r>
+          </w:p>
+        </w:tc>
+        <w:tc>
+          <w:tcPr>
+            <w:tcW w:w="2124" w:type="dxa"/>
+            <w:shd w:val="clear" w:color="auto" w:fill="D9D9D9" w:themeFill="background1" w:themeFillShade="D9"/>
+            <w:vAlign w:val="center"/>
+          </w:tcPr>
+          <w:p>
+            <w:proofErr w:type="gramStart"/>
+            <w:r>
+              <w:t>Protegido(</w:t>
+            </w:r>
+            <w:proofErr w:type="gramEnd"/>
+            <w:r>
+              <w:t>JWT)</w:t>
+            </w:r>
+          </w:p>
+        </w:tc>
+      </w:tr>
+      <w:tr>
+        <w:trPr>
+          <w:trHeight w:val="533"/>
+        </w:trPr>
+        <w:tc>
+          <w:tcPr>
+            <w:tcW w:w="1980" w:type="dxa"/>
+            <w:vAlign w:val="center"/>
+          </w:tcPr>
+          <w:p>
+            <w:r>
+              <w:t>/chat/</w:t>
+            </w:r>
+            <w:proofErr w:type="spellStart"/>
+            <w:r>
+              <w:t>conversations</w:t>
+            </w:r>
+            <w:proofErr w:type="spellEnd"/>
+          </w:p>
+        </w:tc>
+        <w:tc>
+          <w:tcPr>
+            <w:tcW w:w="2266" w:type="dxa"/>
+            <w:vAlign w:val="center"/>
+          </w:tcPr>
+          <w:p>
+            <w:r>
+              <w:t>GET</w:t>
+            </w:r>
+          </w:p>
+        </w:tc>
+        <w:tc>
+          <w:tcPr>
+            <w:tcW w:w="2124" w:type="dxa"/>
+            <w:vAlign w:val="center"/>
+          </w:tcPr>
+          <w:p>
+            <w:r>
+              <w:t>Obtiene la lista de conversaciones recientes.</w:t>
+            </w:r>
+          </w:p>
+        </w:tc>
+        <w:tc>
+          <w:tcPr>
+            <w:tcW w:w="2124" w:type="dxa"/>
+            <w:vAlign w:val="center"/>
+          </w:tcPr>
+          <w:p>
+            <w:r>
+              <w:t>Si</w:t>
+            </w:r>
+          </w:p>
+        </w:tc>
+      </w:tr>
+      <w:tr>
+        <w:trPr>
+          <w:trHeight w:val="565"/>
+        </w:trPr>
+        <w:tc>
+          <w:tcPr>
+            <w:tcW w:w="1980" w:type="dxa"/>
+            <w:vAlign w:val="center"/>
+          </w:tcPr>
+          <w:p>
+            <w:r>
+              <w:t>/chat/&lt;</w:t>
+            </w:r>
+            <w:proofErr w:type="spellStart"/>
+            <w:r>
+              <w:t>friend_id</w:t>
+            </w:r>
+            <w:proofErr w:type="spellEnd"/>
+            <w:r>
+              <w:t>&gt;</w:t>
+            </w:r>
+          </w:p>
+        </w:tc>
+        <w:tc>
+          <w:tcPr>
+            <w:tcW w:w="2266" w:type="dxa"/>
+            <w:vAlign w:val="center"/>
+          </w:tcPr>
+          <w:p>
+            <w:r>
+              <w:t>GET</w:t>
+            </w:r>
+          </w:p>
+        </w:tc>
+        <w:tc>
+          <w:tcPr>
+            <w:tcW w:w="2124" w:type="dxa"/>
+            <w:vAlign w:val="center"/>
+          </w:tcPr>
+          <w:p>
+            <w:r>
+              <w:t>Obtiene el historial de mensajes con un amigo.</w:t>
+            </w:r>
+          </w:p>
+        </w:tc>
+        <w:tc>
+          <w:tcPr>
+            <w:tcW w:w="2124" w:type="dxa"/>
+            <w:vAlign w:val="center"/>
+          </w:tcPr>
+          <w:p>
+            <w:r>
+              <w:t>Si</w:t>
+            </w:r>
+          </w:p>
+        </w:tc>
+      </w:tr>
+      <w:tr>
+        <w:trPr>
+          <w:trHeight w:val="533"/>
+        </w:trPr>
+        <w:tc>
+          <w:tcPr>
+            <w:tcW w:w="1980" w:type="dxa"/>
+            <w:vAlign w:val="center"/>
+          </w:tcPr>
+          <w:p>
+            <w:r>
+              <w:t>/chat/&lt;</w:t>
+            </w:r>
+            <w:proofErr w:type="spellStart"/>
+            <w:r>
+              <w:t>friend_id</w:t>
+            </w:r>
+            <w:proofErr w:type="spellEnd"/>
+            <w:r>
+              <w:t>&gt;</w:t>
+            </w:r>
+          </w:p>
+        </w:tc>
+        <w:tc>
+          <w:tcPr>
+            <w:tcW w:w="2266" w:type="dxa"/>
+            <w:vAlign w:val="center"/>
+          </w:tcPr>
+          <w:p>
+            <w:r>
+              <w:t>POST</w:t>
+            </w:r>
+          </w:p>
+        </w:tc>
+        <w:tc>
+          <w:tcPr>
+            <w:tcW w:w="2124" w:type="dxa"/>
+            <w:vAlign w:val="center"/>
+          </w:tcPr>
+          <w:p>
+            <w:r>
+              <w:t>Envía un mensaje de chat a un amigo.</w:t>
+            </w:r>
+          </w:p>
+        </w:tc>
+        <w:tc>
+          <w:tcPr>
+            <w:tcW w:w="2124" w:type="dxa"/>
+            <w:vAlign w:val="center"/>
+          </w:tcPr>
+          <w:p>
+            <w:r>
+              <w:t>Si</w:t>
+            </w:r>
+          </w:p>
+        </w:tc>
+      </w:tr>
+    </w:tbl>
+    <w:p/>
+    <w:p>
+      <w:pPr>
+        <w:pStyle w:val="Ttulo2"/>
+      </w:pPr>
+      <w:bookmarkStart w:id="17" w:name="_Toc229325536"/>
+      <w:r>
+        <w:t>4.7 Otros</w:t>
+      </w:r>
+      <w:bookmarkEnd w:id="17"/>
+    </w:p>
+    <w:tbl>
+      <w:tblPr>
+        <w:tblStyle w:val="Tablaconcuadrcula"/>
+        <w:tblW w:w="0" w:type="auto"/>
+        <w:tblLook w:val="04A0" w:firstRow="1" w:lastRow="0" w:firstColumn="1" w:lastColumn="0" w:noHBand="0" w:noVBand="1"/>
+      </w:tblPr>
+      <w:tblGrid>
+        <w:gridCol w:w="2097"/>
+        <w:gridCol w:w="2197"/>
+        <w:gridCol w:w="2102"/>
+        <w:gridCol w:w="2098"/>
+      </w:tblGrid>
+      <w:tr>
+        <w:trPr>
+          <w:trHeight w:val="565"/>
+        </w:trPr>
+        <w:tc>
+          <w:tcPr>
+            <w:tcW w:w="2097" w:type="dxa"/>
+            <w:shd w:val="clear" w:color="auto" w:fill="D9D9D9" w:themeFill="background1" w:themeFillShade="D9"/>
+            <w:vAlign w:val="center"/>
+          </w:tcPr>
+          <w:p>
+            <w:r>
+              <w:t>Ruta</w:t>
+            </w:r>
+          </w:p>
+        </w:tc>
+        <w:tc>
+          <w:tcPr>
+            <w:tcW w:w="2197" w:type="dxa"/>
+            <w:shd w:val="clear" w:color="auto" w:fill="D9D9D9" w:themeFill="background1" w:themeFillShade="D9"/>
+            <w:vAlign w:val="center"/>
+          </w:tcPr>
+          <w:p>
+            <w:r>
+              <w:t>Método</w:t>
+            </w:r>
+          </w:p>
+        </w:tc>
+        <w:tc>
+          <w:tcPr>
+            <w:tcW w:w="2102" w:type="dxa"/>
+            <w:shd w:val="clear" w:color="auto" w:fill="D9D9D9" w:themeFill="background1" w:themeFillShade="D9"/>
+            <w:vAlign w:val="center"/>
+          </w:tcPr>
+          <w:p>
+            <w:r>
+              <w:t>Descripción</w:t>
+            </w:r>
+          </w:p>
+        </w:tc>
+        <w:tc>
+          <w:tcPr>
+            <w:tcW w:w="2098" w:type="dxa"/>
+            <w:shd w:val="clear" w:color="auto" w:fill="D9D9D9" w:themeFill="background1" w:themeFillShade="D9"/>
+            <w:vAlign w:val="center"/>
+          </w:tcPr>
+          <w:p>
+            <w:proofErr w:type="gramStart"/>
+            <w:r>
+              <w:t>Protegido(</w:t>
+            </w:r>
+            <w:proofErr w:type="gramEnd"/>
+            <w:r>
+              <w:t>JWT)</w:t>
+            </w:r>
+          </w:p>
+        </w:tc>
+      </w:tr>
+      <w:tr>
+        <w:trPr>
+          <w:trHeight w:val="533"/>
+        </w:trPr>
+        <w:tc>
+          <w:tcPr>
+            <w:tcW w:w="2097" w:type="dxa"/>
+            <w:vAlign w:val="center"/>
+          </w:tcPr>
+          <w:p>
+            <w:r>
+              <w:t>/sugerencias</w:t>
+            </w:r>
+          </w:p>
+        </w:tc>
+        <w:tc>
+          <w:tcPr>
+            <w:tcW w:w="2197" w:type="dxa"/>
+            <w:vAlign w:val="center"/>
+          </w:tcPr>
+          <w:p>
+            <w:r>
+              <w:t>POST</w:t>
+            </w:r>
+          </w:p>
+        </w:tc>
+        <w:tc>
+          <w:tcPr>
+            <w:tcW w:w="2102" w:type="dxa"/>
+            <w:vAlign w:val="center"/>
+          </w:tcPr>
+          <w:p>
+            <w:r>
+              <w:t xml:space="preserve">Envía una sugerencia o </w:t>
+            </w:r>
+            <w:proofErr w:type="spellStart"/>
+            <w:r>
+              <w:t>feedback</w:t>
+            </w:r>
+            <w:proofErr w:type="spellEnd"/>
+            <w:r>
+              <w:t xml:space="preserve"> al sistema.</w:t>
+            </w:r>
+          </w:p>
+        </w:tc>
+        <w:tc>
+          <w:tcPr>
+            <w:tcW w:w="2098" w:type="dxa"/>
+            <w:vAlign w:val="center"/>
+          </w:tcPr>
+          <w:p>
+            <w:r>
+              <w:t>Si</w:t>
+            </w:r>
+          </w:p>
+        </w:tc>
+      </w:tr>
+    </w:tbl>
+    <w:p/>
+    <w:p>
+      <w:pPr>
+        <w:pStyle w:val="Ttulo1"/>
+      </w:pPr>
+      <w:r>
+        <w:t>5. Despliegue</w:t>
+      </w:r>
+    </w:p>
+    <w:p>
+      <w:pPr>
+        <w:rPr>
+          <w:sz w:val="24"/>
+          <w:szCs w:val="24"/>
+        </w:rPr>
+      </w:pPr>
+      <w:r>
+        <w:rPr>
+          <w:sz w:val="24"/>
+          <w:szCs w:val="24"/>
+        </w:rPr>
+        <w:t>El despliegue de la aplicación</w:t>
+      </w:r>
+      <w:r>
+        <w:rPr>
+          <w:sz w:val="24"/>
+          <w:szCs w:val="24"/>
+        </w:rPr>
+        <w:t xml:space="preserve"> </w:t>
+      </w:r>
+      <w:r>
+        <w:rPr>
+          <w:sz w:val="24"/>
+          <w:szCs w:val="24"/>
+        </w:rPr>
+        <w:t xml:space="preserve">se ha diseñado siguiendo un modelo de arquitectura desacoplada, donde el </w:t>
+      </w:r>
+      <w:proofErr w:type="spellStart"/>
+      <w:r>
+        <w:rPr>
+          <w:sz w:val="24"/>
+          <w:szCs w:val="24"/>
+        </w:rPr>
+        <w:t>frontend</w:t>
+      </w:r>
+      <w:proofErr w:type="spellEnd"/>
+      <w:r>
+        <w:rPr>
+          <w:sz w:val="24"/>
+          <w:szCs w:val="24"/>
+        </w:rPr>
+        <w:t xml:space="preserve"> y el </w:t>
+      </w:r>
+      <w:proofErr w:type="spellStart"/>
+      <w:r>
+        <w:rPr>
+          <w:sz w:val="24"/>
+          <w:szCs w:val="24"/>
+        </w:rPr>
+        <w:t>backend</w:t>
+      </w:r>
+      <w:proofErr w:type="spellEnd"/>
+      <w:r>
+        <w:rPr>
+          <w:sz w:val="24"/>
+          <w:szCs w:val="24"/>
+        </w:rPr>
+        <w:t xml:space="preserve"> se alojan en plataformas independientes pero comunicadas mediante protocolos seguros. Esta estrategia permite optimizar los recursos de computación y mejorar la velocidad de carga </w:t>
+      </w:r>
+    </w:p>
+    <w:p>
+      <w:pPr>
+        <w:pStyle w:val="Ttulo2"/>
+      </w:pPr>
+      <w:r>
+        <w:t xml:space="preserve">5.1 </w:t>
+      </w:r>
+      <w:proofErr w:type="spellStart"/>
+      <w:r>
+        <w:t>Frontend</w:t>
+      </w:r>
+      <w:proofErr w:type="spellEnd"/>
+    </w:p>
+    <w:p>
+      <w:pPr>
+        <w:rPr>
+          <w:sz w:val="24"/>
+          <w:szCs w:val="24"/>
+        </w:rPr>
+      </w:pPr>
+      <w:r>
+        <w:rPr>
+          <w:sz w:val="24"/>
+          <w:szCs w:val="24"/>
+        </w:rPr>
+        <w:t>S</w:t>
+      </w:r>
+      <w:r>
+        <w:rPr>
+          <w:sz w:val="24"/>
+          <w:szCs w:val="24"/>
+        </w:rPr>
+        <w:t>e ha seleccionado </w:t>
+      </w:r>
+      <w:proofErr w:type="spellStart"/>
+      <w:r>
+        <w:rPr>
+          <w:b/>
+          <w:bCs/>
+          <w:sz w:val="24"/>
+          <w:szCs w:val="24"/>
+        </w:rPr>
+        <w:t>Vercel</w:t>
+      </w:r>
+      <w:proofErr w:type="spellEnd"/>
+      <w:r>
+        <w:rPr>
+          <w:sz w:val="24"/>
+          <w:szCs w:val="24"/>
+        </w:rPr>
+        <w:t xml:space="preserve"> debido a su integración nativa con </w:t>
+      </w:r>
+      <w:proofErr w:type="spellStart"/>
+      <w:r>
+        <w:rPr>
+          <w:sz w:val="24"/>
+          <w:szCs w:val="24"/>
+        </w:rPr>
+        <w:t>frameworks</w:t>
+      </w:r>
+      <w:proofErr w:type="spellEnd"/>
+      <w:r>
+        <w:rPr>
+          <w:sz w:val="24"/>
+          <w:szCs w:val="24"/>
+        </w:rPr>
+        <w:t xml:space="preserve"> modernos y su capacidad de despliegue atómico.</w:t>
+      </w:r>
+    </w:p>
+    <w:p>
+      <w:pPr>
+        <w:numPr>
+          <w:ilvl w:val="0"/>
+          <w:numId w:val="6"/>
+        </w:numPr>
+        <w:rPr>
+          <w:sz w:val="24"/>
+          <w:szCs w:val="24"/>
+        </w:rPr>
+      </w:pPr>
+      <w:r>
+        <w:rPr>
+          <w:b/>
+          <w:bCs/>
+          <w:sz w:val="24"/>
+          <w:szCs w:val="24"/>
+        </w:rPr>
+        <w:t>Optimización de Estáticos:</w:t>
+      </w:r>
+      <w:r>
+        <w:rPr>
+          <w:sz w:val="24"/>
+          <w:szCs w:val="24"/>
+        </w:rPr>
+        <w:t> </w:t>
+      </w:r>
+      <w:proofErr w:type="spellStart"/>
+      <w:r>
+        <w:rPr>
+          <w:sz w:val="24"/>
+          <w:szCs w:val="24"/>
+        </w:rPr>
+        <w:t>Vercel</w:t>
+      </w:r>
+      <w:proofErr w:type="spellEnd"/>
+      <w:r>
+        <w:rPr>
+          <w:sz w:val="24"/>
+          <w:szCs w:val="24"/>
+        </w:rPr>
+        <w:t xml:space="preserve"> genera una versión optimizada de los archivos (</w:t>
+      </w:r>
+      <w:proofErr w:type="spellStart"/>
+      <w:r>
+        <w:rPr>
+          <w:sz w:val="24"/>
+          <w:szCs w:val="24"/>
+        </w:rPr>
+        <w:t>minificación</w:t>
+      </w:r>
+      <w:proofErr w:type="spellEnd"/>
+      <w:r>
+        <w:rPr>
+          <w:sz w:val="24"/>
+          <w:szCs w:val="24"/>
+        </w:rPr>
+        <w:t xml:space="preserve"> de JS/CSS) y los distribuye a través de su red global de servidores, reduciendo la latencia para el usuario final.</w:t>
+      </w:r>
+    </w:p>
+    <w:p>
+      <w:pPr>
+        <w:numPr>
+          <w:ilvl w:val="0"/>
+          <w:numId w:val="6"/>
+        </w:numPr>
+        <w:rPr>
+          <w:sz w:val="24"/>
+          <w:szCs w:val="24"/>
+        </w:rPr>
+      </w:pPr>
+      <w:r>
+        <w:rPr>
+          <w:sz w:val="24"/>
+          <w:szCs w:val="24"/>
+        </w:rPr>
+        <w:lastRenderedPageBreak/>
+        <w:drawing>
+          <wp:inline distT="0" distB="0" distL="0" distR="0" wp14:anchorId="6FF550D0" wp14:editId="2619EFED">
+            <wp:extent cx="5400040" cy="2743200"/>
+            <wp:effectExtent l="0" t="0" r="0" b="0"/>
+            <wp:docPr id="2104349710" name="Imagen 1"/>
+            <wp:cNvGraphicFramePr>
+              <a:graphicFrameLocks xmlns:a="http://schemas.openxmlformats.org/drawingml/2006/main" noChangeAspect="1"/>
+            </wp:cNvGraphicFramePr>
+            <a:graphic xmlns:a="http://schemas.openxmlformats.org/drawingml/2006/main">
+              <a:graphicData uri="http://schemas.openxmlformats.org/drawingml/2006/picture">
+                <pic:pic xmlns:pic="http://schemas.openxmlformats.org/drawingml/2006/picture">
+                  <pic:nvPicPr>
+                    <pic:cNvPr id="2104349710" name=""/>
+                    <pic:cNvPicPr/>
+                  </pic:nvPicPr>
+                  <pic:blipFill>
+                    <a:blip r:embed="rId9"/>
+                    <a:stretch>
+                      <a:fillRect/>
+                    </a:stretch>
+                  </pic:blipFill>
+                  <pic:spPr>
+                    <a:xfrm>
+                      <a:off x="0" y="0"/>
+                      <a:ext cx="5400040" cy="2743200"/>
+                    </a:xfrm>
+                    <a:prstGeom prst="rect">
+                      <a:avLst/>
+                    </a:prstGeom>
+                  </pic:spPr>
+                </pic:pic>
+              </a:graphicData>
+            </a:graphic>
+          </wp:inline>
+        </w:drawing>
+      </w:r>
+    </w:p>
+    <w:p>
+      <w:pPr>
+        <w:pStyle w:val="Ttulo2"/>
+      </w:pPr>
+      <w:r>
+        <w:t xml:space="preserve">5.2 </w:t>
+      </w:r>
+      <w:proofErr w:type="spellStart"/>
+      <w:r>
+        <w:t>Backend</w:t>
+      </w:r>
+      <w:proofErr w:type="spellEnd"/>
+    </w:p>
+    <w:p>
+      <w:pPr>
+        <w:rPr>
+          <w:sz w:val="24"/>
+          <w:szCs w:val="24"/>
+        </w:rPr>
+      </w:pPr>
+      <w:r>
+        <w:rPr>
+          <w:sz w:val="24"/>
+          <w:szCs w:val="24"/>
+        </w:rPr>
+        <w:t>El servidor de API, desarrollado en Flask, se encuentra alojado en </w:t>
+      </w:r>
+      <w:r>
+        <w:rPr>
+          <w:b/>
+          <w:bCs/>
+          <w:sz w:val="24"/>
+          <w:szCs w:val="24"/>
+        </w:rPr>
+        <w:t>Render</w:t>
+      </w:r>
+      <w:r>
+        <w:rPr>
+          <w:sz w:val="24"/>
+          <w:szCs w:val="24"/>
+        </w:rPr>
+        <w:t>.</w:t>
+      </w:r>
+    </w:p>
+    <w:p>
+      <w:pPr>
+        <w:numPr>
+          <w:ilvl w:val="0"/>
+          <w:numId w:val="7"/>
+        </w:numPr>
+        <w:rPr>
+          <w:sz w:val="24"/>
+          <w:szCs w:val="24"/>
+        </w:rPr>
+      </w:pPr>
+      <w:r>
+        <w:rPr>
+          <w:b/>
+          <w:bCs/>
+          <w:sz w:val="24"/>
+          <w:szCs w:val="24"/>
+        </w:rPr>
+        <w:t>Entorno de Ejecución:</w:t>
+      </w:r>
+      <w:r>
+        <w:rPr>
+          <w:sz w:val="24"/>
+          <w:szCs w:val="24"/>
+        </w:rPr>
+        <w:t> Se utiliza un entorno gestionado de Python 3.x, donde el servidor se ejecuta mediante </w:t>
+      </w:r>
+      <w:proofErr w:type="spellStart"/>
+      <w:r>
+        <w:rPr>
+          <w:sz w:val="24"/>
+          <w:szCs w:val="24"/>
+        </w:rPr>
+        <w:t>Gunicorn</w:t>
+      </w:r>
+      <w:proofErr w:type="spellEnd"/>
+      <w:r>
+        <w:rPr>
+          <w:sz w:val="24"/>
+          <w:szCs w:val="24"/>
+        </w:rPr>
+        <w:t> (un servidor HTTP WSGI para UNIX), lo que permite manejar múltiples peticiones de forma concurrente, mejorando la robustez frente al servidor de desarrollo de Flask.</w:t>
+      </w:r>
+    </w:p>
+    <w:p>
+      <w:pPr>
+        <w:numPr>
+          <w:ilvl w:val="0"/>
+          <w:numId w:val="7"/>
+        </w:numPr>
+        <w:rPr>
+          <w:sz w:val="24"/>
+          <w:szCs w:val="24"/>
+        </w:rPr>
+      </w:pPr>
+      <w:r>
+        <w:rPr>
+          <w:b/>
+          <w:bCs/>
+          <w:sz w:val="24"/>
+          <w:szCs w:val="24"/>
+        </w:rPr>
+        <w:t>Persistencia y Base de Datos:</w:t>
+      </w:r>
+      <w:r>
+        <w:rPr>
+          <w:sz w:val="24"/>
+          <w:szCs w:val="24"/>
+        </w:rPr>
+        <w:t> La aplicación se conecta a una instancia gestionada de MySQL, asegurando que los datos de usuarios, anuncios y chats persistan de forma segura y profesional, fuera del sistema de archivos del servidor de aplicaciones.</w:t>
+      </w:r>
+    </w:p>
+    <w:p>
+      <w:pPr>
+        <w:numPr>
+          <w:ilvl w:val="0"/>
+          <w:numId w:val="7"/>
+        </w:numPr>
+        <w:rPr>
+          <w:sz w:val="24"/>
+          <w:szCs w:val="24"/>
+        </w:rPr>
+      </w:pPr>
+      <w:r>
+        <w:rPr>
+          <w:sz w:val="24"/>
+          <w:szCs w:val="24"/>
+        </w:rPr>
+        <w:drawing>
+          <wp:inline distT="0" distB="0" distL="0" distR="0" wp14:anchorId="6E7FBF48" wp14:editId="2AB7613C">
+            <wp:extent cx="5400040" cy="2904490"/>
+            <wp:effectExtent l="0" t="0" r="0" b="0"/>
+            <wp:docPr id="1866067456" name="Imagen 1"/>
+            <wp:cNvGraphicFramePr>
+              <a:graphicFrameLocks xmlns:a="http://schemas.openxmlformats.org/drawingml/2006/main" noChangeAspect="1"/>
+            </wp:cNvGraphicFramePr>
+            <a:graphic xmlns:a="http://schemas.openxmlformats.org/drawingml/2006/main">
+              <a:graphicData uri="http://schemas.openxmlformats.org/drawingml/2006/picture">
+                <pic:pic xmlns:pic="http://schemas.openxmlformats.org/drawingml/2006/picture">
+                  <pic:nvPicPr>
+                    <pic:cNvPr id="1866067456" name=""/>
+                    <pic:cNvPicPr/>
+                  </pic:nvPicPr>
+                  <pic:blipFill>
+                    <a:blip r:embed="rId10"/>
+                    <a:stretch>
+                      <a:fillRect/>
+                    </a:stretch>
+                  </pic:blipFill>
+                  <pic:spPr>
+                    <a:xfrm>
+                      <a:off x="0" y="0"/>
+                      <a:ext cx="5400040" cy="2904490"/>
+                    </a:xfrm>
+                    <a:prstGeom prst="rect">
+                      <a:avLst/>
+                    </a:prstGeom>
+                  </pic:spPr>
+                </pic:pic>
+              </a:graphicData>
+            </a:graphic>
+          </wp:inline>
+        </w:drawing>
+      </w:r>
+    </w:p>
+    <w:p>
+      <w:pPr>
+        <w:pStyle w:val="Ttulo2"/>
+        <w:rPr>
+          <w:rFonts w:eastAsiaTheme="minorHAnsi"/>
+        </w:rPr>
+      </w:pPr>
+      <w:r>
+        <w:lastRenderedPageBreak/>
+        <w:t xml:space="preserve">5.3 </w:t>
+      </w:r>
+      <w:r>
+        <w:rPr>
+          <w:rFonts w:eastAsiaTheme="minorHAnsi"/>
+        </w:rPr>
+        <w:t>Ciclo de Integración y Despliegue Continuo</w:t>
+      </w:r>
+    </w:p>
+    <w:p>
+      <w:pPr>
+        <w:rPr>
+          <w:sz w:val="24"/>
+          <w:szCs w:val="24"/>
+        </w:rPr>
+      </w:pPr>
+      <w:r>
+        <w:rPr>
+          <w:sz w:val="24"/>
+          <w:szCs w:val="24"/>
+        </w:rPr>
+        <w:t>S</w:t>
+      </w:r>
+      <w:r>
+        <w:rPr>
+          <w:sz w:val="24"/>
+          <w:szCs w:val="24"/>
+        </w:rPr>
+        <w:t>e ha implementado un flujo de trabajo automatizado mediante la integración con </w:t>
+      </w:r>
+      <w:r>
+        <w:rPr>
+          <w:b/>
+          <w:bCs/>
+          <w:sz w:val="24"/>
+          <w:szCs w:val="24"/>
+        </w:rPr>
+        <w:t>GitHub</w:t>
+      </w:r>
+      <w:r>
+        <w:rPr>
+          <w:sz w:val="24"/>
+          <w:szCs w:val="24"/>
+        </w:rPr>
+        <w:t>:</w:t>
+      </w:r>
+    </w:p>
+    <w:p>
+      <w:pPr>
+        <w:pStyle w:val="Prrafodelista"/>
+        <w:numPr>
+          <w:ilvl w:val="0"/>
+          <w:numId w:val="9"/>
+        </w:numPr>
+        <w:rPr>
+          <w:sz w:val="24"/>
+          <w:szCs w:val="24"/>
+        </w:rPr>
+      </w:pPr>
+      <w:r>
+        <w:rPr>
+          <w:b/>
+          <w:bCs/>
+          <w:sz w:val="24"/>
+          <w:szCs w:val="24"/>
+        </w:rPr>
+        <w:t>Activación por Push:</w:t>
+      </w:r>
+      <w:r>
+        <w:rPr>
+          <w:sz w:val="24"/>
+          <w:szCs w:val="24"/>
+        </w:rPr>
+        <w:t> Cada vez que se realiza un </w:t>
+      </w:r>
+      <w:proofErr w:type="spellStart"/>
+      <w:r>
+        <w:rPr>
+          <w:sz w:val="24"/>
+          <w:szCs w:val="24"/>
+        </w:rPr>
+        <w:t>commit</w:t>
+      </w:r>
+      <w:proofErr w:type="spellEnd"/>
+      <w:r>
+        <w:rPr>
+          <w:sz w:val="24"/>
+          <w:szCs w:val="24"/>
+        </w:rPr>
+        <w:t> en la rama principal (</w:t>
+      </w:r>
+      <w:proofErr w:type="spellStart"/>
+      <w:r>
+        <w:rPr>
+          <w:sz w:val="24"/>
+          <w:szCs w:val="24"/>
+        </w:rPr>
+        <w:t>main</w:t>
+      </w:r>
+      <w:proofErr w:type="spellEnd"/>
+      <w:r>
+        <w:rPr>
+          <w:sz w:val="24"/>
+          <w:szCs w:val="24"/>
+        </w:rPr>
+        <w:t xml:space="preserve">), tanto </w:t>
+      </w:r>
+      <w:proofErr w:type="spellStart"/>
+      <w:r>
+        <w:rPr>
+          <w:sz w:val="24"/>
+          <w:szCs w:val="24"/>
+        </w:rPr>
+        <w:t>Vercel</w:t>
+      </w:r>
+      <w:proofErr w:type="spellEnd"/>
+      <w:r>
+        <w:rPr>
+          <w:sz w:val="24"/>
+          <w:szCs w:val="24"/>
+        </w:rPr>
+        <w:t xml:space="preserve"> como Render detectan el cambio automáticamente.</w:t>
+      </w:r>
+    </w:p>
+    <w:p>
+      <w:pPr>
+        <w:pStyle w:val="Prrafodelista"/>
+        <w:numPr>
+          <w:ilvl w:val="0"/>
+          <w:numId w:val="9"/>
+        </w:numPr>
+        <w:rPr>
+          <w:sz w:val="24"/>
+          <w:szCs w:val="24"/>
+        </w:rPr>
+      </w:pPr>
+      <w:proofErr w:type="spellStart"/>
+      <w:r>
+        <w:rPr>
+          <w:b/>
+          <w:bCs/>
+          <w:sz w:val="24"/>
+          <w:szCs w:val="24"/>
+        </w:rPr>
+        <w:t>Build</w:t>
+      </w:r>
+      <w:proofErr w:type="spellEnd"/>
+      <w:r>
+        <w:rPr>
+          <w:b/>
+          <w:bCs/>
+          <w:sz w:val="24"/>
+          <w:szCs w:val="24"/>
+        </w:rPr>
+        <w:t xml:space="preserve"> Automático:</w:t>
+      </w:r>
+      <w:r>
+        <w:rPr>
+          <w:sz w:val="24"/>
+          <w:szCs w:val="24"/>
+        </w:rPr>
+        <w:t> Las plataformas ejecutan los comandos de construcción (</w:t>
+      </w:r>
+      <w:proofErr w:type="spellStart"/>
+      <w:r>
+        <w:rPr>
+          <w:sz w:val="24"/>
+          <w:szCs w:val="24"/>
+        </w:rPr>
+        <w:t>npm</w:t>
+      </w:r>
+      <w:proofErr w:type="spellEnd"/>
+      <w:r>
+        <w:rPr>
+          <w:sz w:val="24"/>
+          <w:szCs w:val="24"/>
+        </w:rPr>
+        <w:t xml:space="preserve"> run </w:t>
+      </w:r>
+      <w:proofErr w:type="spellStart"/>
+      <w:r>
+        <w:rPr>
+          <w:sz w:val="24"/>
+          <w:szCs w:val="24"/>
+        </w:rPr>
+        <w:t>build</w:t>
+      </w:r>
+      <w:proofErr w:type="spellEnd"/>
+      <w:r>
+        <w:rPr>
+          <w:sz w:val="24"/>
+          <w:szCs w:val="24"/>
+        </w:rPr>
+        <w:t xml:space="preserve"> para el </w:t>
+      </w:r>
+      <w:proofErr w:type="spellStart"/>
+      <w:r>
+        <w:rPr>
+          <w:sz w:val="24"/>
+          <w:szCs w:val="24"/>
+        </w:rPr>
+        <w:t>frontend</w:t>
+      </w:r>
+      <w:proofErr w:type="spellEnd"/>
+      <w:r>
+        <w:rPr>
+          <w:sz w:val="24"/>
+          <w:szCs w:val="24"/>
+        </w:rPr>
+        <w:t xml:space="preserve"> y la instalación de requirements.txt para el </w:t>
+      </w:r>
+      <w:proofErr w:type="spellStart"/>
+      <w:r>
+        <w:rPr>
+          <w:sz w:val="24"/>
+          <w:szCs w:val="24"/>
+        </w:rPr>
+        <w:t>backend</w:t>
+      </w:r>
+      <w:proofErr w:type="spellEnd"/>
+      <w:r>
+        <w:rPr>
+          <w:sz w:val="24"/>
+          <w:szCs w:val="24"/>
+        </w:rPr>
+        <w:t>).</w:t>
+      </w:r>
+    </w:p>
+    <w:p>
+      <w:pPr>
+        <w:pStyle w:val="Prrafodelista"/>
+        <w:numPr>
+          <w:ilvl w:val="0"/>
+          <w:numId w:val="9"/>
+        </w:numPr>
+        <w:rPr>
+          <w:sz w:val="24"/>
+          <w:szCs w:val="24"/>
+        </w:rPr>
+      </w:pPr>
+      <w:r>
+        <w:rPr>
+          <w:b/>
+          <w:bCs/>
+          <w:sz w:val="24"/>
+          <w:szCs w:val="24"/>
+        </w:rPr>
+        <w:t xml:space="preserve">Zero </w:t>
+      </w:r>
+      <w:proofErr w:type="spellStart"/>
+      <w:r>
+        <w:rPr>
+          <w:b/>
+          <w:bCs/>
+          <w:sz w:val="24"/>
+          <w:szCs w:val="24"/>
+        </w:rPr>
+        <w:t>Downtime</w:t>
+      </w:r>
+      <w:proofErr w:type="spellEnd"/>
+      <w:r>
+        <w:rPr>
+          <w:b/>
+          <w:bCs/>
+          <w:sz w:val="24"/>
+          <w:szCs w:val="24"/>
+        </w:rPr>
+        <w:t xml:space="preserve"> </w:t>
+      </w:r>
+      <w:proofErr w:type="spellStart"/>
+      <w:r>
+        <w:rPr>
+          <w:b/>
+          <w:bCs/>
+          <w:sz w:val="24"/>
+          <w:szCs w:val="24"/>
+        </w:rPr>
+        <w:t>Deployment</w:t>
+      </w:r>
+      <w:proofErr w:type="spellEnd"/>
+      <w:r>
+        <w:rPr>
+          <w:b/>
+          <w:bCs/>
+          <w:sz w:val="24"/>
+          <w:szCs w:val="24"/>
+        </w:rPr>
+        <w:t>:</w:t>
+      </w:r>
+      <w:r>
+        <w:rPr>
+          <w:sz w:val="24"/>
+          <w:szCs w:val="24"/>
+        </w:rPr>
+        <w:t> El nuevo despliegue solo sustituye al anterior si el proceso de construcción es exitoso, garantizando que la aplicación esté siempre disponible para los usuarios.</w:t>
+      </w:r>
+    </w:p>
+    <w:p>
+      <w:pPr>
+        <w:rPr>
+          <w:sz w:val="24"/>
+          <w:szCs w:val="24"/>
+        </w:rPr>
+      </w:pPr>
+    </w:p>
     <w:sectPr>
       <w:pgSz w:w="11906" w:h="16838"/>
       <w:pgMar w:top="1417" w:right="1701" w:bottom="1417" w:left="1701" w:header="708" w:footer="708" w:gutter="0"/>
@@ -3220,6 +6830,417 @@
 <file path=word/numbering.xml><?xml version="1.0" encoding="utf-8"?>
 <w:numbering xmlns:wpc="http://schemas.microsoft.com/office/word/2010/wordprocessingCanvas" xmlns:cx="http://schemas.microsoft.com/office/drawing/2014/chartex" xmlns:cx1="http://schemas.microsoft.com/office/drawing/2015/9/8/chartex" xmlns:cx2="http://schemas.microsoft.com/office/drawing/2015/10/21/chartex" xmlns:cx3="http://schemas.microsoft.com/office/drawing/2016/5/9/chartex" xmlns:cx4="http://schemas.microsoft.com/office/drawing/2016/5/10/chartex" xmlns:cx5="http://schemas.microsoft.com/office/drawing/2016/5/11/chartex" xmlns:cx6="http://schemas.microsoft.com/office/drawing/2016/5/12/chartex" xmlns:cx7="http://schemas.microsoft.com/office/drawing/2016/5/13/chartex" xmlns:cx8="http://schemas.microsoft.com/office/drawing/2016/5/14/chartex" xmlns:mc="http://schemas.openxmlformats.org/markup-compatibility/2006" xmlns:aink="http://schemas.microsoft.com/office/drawing/2016/ink" xmlns:am3d="http://schemas.microsoft.com/office/drawing/2017/model3d" xmlns:o="urn:schemas-microsoft-com:office:office" xmlns:oel="http://schemas.microsoft.com/office/2019/extlst" xmlns:r="http://schemas.openxmlformats.org/officeDocument/2006/relationships" xmlns:m="http://schemas.openxmlformats.org/officeDocument/2006/math" xmlns:v="urn:schemas-microsoft-com:vml" xmlns:wp14="http://schemas.microsoft.com/office/word/2010/wordprocessingDrawing" xmlns:wp="http://schemas.openxmlformats.org/drawingml/2006/wordprocessingDrawing" xmlns:w10="urn:schemas-microsoft-com:office:word" xmlns:w="http://schemas.openxmlformats.org/wordprocessingml/2006/main" xmlns:w14="http://schemas.microsoft.com/office/word/2010/wordml" xmlns:w15="http://schemas.microsoft.com/office/word/2012/wordml" xmlns:w16cex="http://schemas.microsoft.com/office/word/2018/wordml/cex" xmlns:w16cid="http://schemas.microsoft.com/office/word/2016/wordml/cid" xmlns:w16="http://schemas.microsoft.com/office/word/2018/wordml" xmlns:w16du="http://schemas.microsoft.com/office/word/2023/wordml/word16du" xmlns:w16sdtdh="http://schemas.microsoft.com/office/word/2020/wordml/sdtdatahash" xmlns:w16sdtfl="http://schemas.microsoft.com/office/word/2024/wordml/sdtformatlock" xmlns:w16se="http://schemas.microsoft.com/office/word/2015/wordml/symex" xmlns:wpg="http://schemas.microsoft.com/office/word/2010/wordprocessingGroup" xmlns:wpi="http://schemas.microsoft.com/office/word/2010/wordprocessingInk" xmlns:wne="http://schemas.microsoft.com/office/word/2006/wordml" xmlns:wps="http://schemas.microsoft.com/office/word/2010/wordprocessingShape" mc:Ignorable="w14 w15 w16se w16cid w16 w16cex w16sdtdh w16sdtfl w16du wp14">
   <w:abstractNum w:abstractNumId="0" w15:restartNumberingAfterBreak="0">
+    <w:nsid w:val="140E0FFC"/>
+    <w:multiLevelType w:val="multilevel"/>
+    <w:tmpl w:val="C4466770"/>
+    <w:lvl w:ilvl="0">
+      <w:start w:val="1"/>
+      <w:numFmt w:val="bullet"/>
+      <w:lvlText w:val=""/>
+      <w:lvlJc w:val="left"/>
+      <w:pPr>
+        <w:tabs>
+          <w:tab w:val="num" w:pos="720"/>
+        </w:tabs>
+        <w:ind w:left="720" w:hanging="360"/>
+      </w:pPr>
+      <w:rPr>
+        <w:rFonts w:ascii="Symbol" w:hAnsi="Symbol" w:hint="default"/>
+        <w:sz w:val="20"/>
+      </w:rPr>
+    </w:lvl>
+    <w:lvl w:ilvl="1" w:tentative="1">
+      <w:start w:val="1"/>
+      <w:numFmt w:val="bullet"/>
+      <w:lvlText w:val=""/>
+      <w:lvlJc w:val="left"/>
+      <w:pPr>
+        <w:tabs>
+          <w:tab w:val="num" w:pos="1440"/>
+        </w:tabs>
+        <w:ind w:left="1440" w:hanging="360"/>
+      </w:pPr>
+      <w:rPr>
+        <w:rFonts w:ascii="Symbol" w:hAnsi="Symbol" w:hint="default"/>
+        <w:sz w:val="20"/>
+      </w:rPr>
+    </w:lvl>
+    <w:lvl w:ilvl="2" w:tentative="1">
+      <w:start w:val="1"/>
+      <w:numFmt w:val="bullet"/>
+      <w:lvlText w:val=""/>
+      <w:lvlJc w:val="left"/>
+      <w:pPr>
+        <w:tabs>
+          <w:tab w:val="num" w:pos="2160"/>
+        </w:tabs>
+        <w:ind w:left="2160" w:hanging="360"/>
+      </w:pPr>
+      <w:rPr>
+        <w:rFonts w:ascii="Symbol" w:hAnsi="Symbol" w:hint="default"/>
+        <w:sz w:val="20"/>
+      </w:rPr>
+    </w:lvl>
+    <w:lvl w:ilvl="3" w:tentative="1">
+      <w:start w:val="1"/>
+      <w:numFmt w:val="bullet"/>
+      <w:lvlText w:val=""/>
+      <w:lvlJc w:val="left"/>
+      <w:pPr>
+        <w:tabs>
+          <w:tab w:val="num" w:pos="2880"/>
+        </w:tabs>
+        <w:ind w:left="2880" w:hanging="360"/>
+      </w:pPr>
+      <w:rPr>
+        <w:rFonts w:ascii="Symbol" w:hAnsi="Symbol" w:hint="default"/>
+        <w:sz w:val="20"/>
+      </w:rPr>
+    </w:lvl>
+    <w:lvl w:ilvl="4" w:tentative="1">
+      <w:start w:val="1"/>
+      <w:numFmt w:val="bullet"/>
+      <w:lvlText w:val=""/>
+      <w:lvlJc w:val="left"/>
+      <w:pPr>
+        <w:tabs>
+          <w:tab w:val="num" w:pos="3600"/>
+        </w:tabs>
+        <w:ind w:left="3600" w:hanging="360"/>
+      </w:pPr>
+      <w:rPr>
+        <w:rFonts w:ascii="Symbol" w:hAnsi="Symbol" w:hint="default"/>
+        <w:sz w:val="20"/>
+      </w:rPr>
+    </w:lvl>
+    <w:lvl w:ilvl="5" w:tentative="1">
+      <w:start w:val="1"/>
+      <w:numFmt w:val="bullet"/>
+      <w:lvlText w:val=""/>
+      <w:lvlJc w:val="left"/>
+      <w:pPr>
+        <w:tabs>
+          <w:tab w:val="num" w:pos="4320"/>
+        </w:tabs>
+        <w:ind w:left="4320" w:hanging="360"/>
+      </w:pPr>
+      <w:rPr>
+        <w:rFonts w:ascii="Symbol" w:hAnsi="Symbol" w:hint="default"/>
+        <w:sz w:val="20"/>
+      </w:rPr>
+    </w:lvl>
+    <w:lvl w:ilvl="6" w:tentative="1">
+      <w:start w:val="1"/>
+      <w:numFmt w:val="bullet"/>
+      <w:lvlText w:val=""/>
+      <w:lvlJc w:val="left"/>
+      <w:pPr>
+        <w:tabs>
+          <w:tab w:val="num" w:pos="5040"/>
+        </w:tabs>
+        <w:ind w:left="5040" w:hanging="360"/>
+      </w:pPr>
+      <w:rPr>
+        <w:rFonts w:ascii="Symbol" w:hAnsi="Symbol" w:hint="default"/>
+        <w:sz w:val="20"/>
+      </w:rPr>
+    </w:lvl>
+    <w:lvl w:ilvl="7" w:tentative="1">
+      <w:start w:val="1"/>
+      <w:numFmt w:val="bullet"/>
+      <w:lvlText w:val=""/>
+      <w:lvlJc w:val="left"/>
+      <w:pPr>
+        <w:tabs>
+          <w:tab w:val="num" w:pos="5760"/>
+        </w:tabs>
+        <w:ind w:left="5760" w:hanging="360"/>
+      </w:pPr>
+      <w:rPr>
+        <w:rFonts w:ascii="Symbol" w:hAnsi="Symbol" w:hint="default"/>
+        <w:sz w:val="20"/>
+      </w:rPr>
+    </w:lvl>
+    <w:lvl w:ilvl="8" w:tentative="1">
+      <w:start w:val="1"/>
+      <w:numFmt w:val="bullet"/>
+      <w:lvlText w:val=""/>
+      <w:lvlJc w:val="left"/>
+      <w:pPr>
+        <w:tabs>
+          <w:tab w:val="num" w:pos="6480"/>
+        </w:tabs>
+        <w:ind w:left="6480" w:hanging="360"/>
+      </w:pPr>
+      <w:rPr>
+        <w:rFonts w:ascii="Symbol" w:hAnsi="Symbol" w:hint="default"/>
+        <w:sz w:val="20"/>
+      </w:rPr>
+    </w:lvl>
+  </w:abstractNum>
+  <w:abstractNum w:abstractNumId="1" w15:restartNumberingAfterBreak="0">
+    <w:nsid w:val="2639256B"/>
+    <w:multiLevelType w:val="multilevel"/>
+    <w:tmpl w:val="4EFED1F8"/>
+    <w:lvl w:ilvl="0">
+      <w:start w:val="1"/>
+      <w:numFmt w:val="bullet"/>
+      <w:lvlText w:val=""/>
+      <w:lvlJc w:val="left"/>
+      <w:pPr>
+        <w:tabs>
+          <w:tab w:val="num" w:pos="720"/>
+        </w:tabs>
+        <w:ind w:left="720" w:hanging="360"/>
+      </w:pPr>
+      <w:rPr>
+        <w:rFonts w:ascii="Symbol" w:hAnsi="Symbol" w:hint="default"/>
+        <w:sz w:val="20"/>
+      </w:rPr>
+    </w:lvl>
+    <w:lvl w:ilvl="1" w:tentative="1">
+      <w:start w:val="1"/>
+      <w:numFmt w:val="bullet"/>
+      <w:lvlText w:val=""/>
+      <w:lvlJc w:val="left"/>
+      <w:pPr>
+        <w:tabs>
+          <w:tab w:val="num" w:pos="1440"/>
+        </w:tabs>
+        <w:ind w:left="1440" w:hanging="360"/>
+      </w:pPr>
+      <w:rPr>
+        <w:rFonts w:ascii="Symbol" w:hAnsi="Symbol" w:hint="default"/>
+        <w:sz w:val="20"/>
+      </w:rPr>
+    </w:lvl>
+    <w:lvl w:ilvl="2" w:tentative="1">
+      <w:start w:val="1"/>
+      <w:numFmt w:val="bullet"/>
+      <w:lvlText w:val=""/>
+      <w:lvlJc w:val="left"/>
+      <w:pPr>
+        <w:tabs>
+          <w:tab w:val="num" w:pos="2160"/>
+        </w:tabs>
+        <w:ind w:left="2160" w:hanging="360"/>
+      </w:pPr>
+      <w:rPr>
+        <w:rFonts w:ascii="Symbol" w:hAnsi="Symbol" w:hint="default"/>
+        <w:sz w:val="20"/>
+      </w:rPr>
+    </w:lvl>
+    <w:lvl w:ilvl="3" w:tentative="1">
+      <w:start w:val="1"/>
+      <w:numFmt w:val="bullet"/>
+      <w:lvlText w:val=""/>
+      <w:lvlJc w:val="left"/>
+      <w:pPr>
+        <w:tabs>
+          <w:tab w:val="num" w:pos="2880"/>
+        </w:tabs>
+        <w:ind w:left="2880" w:hanging="360"/>
+      </w:pPr>
+      <w:rPr>
+        <w:rFonts w:ascii="Symbol" w:hAnsi="Symbol" w:hint="default"/>
+        <w:sz w:val="20"/>
+      </w:rPr>
+    </w:lvl>
+    <w:lvl w:ilvl="4" w:tentative="1">
+      <w:start w:val="1"/>
+      <w:numFmt w:val="bullet"/>
+      <w:lvlText w:val=""/>
+      <w:lvlJc w:val="left"/>
+      <w:pPr>
+        <w:tabs>
+          <w:tab w:val="num" w:pos="3600"/>
+        </w:tabs>
+        <w:ind w:left="3600" w:hanging="360"/>
+      </w:pPr>
+      <w:rPr>
+        <w:rFonts w:ascii="Symbol" w:hAnsi="Symbol" w:hint="default"/>
+        <w:sz w:val="20"/>
+      </w:rPr>
+    </w:lvl>
+    <w:lvl w:ilvl="5" w:tentative="1">
+      <w:start w:val="1"/>
+      <w:numFmt w:val="bullet"/>
+      <w:lvlText w:val=""/>
+      <w:lvlJc w:val="left"/>
+      <w:pPr>
+        <w:tabs>
+          <w:tab w:val="num" w:pos="4320"/>
+        </w:tabs>
+        <w:ind w:left="4320" w:hanging="360"/>
+      </w:pPr>
+      <w:rPr>
+        <w:rFonts w:ascii="Symbol" w:hAnsi="Symbol" w:hint="default"/>
+        <w:sz w:val="20"/>
+      </w:rPr>
+    </w:lvl>
+    <w:lvl w:ilvl="6" w:tentative="1">
+      <w:start w:val="1"/>
+      <w:numFmt w:val="bullet"/>
+      <w:lvlText w:val=""/>
+      <w:lvlJc w:val="left"/>
+      <w:pPr>
+        <w:tabs>
+          <w:tab w:val="num" w:pos="5040"/>
+        </w:tabs>
+        <w:ind w:left="5040" w:hanging="360"/>
+      </w:pPr>
+      <w:rPr>
+        <w:rFonts w:ascii="Symbol" w:hAnsi="Symbol" w:hint="default"/>
+        <w:sz w:val="20"/>
+      </w:rPr>
+    </w:lvl>
+    <w:lvl w:ilvl="7" w:tentative="1">
+      <w:start w:val="1"/>
+      <w:numFmt w:val="bullet"/>
+      <w:lvlText w:val=""/>
+      <w:lvlJc w:val="left"/>
+      <w:pPr>
+        <w:tabs>
+          <w:tab w:val="num" w:pos="5760"/>
+        </w:tabs>
+        <w:ind w:left="5760" w:hanging="360"/>
+      </w:pPr>
+      <w:rPr>
+        <w:rFonts w:ascii="Symbol" w:hAnsi="Symbol" w:hint="default"/>
+        <w:sz w:val="20"/>
+      </w:rPr>
+    </w:lvl>
+    <w:lvl w:ilvl="8" w:tentative="1">
+      <w:start w:val="1"/>
+      <w:numFmt w:val="bullet"/>
+      <w:lvlText w:val=""/>
+      <w:lvlJc w:val="left"/>
+      <w:pPr>
+        <w:tabs>
+          <w:tab w:val="num" w:pos="6480"/>
+        </w:tabs>
+        <w:ind w:left="6480" w:hanging="360"/>
+      </w:pPr>
+      <w:rPr>
+        <w:rFonts w:ascii="Symbol" w:hAnsi="Symbol" w:hint="default"/>
+        <w:sz w:val="20"/>
+      </w:rPr>
+    </w:lvl>
+  </w:abstractNum>
+  <w:abstractNum w:abstractNumId="2" w15:restartNumberingAfterBreak="0">
+    <w:nsid w:val="27300AA9"/>
+    <w:multiLevelType w:val="hybridMultilevel"/>
+    <w:tmpl w:val="2FEA7DC4"/>
+    <w:lvl w:ilvl="0" w:tplc="0C0A0001">
+      <w:start w:val="1"/>
+      <w:numFmt w:val="bullet"/>
+      <w:lvlText w:val=""/>
+      <w:lvlJc w:val="left"/>
+      <w:pPr>
+        <w:ind w:left="1080" w:hanging="360"/>
+      </w:pPr>
+      <w:rPr>
+        <w:rFonts w:ascii="Symbol" w:hAnsi="Symbol" w:hint="default"/>
+      </w:rPr>
+    </w:lvl>
+    <w:lvl w:ilvl="1" w:tplc="0C0A0003" w:tentative="1">
+      <w:start w:val="1"/>
+      <w:numFmt w:val="bullet"/>
+      <w:lvlText w:val="o"/>
+      <w:lvlJc w:val="left"/>
+      <w:pPr>
+        <w:ind w:left="1800" w:hanging="360"/>
+      </w:pPr>
+      <w:rPr>
+        <w:rFonts w:ascii="Courier New" w:hAnsi="Courier New" w:cs="Courier New" w:hint="default"/>
+      </w:rPr>
+    </w:lvl>
+    <w:lvl w:ilvl="2" w:tplc="0C0A0005" w:tentative="1">
+      <w:start w:val="1"/>
+      <w:numFmt w:val="bullet"/>
+      <w:lvlText w:val=""/>
+      <w:lvlJc w:val="left"/>
+      <w:pPr>
+        <w:ind w:left="2520" w:hanging="360"/>
+      </w:pPr>
+      <w:rPr>
+        <w:rFonts w:ascii="Wingdings" w:hAnsi="Wingdings" w:hint="default"/>
+      </w:rPr>
+    </w:lvl>
+    <w:lvl w:ilvl="3" w:tplc="0C0A0001" w:tentative="1">
+      <w:start w:val="1"/>
+      <w:numFmt w:val="bullet"/>
+      <w:lvlText w:val=""/>
+      <w:lvlJc w:val="left"/>
+      <w:pPr>
+        <w:ind w:left="3240" w:hanging="360"/>
+      </w:pPr>
+      <w:rPr>
+        <w:rFonts w:ascii="Symbol" w:hAnsi="Symbol" w:hint="default"/>
+      </w:rPr>
+    </w:lvl>
+    <w:lvl w:ilvl="4" w:tplc="0C0A0003" w:tentative="1">
+      <w:start w:val="1"/>
+      <w:numFmt w:val="bullet"/>
+      <w:lvlText w:val="o"/>
+      <w:lvlJc w:val="left"/>
+      <w:pPr>
+        <w:ind w:left="3960" w:hanging="360"/>
+      </w:pPr>
+      <w:rPr>
+        <w:rFonts w:ascii="Courier New" w:hAnsi="Courier New" w:cs="Courier New" w:hint="default"/>
+      </w:rPr>
+    </w:lvl>
+    <w:lvl w:ilvl="5" w:tplc="0C0A0005" w:tentative="1">
+      <w:start w:val="1"/>
+      <w:numFmt w:val="bullet"/>
+      <w:lvlText w:val=""/>
+      <w:lvlJc w:val="left"/>
+      <w:pPr>
+        <w:ind w:left="4680" w:hanging="360"/>
+      </w:pPr>
+      <w:rPr>
+        <w:rFonts w:ascii="Wingdings" w:hAnsi="Wingdings" w:hint="default"/>
+      </w:rPr>
+    </w:lvl>
+    <w:lvl w:ilvl="6" w:tplc="0C0A0001" w:tentative="1">
+      <w:start w:val="1"/>
+      <w:numFmt w:val="bullet"/>
+      <w:lvlText w:val=""/>
+      <w:lvlJc w:val="left"/>
+      <w:pPr>
+        <w:ind w:left="5400" w:hanging="360"/>
+      </w:pPr>
+      <w:rPr>
+        <w:rFonts w:ascii="Symbol" w:hAnsi="Symbol" w:hint="default"/>
+      </w:rPr>
+    </w:lvl>
+    <w:lvl w:ilvl="7" w:tplc="0C0A0003" w:tentative="1">
+      <w:start w:val="1"/>
+      <w:numFmt w:val="bullet"/>
+      <w:lvlText w:val="o"/>
+      <w:lvlJc w:val="left"/>
+      <w:pPr>
+        <w:ind w:left="6120" w:hanging="360"/>
+      </w:pPr>
+      <w:rPr>
+        <w:rFonts w:ascii="Courier New" w:hAnsi="Courier New" w:cs="Courier New" w:hint="default"/>
+      </w:rPr>
+    </w:lvl>
+    <w:lvl w:ilvl="8" w:tplc="0C0A0005" w:tentative="1">
+      <w:start w:val="1"/>
+      <w:numFmt w:val="bullet"/>
+      <w:lvlText w:val=""/>
+      <w:lvlJc w:val="left"/>
+      <w:pPr>
+        <w:ind w:left="6840" w:hanging="360"/>
+      </w:pPr>
+      <w:rPr>
+        <w:rFonts w:ascii="Wingdings" w:hAnsi="Wingdings" w:hint="default"/>
+      </w:rPr>
+    </w:lvl>
+  </w:abstractNum>
+  <w:abstractNum w:abstractNumId="3" w15:restartNumberingAfterBreak="0">
     <w:nsid w:val="4D67209F"/>
     <w:multiLevelType w:val="hybridMultilevel"/>
     <w:tmpl w:val="A7281654"/>
@@ -3332,7 +7353,156 @@
       </w:rPr>
     </w:lvl>
   </w:abstractNum>
-  <w:abstractNum w:abstractNumId="1" w15:restartNumberingAfterBreak="0">
+  <w:abstractNum w:abstractNumId="4" w15:restartNumberingAfterBreak="0">
+    <w:nsid w:val="561B0526"/>
+    <w:multiLevelType w:val="multilevel"/>
+    <w:tmpl w:val="718A26E8"/>
+    <w:lvl w:ilvl="0">
+      <w:start w:val="1"/>
+      <w:numFmt w:val="bullet"/>
+      <w:lvlText w:val=""/>
+      <w:lvlJc w:val="left"/>
+      <w:pPr>
+        <w:tabs>
+          <w:tab w:val="num" w:pos="720"/>
+        </w:tabs>
+        <w:ind w:left="720" w:hanging="360"/>
+      </w:pPr>
+      <w:rPr>
+        <w:rFonts w:ascii="Symbol" w:hAnsi="Symbol" w:hint="default"/>
+        <w:sz w:val="20"/>
+      </w:rPr>
+    </w:lvl>
+    <w:lvl w:ilvl="1">
+      <w:start w:val="1"/>
+      <w:numFmt w:val="bullet"/>
+      <w:lvlText w:val="o"/>
+      <w:lvlJc w:val="left"/>
+      <w:pPr>
+        <w:tabs>
+          <w:tab w:val="num" w:pos="1440"/>
+        </w:tabs>
+        <w:ind w:left="1440" w:hanging="360"/>
+      </w:pPr>
+      <w:rPr>
+        <w:rFonts w:ascii="Courier New" w:hAnsi="Courier New" w:hint="default"/>
+        <w:sz w:val="20"/>
+      </w:rPr>
+    </w:lvl>
+    <w:lvl w:ilvl="2" w:tentative="1">
+      <w:start w:val="1"/>
+      <w:numFmt w:val="bullet"/>
+      <w:lvlText w:val=""/>
+      <w:lvlJc w:val="left"/>
+      <w:pPr>
+        <w:tabs>
+          <w:tab w:val="num" w:pos="2160"/>
+        </w:tabs>
+        <w:ind w:left="2160" w:hanging="360"/>
+      </w:pPr>
+      <w:rPr>
+        <w:rFonts w:ascii="Wingdings" w:hAnsi="Wingdings" w:hint="default"/>
+        <w:sz w:val="20"/>
+      </w:rPr>
+    </w:lvl>
+    <w:lvl w:ilvl="3" w:tentative="1">
+      <w:start w:val="1"/>
+      <w:numFmt w:val="bullet"/>
+      <w:lvlText w:val=""/>
+      <w:lvlJc w:val="left"/>
+      <w:pPr>
+        <w:tabs>
+          <w:tab w:val="num" w:pos="2880"/>
+        </w:tabs>
+        <w:ind w:left="2880" w:hanging="360"/>
+      </w:pPr>
+      <w:rPr>
+        <w:rFonts w:ascii="Wingdings" w:hAnsi="Wingdings" w:hint="default"/>
+        <w:sz w:val="20"/>
+      </w:rPr>
+    </w:lvl>
+    <w:lvl w:ilvl="4" w:tentative="1">
+      <w:start w:val="1"/>
+      <w:numFmt w:val="bullet"/>
+      <w:lvlText w:val=""/>
+      <w:lvlJc w:val="left"/>
+      <w:pPr>
+        <w:tabs>
+          <w:tab w:val="num" w:pos="3600"/>
+        </w:tabs>
+        <w:ind w:left="3600" w:hanging="360"/>
+      </w:pPr>
+      <w:rPr>
+        <w:rFonts w:ascii="Wingdings" w:hAnsi="Wingdings" w:hint="default"/>
+        <w:sz w:val="20"/>
+      </w:rPr>
+    </w:lvl>
+    <w:lvl w:ilvl="5" w:tentative="1">
+      <w:start w:val="1"/>
+      <w:numFmt w:val="bullet"/>
+      <w:lvlText w:val=""/>
+      <w:lvlJc w:val="left"/>
+      <w:pPr>
+        <w:tabs>
+          <w:tab w:val="num" w:pos="4320"/>
+        </w:tabs>
+        <w:ind w:left="4320" w:hanging="360"/>
+      </w:pPr>
+      <w:rPr>
+        <w:rFonts w:ascii="Wingdings" w:hAnsi="Wingdings" w:hint="default"/>
+        <w:sz w:val="20"/>
+      </w:rPr>
+    </w:lvl>
+    <w:lvl w:ilvl="6" w:tentative="1">
+      <w:start w:val="1"/>
+      <w:numFmt w:val="bullet"/>
+      <w:lvlText w:val=""/>
+      <w:lvlJc w:val="left"/>
+      <w:pPr>
+        <w:tabs>
+          <w:tab w:val="num" w:pos="5040"/>
+        </w:tabs>
+        <w:ind w:left="5040" w:hanging="360"/>
+      </w:pPr>
+      <w:rPr>
+        <w:rFonts w:ascii="Wingdings" w:hAnsi="Wingdings" w:hint="default"/>
+        <w:sz w:val="20"/>
+      </w:rPr>
+    </w:lvl>
+    <w:lvl w:ilvl="7" w:tentative="1">
+      <w:start w:val="1"/>
+      <w:numFmt w:val="bullet"/>
+      <w:lvlText w:val=""/>
+      <w:lvlJc w:val="left"/>
+      <w:pPr>
+        <w:tabs>
+          <w:tab w:val="num" w:pos="5760"/>
+        </w:tabs>
+        <w:ind w:left="5760" w:hanging="360"/>
+      </w:pPr>
+      <w:rPr>
+        <w:rFonts w:ascii="Wingdings" w:hAnsi="Wingdings" w:hint="default"/>
+        <w:sz w:val="20"/>
+      </w:rPr>
+    </w:lvl>
+    <w:lvl w:ilvl="8" w:tentative="1">
+      <w:start w:val="1"/>
+      <w:numFmt w:val="bullet"/>
+      <w:lvlText w:val=""/>
+      <w:lvlJc w:val="left"/>
+      <w:pPr>
+        <w:tabs>
+          <w:tab w:val="num" w:pos="6480"/>
+        </w:tabs>
+        <w:ind w:left="6480" w:hanging="360"/>
+      </w:pPr>
+      <w:rPr>
+        <w:rFonts w:ascii="Wingdings" w:hAnsi="Wingdings" w:hint="default"/>
+        <w:sz w:val="20"/>
+      </w:rPr>
+    </w:lvl>
+  </w:abstractNum>
+  <w:abstractNum w:abstractNumId="5" w15:restartNumberingAfterBreak="0">
     <w:nsid w:val="569B4A77"/>
     <w:multiLevelType w:val="multilevel"/>
     <w:tmpl w:val="D9F2B270"/>
@@ -3481,7 +7651,7 @@
       </w:rPr>
     </w:lvl>
   </w:abstractNum>
-  <w:abstractNum w:abstractNumId="2" w15:restartNumberingAfterBreak="0">
+  <w:abstractNum w:abstractNumId="6" w15:restartNumberingAfterBreak="0">
     <w:nsid w:val="5B08039E"/>
     <w:multiLevelType w:val="multilevel"/>
     <w:tmpl w:val="E3F23C1A"/>
@@ -3630,10 +7800,10 @@
       </w:rPr>
     </w:lvl>
   </w:abstractNum>
-  <w:abstractNum w:abstractNumId="3" w15:restartNumberingAfterBreak="0">
+  <w:abstractNum w:abstractNumId="7" w15:restartNumberingAfterBreak="0">
     <w:nsid w:val="66593D57"/>
     <w:multiLevelType w:val="hybridMultilevel"/>
-    <w:tmpl w:val="15107F1C"/>
+    <w:tmpl w:val="1B9815AE"/>
     <w:lvl w:ilvl="0" w:tplc="0C0A0001">
       <w:start w:val="1"/>
       <w:numFmt w:val="bullet"/>
@@ -3743,17 +7913,145 @@
       </w:rPr>
     </w:lvl>
   </w:abstractNum>
+  <w:abstractNum w:abstractNumId="8" w15:restartNumberingAfterBreak="0">
+    <w:nsid w:val="677B25CA"/>
+    <w:multiLevelType w:val="multilevel"/>
+    <w:tmpl w:val="E74CD348"/>
+    <w:lvl w:ilvl="0">
+      <w:start w:val="1"/>
+      <w:numFmt w:val="decimal"/>
+      <w:lvlText w:val="%1."/>
+      <w:lvlJc w:val="left"/>
+      <w:pPr>
+        <w:tabs>
+          <w:tab w:val="num" w:pos="720"/>
+        </w:tabs>
+        <w:ind w:left="720" w:hanging="360"/>
+      </w:pPr>
+    </w:lvl>
+    <w:lvl w:ilvl="1" w:tentative="1">
+      <w:start w:val="1"/>
+      <w:numFmt w:val="decimal"/>
+      <w:lvlText w:val="%2."/>
+      <w:lvlJc w:val="left"/>
+      <w:pPr>
+        <w:tabs>
+          <w:tab w:val="num" w:pos="1440"/>
+        </w:tabs>
+        <w:ind w:left="1440" w:hanging="360"/>
+      </w:pPr>
+    </w:lvl>
+    <w:lvl w:ilvl="2" w:tentative="1">
+      <w:start w:val="1"/>
+      <w:numFmt w:val="decimal"/>
+      <w:lvlText w:val="%3."/>
+      <w:lvlJc w:val="left"/>
+      <w:pPr>
+        <w:tabs>
+          <w:tab w:val="num" w:pos="2160"/>
+        </w:tabs>
+        <w:ind w:left="2160" w:hanging="360"/>
+      </w:pPr>
+    </w:lvl>
+    <w:lvl w:ilvl="3" w:tentative="1">
+      <w:start w:val="1"/>
+      <w:numFmt w:val="decimal"/>
+      <w:lvlText w:val="%4."/>
+      <w:lvlJc w:val="left"/>
+      <w:pPr>
+        <w:tabs>
+          <w:tab w:val="num" w:pos="2880"/>
+        </w:tabs>
+        <w:ind w:left="2880" w:hanging="360"/>
+      </w:pPr>
+    </w:lvl>
+    <w:lvl w:ilvl="4" w:tentative="1">
+      <w:start w:val="1"/>
+      <w:numFmt w:val="decimal"/>
+      <w:lvlText w:val="%5."/>
+      <w:lvlJc w:val="left"/>
+      <w:pPr>
+        <w:tabs>
+          <w:tab w:val="num" w:pos="3600"/>
+        </w:tabs>
+        <w:ind w:left="3600" w:hanging="360"/>
+      </w:pPr>
+    </w:lvl>
+    <w:lvl w:ilvl="5" w:tentative="1">
+      <w:start w:val="1"/>
+      <w:numFmt w:val="decimal"/>
+      <w:lvlText w:val="%6."/>
+      <w:lvlJc w:val="left"/>
+      <w:pPr>
+        <w:tabs>
+          <w:tab w:val="num" w:pos="4320"/>
+        </w:tabs>
+        <w:ind w:left="4320" w:hanging="360"/>
+      </w:pPr>
+    </w:lvl>
+    <w:lvl w:ilvl="6" w:tentative="1">
+      <w:start w:val="1"/>
+      <w:numFmt w:val="decimal"/>
+      <w:lvlText w:val="%7."/>
+      <w:lvlJc w:val="left"/>
+      <w:pPr>
+        <w:tabs>
+          <w:tab w:val="num" w:pos="5040"/>
+        </w:tabs>
+        <w:ind w:left="5040" w:hanging="360"/>
+      </w:pPr>
+    </w:lvl>
+    <w:lvl w:ilvl="7" w:tentative="1">
+      <w:start w:val="1"/>
+      <w:numFmt w:val="decimal"/>
+      <w:lvlText w:val="%8."/>
+      <w:lvlJc w:val="left"/>
+      <w:pPr>
+        <w:tabs>
+          <w:tab w:val="num" w:pos="5760"/>
+        </w:tabs>
+        <w:ind w:left="5760" w:hanging="360"/>
+      </w:pPr>
+    </w:lvl>
+    <w:lvl w:ilvl="8" w:tentative="1">
+      <w:start w:val="1"/>
+      <w:numFmt w:val="decimal"/>
+      <w:lvlText w:val="%9."/>
+      <w:lvlJc w:val="left"/>
+      <w:pPr>
+        <w:tabs>
+          <w:tab w:val="num" w:pos="6480"/>
+        </w:tabs>
+        <w:ind w:left="6480" w:hanging="360"/>
+      </w:pPr>
+    </w:lvl>
+  </w:abstractNum>
   <w:num w:numId="1" w16cid:durableId="1914777835">
+    <w:abstractNumId w:val="5"/>
+  </w:num>
+  <w:num w:numId="2" w16cid:durableId="280040380">
+    <w:abstractNumId w:val="6"/>
+  </w:num>
+  <w:num w:numId="3" w16cid:durableId="1694069013">
+    <w:abstractNumId w:val="3"/>
+  </w:num>
+  <w:num w:numId="4" w16cid:durableId="32119331">
+    <w:abstractNumId w:val="7"/>
+  </w:num>
+  <w:num w:numId="5" w16cid:durableId="46807065">
+    <w:abstractNumId w:val="4"/>
+  </w:num>
+  <w:num w:numId="6" w16cid:durableId="1564216103">
     <w:abstractNumId w:val="1"/>
   </w:num>
-  <w:num w:numId="2" w16cid:durableId="280040380">
-    <w:abstractNumId w:val="2"/>
-  </w:num>
-  <w:num w:numId="3" w16cid:durableId="1694069013">
+  <w:num w:numId="7" w16cid:durableId="1206798969">
     <w:abstractNumId w:val="0"/>
   </w:num>
-  <w:num w:numId="4" w16cid:durableId="32119331">
-    <w:abstractNumId w:val="3"/>
+  <w:num w:numId="8" w16cid:durableId="206335237">
+    <w:abstractNumId w:val="8"/>
+  </w:num>
+  <w:num w:numId="9" w16cid:durableId="1940214566">
+    <w:abstractNumId w:val="2"/>
   </w:num>
 </w:numbering>
 </file>
@@ -4158,7 +8456,7 @@
   <w:style w:type="paragraph" w:default="1" w:styleId="Normal">
     <w:name w:val="Normal"/>
     <w:qFormat/>
-    <w:rsid w:val="004F0E90"/>
+    <w:rsid w:val="00724817"/>
   </w:style>
   <w:style w:type="paragraph" w:styleId="Ttulo1">
     <w:name w:val="heading 1"/>

--- a/Info/Memoria SquadFinder.docx
+++ b/Info/Memoria SquadFinder.docx
@@ -708,7 +708,7 @@
           <w:r>
             <w:fldChar w:fldCharType="separate"/>
           </w:r>
-          <w:hyperlink w:anchor="_Toc229325519" w:history="1">
+          <w:hyperlink w:anchor="_Toc229395448" w:history="1">
             <w:r>
               <w:rPr>
                 <w:rStyle w:val="Hipervnculo"/>
@@ -735,7 +735,7 @@
                 <w:noProof/>
                 <w:webHidden/>
               </w:rPr>
-              <w:instrText xml:space="preserve"> PAGEREF _Toc229325519 \h </w:instrText>
+              <w:instrText xml:space="preserve"> PAGEREF _Toc229395448 \h </w:instrText>
             </w:r>
             <w:r>
               <w:rPr>
@@ -781,7 +781,7 @@
               <w14:ligatures w14:val="standardContextual"/>
             </w:rPr>
           </w:pPr>
-          <w:hyperlink w:anchor="_Toc229325520" w:history="1">
+          <w:hyperlink w:anchor="_Toc229395449" w:history="1">
             <w:r>
               <w:rPr>
                 <w:rStyle w:val="Hipervnculo"/>
@@ -808,7 +808,7 @@
                 <w:noProof/>
                 <w:webHidden/>
               </w:rPr>
-              <w:instrText xml:space="preserve"> PAGEREF _Toc229325520 \h </w:instrText>
+              <w:instrText xml:space="preserve"> PAGEREF _Toc229395449 \h </w:instrText>
             </w:r>
             <w:r>
               <w:rPr>
@@ -854,7 +854,7 @@
               <w14:ligatures w14:val="standardContextual"/>
             </w:rPr>
           </w:pPr>
-          <w:hyperlink w:anchor="_Toc229325521" w:history="1">
+          <w:hyperlink w:anchor="_Toc229395450" w:history="1">
             <w:r>
               <w:rPr>
                 <w:rStyle w:val="Hipervnculo"/>
@@ -881,7 +881,7 @@
                 <w:noProof/>
                 <w:webHidden/>
               </w:rPr>
-              <w:instrText xml:space="preserve"> PAGEREF _Toc229325521 \h </w:instrText>
+              <w:instrText xml:space="preserve"> PAGEREF _Toc229395450 \h </w:instrText>
             </w:r>
             <w:r>
               <w:rPr>
@@ -927,7 +927,7 @@
               <w14:ligatures w14:val="standardContextual"/>
             </w:rPr>
           </w:pPr>
-          <w:hyperlink w:anchor="_Toc229325522" w:history="1">
+          <w:hyperlink w:anchor="_Toc229395451" w:history="1">
             <w:r>
               <w:rPr>
                 <w:rStyle w:val="Hipervnculo"/>
@@ -954,7 +954,7 @@
                 <w:noProof/>
                 <w:webHidden/>
               </w:rPr>
-              <w:instrText xml:space="preserve"> PAGEREF _Toc229325522 \h </w:instrText>
+              <w:instrText xml:space="preserve"> PAGEREF _Toc229395451 \h </w:instrText>
             </w:r>
             <w:r>
               <w:rPr>
@@ -1000,7 +1000,7 @@
               <w14:ligatures w14:val="standardContextual"/>
             </w:rPr>
           </w:pPr>
-          <w:hyperlink w:anchor="_Toc229325523" w:history="1">
+          <w:hyperlink w:anchor="_Toc229395452" w:history="1">
             <w:r>
               <w:rPr>
                 <w:rStyle w:val="Hipervnculo"/>
@@ -1027,7 +1027,7 @@
                 <w:noProof/>
                 <w:webHidden/>
               </w:rPr>
-              <w:instrText xml:space="preserve"> PAGEREF _Toc229325523 \h </w:instrText>
+              <w:instrText xml:space="preserve"> PAGEREF _Toc229395452 \h </w:instrText>
             </w:r>
             <w:r>
               <w:rPr>
@@ -1073,7 +1073,7 @@
               <w14:ligatures w14:val="standardContextual"/>
             </w:rPr>
           </w:pPr>
-          <w:hyperlink w:anchor="_Toc229325524" w:history="1">
+          <w:hyperlink w:anchor="_Toc229395453" w:history="1">
             <w:r>
               <w:rPr>
                 <w:rStyle w:val="Hipervnculo"/>
@@ -1100,7 +1100,7 @@
                 <w:noProof/>
                 <w:webHidden/>
               </w:rPr>
-              <w:instrText xml:space="preserve"> PAGEREF _Toc229325524 \h </w:instrText>
+              <w:instrText xml:space="preserve"> PAGEREF _Toc229395453 \h </w:instrText>
             </w:r>
             <w:r>
               <w:rPr>
@@ -1145,7 +1145,7 @@
               <w:lang w:eastAsia="es-ES"/>
             </w:rPr>
           </w:pPr>
-          <w:hyperlink w:anchor="_Toc229325525" w:history="1">
+          <w:hyperlink w:anchor="_Toc229395454" w:history="1">
             <w:r>
               <w:rPr>
                 <w:rStyle w:val="Hipervnculo"/>
@@ -1172,7 +1172,7 @@
                 <w:noProof/>
                 <w:webHidden/>
               </w:rPr>
-              <w:instrText xml:space="preserve"> PAGEREF _Toc229325525 \h </w:instrText>
+              <w:instrText xml:space="preserve"> PAGEREF _Toc229395454 \h </w:instrText>
             </w:r>
             <w:r>
               <w:rPr>
@@ -1218,7 +1218,7 @@
               <w14:ligatures w14:val="standardContextual"/>
             </w:rPr>
           </w:pPr>
-          <w:hyperlink w:anchor="_Toc229325526" w:history="1">
+          <w:hyperlink w:anchor="_Toc229395455" w:history="1">
             <w:r>
               <w:rPr>
                 <w:rStyle w:val="Hipervnculo"/>
@@ -1245,7 +1245,7 @@
                 <w:noProof/>
                 <w:webHidden/>
               </w:rPr>
-              <w:instrText xml:space="preserve"> PAGEREF _Toc229325526 \h </w:instrText>
+              <w:instrText xml:space="preserve"> PAGEREF _Toc229395455 \h </w:instrText>
             </w:r>
             <w:r>
               <w:rPr>
@@ -1291,7 +1291,7 @@
               <w14:ligatures w14:val="standardContextual"/>
             </w:rPr>
           </w:pPr>
-          <w:hyperlink w:anchor="_Toc229325527" w:history="1">
+          <w:hyperlink w:anchor="_Toc229395456" w:history="1">
             <w:r>
               <w:rPr>
                 <w:rStyle w:val="Hipervnculo"/>
@@ -1318,7 +1318,7 @@
                 <w:noProof/>
                 <w:webHidden/>
               </w:rPr>
-              <w:instrText xml:space="preserve"> PAGEREF _Toc229325527 \h </w:instrText>
+              <w:instrText xml:space="preserve"> PAGEREF _Toc229395456 \h </w:instrText>
             </w:r>
             <w:r>
               <w:rPr>
@@ -1363,7 +1363,7 @@
               <w:lang w:eastAsia="es-ES"/>
             </w:rPr>
           </w:pPr>
-          <w:hyperlink w:anchor="_Toc229325528" w:history="1">
+          <w:hyperlink w:anchor="_Toc229395457" w:history="1">
             <w:r>
               <w:rPr>
                 <w:rStyle w:val="Hipervnculo"/>
@@ -1390,7 +1390,7 @@
                 <w:noProof/>
                 <w:webHidden/>
               </w:rPr>
-              <w:instrText xml:space="preserve"> PAGEREF _Toc229325528 \h </w:instrText>
+              <w:instrText xml:space="preserve"> PAGEREF _Toc229395457 \h </w:instrText>
             </w:r>
             <w:r>
               <w:rPr>
@@ -1435,7 +1435,7 @@
               <w:lang w:eastAsia="es-ES"/>
             </w:rPr>
           </w:pPr>
-          <w:hyperlink w:anchor="_Toc229325529" w:history="1">
+          <w:hyperlink w:anchor="_Toc229395458" w:history="1">
             <w:r>
               <w:rPr>
                 <w:rStyle w:val="Hipervnculo"/>
@@ -1462,7 +1462,7 @@
                 <w:noProof/>
                 <w:webHidden/>
               </w:rPr>
-              <w:instrText xml:space="preserve"> PAGEREF _Toc229325529 \h </w:instrText>
+              <w:instrText xml:space="preserve"> PAGEREF _Toc229395458 \h </w:instrText>
             </w:r>
             <w:r>
               <w:rPr>
@@ -1508,13 +1508,13 @@
               <w14:ligatures w14:val="standardContextual"/>
             </w:rPr>
           </w:pPr>
-          <w:hyperlink w:anchor="_Toc229325530" w:history="1">
+          <w:hyperlink w:anchor="_Toc229395459" w:history="1">
             <w:r>
               <w:rPr>
                 <w:rStyle w:val="Hipervnculo"/>
                 <w:noProof/>
               </w:rPr>
-              <w:t>4.1 Autenticacion</w:t>
+              <w:t>4.1 Autenticación</w:t>
             </w:r>
             <w:r>
               <w:rPr>
@@ -1535,7 +1535,7 @@
                 <w:noProof/>
                 <w:webHidden/>
               </w:rPr>
-              <w:instrText xml:space="preserve"> PAGEREF _Toc229325530 \h </w:instrText>
+              <w:instrText xml:space="preserve"> PAGEREF _Toc229395459 \h </w:instrText>
             </w:r>
             <w:r>
               <w:rPr>
@@ -1581,7 +1581,7 @@
               <w14:ligatures w14:val="standardContextual"/>
             </w:rPr>
           </w:pPr>
-          <w:hyperlink w:anchor="_Toc229325531" w:history="1">
+          <w:hyperlink w:anchor="_Toc229395460" w:history="1">
             <w:r>
               <w:rPr>
                 <w:rStyle w:val="Hipervnculo"/>
@@ -1608,7 +1608,7 @@
                 <w:noProof/>
                 <w:webHidden/>
               </w:rPr>
-              <w:instrText xml:space="preserve"> PAGEREF _Toc229325531 \h </w:instrText>
+              <w:instrText xml:space="preserve"> PAGEREF _Toc229395460 \h </w:instrText>
             </w:r>
             <w:r>
               <w:rPr>
@@ -1654,13 +1654,13 @@
               <w14:ligatures w14:val="standardContextual"/>
             </w:rPr>
           </w:pPr>
-          <w:hyperlink w:anchor="_Toc229325532" w:history="1">
+          <w:hyperlink w:anchor="_Toc229395461" w:history="1">
             <w:r>
               <w:rPr>
                 <w:rStyle w:val="Hipervnculo"/>
                 <w:noProof/>
               </w:rPr>
-              <w:t>4.3 Juegos</w:t>
+              <w:t>4.3 Juegos y config</w:t>
             </w:r>
             <w:r>
               <w:rPr>
@@ -1681,7 +1681,7 @@
                 <w:noProof/>
                 <w:webHidden/>
               </w:rPr>
-              <w:instrText xml:space="preserve"> PAGEREF _Toc229325532 \h </w:instrText>
+              <w:instrText xml:space="preserve"> PAGEREF _Toc229395461 \h </w:instrText>
             </w:r>
             <w:r>
               <w:rPr>
@@ -1701,7 +1701,7 @@
                 <w:noProof/>
                 <w:webHidden/>
               </w:rPr>
-              <w:t>8</w:t>
+              <w:t>9</w:t>
             </w:r>
             <w:r>
               <w:rPr>
@@ -1727,7 +1727,7 @@
               <w14:ligatures w14:val="standardContextual"/>
             </w:rPr>
           </w:pPr>
-          <w:hyperlink w:anchor="_Toc229325533" w:history="1">
+          <w:hyperlink w:anchor="_Toc229395462" w:history="1">
             <w:r>
               <w:rPr>
                 <w:rStyle w:val="Hipervnculo"/>
@@ -1754,7 +1754,7 @@
                 <w:noProof/>
                 <w:webHidden/>
               </w:rPr>
-              <w:instrText xml:space="preserve"> PAGEREF _Toc229325533 \h </w:instrText>
+              <w:instrText xml:space="preserve"> PAGEREF _Toc229395462 \h </w:instrText>
             </w:r>
             <w:r>
               <w:rPr>
@@ -1774,7 +1774,7 @@
                 <w:noProof/>
                 <w:webHidden/>
               </w:rPr>
-              <w:t>8</w:t>
+              <w:t>9</w:t>
             </w:r>
             <w:r>
               <w:rPr>
@@ -1800,7 +1800,7 @@
               <w14:ligatures w14:val="standardContextual"/>
             </w:rPr>
           </w:pPr>
-          <w:hyperlink w:anchor="_Toc229325534" w:history="1">
+          <w:hyperlink w:anchor="_Toc229395463" w:history="1">
             <w:r>
               <w:rPr>
                 <w:rStyle w:val="Hipervnculo"/>
@@ -1827,7 +1827,7 @@
                 <w:noProof/>
                 <w:webHidden/>
               </w:rPr>
-              <w:instrText xml:space="preserve"> PAGEREF _Toc229325534 \h </w:instrText>
+              <w:instrText xml:space="preserve"> PAGEREF _Toc229395463 \h </w:instrText>
             </w:r>
             <w:r>
               <w:rPr>
@@ -1847,7 +1847,7 @@
                 <w:noProof/>
                 <w:webHidden/>
               </w:rPr>
-              <w:t>8</w:t>
+              <w:t>9</w:t>
             </w:r>
             <w:r>
               <w:rPr>
@@ -1873,7 +1873,7 @@
               <w14:ligatures w14:val="standardContextual"/>
             </w:rPr>
           </w:pPr>
-          <w:hyperlink w:anchor="_Toc229325535" w:history="1">
+          <w:hyperlink w:anchor="_Toc229395464" w:history="1">
             <w:r>
               <w:rPr>
                 <w:rStyle w:val="Hipervnculo"/>
@@ -1900,7 +1900,7 @@
                 <w:noProof/>
                 <w:webHidden/>
               </w:rPr>
-              <w:instrText xml:space="preserve"> PAGEREF _Toc229325535 \h </w:instrText>
+              <w:instrText xml:space="preserve"> PAGEREF _Toc229395464 \h </w:instrText>
             </w:r>
             <w:r>
               <w:rPr>
@@ -1920,7 +1920,7 @@
                 <w:noProof/>
                 <w:webHidden/>
               </w:rPr>
-              <w:t>8</w:t>
+              <w:t>10</w:t>
             </w:r>
             <w:r>
               <w:rPr>
@@ -1946,7 +1946,7 @@
               <w14:ligatures w14:val="standardContextual"/>
             </w:rPr>
           </w:pPr>
-          <w:hyperlink w:anchor="_Toc229325536" w:history="1">
+          <w:hyperlink w:anchor="_Toc229395465" w:history="1">
             <w:r>
               <w:rPr>
                 <w:rStyle w:val="Hipervnculo"/>
@@ -1973,7 +1973,7 @@
                 <w:noProof/>
                 <w:webHidden/>
               </w:rPr>
-              <w:instrText xml:space="preserve"> PAGEREF _Toc229325536 \h </w:instrText>
+              <w:instrText xml:space="preserve"> PAGEREF _Toc229395465 \h </w:instrText>
             </w:r>
             <w:r>
               <w:rPr>
@@ -1993,7 +1993,1137 @@
                 <w:noProof/>
                 <w:webHidden/>
               </w:rPr>
-              <w:t>8</w:t>
+              <w:t>10</w:t>
+            </w:r>
+            <w:r>
+              <w:rPr>
+                <w:noProof/>
+                <w:webHidden/>
+              </w:rPr>
+              <w:fldChar w:fldCharType="end"/>
+            </w:r>
+          </w:hyperlink>
+        </w:p>
+        <w:p>
+          <w:pPr>
+            <w:pStyle w:val="TDC1"/>
+            <w:tabs>
+              <w:tab w:val="right" w:leader="dot" w:pos="8494"/>
+            </w:tabs>
+            <w:rPr>
+              <w:rFonts w:eastAsiaTheme="minorEastAsia"/>
+              <w:noProof/>
+              <w:sz w:val="24"/>
+              <w:szCs w:val="24"/>
+              <w:lang w:eastAsia="es-ES"/>
+            </w:rPr>
+          </w:pPr>
+          <w:hyperlink w:anchor="_Toc229395466" w:history="1">
+            <w:r>
+              <w:rPr>
+                <w:rStyle w:val="Hipervnculo"/>
+                <w:noProof/>
+              </w:rPr>
+              <w:t>5. Despliegue</w:t>
+            </w:r>
+            <w:r>
+              <w:rPr>
+                <w:noProof/>
+                <w:webHidden/>
+              </w:rPr>
+              <w:tab/>
+            </w:r>
+            <w:r>
+              <w:rPr>
+                <w:noProof/>
+                <w:webHidden/>
+              </w:rPr>
+              <w:fldChar w:fldCharType="begin"/>
+            </w:r>
+            <w:r>
+              <w:rPr>
+                <w:noProof/>
+                <w:webHidden/>
+              </w:rPr>
+              <w:instrText xml:space="preserve"> PAGEREF _Toc229395466 \h </w:instrText>
+            </w:r>
+            <w:r>
+              <w:rPr>
+                <w:noProof/>
+                <w:webHidden/>
+              </w:rPr>
+            </w:r>
+            <w:r>
+              <w:rPr>
+                <w:noProof/>
+                <w:webHidden/>
+              </w:rPr>
+              <w:fldChar w:fldCharType="separate"/>
+            </w:r>
+            <w:r>
+              <w:rPr>
+                <w:noProof/>
+                <w:webHidden/>
+              </w:rPr>
+              <w:t>10</w:t>
+            </w:r>
+            <w:r>
+              <w:rPr>
+                <w:noProof/>
+                <w:webHidden/>
+              </w:rPr>
+              <w:fldChar w:fldCharType="end"/>
+            </w:r>
+          </w:hyperlink>
+        </w:p>
+        <w:p>
+          <w:pPr>
+            <w:pStyle w:val="TDC2"/>
+            <w:tabs>
+              <w:tab w:val="right" w:leader="dot" w:pos="8494"/>
+            </w:tabs>
+            <w:rPr>
+              <w:rFonts w:cstheme="minorBidi"/>
+              <w:noProof/>
+              <w:kern w:val="2"/>
+              <w:sz w:val="24"/>
+              <w:szCs w:val="24"/>
+              <w14:ligatures w14:val="standardContextual"/>
+            </w:rPr>
+          </w:pPr>
+          <w:hyperlink w:anchor="_Toc229395467" w:history="1">
+            <w:r>
+              <w:rPr>
+                <w:rStyle w:val="Hipervnculo"/>
+                <w:noProof/>
+              </w:rPr>
+              <w:t>5.1 Frontend</w:t>
+            </w:r>
+            <w:r>
+              <w:rPr>
+                <w:noProof/>
+                <w:webHidden/>
+              </w:rPr>
+              <w:tab/>
+            </w:r>
+            <w:r>
+              <w:rPr>
+                <w:noProof/>
+                <w:webHidden/>
+              </w:rPr>
+              <w:fldChar w:fldCharType="begin"/>
+            </w:r>
+            <w:r>
+              <w:rPr>
+                <w:noProof/>
+                <w:webHidden/>
+              </w:rPr>
+              <w:instrText xml:space="preserve"> PAGEREF _Toc229395467 \h </w:instrText>
+            </w:r>
+            <w:r>
+              <w:rPr>
+                <w:noProof/>
+                <w:webHidden/>
+              </w:rPr>
+            </w:r>
+            <w:r>
+              <w:rPr>
+                <w:noProof/>
+                <w:webHidden/>
+              </w:rPr>
+              <w:fldChar w:fldCharType="separate"/>
+            </w:r>
+            <w:r>
+              <w:rPr>
+                <w:noProof/>
+                <w:webHidden/>
+              </w:rPr>
+              <w:t>10</w:t>
+            </w:r>
+            <w:r>
+              <w:rPr>
+                <w:noProof/>
+                <w:webHidden/>
+              </w:rPr>
+              <w:fldChar w:fldCharType="end"/>
+            </w:r>
+          </w:hyperlink>
+        </w:p>
+        <w:p>
+          <w:pPr>
+            <w:pStyle w:val="TDC2"/>
+            <w:tabs>
+              <w:tab w:val="right" w:leader="dot" w:pos="8494"/>
+            </w:tabs>
+            <w:rPr>
+              <w:rFonts w:cstheme="minorBidi"/>
+              <w:noProof/>
+              <w:kern w:val="2"/>
+              <w:sz w:val="24"/>
+              <w:szCs w:val="24"/>
+              <w14:ligatures w14:val="standardContextual"/>
+            </w:rPr>
+          </w:pPr>
+          <w:hyperlink w:anchor="_Toc229395468" w:history="1">
+            <w:r>
+              <w:rPr>
+                <w:rStyle w:val="Hipervnculo"/>
+                <w:noProof/>
+              </w:rPr>
+              <w:t>5.2 Backend</w:t>
+            </w:r>
+            <w:r>
+              <w:rPr>
+                <w:noProof/>
+                <w:webHidden/>
+              </w:rPr>
+              <w:tab/>
+            </w:r>
+            <w:r>
+              <w:rPr>
+                <w:noProof/>
+                <w:webHidden/>
+              </w:rPr>
+              <w:fldChar w:fldCharType="begin"/>
+            </w:r>
+            <w:r>
+              <w:rPr>
+                <w:noProof/>
+                <w:webHidden/>
+              </w:rPr>
+              <w:instrText xml:space="preserve"> PAGEREF _Toc229395468 \h </w:instrText>
+            </w:r>
+            <w:r>
+              <w:rPr>
+                <w:noProof/>
+                <w:webHidden/>
+              </w:rPr>
+            </w:r>
+            <w:r>
+              <w:rPr>
+                <w:noProof/>
+                <w:webHidden/>
+              </w:rPr>
+              <w:fldChar w:fldCharType="separate"/>
+            </w:r>
+            <w:r>
+              <w:rPr>
+                <w:noProof/>
+                <w:webHidden/>
+              </w:rPr>
+              <w:t>11</w:t>
+            </w:r>
+            <w:r>
+              <w:rPr>
+                <w:noProof/>
+                <w:webHidden/>
+              </w:rPr>
+              <w:fldChar w:fldCharType="end"/>
+            </w:r>
+          </w:hyperlink>
+        </w:p>
+        <w:p>
+          <w:pPr>
+            <w:pStyle w:val="TDC2"/>
+            <w:tabs>
+              <w:tab w:val="right" w:leader="dot" w:pos="8494"/>
+            </w:tabs>
+            <w:rPr>
+              <w:rFonts w:cstheme="minorBidi"/>
+              <w:noProof/>
+              <w:kern w:val="2"/>
+              <w:sz w:val="24"/>
+              <w:szCs w:val="24"/>
+              <w14:ligatures w14:val="standardContextual"/>
+            </w:rPr>
+          </w:pPr>
+          <w:hyperlink w:anchor="_Toc229395469" w:history="1">
+            <w:r>
+              <w:rPr>
+                <w:rStyle w:val="Hipervnculo"/>
+                <w:noProof/>
+              </w:rPr>
+              <w:t xml:space="preserve">5.3 </w:t>
+            </w:r>
+            <w:r>
+              <w:rPr>
+                <w:rStyle w:val="Hipervnculo"/>
+                <w:rFonts w:eastAsiaTheme="minorHAnsi"/>
+                <w:noProof/>
+              </w:rPr>
+              <w:t>Ciclo de Integración y Despliegue Continuo</w:t>
+            </w:r>
+            <w:r>
+              <w:rPr>
+                <w:noProof/>
+                <w:webHidden/>
+              </w:rPr>
+              <w:tab/>
+            </w:r>
+            <w:r>
+              <w:rPr>
+                <w:noProof/>
+                <w:webHidden/>
+              </w:rPr>
+              <w:fldChar w:fldCharType="begin"/>
+            </w:r>
+            <w:r>
+              <w:rPr>
+                <w:noProof/>
+                <w:webHidden/>
+              </w:rPr>
+              <w:instrText xml:space="preserve"> PAGEREF _Toc229395469 \h </w:instrText>
+            </w:r>
+            <w:r>
+              <w:rPr>
+                <w:noProof/>
+                <w:webHidden/>
+              </w:rPr>
+            </w:r>
+            <w:r>
+              <w:rPr>
+                <w:noProof/>
+                <w:webHidden/>
+              </w:rPr>
+              <w:fldChar w:fldCharType="separate"/>
+            </w:r>
+            <w:r>
+              <w:rPr>
+                <w:noProof/>
+                <w:webHidden/>
+              </w:rPr>
+              <w:t>12</w:t>
+            </w:r>
+            <w:r>
+              <w:rPr>
+                <w:noProof/>
+                <w:webHidden/>
+              </w:rPr>
+              <w:fldChar w:fldCharType="end"/>
+            </w:r>
+          </w:hyperlink>
+        </w:p>
+        <w:p>
+          <w:pPr>
+            <w:pStyle w:val="TDC1"/>
+            <w:tabs>
+              <w:tab w:val="right" w:leader="dot" w:pos="8494"/>
+            </w:tabs>
+            <w:rPr>
+              <w:rFonts w:eastAsiaTheme="minorEastAsia"/>
+              <w:noProof/>
+              <w:sz w:val="24"/>
+              <w:szCs w:val="24"/>
+              <w:lang w:eastAsia="es-ES"/>
+            </w:rPr>
+          </w:pPr>
+          <w:hyperlink w:anchor="_Toc229395470" w:history="1">
+            <w:r>
+              <w:rPr>
+                <w:rStyle w:val="Hipervnculo"/>
+                <w:noProof/>
+              </w:rPr>
+              <w:t>6. Seguridad</w:t>
+            </w:r>
+            <w:r>
+              <w:rPr>
+                <w:noProof/>
+                <w:webHidden/>
+              </w:rPr>
+              <w:tab/>
+            </w:r>
+            <w:r>
+              <w:rPr>
+                <w:noProof/>
+                <w:webHidden/>
+              </w:rPr>
+              <w:fldChar w:fldCharType="begin"/>
+            </w:r>
+            <w:r>
+              <w:rPr>
+                <w:noProof/>
+                <w:webHidden/>
+              </w:rPr>
+              <w:instrText xml:space="preserve"> PAGEREF _Toc229395470 \h </w:instrText>
+            </w:r>
+            <w:r>
+              <w:rPr>
+                <w:noProof/>
+                <w:webHidden/>
+              </w:rPr>
+            </w:r>
+            <w:r>
+              <w:rPr>
+                <w:noProof/>
+                <w:webHidden/>
+              </w:rPr>
+              <w:fldChar w:fldCharType="separate"/>
+            </w:r>
+            <w:r>
+              <w:rPr>
+                <w:noProof/>
+                <w:webHidden/>
+              </w:rPr>
+              <w:t>12</w:t>
+            </w:r>
+            <w:r>
+              <w:rPr>
+                <w:noProof/>
+                <w:webHidden/>
+              </w:rPr>
+              <w:fldChar w:fldCharType="end"/>
+            </w:r>
+          </w:hyperlink>
+        </w:p>
+        <w:p>
+          <w:pPr>
+            <w:pStyle w:val="TDC2"/>
+            <w:tabs>
+              <w:tab w:val="right" w:leader="dot" w:pos="8494"/>
+            </w:tabs>
+            <w:rPr>
+              <w:rFonts w:cstheme="minorBidi"/>
+              <w:noProof/>
+              <w:kern w:val="2"/>
+              <w:sz w:val="24"/>
+              <w:szCs w:val="24"/>
+              <w14:ligatures w14:val="standardContextual"/>
+            </w:rPr>
+          </w:pPr>
+          <w:hyperlink w:anchor="_Toc229395471" w:history="1">
+            <w:r>
+              <w:rPr>
+                <w:rStyle w:val="Hipervnculo"/>
+                <w:noProof/>
+              </w:rPr>
+              <w:t>6.1. Autenticación mediante JSON Web Tokens (JWT)</w:t>
+            </w:r>
+            <w:r>
+              <w:rPr>
+                <w:noProof/>
+                <w:webHidden/>
+              </w:rPr>
+              <w:tab/>
+            </w:r>
+            <w:r>
+              <w:rPr>
+                <w:noProof/>
+                <w:webHidden/>
+              </w:rPr>
+              <w:fldChar w:fldCharType="begin"/>
+            </w:r>
+            <w:r>
+              <w:rPr>
+                <w:noProof/>
+                <w:webHidden/>
+              </w:rPr>
+              <w:instrText xml:space="preserve"> PAGEREF _Toc229395471 \h </w:instrText>
+            </w:r>
+            <w:r>
+              <w:rPr>
+                <w:noProof/>
+                <w:webHidden/>
+              </w:rPr>
+            </w:r>
+            <w:r>
+              <w:rPr>
+                <w:noProof/>
+                <w:webHidden/>
+              </w:rPr>
+              <w:fldChar w:fldCharType="separate"/>
+            </w:r>
+            <w:r>
+              <w:rPr>
+                <w:noProof/>
+                <w:webHidden/>
+              </w:rPr>
+              <w:t>12</w:t>
+            </w:r>
+            <w:r>
+              <w:rPr>
+                <w:noProof/>
+                <w:webHidden/>
+              </w:rPr>
+              <w:fldChar w:fldCharType="end"/>
+            </w:r>
+          </w:hyperlink>
+        </w:p>
+        <w:p>
+          <w:pPr>
+            <w:pStyle w:val="TDC2"/>
+            <w:tabs>
+              <w:tab w:val="right" w:leader="dot" w:pos="8494"/>
+            </w:tabs>
+            <w:rPr>
+              <w:rFonts w:cstheme="minorBidi"/>
+              <w:noProof/>
+              <w:kern w:val="2"/>
+              <w:sz w:val="24"/>
+              <w:szCs w:val="24"/>
+              <w14:ligatures w14:val="standardContextual"/>
+            </w:rPr>
+          </w:pPr>
+          <w:hyperlink w:anchor="_Toc229395472" w:history="1">
+            <w:r>
+              <w:rPr>
+                <w:rStyle w:val="Hipervnculo"/>
+                <w:noProof/>
+              </w:rPr>
+              <w:t>6.2. Seguridad de Contraseñas (Hashing)</w:t>
+            </w:r>
+            <w:r>
+              <w:rPr>
+                <w:noProof/>
+                <w:webHidden/>
+              </w:rPr>
+              <w:tab/>
+            </w:r>
+            <w:r>
+              <w:rPr>
+                <w:noProof/>
+                <w:webHidden/>
+              </w:rPr>
+              <w:fldChar w:fldCharType="begin"/>
+            </w:r>
+            <w:r>
+              <w:rPr>
+                <w:noProof/>
+                <w:webHidden/>
+              </w:rPr>
+              <w:instrText xml:space="preserve"> PAGEREF _Toc229395472 \h </w:instrText>
+            </w:r>
+            <w:r>
+              <w:rPr>
+                <w:noProof/>
+                <w:webHidden/>
+              </w:rPr>
+            </w:r>
+            <w:r>
+              <w:rPr>
+                <w:noProof/>
+                <w:webHidden/>
+              </w:rPr>
+              <w:fldChar w:fldCharType="separate"/>
+            </w:r>
+            <w:r>
+              <w:rPr>
+                <w:noProof/>
+                <w:webHidden/>
+              </w:rPr>
+              <w:t>12</w:t>
+            </w:r>
+            <w:r>
+              <w:rPr>
+                <w:noProof/>
+                <w:webHidden/>
+              </w:rPr>
+              <w:fldChar w:fldCharType="end"/>
+            </w:r>
+          </w:hyperlink>
+        </w:p>
+        <w:p>
+          <w:pPr>
+            <w:pStyle w:val="TDC2"/>
+            <w:tabs>
+              <w:tab w:val="right" w:leader="dot" w:pos="8494"/>
+            </w:tabs>
+            <w:rPr>
+              <w:rFonts w:cstheme="minorBidi"/>
+              <w:noProof/>
+              <w:kern w:val="2"/>
+              <w:sz w:val="24"/>
+              <w:szCs w:val="24"/>
+              <w14:ligatures w14:val="standardContextual"/>
+            </w:rPr>
+          </w:pPr>
+          <w:hyperlink w:anchor="_Toc229395473" w:history="1">
+            <w:r>
+              <w:rPr>
+                <w:rStyle w:val="Hipervnculo"/>
+                <w:noProof/>
+              </w:rPr>
+              <w:t>6.3. Política de Orígenes Cruzados (CORS)</w:t>
+            </w:r>
+            <w:r>
+              <w:rPr>
+                <w:noProof/>
+                <w:webHidden/>
+              </w:rPr>
+              <w:tab/>
+            </w:r>
+            <w:r>
+              <w:rPr>
+                <w:noProof/>
+                <w:webHidden/>
+              </w:rPr>
+              <w:fldChar w:fldCharType="begin"/>
+            </w:r>
+            <w:r>
+              <w:rPr>
+                <w:noProof/>
+                <w:webHidden/>
+              </w:rPr>
+              <w:instrText xml:space="preserve"> PAGEREF _Toc229395473 \h </w:instrText>
+            </w:r>
+            <w:r>
+              <w:rPr>
+                <w:noProof/>
+                <w:webHidden/>
+              </w:rPr>
+            </w:r>
+            <w:r>
+              <w:rPr>
+                <w:noProof/>
+                <w:webHidden/>
+              </w:rPr>
+              <w:fldChar w:fldCharType="separate"/>
+            </w:r>
+            <w:r>
+              <w:rPr>
+                <w:noProof/>
+                <w:webHidden/>
+              </w:rPr>
+              <w:t>13</w:t>
+            </w:r>
+            <w:r>
+              <w:rPr>
+                <w:noProof/>
+                <w:webHidden/>
+              </w:rPr>
+              <w:fldChar w:fldCharType="end"/>
+            </w:r>
+          </w:hyperlink>
+        </w:p>
+        <w:p>
+          <w:pPr>
+            <w:pStyle w:val="TDC2"/>
+            <w:tabs>
+              <w:tab w:val="right" w:leader="dot" w:pos="8494"/>
+            </w:tabs>
+            <w:rPr>
+              <w:rFonts w:cstheme="minorBidi"/>
+              <w:noProof/>
+              <w:kern w:val="2"/>
+              <w:sz w:val="24"/>
+              <w:szCs w:val="24"/>
+              <w14:ligatures w14:val="standardContextual"/>
+            </w:rPr>
+          </w:pPr>
+          <w:hyperlink w:anchor="_Toc229395474" w:history="1">
+            <w:r>
+              <w:rPr>
+                <w:rStyle w:val="Hipervnculo"/>
+                <w:noProof/>
+              </w:rPr>
+              <w:t xml:space="preserve">Para que </w:t>
+            </w:r>
+            <w:r>
+              <w:rPr>
+                <w:rStyle w:val="Hipervnculo"/>
+                <w:b/>
+                <w:bCs/>
+                <w:noProof/>
+              </w:rPr>
+              <w:t>SquadFinder</w:t>
+            </w:r>
+            <w:r>
+              <w:rPr>
+                <w:rStyle w:val="Hipervnculo"/>
+                <w:noProof/>
+              </w:rPr>
+              <w:t xml:space="preserve"> solo escuche a quien debe, se ha configurado una política de </w:t>
+            </w:r>
+            <w:r>
+              <w:rPr>
+                <w:rStyle w:val="Hipervnculo"/>
+                <w:b/>
+                <w:bCs/>
+                <w:noProof/>
+              </w:rPr>
+              <w:t>CORS estricta</w:t>
+            </w:r>
+            <w:r>
+              <w:rPr>
+                <w:rStyle w:val="Hipervnculo"/>
+                <w:noProof/>
+              </w:rPr>
+              <w:t>.</w:t>
+            </w:r>
+            <w:r>
+              <w:rPr>
+                <w:noProof/>
+                <w:webHidden/>
+              </w:rPr>
+              <w:tab/>
+            </w:r>
+            <w:r>
+              <w:rPr>
+                <w:noProof/>
+                <w:webHidden/>
+              </w:rPr>
+              <w:fldChar w:fldCharType="begin"/>
+            </w:r>
+            <w:r>
+              <w:rPr>
+                <w:noProof/>
+                <w:webHidden/>
+              </w:rPr>
+              <w:instrText xml:space="preserve"> PAGEREF _Toc229395474 \h </w:instrText>
+            </w:r>
+            <w:r>
+              <w:rPr>
+                <w:noProof/>
+                <w:webHidden/>
+              </w:rPr>
+            </w:r>
+            <w:r>
+              <w:rPr>
+                <w:noProof/>
+                <w:webHidden/>
+              </w:rPr>
+              <w:fldChar w:fldCharType="separate"/>
+            </w:r>
+            <w:r>
+              <w:rPr>
+                <w:noProof/>
+                <w:webHidden/>
+              </w:rPr>
+              <w:t>13</w:t>
+            </w:r>
+            <w:r>
+              <w:rPr>
+                <w:noProof/>
+                <w:webHidden/>
+              </w:rPr>
+              <w:fldChar w:fldCharType="end"/>
+            </w:r>
+          </w:hyperlink>
+        </w:p>
+        <w:p>
+          <w:pPr>
+            <w:pStyle w:val="TDC2"/>
+            <w:tabs>
+              <w:tab w:val="right" w:leader="dot" w:pos="8494"/>
+            </w:tabs>
+            <w:rPr>
+              <w:rFonts w:cstheme="minorBidi"/>
+              <w:noProof/>
+              <w:kern w:val="2"/>
+              <w:sz w:val="24"/>
+              <w:szCs w:val="24"/>
+              <w14:ligatures w14:val="standardContextual"/>
+            </w:rPr>
+          </w:pPr>
+          <w:hyperlink w:anchor="_Toc229395475" w:history="1">
+            <w:r>
+              <w:rPr>
+                <w:rStyle w:val="Hipervnculo"/>
+                <w:noProof/>
+              </w:rPr>
+              <w:t>6.4. Gestión de Variables de Entorno</w:t>
+            </w:r>
+            <w:r>
+              <w:rPr>
+                <w:noProof/>
+                <w:webHidden/>
+              </w:rPr>
+              <w:tab/>
+            </w:r>
+            <w:r>
+              <w:rPr>
+                <w:noProof/>
+                <w:webHidden/>
+              </w:rPr>
+              <w:fldChar w:fldCharType="begin"/>
+            </w:r>
+            <w:r>
+              <w:rPr>
+                <w:noProof/>
+                <w:webHidden/>
+              </w:rPr>
+              <w:instrText xml:space="preserve"> PAGEREF _Toc229395475 \h </w:instrText>
+            </w:r>
+            <w:r>
+              <w:rPr>
+                <w:noProof/>
+                <w:webHidden/>
+              </w:rPr>
+            </w:r>
+            <w:r>
+              <w:rPr>
+                <w:noProof/>
+                <w:webHidden/>
+              </w:rPr>
+              <w:fldChar w:fldCharType="separate"/>
+            </w:r>
+            <w:r>
+              <w:rPr>
+                <w:noProof/>
+                <w:webHidden/>
+              </w:rPr>
+              <w:t>13</w:t>
+            </w:r>
+            <w:r>
+              <w:rPr>
+                <w:noProof/>
+                <w:webHidden/>
+              </w:rPr>
+              <w:fldChar w:fldCharType="end"/>
+            </w:r>
+          </w:hyperlink>
+        </w:p>
+        <w:p>
+          <w:pPr>
+            <w:pStyle w:val="TDC1"/>
+            <w:tabs>
+              <w:tab w:val="right" w:leader="dot" w:pos="8494"/>
+            </w:tabs>
+            <w:rPr>
+              <w:rFonts w:eastAsiaTheme="minorEastAsia"/>
+              <w:noProof/>
+              <w:sz w:val="24"/>
+              <w:szCs w:val="24"/>
+              <w:lang w:eastAsia="es-ES"/>
+            </w:rPr>
+          </w:pPr>
+          <w:hyperlink w:anchor="_Toc229395476" w:history="1">
+            <w:r>
+              <w:rPr>
+                <w:rStyle w:val="Hipervnculo"/>
+                <w:noProof/>
+              </w:rPr>
+              <w:t>7. Conclusiones</w:t>
+            </w:r>
+            <w:r>
+              <w:rPr>
+                <w:noProof/>
+                <w:webHidden/>
+              </w:rPr>
+              <w:tab/>
+            </w:r>
+            <w:r>
+              <w:rPr>
+                <w:noProof/>
+                <w:webHidden/>
+              </w:rPr>
+              <w:fldChar w:fldCharType="begin"/>
+            </w:r>
+            <w:r>
+              <w:rPr>
+                <w:noProof/>
+                <w:webHidden/>
+              </w:rPr>
+              <w:instrText xml:space="preserve"> PAGEREF _Toc229395476 \h </w:instrText>
+            </w:r>
+            <w:r>
+              <w:rPr>
+                <w:noProof/>
+                <w:webHidden/>
+              </w:rPr>
+            </w:r>
+            <w:r>
+              <w:rPr>
+                <w:noProof/>
+                <w:webHidden/>
+              </w:rPr>
+              <w:fldChar w:fldCharType="separate"/>
+            </w:r>
+            <w:r>
+              <w:rPr>
+                <w:noProof/>
+                <w:webHidden/>
+              </w:rPr>
+              <w:t>13</w:t>
+            </w:r>
+            <w:r>
+              <w:rPr>
+                <w:noProof/>
+                <w:webHidden/>
+              </w:rPr>
+              <w:fldChar w:fldCharType="end"/>
+            </w:r>
+          </w:hyperlink>
+        </w:p>
+        <w:p>
+          <w:pPr>
+            <w:pStyle w:val="TDC2"/>
+            <w:tabs>
+              <w:tab w:val="right" w:leader="dot" w:pos="8494"/>
+            </w:tabs>
+            <w:rPr>
+              <w:rFonts w:cstheme="minorBidi"/>
+              <w:noProof/>
+              <w:kern w:val="2"/>
+              <w:sz w:val="24"/>
+              <w:szCs w:val="24"/>
+              <w14:ligatures w14:val="standardContextual"/>
+            </w:rPr>
+          </w:pPr>
+          <w:hyperlink w:anchor="_Toc229395477" w:history="1">
+            <w:r>
+              <w:rPr>
+                <w:rStyle w:val="Hipervnculo"/>
+                <w:noProof/>
+              </w:rPr>
+              <w:t>7.1. Conclusiones Generales</w:t>
+            </w:r>
+            <w:r>
+              <w:rPr>
+                <w:noProof/>
+                <w:webHidden/>
+              </w:rPr>
+              <w:tab/>
+            </w:r>
+            <w:r>
+              <w:rPr>
+                <w:noProof/>
+                <w:webHidden/>
+              </w:rPr>
+              <w:fldChar w:fldCharType="begin"/>
+            </w:r>
+            <w:r>
+              <w:rPr>
+                <w:noProof/>
+                <w:webHidden/>
+              </w:rPr>
+              <w:instrText xml:space="preserve"> PAGEREF _Toc229395477 \h </w:instrText>
+            </w:r>
+            <w:r>
+              <w:rPr>
+                <w:noProof/>
+                <w:webHidden/>
+              </w:rPr>
+            </w:r>
+            <w:r>
+              <w:rPr>
+                <w:noProof/>
+                <w:webHidden/>
+              </w:rPr>
+              <w:fldChar w:fldCharType="separate"/>
+            </w:r>
+            <w:r>
+              <w:rPr>
+                <w:noProof/>
+                <w:webHidden/>
+              </w:rPr>
+              <w:t>13</w:t>
+            </w:r>
+            <w:r>
+              <w:rPr>
+                <w:noProof/>
+                <w:webHidden/>
+              </w:rPr>
+              <w:fldChar w:fldCharType="end"/>
+            </w:r>
+          </w:hyperlink>
+        </w:p>
+        <w:p>
+          <w:pPr>
+            <w:pStyle w:val="TDC2"/>
+            <w:tabs>
+              <w:tab w:val="right" w:leader="dot" w:pos="8494"/>
+            </w:tabs>
+            <w:rPr>
+              <w:rFonts w:cstheme="minorBidi"/>
+              <w:noProof/>
+              <w:kern w:val="2"/>
+              <w:sz w:val="24"/>
+              <w:szCs w:val="24"/>
+              <w14:ligatures w14:val="standardContextual"/>
+            </w:rPr>
+          </w:pPr>
+          <w:hyperlink w:anchor="_Toc229395478" w:history="1">
+            <w:r>
+              <w:rPr>
+                <w:rStyle w:val="Hipervnculo"/>
+                <w:noProof/>
+              </w:rPr>
+              <w:t>7.2. Dificultades Encontradas</w:t>
+            </w:r>
+            <w:r>
+              <w:rPr>
+                <w:noProof/>
+                <w:webHidden/>
+              </w:rPr>
+              <w:tab/>
+            </w:r>
+            <w:r>
+              <w:rPr>
+                <w:noProof/>
+                <w:webHidden/>
+              </w:rPr>
+              <w:fldChar w:fldCharType="begin"/>
+            </w:r>
+            <w:r>
+              <w:rPr>
+                <w:noProof/>
+                <w:webHidden/>
+              </w:rPr>
+              <w:instrText xml:space="preserve"> PAGEREF _Toc229395478 \h </w:instrText>
+            </w:r>
+            <w:r>
+              <w:rPr>
+                <w:noProof/>
+                <w:webHidden/>
+              </w:rPr>
+            </w:r>
+            <w:r>
+              <w:rPr>
+                <w:noProof/>
+                <w:webHidden/>
+              </w:rPr>
+              <w:fldChar w:fldCharType="separate"/>
+            </w:r>
+            <w:r>
+              <w:rPr>
+                <w:noProof/>
+                <w:webHidden/>
+              </w:rPr>
+              <w:t>13</w:t>
+            </w:r>
+            <w:r>
+              <w:rPr>
+                <w:noProof/>
+                <w:webHidden/>
+              </w:rPr>
+              <w:fldChar w:fldCharType="end"/>
+            </w:r>
+          </w:hyperlink>
+        </w:p>
+        <w:p>
+          <w:pPr>
+            <w:pStyle w:val="TDC1"/>
+            <w:tabs>
+              <w:tab w:val="right" w:leader="dot" w:pos="8494"/>
+            </w:tabs>
+            <w:rPr>
+              <w:rFonts w:eastAsiaTheme="minorEastAsia"/>
+              <w:noProof/>
+              <w:sz w:val="24"/>
+              <w:szCs w:val="24"/>
+              <w:lang w:eastAsia="es-ES"/>
+            </w:rPr>
+          </w:pPr>
+          <w:hyperlink w:anchor="_Toc229395479" w:history="1">
+            <w:r>
+              <w:rPr>
+                <w:rStyle w:val="Hipervnculo"/>
+                <w:noProof/>
+              </w:rPr>
+              <w:t>8. Funcionalidades descartadas</w:t>
+            </w:r>
+            <w:r>
+              <w:rPr>
+                <w:noProof/>
+                <w:webHidden/>
+              </w:rPr>
+              <w:tab/>
+            </w:r>
+            <w:r>
+              <w:rPr>
+                <w:noProof/>
+                <w:webHidden/>
+              </w:rPr>
+              <w:fldChar w:fldCharType="begin"/>
+            </w:r>
+            <w:r>
+              <w:rPr>
+                <w:noProof/>
+                <w:webHidden/>
+              </w:rPr>
+              <w:instrText xml:space="preserve"> PAGEREF _Toc229395479 \h </w:instrText>
+            </w:r>
+            <w:r>
+              <w:rPr>
+                <w:noProof/>
+                <w:webHidden/>
+              </w:rPr>
+            </w:r>
+            <w:r>
+              <w:rPr>
+                <w:noProof/>
+                <w:webHidden/>
+              </w:rPr>
+              <w:fldChar w:fldCharType="separate"/>
+            </w:r>
+            <w:r>
+              <w:rPr>
+                <w:noProof/>
+                <w:webHidden/>
+              </w:rPr>
+              <w:t>14</w:t>
+            </w:r>
+            <w:r>
+              <w:rPr>
+                <w:noProof/>
+                <w:webHidden/>
+              </w:rPr>
+              <w:fldChar w:fldCharType="end"/>
+            </w:r>
+          </w:hyperlink>
+        </w:p>
+        <w:p>
+          <w:pPr>
+            <w:pStyle w:val="TDC1"/>
+            <w:tabs>
+              <w:tab w:val="right" w:leader="dot" w:pos="8494"/>
+            </w:tabs>
+            <w:rPr>
+              <w:rFonts w:eastAsiaTheme="minorEastAsia"/>
+              <w:noProof/>
+              <w:sz w:val="24"/>
+              <w:szCs w:val="24"/>
+              <w:lang w:eastAsia="es-ES"/>
+            </w:rPr>
+          </w:pPr>
+          <w:hyperlink w:anchor="_Toc229395480" w:history="1">
+            <w:r>
+              <w:rPr>
+                <w:rStyle w:val="Hipervnculo"/>
+                <w:noProof/>
+              </w:rPr>
+              <w:t>9. Futuras funcionalidades</w:t>
+            </w:r>
+            <w:r>
+              <w:rPr>
+                <w:noProof/>
+                <w:webHidden/>
+              </w:rPr>
+              <w:tab/>
+            </w:r>
+            <w:r>
+              <w:rPr>
+                <w:noProof/>
+                <w:webHidden/>
+              </w:rPr>
+              <w:fldChar w:fldCharType="begin"/>
+            </w:r>
+            <w:r>
+              <w:rPr>
+                <w:noProof/>
+                <w:webHidden/>
+              </w:rPr>
+              <w:instrText xml:space="preserve"> PAGEREF _Toc229395480 \h </w:instrText>
+            </w:r>
+            <w:r>
+              <w:rPr>
+                <w:noProof/>
+                <w:webHidden/>
+              </w:rPr>
+            </w:r>
+            <w:r>
+              <w:rPr>
+                <w:noProof/>
+                <w:webHidden/>
+              </w:rPr>
+              <w:fldChar w:fldCharType="separate"/>
+            </w:r>
+            <w:r>
+              <w:rPr>
+                <w:noProof/>
+                <w:webHidden/>
+              </w:rPr>
+              <w:t>16</w:t>
             </w:r>
             <w:r>
               <w:rPr>
@@ -2022,7 +3152,7 @@
       <w:r>
         <w:br w:type="column"/>
       </w:r>
-      <w:bookmarkStart w:id="0" w:name="_Toc229325519"/>
+      <w:bookmarkStart w:id="0" w:name="_Toc229395448"/>
       <w:r>
         <w:lastRenderedPageBreak/>
         <w:t>1. Análisis del problema</w:t>
@@ -2033,7 +3163,7 @@
       <w:pPr>
         <w:pStyle w:val="Ttulo2"/>
       </w:pPr>
-      <w:bookmarkStart w:id="1" w:name="_Toc229325520"/>
+      <w:bookmarkStart w:id="1" w:name="_Toc229395449"/>
       <w:r>
         <w:t>1.1 Introducción</w:t>
       </w:r>
@@ -2199,7 +3329,7 @@
       <w:pPr>
         <w:pStyle w:val="Ttulo2"/>
       </w:pPr>
-      <w:bookmarkStart w:id="2" w:name="_Toc229325521"/>
+      <w:bookmarkStart w:id="2" w:name="_Toc229395450"/>
       <w:r>
         <w:t>1.2 Objetivos</w:t>
       </w:r>
@@ -2406,7 +3536,7 @@
       <w:pPr>
         <w:pStyle w:val="Ttulo2"/>
       </w:pPr>
-      <w:bookmarkStart w:id="3" w:name="_Toc229325522"/>
+      <w:bookmarkStart w:id="3" w:name="_Toc229395451"/>
       <w:r>
         <w:t>1.3 Funciones y rendimientos deseados</w:t>
       </w:r>
@@ -2703,7 +3833,7 @@
       <w:pPr>
         <w:pStyle w:val="Ttulo2"/>
       </w:pPr>
-      <w:bookmarkStart w:id="4" w:name="_Toc229325523"/>
+      <w:bookmarkStart w:id="4" w:name="_Toc229395452"/>
       <w:r>
         <w:t>1.4 Justificación de la solución elegida</w:t>
       </w:r>
@@ -2872,7 +4002,7 @@
       <w:pPr>
         <w:pStyle w:val="Ttulo2"/>
       </w:pPr>
-      <w:bookmarkStart w:id="5" w:name="_Toc229325524"/>
+      <w:bookmarkStart w:id="5" w:name="_Toc229395453"/>
       <w:r>
         <w:t>1.5 Modelado de la solución</w:t>
       </w:r>
@@ -3309,7 +4439,7 @@
       <w:pPr>
         <w:pStyle w:val="Ttulo1"/>
       </w:pPr>
-      <w:bookmarkStart w:id="6" w:name="_Toc229325525"/>
+      <w:bookmarkStart w:id="6" w:name="_Toc229395454"/>
       <w:r>
         <w:t>2. Stack Tecnológico</w:t>
       </w:r>
@@ -3319,7 +4449,7 @@
       <w:pPr>
         <w:pStyle w:val="Ttulo2"/>
       </w:pPr>
-      <w:bookmarkStart w:id="7" w:name="_Toc229325526"/>
+      <w:bookmarkStart w:id="7" w:name="_Toc229395455"/>
       <w:r>
         <w:t xml:space="preserve">2.1 </w:t>
       </w:r>
@@ -3623,7 +4753,7 @@
       <w:pPr>
         <w:pStyle w:val="Ttulo2"/>
       </w:pPr>
-      <w:bookmarkStart w:id="8" w:name="_Toc229325527"/>
+      <w:bookmarkStart w:id="8" w:name="_Toc229395456"/>
       <w:r>
         <w:t xml:space="preserve">2.2 </w:t>
       </w:r>
@@ -3969,7 +5099,7 @@
       <w:pPr>
         <w:pStyle w:val="Ttulo1"/>
       </w:pPr>
-      <w:bookmarkStart w:id="9" w:name="_Toc229325528"/>
+      <w:bookmarkStart w:id="9" w:name="_Toc229395457"/>
       <w:r>
         <w:t>3. Implementación del modelo de datos</w:t>
       </w:r>
@@ -4252,7 +5382,7 @@
       <w:pPr>
         <w:pStyle w:val="Ttulo1"/>
       </w:pPr>
-      <w:bookmarkStart w:id="10" w:name="_Toc229325529"/>
+      <w:bookmarkStart w:id="10" w:name="_Toc229395458"/>
       <w:r>
         <w:t xml:space="preserve">4. </w:t>
       </w:r>
@@ -4267,7 +5397,7 @@
       <w:pPr>
         <w:pStyle w:val="Ttulo2"/>
       </w:pPr>
-      <w:bookmarkStart w:id="11" w:name="_Toc229325530"/>
+      <w:bookmarkStart w:id="11" w:name="_Toc229395459"/>
       <w:r>
         <w:t>4.1 Autenticación</w:t>
       </w:r>
@@ -4511,7 +5641,7 @@
       <w:pPr>
         <w:pStyle w:val="Ttulo2"/>
       </w:pPr>
-      <w:bookmarkStart w:id="12" w:name="_Toc229325531"/>
+      <w:bookmarkStart w:id="12" w:name="_Toc229395460"/>
       <w:r>
         <w:t>4.2 Perfil</w:t>
       </w:r>
@@ -4877,18 +6007,18 @@
       <w:pPr>
         <w:pStyle w:val="Ttulo2"/>
       </w:pPr>
-      <w:bookmarkStart w:id="13" w:name="_Toc229325532"/>
+      <w:bookmarkStart w:id="13" w:name="_Toc229395461"/>
       <w:r>
         <w:t>4.3 Juegos</w:t>
       </w:r>
+      <w:r>
+        <w:t xml:space="preserve"> y </w:t>
+      </w:r>
+      <w:proofErr w:type="spellStart"/>
+      <w:r>
+        <w:t>config</w:t>
+      </w:r>
       <w:bookmarkEnd w:id="13"/>
-      <w:r>
-        <w:t xml:space="preserve"> y </w:t>
-      </w:r>
-      <w:proofErr w:type="spellStart"/>
-      <w:r>
-        <w:t>config</w:t>
-      </w:r>
       <w:proofErr w:type="spellEnd"/>
     </w:p>
     <w:tbl>
@@ -5137,7 +6267,7 @@
       <w:pPr>
         <w:pStyle w:val="Ttulo2"/>
       </w:pPr>
-      <w:bookmarkStart w:id="14" w:name="_Toc229325533"/>
+      <w:bookmarkStart w:id="14" w:name="_Toc229395462"/>
       <w:r>
         <w:t>4.4 Anuncios</w:t>
       </w:r>
@@ -5366,7 +6496,7 @@
       <w:pPr>
         <w:pStyle w:val="Ttulo2"/>
       </w:pPr>
-      <w:bookmarkStart w:id="15" w:name="_Toc229325534"/>
+      <w:bookmarkStart w:id="15" w:name="_Toc229395463"/>
       <w:r>
         <w:t>4.5 Amigos</w:t>
       </w:r>
@@ -5694,7 +6824,7 @@
       <w:pPr>
         <w:pStyle w:val="Ttulo2"/>
       </w:pPr>
-      <w:bookmarkStart w:id="16" w:name="_Toc229325535"/>
+      <w:bookmarkStart w:id="16" w:name="_Toc229395464"/>
       <w:r>
         <w:lastRenderedPageBreak/>
         <w:t>4.6 Chat</w:t>
@@ -5945,7 +7075,7 @@
       <w:pPr>
         <w:pStyle w:val="Ttulo2"/>
       </w:pPr>
-      <w:bookmarkStart w:id="17" w:name="_Toc229325536"/>
+      <w:bookmarkStart w:id="17" w:name="_Toc229395465"/>
       <w:r>
         <w:t>4.7 Otros</w:t>
       </w:r>
@@ -6084,9 +7214,11 @@
       <w:pPr>
         <w:pStyle w:val="Ttulo1"/>
       </w:pPr>
+      <w:bookmarkStart w:id="18" w:name="_Toc229395466"/>
       <w:r>
         <w:t>5. Despliegue</w:t>
       </w:r>
+      <w:bookmarkEnd w:id="18"/>
     </w:p>
     <w:p>
       <w:pPr>
@@ -6100,21 +7232,7 @@
           <w:sz w:val="24"/>
           <w:szCs w:val="24"/>
         </w:rPr>
-        <w:t>El despliegue de la aplicación</w:t>
-      </w:r>
-      <w:r>
-        <w:rPr>
-          <w:sz w:val="24"/>
-          <w:szCs w:val="24"/>
-        </w:rPr>
-        <w:t xml:space="preserve"> </w:t>
-      </w:r>
-      <w:r>
-        <w:rPr>
-          <w:sz w:val="24"/>
-          <w:szCs w:val="24"/>
-        </w:rPr>
-        <w:t xml:space="preserve">se ha diseñado siguiendo un modelo de arquitectura desacoplada, donde el </w:t>
+        <w:t xml:space="preserve">El despliegue de la aplicación se ha diseñado siguiendo un modelo de arquitectura desacoplada, donde el </w:t>
       </w:r>
       <w:proofErr w:type="spellStart"/>
       <w:r>
@@ -6153,6 +7271,7 @@
       <w:pPr>
         <w:pStyle w:val="Ttulo2"/>
       </w:pPr>
+      <w:bookmarkStart w:id="19" w:name="_Toc229395467"/>
       <w:r>
         <w:t xml:space="preserve">5.1 </w:t>
       </w:r>
@@ -6160,6 +7279,7 @@
       <w:r>
         <w:t>Frontend</w:t>
       </w:r>
+      <w:bookmarkEnd w:id="19"/>
       <w:proofErr w:type="spellEnd"/>
     </w:p>
     <w:p>
@@ -6174,14 +7294,7 @@
           <w:sz w:val="24"/>
           <w:szCs w:val="24"/>
         </w:rPr>
-        <w:t>S</w:t>
-      </w:r>
-      <w:r>
-        <w:rPr>
-          <w:sz w:val="24"/>
-          <w:szCs w:val="24"/>
-        </w:rPr>
-        <w:t>e ha seleccionado </w:t>
+        <w:t>Se ha seleccionado </w:t>
       </w:r>
       <w:proofErr w:type="spellStart"/>
       <w:r>
@@ -6291,6 +7404,7 @@
       </w:pPr>
       <w:r>
         <w:rPr>
+          <w:noProof/>
           <w:sz w:val="24"/>
           <w:szCs w:val="24"/>
         </w:rPr>
@@ -6336,6 +7450,7 @@
       <w:pPr>
         <w:pStyle w:val="Ttulo2"/>
       </w:pPr>
+      <w:bookmarkStart w:id="20" w:name="_Toc229395468"/>
       <w:r>
         <w:t xml:space="preserve">5.2 </w:t>
       </w:r>
@@ -6343,6 +7458,7 @@
       <w:r>
         <w:t>Backend</w:t>
       </w:r>
+      <w:bookmarkEnd w:id="20"/>
       <w:proofErr w:type="spellEnd"/>
     </w:p>
     <w:p>
@@ -6461,6 +7577,7 @@
       </w:pPr>
       <w:r>
         <w:rPr>
+          <w:noProof/>
           <w:sz w:val="24"/>
           <w:szCs w:val="24"/>
         </w:rPr>
@@ -6508,6 +7625,7 @@
           <w:rFonts w:eastAsiaTheme="minorHAnsi"/>
         </w:rPr>
       </w:pPr>
+      <w:bookmarkStart w:id="21" w:name="_Toc229395469"/>
       <w:r>
         <w:lastRenderedPageBreak/>
         <w:t xml:space="preserve">5.3 </w:t>
@@ -6518,6 +7636,7 @@
         </w:rPr>
         <w:t>Ciclo de Integración y Despliegue Continuo</w:t>
       </w:r>
+      <w:bookmarkEnd w:id="21"/>
     </w:p>
     <w:p>
       <w:pPr>
@@ -6531,14 +7650,7 @@
           <w:sz w:val="24"/>
           <w:szCs w:val="24"/>
         </w:rPr>
-        <w:t>S</w:t>
-      </w:r>
-      <w:r>
-        <w:rPr>
-          <w:sz w:val="24"/>
-          <w:szCs w:val="24"/>
-        </w:rPr>
-        <w:t>e ha implementado un flujo de trabajo automatizado mediante la integración con </w:t>
+        <w:t>Se ha implementado un flujo de trabajo automatizado mediante la integración con </w:t>
       </w:r>
       <w:r>
         <w:rPr>
@@ -6809,9 +7921,1876 @@
     </w:p>
     <w:p>
       <w:pPr>
-        <w:rPr>
-          <w:sz w:val="24"/>
-          <w:szCs w:val="24"/>
+        <w:pStyle w:val="Ttulo1"/>
+      </w:pPr>
+      <w:bookmarkStart w:id="22" w:name="_Toc229395470"/>
+      <w:r>
+        <w:t>6. Seguridad</w:t>
+      </w:r>
+      <w:bookmarkEnd w:id="22"/>
+    </w:p>
+    <w:p>
+      <w:pPr>
+        <w:rPr>
+          <w:b/>
+          <w:bCs/>
+          <w:sz w:val="24"/>
+          <w:szCs w:val="24"/>
+        </w:rPr>
+      </w:pPr>
+      <w:r>
+        <w:rPr>
+          <w:b/>
+          <w:bCs/>
+          <w:sz w:val="24"/>
+          <w:szCs w:val="24"/>
+        </w:rPr>
+        <w:t>Seguridad y Protección de Datos</w:t>
+      </w:r>
+    </w:p>
+    <w:p>
+      <w:pPr>
+        <w:rPr>
+          <w:sz w:val="24"/>
+          <w:szCs w:val="24"/>
+        </w:rPr>
+      </w:pPr>
+      <w:r>
+        <w:rPr>
+          <w:sz w:val="24"/>
+          <w:szCs w:val="24"/>
+        </w:rPr>
+        <w:t xml:space="preserve">En el desarrollo de </w:t>
+      </w:r>
+      <w:proofErr w:type="spellStart"/>
+      <w:r>
+        <w:rPr>
+          <w:b/>
+          <w:bCs/>
+          <w:sz w:val="24"/>
+          <w:szCs w:val="24"/>
+        </w:rPr>
+        <w:t>SquadFinder</w:t>
+      </w:r>
+      <w:proofErr w:type="spellEnd"/>
+      <w:r>
+        <w:rPr>
+          <w:sz w:val="24"/>
+          <w:szCs w:val="24"/>
+        </w:rPr>
+        <w:t xml:space="preserve">, </w:t>
+      </w:r>
+      <w:r>
+        <w:rPr>
+          <w:sz w:val="24"/>
+          <w:szCs w:val="24"/>
+        </w:rPr>
+        <w:t xml:space="preserve">la </w:t>
+      </w:r>
+      <w:r>
+        <w:rPr>
+          <w:sz w:val="24"/>
+          <w:szCs w:val="24"/>
+        </w:rPr>
+        <w:t xml:space="preserve">seguridad se ha diseñado como un sistema de capas que protege tanto la integridad de la plataforma como la privacidad de nuestra comunidad. </w:t>
+      </w:r>
+    </w:p>
+    <w:p>
+      <w:pPr>
+        <w:pStyle w:val="Ttulo2"/>
+      </w:pPr>
+      <w:bookmarkStart w:id="23" w:name="_Toc229395471"/>
+      <w:r>
+        <w:t>6</w:t>
+      </w:r>
+      <w:r>
+        <w:t>.1. Autenticación mediante JSON Web Tokens (JWT)</w:t>
+      </w:r>
+      <w:bookmarkEnd w:id="23"/>
+    </w:p>
+    <w:p>
+      <w:pPr>
+        <w:rPr>
+          <w:sz w:val="24"/>
+          <w:szCs w:val="24"/>
+        </w:rPr>
+      </w:pPr>
+      <w:r>
+        <w:rPr>
+          <w:sz w:val="24"/>
+          <w:szCs w:val="24"/>
+        </w:rPr>
+        <w:t xml:space="preserve">Para que el sistema sea ágil, hemos evitado las sesiones tradicionales que sobrecargan al servidor. En su lugar, usamos un sistema de </w:t>
+      </w:r>
+      <w:r>
+        <w:rPr>
+          <w:sz w:val="24"/>
+          <w:szCs w:val="24"/>
+        </w:rPr>
+        <w:t>autenticación</w:t>
+      </w:r>
+      <w:r>
+        <w:rPr>
+          <w:b/>
+          <w:bCs/>
+          <w:sz w:val="24"/>
+          <w:szCs w:val="24"/>
+        </w:rPr>
+        <w:t xml:space="preserve"> </w:t>
+      </w:r>
+      <w:r>
+        <w:rPr>
+          <w:sz w:val="24"/>
+          <w:szCs w:val="24"/>
+        </w:rPr>
+        <w:t xml:space="preserve">basado en tokens. </w:t>
+      </w:r>
+    </w:p>
+    <w:p>
+      <w:pPr>
+        <w:numPr>
+          <w:ilvl w:val="0"/>
+          <w:numId w:val="10"/>
+        </w:numPr>
+        <w:rPr>
+          <w:sz w:val="24"/>
+          <w:szCs w:val="24"/>
+        </w:rPr>
+      </w:pPr>
+      <w:r>
+        <w:rPr>
+          <w:b/>
+          <w:bCs/>
+          <w:sz w:val="24"/>
+          <w:szCs w:val="24"/>
+        </w:rPr>
+        <w:t>¿Cómo funciona?</w:t>
+      </w:r>
+      <w:r>
+        <w:rPr>
+          <w:sz w:val="24"/>
+          <w:szCs w:val="24"/>
+        </w:rPr>
+        <w:t xml:space="preserve">: Cuando un usuario inicia sesión con éxito, el servidor genera un token firmado digitalmente. </w:t>
+      </w:r>
+    </w:p>
+    <w:p>
+      <w:pPr>
+        <w:numPr>
+          <w:ilvl w:val="0"/>
+          <w:numId w:val="10"/>
+        </w:numPr>
+        <w:rPr>
+          <w:sz w:val="24"/>
+          <w:szCs w:val="24"/>
+        </w:rPr>
+      </w:pPr>
+      <w:r>
+        <w:rPr>
+          <w:b/>
+          <w:bCs/>
+          <w:sz w:val="24"/>
+          <w:szCs w:val="24"/>
+        </w:rPr>
+        <w:t>Privacidad en cada paso</w:t>
+      </w:r>
+      <w:r>
+        <w:rPr>
+          <w:sz w:val="24"/>
+          <w:szCs w:val="24"/>
+        </w:rPr>
+        <w:t xml:space="preserve">: Este token es el que permite que </w:t>
+      </w:r>
+      <w:proofErr w:type="spellStart"/>
+      <w:r>
+        <w:rPr>
+          <w:sz w:val="24"/>
+          <w:szCs w:val="24"/>
+        </w:rPr>
+        <w:t>React</w:t>
+      </w:r>
+      <w:proofErr w:type="spellEnd"/>
+      <w:r>
+        <w:rPr>
+          <w:sz w:val="24"/>
+          <w:szCs w:val="24"/>
+        </w:rPr>
+        <w:t xml:space="preserve"> reconozca al usuario en cada clic sin necesidad de pedirle la contraseña constantemente. </w:t>
+      </w:r>
+    </w:p>
+    <w:p>
+      <w:pPr>
+        <w:numPr>
+          <w:ilvl w:val="0"/>
+          <w:numId w:val="10"/>
+        </w:numPr>
+        <w:rPr>
+          <w:sz w:val="24"/>
+          <w:szCs w:val="24"/>
+        </w:rPr>
+      </w:pPr>
+      <w:r>
+        <w:rPr>
+          <w:b/>
+          <w:bCs/>
+          <w:sz w:val="24"/>
+          <w:szCs w:val="24"/>
+        </w:rPr>
+        <w:t>Protección de Rutas</w:t>
+      </w:r>
+      <w:r>
+        <w:rPr>
+          <w:sz w:val="24"/>
+          <w:szCs w:val="24"/>
+        </w:rPr>
+        <w:t xml:space="preserve">: </w:t>
+      </w:r>
+      <w:r>
+        <w:rPr>
+          <w:sz w:val="24"/>
+          <w:szCs w:val="24"/>
+        </w:rPr>
+        <w:t>Se ha</w:t>
+      </w:r>
+      <w:r>
+        <w:rPr>
+          <w:sz w:val="24"/>
+          <w:szCs w:val="24"/>
+        </w:rPr>
+        <w:t xml:space="preserve"> implementado un decorador en Flask llamado @token_required. Actúa como un portero que revisa la firma y la validez del token antes de dejar entrar a alguien a zonas privadas, como el chat o la edición del perfil. </w:t>
+      </w:r>
+    </w:p>
+    <w:p>
+      <w:pPr>
+        <w:pStyle w:val="Ttulo2"/>
+      </w:pPr>
+      <w:bookmarkStart w:id="24" w:name="_Toc229395472"/>
+      <w:r>
+        <w:t>6</w:t>
+      </w:r>
+      <w:r>
+        <w:t>.2. Seguridad de Contraseñas (</w:t>
+      </w:r>
+      <w:proofErr w:type="spellStart"/>
+      <w:r>
+        <w:t>Hashing</w:t>
+      </w:r>
+      <w:proofErr w:type="spellEnd"/>
+      <w:r>
+        <w:t>)</w:t>
+      </w:r>
+      <w:bookmarkEnd w:id="24"/>
+    </w:p>
+    <w:p>
+      <w:pPr>
+        <w:rPr>
+          <w:sz w:val="24"/>
+          <w:szCs w:val="24"/>
+        </w:rPr>
+      </w:pPr>
+      <w:r>
+        <w:rPr>
+          <w:sz w:val="24"/>
+          <w:szCs w:val="24"/>
+        </w:rPr>
+        <w:t>La</w:t>
+      </w:r>
+      <w:r>
+        <w:rPr>
+          <w:sz w:val="24"/>
+          <w:szCs w:val="24"/>
+        </w:rPr>
+        <w:t xml:space="preserve"> contraseña es la llave de acceso a la vida digital del usuario, por lo que nunca las guardamos en texto plano. Utilizamos la librería </w:t>
+      </w:r>
+      <w:proofErr w:type="spellStart"/>
+      <w:proofErr w:type="gramStart"/>
+      <w:r>
+        <w:rPr>
+          <w:sz w:val="24"/>
+          <w:szCs w:val="24"/>
+        </w:rPr>
+        <w:t>werkzeug.security</w:t>
+      </w:r>
+      <w:proofErr w:type="spellEnd"/>
+      <w:proofErr w:type="gramEnd"/>
+      <w:r>
+        <w:rPr>
+          <w:sz w:val="24"/>
+          <w:szCs w:val="24"/>
+        </w:rPr>
+        <w:t xml:space="preserve"> para blindarlas: </w:t>
+      </w:r>
+    </w:p>
+    <w:p>
+      <w:pPr>
+        <w:numPr>
+          <w:ilvl w:val="0"/>
+          <w:numId w:val="11"/>
+        </w:numPr>
+        <w:rPr>
+          <w:sz w:val="24"/>
+          <w:szCs w:val="24"/>
+        </w:rPr>
+      </w:pPr>
+      <w:proofErr w:type="spellStart"/>
+      <w:r>
+        <w:rPr>
+          <w:b/>
+          <w:bCs/>
+          <w:sz w:val="24"/>
+          <w:szCs w:val="24"/>
+        </w:rPr>
+        <w:lastRenderedPageBreak/>
+        <w:t>Hashing</w:t>
+      </w:r>
+      <w:proofErr w:type="spellEnd"/>
+      <w:r>
+        <w:rPr>
+          <w:b/>
+          <w:bCs/>
+          <w:sz w:val="24"/>
+          <w:szCs w:val="24"/>
+        </w:rPr>
+        <w:t xml:space="preserve"> avanzado</w:t>
+      </w:r>
+      <w:r>
+        <w:rPr>
+          <w:sz w:val="24"/>
+          <w:szCs w:val="24"/>
+        </w:rPr>
+        <w:t xml:space="preserve">: </w:t>
+      </w:r>
+      <w:r>
+        <w:rPr>
+          <w:sz w:val="24"/>
+          <w:szCs w:val="24"/>
+        </w:rPr>
+        <w:t>Se aplica</w:t>
+      </w:r>
+      <w:r>
+        <w:rPr>
+          <w:sz w:val="24"/>
+          <w:szCs w:val="24"/>
+        </w:rPr>
+        <w:t xml:space="preserve"> un algoritmo (PBKDF2 con SHA256) que transforma la contraseña en una cadena de caracteres irreconocible. </w:t>
+      </w:r>
+    </w:p>
+    <w:p>
+      <w:pPr>
+        <w:numPr>
+          <w:ilvl w:val="0"/>
+          <w:numId w:val="11"/>
+        </w:numPr>
+        <w:rPr>
+          <w:sz w:val="24"/>
+          <w:szCs w:val="24"/>
+        </w:rPr>
+      </w:pPr>
+      <w:proofErr w:type="gramStart"/>
+      <w:r>
+        <w:rPr>
+          <w:b/>
+          <w:bCs/>
+          <w:sz w:val="24"/>
+          <w:szCs w:val="24"/>
+        </w:rPr>
+        <w:t>Seguridad</w:t>
+      </w:r>
+      <w:proofErr w:type="gramEnd"/>
+      <w:r>
+        <w:rPr>
+          <w:b/>
+          <w:bCs/>
+          <w:sz w:val="24"/>
+          <w:szCs w:val="24"/>
+        </w:rPr>
+        <w:t xml:space="preserve"> ante todo</w:t>
+      </w:r>
+      <w:r>
+        <w:rPr>
+          <w:sz w:val="24"/>
+          <w:szCs w:val="24"/>
+        </w:rPr>
+        <w:t xml:space="preserve">: Incluso en el caso hipotético de que alguien accediera a la base de datos, solo encontraría códigos cifrados, manteniendo la contraseña original a salvo. </w:t>
+      </w:r>
+    </w:p>
+    <w:p>
+      <w:pPr>
+        <w:pStyle w:val="Ttulo2"/>
+      </w:pPr>
+      <w:bookmarkStart w:id="25" w:name="_Toc229395473"/>
+      <w:r>
+        <w:t>6</w:t>
+      </w:r>
+      <w:r>
+        <w:t xml:space="preserve">.3. </w:t>
+      </w:r>
+      <w:r>
+        <w:t>Política de Orígenes Cruzados (CORS)</w:t>
+      </w:r>
+      <w:bookmarkEnd w:id="25"/>
+    </w:p>
+    <w:p>
+      <w:pPr>
+        <w:pStyle w:val="Ttulo2"/>
+        <w:rPr>
+          <w:sz w:val="24"/>
+          <w:szCs w:val="24"/>
+        </w:rPr>
+      </w:pPr>
+      <w:bookmarkStart w:id="26" w:name="_Toc229395474"/>
+      <w:r>
+        <w:rPr>
+          <w:sz w:val="24"/>
+          <w:szCs w:val="24"/>
+        </w:rPr>
+        <w:t xml:space="preserve">Para que </w:t>
+      </w:r>
+      <w:proofErr w:type="spellStart"/>
+      <w:r>
+        <w:rPr>
+          <w:b/>
+          <w:bCs/>
+          <w:sz w:val="24"/>
+          <w:szCs w:val="24"/>
+        </w:rPr>
+        <w:t>SquadFinder</w:t>
+      </w:r>
+      <w:proofErr w:type="spellEnd"/>
+      <w:r>
+        <w:rPr>
+          <w:sz w:val="24"/>
+          <w:szCs w:val="24"/>
+        </w:rPr>
+        <w:t xml:space="preserve"> solo escuche a quien debe, </w:t>
+      </w:r>
+      <w:r>
+        <w:rPr>
+          <w:sz w:val="24"/>
+          <w:szCs w:val="24"/>
+        </w:rPr>
+        <w:t>se ha</w:t>
+      </w:r>
+      <w:r>
+        <w:rPr>
+          <w:sz w:val="24"/>
+          <w:szCs w:val="24"/>
+        </w:rPr>
+        <w:t xml:space="preserve"> configurado una política de </w:t>
+      </w:r>
+      <w:r>
+        <w:rPr>
+          <w:b/>
+          <w:bCs/>
+          <w:sz w:val="24"/>
+          <w:szCs w:val="24"/>
+        </w:rPr>
+        <w:t>CORS estricta</w:t>
+      </w:r>
+      <w:r>
+        <w:rPr>
+          <w:sz w:val="24"/>
+          <w:szCs w:val="24"/>
+        </w:rPr>
+        <w:t>.</w:t>
+      </w:r>
+      <w:bookmarkEnd w:id="26"/>
+      <w:r>
+        <w:rPr>
+          <w:sz w:val="24"/>
+          <w:szCs w:val="24"/>
+        </w:rPr>
+        <w:t xml:space="preserve"> </w:t>
+      </w:r>
+    </w:p>
+    <w:p>
+      <w:pPr>
+        <w:numPr>
+          <w:ilvl w:val="0"/>
+          <w:numId w:val="12"/>
+        </w:numPr>
+        <w:rPr>
+          <w:sz w:val="24"/>
+          <w:szCs w:val="24"/>
+        </w:rPr>
+      </w:pPr>
+      <w:r>
+        <w:rPr>
+          <w:sz w:val="24"/>
+          <w:szCs w:val="24"/>
+        </w:rPr>
+        <w:t xml:space="preserve">Esto significa que nuestra API solo acepta peticiones que vengan de lugares de confianza: ya sea nuestro entorno de trabajo local o nuestra web oficial desplegada en </w:t>
+      </w:r>
+      <w:proofErr w:type="spellStart"/>
+      <w:r>
+        <w:rPr>
+          <w:sz w:val="24"/>
+          <w:szCs w:val="24"/>
+        </w:rPr>
+        <w:t>Vercel</w:t>
+      </w:r>
+      <w:proofErr w:type="spellEnd"/>
+      <w:r>
+        <w:rPr>
+          <w:sz w:val="24"/>
+          <w:szCs w:val="24"/>
+        </w:rPr>
+        <w:t xml:space="preserve">. Así evitamos que sitios malintencionados intenten interactuar con nuestros datos. </w:t>
+      </w:r>
+    </w:p>
+    <w:p>
+      <w:pPr>
+        <w:pStyle w:val="Ttulo2"/>
+      </w:pPr>
+      <w:bookmarkStart w:id="27" w:name="_Toc229395475"/>
+      <w:r>
+        <w:t>6</w:t>
+      </w:r>
+      <w:r>
+        <w:t xml:space="preserve">.4. </w:t>
+      </w:r>
+      <w:r>
+        <w:t>Gestión de Variables de Entorno</w:t>
+      </w:r>
+      <w:bookmarkEnd w:id="27"/>
+    </w:p>
+    <w:p>
+      <w:pPr>
+        <w:rPr>
+          <w:sz w:val="24"/>
+          <w:szCs w:val="24"/>
+        </w:rPr>
+      </w:pPr>
+      <w:r>
+        <w:rPr>
+          <w:sz w:val="24"/>
+          <w:szCs w:val="24"/>
+        </w:rPr>
+        <w:t xml:space="preserve">Las llaves maestras del proyecto (como la SECRET_KEY o las credenciales de la base de datos en Aiven.io) son invisibles para el público. </w:t>
+      </w:r>
+    </w:p>
+    <w:p>
+      <w:pPr>
+        <w:numPr>
+          <w:ilvl w:val="0"/>
+          <w:numId w:val="13"/>
+        </w:numPr>
+        <w:rPr>
+          <w:sz w:val="24"/>
+          <w:szCs w:val="24"/>
+        </w:rPr>
+      </w:pPr>
+      <w:r>
+        <w:rPr>
+          <w:sz w:val="24"/>
+          <w:szCs w:val="24"/>
+        </w:rPr>
+        <w:t xml:space="preserve">Siguiendo las mejores prácticas de la industria, toda esta información se guarda en </w:t>
+      </w:r>
+      <w:r>
+        <w:rPr>
+          <w:sz w:val="24"/>
+          <w:szCs w:val="24"/>
+        </w:rPr>
+        <w:t>variables de entorno</w:t>
+      </w:r>
+      <w:r>
+        <w:rPr>
+          <w:sz w:val="24"/>
+          <w:szCs w:val="24"/>
+        </w:rPr>
+        <w:t xml:space="preserve"> (.</w:t>
+      </w:r>
+      <w:proofErr w:type="spellStart"/>
+      <w:r>
+        <w:rPr>
+          <w:sz w:val="24"/>
+          <w:szCs w:val="24"/>
+        </w:rPr>
+        <w:t>env</w:t>
+      </w:r>
+      <w:proofErr w:type="spellEnd"/>
+      <w:r>
+        <w:rPr>
+          <w:sz w:val="24"/>
+          <w:szCs w:val="24"/>
+        </w:rPr>
+        <w:t xml:space="preserve">). Esto garantiza que, aunque el código sea compartido o revisado, las credenciales críticas permanezcan bajo llave. </w:t>
+      </w:r>
+    </w:p>
+    <w:p>
+      <w:pPr>
+        <w:pStyle w:val="Ttulo1"/>
+      </w:pPr>
+      <w:bookmarkStart w:id="28" w:name="_Toc229395476"/>
+      <w:r>
+        <w:t>7. Conclusiones</w:t>
+      </w:r>
+      <w:bookmarkEnd w:id="28"/>
+      <w:r>
+        <w:t xml:space="preserve"> </w:t>
+      </w:r>
+    </w:p>
+    <w:p>
+      <w:pPr>
+        <w:pStyle w:val="Ttulo2"/>
+      </w:pPr>
+      <w:bookmarkStart w:id="29" w:name="_Toc229395477"/>
+      <w:r>
+        <w:t>7.1. Conclusiones Generales</w:t>
+      </w:r>
+      <w:bookmarkEnd w:id="29"/>
+    </w:p>
+    <w:p>
+      <w:pPr>
+        <w:rPr>
+          <w:sz w:val="24"/>
+          <w:szCs w:val="24"/>
+        </w:rPr>
+      </w:pPr>
+      <w:r>
+        <w:rPr>
+          <w:sz w:val="24"/>
+          <w:szCs w:val="24"/>
+        </w:rPr>
+        <w:t>El desarrollo de </w:t>
+      </w:r>
+      <w:proofErr w:type="spellStart"/>
+      <w:r>
+        <w:rPr>
+          <w:b/>
+          <w:bCs/>
+          <w:sz w:val="24"/>
+          <w:szCs w:val="24"/>
+        </w:rPr>
+        <w:t>SquadFinder</w:t>
+      </w:r>
+      <w:proofErr w:type="spellEnd"/>
+      <w:r>
+        <w:rPr>
+          <w:sz w:val="24"/>
+          <w:szCs w:val="24"/>
+        </w:rPr>
+        <w:t> ha permitido integrar los conocimientos adquiridos durante el Ciclo Formativo de Grado Superior en DAW, logrando crear una plataforma funcional que resuelve un problema real en la comunidad de videojuegos. Se ha cumplido el objetivo de crear una aplicación desacoplada, escalable y con una interfaz de usuario moderna.</w:t>
+      </w:r>
+    </w:p>
+    <w:p>
+      <w:pPr>
+        <w:pStyle w:val="Ttulo2"/>
+      </w:pPr>
+      <w:bookmarkStart w:id="30" w:name="_Toc229395478"/>
+      <w:r>
+        <w:t>7.2. Dificultades Encontradas</w:t>
+      </w:r>
+      <w:bookmarkEnd w:id="30"/>
+      <w:r>
+        <w:t xml:space="preserve"> </w:t>
+      </w:r>
+    </w:p>
+    <w:p>
+      <w:pPr>
+        <w:numPr>
+          <w:ilvl w:val="0"/>
+          <w:numId w:val="14"/>
+        </w:numPr>
+        <w:rPr>
+          <w:sz w:val="24"/>
+          <w:szCs w:val="24"/>
+          <w:lang w:val="en-GB"/>
+        </w:rPr>
+      </w:pPr>
+      <w:proofErr w:type="spellStart"/>
+      <w:r>
+        <w:rPr>
+          <w:b/>
+          <w:bCs/>
+          <w:sz w:val="24"/>
+          <w:szCs w:val="24"/>
+          <w:lang w:val="en-GB"/>
+        </w:rPr>
+        <w:t>Gestión</w:t>
+      </w:r>
+      <w:proofErr w:type="spellEnd"/>
+      <w:r>
+        <w:rPr>
+          <w:b/>
+          <w:bCs/>
+          <w:sz w:val="24"/>
+          <w:szCs w:val="24"/>
+          <w:lang w:val="en-GB"/>
+        </w:rPr>
+        <w:t xml:space="preserve"> de CORS (Cross-Origin Resource Sharing):</w:t>
+      </w:r>
+    </w:p>
+    <w:p>
+      <w:pPr>
+        <w:numPr>
+          <w:ilvl w:val="1"/>
+          <w:numId w:val="14"/>
+        </w:numPr>
+        <w:rPr>
+          <w:sz w:val="24"/>
+          <w:szCs w:val="24"/>
+        </w:rPr>
+      </w:pPr>
+      <w:r>
+        <w:rPr>
+          <w:sz w:val="24"/>
+          <w:szCs w:val="24"/>
+        </w:rPr>
+        <w:t xml:space="preserve">El problema: Al tener el </w:t>
+      </w:r>
+      <w:proofErr w:type="spellStart"/>
+      <w:r>
+        <w:rPr>
+          <w:sz w:val="24"/>
+          <w:szCs w:val="24"/>
+        </w:rPr>
+        <w:t>frontend</w:t>
+      </w:r>
+      <w:proofErr w:type="spellEnd"/>
+      <w:r>
+        <w:rPr>
+          <w:sz w:val="24"/>
+          <w:szCs w:val="24"/>
+        </w:rPr>
+        <w:t xml:space="preserve"> (</w:t>
+      </w:r>
+      <w:proofErr w:type="spellStart"/>
+      <w:r>
+        <w:rPr>
+          <w:sz w:val="24"/>
+          <w:szCs w:val="24"/>
+        </w:rPr>
+        <w:t>Vercel</w:t>
+      </w:r>
+      <w:proofErr w:type="spellEnd"/>
+      <w:r>
+        <w:rPr>
+          <w:sz w:val="24"/>
+          <w:szCs w:val="24"/>
+        </w:rPr>
+        <w:t xml:space="preserve">) y el </w:t>
+      </w:r>
+      <w:proofErr w:type="spellStart"/>
+      <w:r>
+        <w:rPr>
+          <w:sz w:val="24"/>
+          <w:szCs w:val="24"/>
+        </w:rPr>
+        <w:t>backend</w:t>
+      </w:r>
+      <w:proofErr w:type="spellEnd"/>
+      <w:r>
+        <w:rPr>
+          <w:sz w:val="24"/>
+          <w:szCs w:val="24"/>
+        </w:rPr>
+        <w:t xml:space="preserve"> (Render) en dominios diferentes, el navegador bloqueaba las peticiones por seguridad.</w:t>
+      </w:r>
+    </w:p>
+    <w:p>
+      <w:pPr>
+        <w:numPr>
+          <w:ilvl w:val="1"/>
+          <w:numId w:val="14"/>
+        </w:numPr>
+        <w:rPr>
+          <w:sz w:val="24"/>
+          <w:szCs w:val="24"/>
+        </w:rPr>
+      </w:pPr>
+      <w:r>
+        <w:rPr>
+          <w:sz w:val="24"/>
+          <w:szCs w:val="24"/>
+        </w:rPr>
+        <w:t xml:space="preserve">La solución: Se implementó una gestión manual de cabeceras en Flask para permitir orígenes específicos y se configuraron las </w:t>
+      </w:r>
+      <w:r>
+        <w:rPr>
+          <w:sz w:val="24"/>
+          <w:szCs w:val="24"/>
+        </w:rPr>
+        <w:lastRenderedPageBreak/>
+        <w:t xml:space="preserve">peticiones </w:t>
+      </w:r>
+      <w:proofErr w:type="spellStart"/>
+      <w:r>
+        <w:rPr>
+          <w:sz w:val="24"/>
+          <w:szCs w:val="24"/>
+        </w:rPr>
+        <w:t>pre-vuelo</w:t>
+      </w:r>
+      <w:proofErr w:type="spellEnd"/>
+      <w:r>
+        <w:rPr>
+          <w:sz w:val="24"/>
+          <w:szCs w:val="24"/>
+        </w:rPr>
+        <w:t xml:space="preserve"> (OPTIONS) para garantizar la comunicación segura entre ambas partes.</w:t>
+      </w:r>
+      <w:r>
+        <w:rPr>
+          <w:sz w:val="24"/>
+          <w:szCs w:val="24"/>
+        </w:rPr>
+        <w:t>2. F</w:t>
+      </w:r>
+    </w:p>
+    <w:p>
+      <w:pPr>
+        <w:numPr>
+          <w:ilvl w:val="0"/>
+          <w:numId w:val="14"/>
+        </w:numPr>
+        <w:rPr>
+          <w:sz w:val="24"/>
+          <w:szCs w:val="24"/>
+        </w:rPr>
+      </w:pPr>
+      <w:r>
+        <w:rPr>
+          <w:b/>
+          <w:bCs/>
+          <w:sz w:val="24"/>
+          <w:szCs w:val="24"/>
+        </w:rPr>
+        <w:t>D</w:t>
+      </w:r>
+      <w:r>
+        <w:rPr>
+          <w:b/>
+          <w:bCs/>
+          <w:sz w:val="24"/>
+          <w:szCs w:val="24"/>
+        </w:rPr>
+        <w:t>espliegue en Entornos de Producción:</w:t>
+      </w:r>
+    </w:p>
+    <w:p>
+      <w:pPr>
+        <w:numPr>
+          <w:ilvl w:val="1"/>
+          <w:numId w:val="14"/>
+        </w:numPr>
+        <w:rPr>
+          <w:sz w:val="24"/>
+          <w:szCs w:val="24"/>
+        </w:rPr>
+      </w:pPr>
+      <w:r>
+        <w:rPr>
+          <w:sz w:val="24"/>
+          <w:szCs w:val="24"/>
+        </w:rPr>
+        <w:t>E</w:t>
+      </w:r>
+      <w:r>
+        <w:rPr>
+          <w:sz w:val="24"/>
+          <w:szCs w:val="24"/>
+        </w:rPr>
+        <w:t xml:space="preserve">l problema: Configurar el </w:t>
+      </w:r>
+      <w:proofErr w:type="spellStart"/>
+      <w:r>
+        <w:rPr>
+          <w:sz w:val="24"/>
+          <w:szCs w:val="24"/>
+        </w:rPr>
+        <w:t>backend</w:t>
+      </w:r>
+      <w:proofErr w:type="spellEnd"/>
+      <w:r>
+        <w:rPr>
+          <w:sz w:val="24"/>
+          <w:szCs w:val="24"/>
+        </w:rPr>
+        <w:t xml:space="preserve"> para que funcionara correctamente en la nube, especialmente con la base de datos externa y la gestión de variables de entorno</w:t>
+      </w:r>
+    </w:p>
+    <w:p>
+      <w:pPr>
+        <w:numPr>
+          <w:ilvl w:val="1"/>
+          <w:numId w:val="14"/>
+        </w:numPr>
+        <w:rPr>
+          <w:sz w:val="24"/>
+          <w:szCs w:val="24"/>
+        </w:rPr>
+      </w:pPr>
+      <w:r>
+        <w:rPr>
+          <w:sz w:val="24"/>
+          <w:szCs w:val="24"/>
+        </w:rPr>
+        <w:t>L</w:t>
+      </w:r>
+      <w:r>
+        <w:rPr>
+          <w:sz w:val="24"/>
+          <w:szCs w:val="24"/>
+        </w:rPr>
+        <w:t xml:space="preserve">a solución: Se estandarizó el uso de </w:t>
+      </w:r>
+      <w:proofErr w:type="gramStart"/>
+      <w:r>
+        <w:rPr>
+          <w:sz w:val="24"/>
+          <w:szCs w:val="24"/>
+        </w:rPr>
+        <w:t>archivos .</w:t>
+      </w:r>
+      <w:proofErr w:type="spellStart"/>
+      <w:r>
+        <w:rPr>
+          <w:sz w:val="24"/>
+          <w:szCs w:val="24"/>
+        </w:rPr>
+        <w:t>env</w:t>
+      </w:r>
+      <w:proofErr w:type="spellEnd"/>
+      <w:proofErr w:type="gramEnd"/>
+      <w:r>
+        <w:rPr>
+          <w:sz w:val="24"/>
+          <w:szCs w:val="24"/>
+        </w:rPr>
+        <w:t xml:space="preserve"> y se ajustó la configuración de Flask para detectar automáticamente si la aplicación se ejecuta en local o en producción, cambiando las </w:t>
+      </w:r>
+      <w:proofErr w:type="spellStart"/>
+      <w:r>
+        <w:rPr>
+          <w:sz w:val="24"/>
+          <w:szCs w:val="24"/>
+        </w:rPr>
+        <w:t>URLs</w:t>
+      </w:r>
+      <w:proofErr w:type="spellEnd"/>
+      <w:r>
+        <w:rPr>
+          <w:sz w:val="24"/>
+          <w:szCs w:val="24"/>
+        </w:rPr>
+        <w:t xml:space="preserve"> de conexión de forma dinámica.</w:t>
+      </w:r>
+    </w:p>
+    <w:p>
+      <w:pPr>
+        <w:pStyle w:val="Ttulo1"/>
+      </w:pPr>
+      <w:bookmarkStart w:id="31" w:name="_Toc229395479"/>
+      <w:r>
+        <w:t>8. Funcionalidades descartadas</w:t>
+      </w:r>
+      <w:bookmarkEnd w:id="31"/>
+    </w:p>
+    <w:p>
+      <w:pPr>
+        <w:numPr>
+          <w:ilvl w:val="0"/>
+          <w:numId w:val="15"/>
+        </w:numPr>
+        <w:rPr>
+          <w:b/>
+          <w:bCs/>
+          <w:sz w:val="24"/>
+          <w:szCs w:val="24"/>
+          <w:lang w:val="en-GB"/>
+        </w:rPr>
+      </w:pPr>
+      <w:r>
+        <w:rPr>
+          <w:b/>
+          <w:bCs/>
+          <w:sz w:val="24"/>
+          <w:szCs w:val="24"/>
+        </w:rPr>
+        <w:t>S</w:t>
+      </w:r>
+      <w:r>
+        <w:rPr>
+          <w:b/>
+          <w:bCs/>
+          <w:sz w:val="24"/>
+          <w:szCs w:val="24"/>
+        </w:rPr>
+        <w:t>incronización</w:t>
+      </w:r>
+      <w:r>
+        <w:rPr>
+          <w:sz w:val="24"/>
+          <w:szCs w:val="24"/>
+        </w:rPr>
+        <w:t xml:space="preserve"> </w:t>
+      </w:r>
+      <w:proofErr w:type="spellStart"/>
+      <w:r>
+        <w:rPr>
+          <w:b/>
+          <w:bCs/>
+          <w:sz w:val="24"/>
+          <w:szCs w:val="24"/>
+          <w:lang w:val="en-GB"/>
+        </w:rPr>
+        <w:t>automatica</w:t>
+      </w:r>
+      <w:proofErr w:type="spellEnd"/>
+      <w:r>
+        <w:rPr>
+          <w:b/>
+          <w:bCs/>
+          <w:sz w:val="24"/>
+          <w:szCs w:val="24"/>
+          <w:lang w:val="en-GB"/>
+        </w:rPr>
+        <w:t xml:space="preserve"> de </w:t>
+      </w:r>
+      <w:proofErr w:type="spellStart"/>
+      <w:r>
+        <w:rPr>
+          <w:b/>
+          <w:bCs/>
+          <w:sz w:val="24"/>
+          <w:szCs w:val="24"/>
+          <w:lang w:val="en-GB"/>
+        </w:rPr>
+        <w:t>estadísticas</w:t>
+      </w:r>
+      <w:proofErr w:type="spellEnd"/>
+      <w:r>
+        <w:rPr>
+          <w:b/>
+          <w:bCs/>
+          <w:sz w:val="24"/>
+          <w:szCs w:val="24"/>
+          <w:lang w:val="en-GB"/>
+        </w:rPr>
+        <w:t>:</w:t>
+      </w:r>
+    </w:p>
+    <w:p>
+      <w:pPr>
+        <w:pStyle w:val="Prrafodelista"/>
+        <w:numPr>
+          <w:ilvl w:val="1"/>
+          <w:numId w:val="15"/>
+        </w:numPr>
+        <w:spacing w:before="240"/>
+        <w:rPr>
+          <w:b/>
+          <w:bCs/>
+          <w:sz w:val="24"/>
+          <w:szCs w:val="24"/>
+        </w:rPr>
+      </w:pPr>
+      <w:r>
+        <w:rPr>
+          <w:sz w:val="24"/>
+          <w:szCs w:val="24"/>
+        </w:rPr>
+        <w:t xml:space="preserve">Durante la fase de diseño de </w:t>
+      </w:r>
+      <w:proofErr w:type="spellStart"/>
+      <w:r>
+        <w:rPr>
+          <w:sz w:val="24"/>
+          <w:szCs w:val="24"/>
+        </w:rPr>
+        <w:t>SquadFinder</w:t>
+      </w:r>
+      <w:proofErr w:type="spellEnd"/>
+      <w:r>
+        <w:rPr>
+          <w:sz w:val="24"/>
+          <w:szCs w:val="24"/>
+        </w:rPr>
+        <w:t>, una de las funciones más ambiciosas era la sincronización automática de estadísticas. La intención era permitir que, con solo introducir el nombre de usuario de una plataforma externa, la aplicación mostrase automáticamente datos como el nivel de cuenta, estadísticas de juego o logros recientes.</w:t>
+      </w:r>
+    </w:p>
+    <w:p>
+      <w:pPr>
+        <w:pStyle w:val="Prrafodelista"/>
+        <w:numPr>
+          <w:ilvl w:val="1"/>
+          <w:numId w:val="15"/>
+        </w:numPr>
+        <w:spacing w:before="240"/>
+      </w:pPr>
+      <w:r>
+        <w:rPr>
+          <w:sz w:val="24"/>
+          <w:szCs w:val="24"/>
+        </w:rPr>
+        <w:t xml:space="preserve">El problema ha sido </w:t>
+      </w:r>
+      <w:proofErr w:type="gramStart"/>
+      <w:r>
+        <w:rPr>
+          <w:sz w:val="24"/>
+          <w:szCs w:val="24"/>
+        </w:rPr>
+        <w:t>que</w:t>
+      </w:r>
+      <w:proofErr w:type="gramEnd"/>
+      <w:r>
+        <w:rPr>
+          <w:sz w:val="24"/>
+          <w:szCs w:val="24"/>
+        </w:rPr>
+        <w:t xml:space="preserve"> </w:t>
+      </w:r>
+      <w:r>
+        <w:t>a</w:t>
+      </w:r>
+      <w:r>
+        <w:t xml:space="preserve"> diferencia de servicios abiertos, las grandes plataformas de videojuegos mantienen ecosistemas muy cerrados por motivos de privacidad y seguridad:</w:t>
+      </w:r>
+    </w:p>
+    <w:p>
+      <w:pPr>
+        <w:numPr>
+          <w:ilvl w:val="2"/>
+          <w:numId w:val="15"/>
+        </w:numPr>
+        <w:rPr>
+          <w:sz w:val="24"/>
+          <w:szCs w:val="24"/>
+        </w:rPr>
+      </w:pPr>
+      <w:proofErr w:type="spellStart"/>
+      <w:r>
+        <w:rPr>
+          <w:b/>
+          <w:bCs/>
+          <w:sz w:val="24"/>
+          <w:szCs w:val="24"/>
+        </w:rPr>
+        <w:t>Steam</w:t>
+      </w:r>
+      <w:proofErr w:type="spellEnd"/>
+      <w:r>
+        <w:rPr>
+          <w:b/>
+          <w:bCs/>
+          <w:sz w:val="24"/>
+          <w:szCs w:val="24"/>
+        </w:rPr>
+        <w:t xml:space="preserve"> API</w:t>
+      </w:r>
+      <w:r>
+        <w:rPr>
+          <w:sz w:val="24"/>
+          <w:szCs w:val="24"/>
+        </w:rPr>
+        <w:t>: Aunque permite consultar la biblioteca de juegos y las horas jugadas, la mayoría de los perfiles de usuario son privados por defecto, lo que impide obtener datos de forma consistente sin una configuración compleja por parte del jugador.</w:t>
+      </w:r>
+    </w:p>
+    <w:p>
+      <w:pPr>
+        <w:numPr>
+          <w:ilvl w:val="2"/>
+          <w:numId w:val="15"/>
+        </w:numPr>
+        <w:rPr>
+          <w:sz w:val="24"/>
+          <w:szCs w:val="24"/>
+        </w:rPr>
+      </w:pPr>
+      <w:r>
+        <w:rPr>
+          <w:b/>
+          <w:bCs/>
+          <w:sz w:val="24"/>
+          <w:szCs w:val="24"/>
+        </w:rPr>
+        <w:t>Epic Games Store</w:t>
+      </w:r>
+      <w:r>
+        <w:rPr>
+          <w:sz w:val="24"/>
+          <w:szCs w:val="24"/>
+        </w:rPr>
+        <w:t>: Carece actualmente de una API pública y abierta para desarrolladores independientes que permita extraer estadísticas de juego de terceros de manera automatizada.</w:t>
+      </w:r>
+    </w:p>
+    <w:p>
+      <w:pPr>
+        <w:numPr>
+          <w:ilvl w:val="2"/>
+          <w:numId w:val="15"/>
+        </w:numPr>
+      </w:pPr>
+      <w:r>
+        <w:rPr>
+          <w:b/>
+          <w:bCs/>
+          <w:sz w:val="24"/>
+          <w:szCs w:val="24"/>
+        </w:rPr>
+        <w:t>Plataformas de Consola (PSN/Xbox)</w:t>
+      </w:r>
+      <w:r>
+        <w:rPr>
+          <w:sz w:val="24"/>
+          <w:szCs w:val="24"/>
+        </w:rPr>
+        <w:t>: Requieren procesos de certificación oficial y contratos comerciales que quedan fuera del alcance de un proyecto académico.</w:t>
+      </w:r>
+    </w:p>
+    <w:p>
+      <w:pPr>
+        <w:numPr>
+          <w:ilvl w:val="1"/>
+          <w:numId w:val="15"/>
+        </w:numPr>
+        <w:rPr>
+          <w:sz w:val="24"/>
+          <w:szCs w:val="24"/>
+        </w:rPr>
+      </w:pPr>
+      <w:r>
+        <w:rPr>
+          <w:b/>
+          <w:bCs/>
+          <w:sz w:val="24"/>
+          <w:szCs w:val="24"/>
+        </w:rPr>
+        <w:t>La solución</w:t>
+      </w:r>
+      <w:r>
+        <w:rPr>
+          <w:sz w:val="24"/>
+          <w:szCs w:val="24"/>
+        </w:rPr>
+        <w:t xml:space="preserve">: </w:t>
+      </w:r>
+      <w:r>
+        <w:rPr>
+          <w:sz w:val="24"/>
+          <w:szCs w:val="24"/>
+        </w:rPr>
+        <w:t>Como alternativa técnica y para garantizar la privacidad de los usuarios, se optó por un modelo de perfil detallado gestionado por el propio usuario.</w:t>
+      </w:r>
+    </w:p>
+    <w:p>
+      <w:pPr>
+        <w:ind w:left="1440"/>
+        <w:rPr>
+          <w:sz w:val="24"/>
+          <w:szCs w:val="24"/>
+        </w:rPr>
+      </w:pPr>
+    </w:p>
+    <w:p>
+      <w:pPr>
+        <w:numPr>
+          <w:ilvl w:val="0"/>
+          <w:numId w:val="15"/>
+        </w:numPr>
+        <w:rPr>
+          <w:b/>
+          <w:bCs/>
+          <w:sz w:val="24"/>
+          <w:szCs w:val="24"/>
+        </w:rPr>
+      </w:pPr>
+      <w:r>
+        <w:rPr>
+          <w:b/>
+          <w:bCs/>
+          <w:sz w:val="24"/>
+          <w:szCs w:val="24"/>
+        </w:rPr>
+        <w:lastRenderedPageBreak/>
+        <w:t>Sistema de roles</w:t>
+      </w:r>
+      <w:r>
+        <w:rPr>
+          <w:b/>
+          <w:bCs/>
+          <w:sz w:val="24"/>
+          <w:szCs w:val="24"/>
+        </w:rPr>
+        <w:t>:</w:t>
+      </w:r>
+    </w:p>
+    <w:p>
+      <w:pPr>
+        <w:numPr>
+          <w:ilvl w:val="1"/>
+          <w:numId w:val="15"/>
+        </w:numPr>
+        <w:rPr>
+          <w:sz w:val="24"/>
+          <w:szCs w:val="24"/>
+        </w:rPr>
+      </w:pPr>
+      <w:r>
+        <w:rPr>
+          <w:sz w:val="24"/>
+          <w:szCs w:val="24"/>
+        </w:rPr>
+        <w:t>Otra funcionalidad que se evaluó fue la creación de etiquetas específicas para roles de juego (como "Tanque", "Sanador" o "</w:t>
+      </w:r>
+      <w:r>
+        <w:rPr>
+          <w:sz w:val="24"/>
+          <w:szCs w:val="24"/>
+        </w:rPr>
+        <w:t>DPS</w:t>
+      </w:r>
+      <w:r>
+        <w:rPr>
+          <w:sz w:val="24"/>
+          <w:szCs w:val="24"/>
+        </w:rPr>
+        <w:t>"). Tras analizar el catálogo actual de videojuegos, decidí descartar esta opción por las siguientes razones:</w:t>
+      </w:r>
+    </w:p>
+    <w:p>
+      <w:pPr>
+        <w:numPr>
+          <w:ilvl w:val="2"/>
+          <w:numId w:val="15"/>
+        </w:numPr>
+        <w:rPr>
+          <w:sz w:val="24"/>
+          <w:szCs w:val="24"/>
+        </w:rPr>
+      </w:pPr>
+      <w:r>
+        <w:rPr>
+          <w:b/>
+          <w:bCs/>
+          <w:sz w:val="24"/>
+          <w:szCs w:val="24"/>
+        </w:rPr>
+        <w:t>Falta de Universalidad</w:t>
+      </w:r>
+      <w:r>
+        <w:rPr>
+          <w:sz w:val="24"/>
+          <w:szCs w:val="24"/>
+        </w:rPr>
+        <w:t xml:space="preserve">: Mientras que en juegos como </w:t>
+      </w:r>
+      <w:proofErr w:type="spellStart"/>
+      <w:r>
+        <w:rPr>
+          <w:sz w:val="24"/>
+          <w:szCs w:val="24"/>
+        </w:rPr>
+        <w:t>Overwatch</w:t>
+      </w:r>
+      <w:proofErr w:type="spellEnd"/>
+      <w:r>
+        <w:rPr>
+          <w:sz w:val="24"/>
+          <w:szCs w:val="24"/>
+        </w:rPr>
+        <w:t xml:space="preserve"> o League </w:t>
+      </w:r>
+      <w:proofErr w:type="spellStart"/>
+      <w:r>
+        <w:rPr>
+          <w:sz w:val="24"/>
+          <w:szCs w:val="24"/>
+        </w:rPr>
+        <w:t>of</w:t>
+      </w:r>
+      <w:proofErr w:type="spellEnd"/>
+      <w:r>
+        <w:rPr>
+          <w:sz w:val="24"/>
+          <w:szCs w:val="24"/>
+        </w:rPr>
+        <w:t xml:space="preserve"> </w:t>
+      </w:r>
+      <w:proofErr w:type="spellStart"/>
+      <w:r>
+        <w:rPr>
+          <w:sz w:val="24"/>
+          <w:szCs w:val="24"/>
+        </w:rPr>
+        <w:t>Legends</w:t>
+      </w:r>
+      <w:proofErr w:type="spellEnd"/>
+      <w:r>
+        <w:rPr>
+          <w:sz w:val="24"/>
+          <w:szCs w:val="24"/>
+        </w:rPr>
+        <w:t xml:space="preserve"> los roles son fundamentales, en la gran mayoría de los títulos (como juegos de lucha, deportes o </w:t>
+      </w:r>
+      <w:proofErr w:type="spellStart"/>
+      <w:r>
+        <w:rPr>
+          <w:sz w:val="24"/>
+          <w:szCs w:val="24"/>
+        </w:rPr>
+        <w:t>battle</w:t>
+      </w:r>
+      <w:proofErr w:type="spellEnd"/>
+      <w:r>
+        <w:rPr>
+          <w:sz w:val="24"/>
+          <w:szCs w:val="24"/>
+        </w:rPr>
+        <w:t xml:space="preserve"> royales) estas categorías no existen</w:t>
+      </w:r>
+      <w:r>
+        <w:rPr>
+          <w:sz w:val="24"/>
+          <w:szCs w:val="24"/>
+        </w:rPr>
+        <w:t>.</w:t>
+      </w:r>
+    </w:p>
+    <w:p>
+      <w:pPr>
+        <w:numPr>
+          <w:ilvl w:val="2"/>
+          <w:numId w:val="15"/>
+        </w:numPr>
+        <w:rPr>
+          <w:sz w:val="24"/>
+          <w:szCs w:val="24"/>
+        </w:rPr>
+      </w:pPr>
+      <w:r>
+        <w:rPr>
+          <w:b/>
+          <w:bCs/>
+          <w:sz w:val="24"/>
+          <w:szCs w:val="24"/>
+        </w:rPr>
+        <w:t>Flexibilidad en la Comunicación</w:t>
+      </w:r>
+      <w:r>
+        <w:rPr>
+          <w:sz w:val="24"/>
+          <w:szCs w:val="24"/>
+        </w:rPr>
+        <w:t xml:space="preserve">: Para evitar una interfaz recargada con selectores que no siempre serían útiles, se ha </w:t>
+      </w:r>
+      <w:r>
+        <w:rPr>
+          <w:sz w:val="24"/>
+          <w:szCs w:val="24"/>
+        </w:rPr>
+        <w:t>añadido el</w:t>
+      </w:r>
+      <w:r>
+        <w:rPr>
+          <w:sz w:val="24"/>
+          <w:szCs w:val="24"/>
+        </w:rPr>
+        <w:t xml:space="preserve"> campo "Descripción" en los anuncios y perfiles</w:t>
+      </w:r>
+      <w:r>
+        <w:rPr>
+          <w:sz w:val="24"/>
+          <w:szCs w:val="24"/>
+        </w:rPr>
+        <w:t>.</w:t>
+      </w:r>
+    </w:p>
+    <w:p>
+      <w:pPr>
+        <w:numPr>
+          <w:ilvl w:val="2"/>
+          <w:numId w:val="15"/>
+        </w:numPr>
+        <w:rPr>
+          <w:sz w:val="24"/>
+          <w:szCs w:val="24"/>
+        </w:rPr>
+      </w:pPr>
+      <w:r>
+        <w:rPr>
+          <w:b/>
+          <w:bCs/>
+          <w:sz w:val="24"/>
+          <w:szCs w:val="24"/>
+        </w:rPr>
+        <w:t>Autonomía del Usuario</w:t>
+      </w:r>
+      <w:r>
+        <w:rPr>
+          <w:sz w:val="24"/>
+          <w:szCs w:val="24"/>
+        </w:rPr>
+        <w:t xml:space="preserve">: De esta manera, si un jugador busca algo muy específico (por ejemplo, "busco un </w:t>
+      </w:r>
+      <w:proofErr w:type="spellStart"/>
+      <w:r>
+        <w:rPr>
+          <w:sz w:val="24"/>
+          <w:szCs w:val="24"/>
+        </w:rPr>
+        <w:t>Support</w:t>
+      </w:r>
+      <w:proofErr w:type="spellEnd"/>
+      <w:r>
+        <w:rPr>
+          <w:sz w:val="24"/>
+          <w:szCs w:val="24"/>
+        </w:rPr>
+        <w:t xml:space="preserve"> para jugar agresivo"), puede detallarlo libremente en su descripción sin estar limitado por las opciones predefinidas del sistema.</w:t>
+      </w:r>
+    </w:p>
+    <w:p>
+      <w:pPr>
+        <w:numPr>
+          <w:ilvl w:val="0"/>
+          <w:numId w:val="15"/>
+        </w:numPr>
+        <w:rPr>
+          <w:b/>
+          <w:bCs/>
+          <w:sz w:val="24"/>
+          <w:szCs w:val="24"/>
+        </w:rPr>
+      </w:pPr>
+      <w:r>
+        <w:rPr>
+          <w:b/>
+          <w:bCs/>
+          <w:sz w:val="24"/>
+          <w:szCs w:val="24"/>
+        </w:rPr>
+        <w:t>Sistema de reputación</w:t>
+      </w:r>
+      <w:r>
+        <w:rPr>
+          <w:b/>
+          <w:bCs/>
+          <w:sz w:val="24"/>
+          <w:szCs w:val="24"/>
+        </w:rPr>
+        <w:t>:</w:t>
+      </w:r>
+    </w:p>
+    <w:p>
+      <w:pPr>
+        <w:numPr>
+          <w:ilvl w:val="1"/>
+          <w:numId w:val="15"/>
+        </w:numPr>
+        <w:rPr>
+          <w:sz w:val="24"/>
+          <w:szCs w:val="24"/>
+        </w:rPr>
+      </w:pPr>
+      <w:r>
+        <w:rPr>
+          <w:sz w:val="24"/>
+          <w:szCs w:val="24"/>
+        </w:rPr>
+        <w:t>Se evaluó la posibilidad de incluir un sistema de valoraciones</w:t>
+      </w:r>
+      <w:r>
+        <w:rPr>
+          <w:sz w:val="24"/>
+          <w:szCs w:val="24"/>
+        </w:rPr>
+        <w:t xml:space="preserve"> </w:t>
+      </w:r>
+      <w:r>
+        <w:rPr>
+          <w:sz w:val="24"/>
+          <w:szCs w:val="24"/>
+        </w:rPr>
+        <w:t>para que los usuarios pudieran puntuar positivamente a los buenos compañeros y reportar comportamientos tóxicos. Sin embargo, se decidió no implementarlo en esta fase inicial por un motivo de rigor técnico y justicia:</w:t>
+      </w:r>
+    </w:p>
+    <w:p>
+      <w:pPr>
+        <w:numPr>
+          <w:ilvl w:val="2"/>
+          <w:numId w:val="15"/>
+        </w:numPr>
+        <w:rPr>
+          <w:sz w:val="24"/>
+          <w:szCs w:val="24"/>
+        </w:rPr>
+      </w:pPr>
+      <w:r>
+        <w:rPr>
+          <w:b/>
+          <w:bCs/>
+          <w:sz w:val="24"/>
+          <w:szCs w:val="24"/>
+        </w:rPr>
+        <w:t>Prevención del "Spam" de Votos</w:t>
+      </w:r>
+      <w:r>
+        <w:rPr>
+          <w:sz w:val="24"/>
+          <w:szCs w:val="24"/>
+        </w:rPr>
+        <w:t>: Un sistema de reputación honesto requiere que solo puedan votar aquellos usuarios que realmente hayan compartido una partida o interactuado profundamente.</w:t>
+      </w:r>
+    </w:p>
+    <w:p>
+      <w:pPr>
+        <w:numPr>
+          <w:ilvl w:val="2"/>
+          <w:numId w:val="15"/>
+        </w:numPr>
+        <w:rPr>
+          <w:sz w:val="24"/>
+          <w:szCs w:val="24"/>
+        </w:rPr>
+      </w:pPr>
+      <w:r>
+        <w:rPr>
+          <w:b/>
+          <w:bCs/>
+          <w:sz w:val="24"/>
+          <w:szCs w:val="24"/>
+        </w:rPr>
+        <w:t>Complejidad de Verificación</w:t>
+      </w:r>
+      <w:r>
+        <w:rPr>
+          <w:sz w:val="24"/>
+          <w:szCs w:val="24"/>
+        </w:rPr>
+        <w:t xml:space="preserve">: Al no tener acceso directo a las </w:t>
+      </w:r>
+      <w:proofErr w:type="spellStart"/>
+      <w:r>
+        <w:rPr>
+          <w:sz w:val="24"/>
+          <w:szCs w:val="24"/>
+        </w:rPr>
+        <w:t>APIs</w:t>
+      </w:r>
+      <w:proofErr w:type="spellEnd"/>
+      <w:r>
+        <w:rPr>
+          <w:sz w:val="24"/>
+          <w:szCs w:val="24"/>
+        </w:rPr>
+        <w:t xml:space="preserve"> internas de los juegos para confirmar que una partida ocurrió realmente (debido a las limitaciones de las plataformas mencionadas anteriormente), cualquiera podría votar a cualquier perfil de forma arbitraria.</w:t>
+      </w:r>
+    </w:p>
+    <w:p>
+      <w:pPr>
+        <w:numPr>
+          <w:ilvl w:val="2"/>
+          <w:numId w:val="15"/>
+        </w:numPr>
+        <w:rPr>
+          <w:sz w:val="24"/>
+          <w:szCs w:val="24"/>
+        </w:rPr>
+      </w:pPr>
+      <w:r>
+        <w:rPr>
+          <w:b/>
+          <w:bCs/>
+          <w:sz w:val="24"/>
+          <w:szCs w:val="24"/>
+        </w:rPr>
+        <w:t>Integridad de la Comunidad</w:t>
+      </w:r>
+      <w:r>
+        <w:rPr>
+          <w:sz w:val="24"/>
+          <w:szCs w:val="24"/>
+        </w:rPr>
+        <w:t>: Para evitar campañas de desprestigio o votos falsos que dañen la experiencia de los usuarios, se ha preferido priorizar el Sistema de Chat. De esta forma, la confianza se construye mediante la comunicación directa y la moderación manual</w:t>
+      </w:r>
+    </w:p>
+    <w:p>
+      <w:pPr>
+        <w:ind w:left="720"/>
+        <w:rPr>
+          <w:b/>
+          <w:bCs/>
+          <w:sz w:val="24"/>
+          <w:szCs w:val="24"/>
+        </w:rPr>
+      </w:pPr>
+    </w:p>
+    <w:p>
+      <w:pPr>
+        <w:pStyle w:val="Ttulo1"/>
+      </w:pPr>
+      <w:bookmarkStart w:id="32" w:name="_Toc229395480"/>
+      <w:r>
+        <w:lastRenderedPageBreak/>
+        <w:t>9. Futuras funcionalidades</w:t>
+      </w:r>
+      <w:bookmarkEnd w:id="32"/>
+    </w:p>
+    <w:p>
+      <w:r>
+        <w:t xml:space="preserve">Aunque </w:t>
+      </w:r>
+      <w:proofErr w:type="spellStart"/>
+      <w:r>
+        <w:rPr>
+          <w:b/>
+          <w:bCs/>
+        </w:rPr>
+        <w:t>SquadFinder</w:t>
+      </w:r>
+      <w:proofErr w:type="spellEnd"/>
+      <w:r>
+        <w:t xml:space="preserve"> cumple con sus objetivos principales de conectividad y gestión de perfiles, la plataforma ha sido diseñada con una arquitectura flexible que permite la incorporación de nuevas funcionalidades para enriquecer la experiencia del usuario.</w:t>
+      </w:r>
+    </w:p>
+    <w:p>
+      <w:pPr>
+        <w:pStyle w:val="Prrafodelista"/>
+        <w:numPr>
+          <w:ilvl w:val="0"/>
+          <w:numId w:val="18"/>
+        </w:numPr>
+        <w:rPr>
+          <w:b/>
+          <w:bCs/>
+        </w:rPr>
+      </w:pPr>
+      <w:r>
+        <w:rPr>
+          <w:b/>
+          <w:bCs/>
+          <w:sz w:val="24"/>
+          <w:szCs w:val="24"/>
+        </w:rPr>
+        <w:t xml:space="preserve">Grupos y Comunidades: </w:t>
+      </w:r>
+      <w:r>
+        <w:rPr>
+          <w:sz w:val="24"/>
+          <w:szCs w:val="24"/>
+        </w:rPr>
+        <w:t xml:space="preserve">Permitir la creación de “clanes” o “comunidades” permanentes de juegos específicos para fomentar grupos de juego estables </w:t>
+      </w:r>
+      <w:proofErr w:type="spellStart"/>
+      <w:r>
+        <w:rPr>
+          <w:sz w:val="24"/>
+          <w:szCs w:val="24"/>
+        </w:rPr>
+        <w:t>mas</w:t>
+      </w:r>
+      <w:proofErr w:type="spellEnd"/>
+      <w:r>
+        <w:rPr>
+          <w:sz w:val="24"/>
+          <w:szCs w:val="24"/>
+        </w:rPr>
+        <w:t xml:space="preserve"> alá de los anuncios individuales</w:t>
+      </w:r>
+    </w:p>
+    <w:p>
+      <w:pPr>
+        <w:pStyle w:val="Prrafodelista"/>
+        <w:rPr>
+          <w:b/>
+          <w:bCs/>
+        </w:rPr>
+      </w:pPr>
+    </w:p>
+    <w:p>
+      <w:pPr>
+        <w:pStyle w:val="Prrafodelista"/>
+        <w:numPr>
+          <w:ilvl w:val="0"/>
+          <w:numId w:val="18"/>
+        </w:numPr>
+        <w:rPr>
+          <w:sz w:val="24"/>
+          <w:szCs w:val="24"/>
+        </w:rPr>
+      </w:pPr>
+      <w:r>
+        <w:rPr>
+          <w:b/>
+          <w:bCs/>
+          <w:sz w:val="24"/>
+          <w:szCs w:val="24"/>
+        </w:rPr>
+        <w:t xml:space="preserve">Gestión de Torneos y Eventos: </w:t>
+      </w:r>
+      <w:r>
+        <w:rPr>
+          <w:sz w:val="24"/>
+          <w:szCs w:val="24"/>
+        </w:rPr>
+        <w:t>Crear una sección donde los usuarios puedan organizar pequeñas competiciones locales, gestionando cuadros de enfrentamientos y resultados dentro de la propia web.</w:t>
+      </w:r>
+    </w:p>
+    <w:p>
+      <w:pPr>
+        <w:pStyle w:val="Prrafodelista"/>
+        <w:numPr>
+          <w:ilvl w:val="0"/>
+          <w:numId w:val="18"/>
+        </w:numPr>
+        <w:rPr>
+          <w:sz w:val="24"/>
+          <w:szCs w:val="24"/>
+        </w:rPr>
+      </w:pPr>
+      <w:r>
+        <w:rPr>
+          <w:b/>
+          <w:bCs/>
+          <w:sz w:val="24"/>
+          <w:szCs w:val="24"/>
+        </w:rPr>
+        <w:t xml:space="preserve">Integración de API de </w:t>
+      </w:r>
+      <w:proofErr w:type="spellStart"/>
+      <w:r>
+        <w:rPr>
+          <w:b/>
+          <w:bCs/>
+          <w:sz w:val="24"/>
+          <w:szCs w:val="24"/>
+        </w:rPr>
+        <w:t>Discord</w:t>
+      </w:r>
+      <w:proofErr w:type="spellEnd"/>
+      <w:r>
+        <w:rPr>
+          <w:sz w:val="24"/>
+          <w:szCs w:val="24"/>
+        </w:rPr>
+        <w:t xml:space="preserve">: Permitir que los usuarios vinculen su cuenta de </w:t>
+      </w:r>
+      <w:proofErr w:type="spellStart"/>
+      <w:r>
+        <w:rPr>
+          <w:sz w:val="24"/>
+          <w:szCs w:val="24"/>
+        </w:rPr>
+        <w:t>Discord</w:t>
+      </w:r>
+      <w:proofErr w:type="spellEnd"/>
+      <w:r>
+        <w:rPr>
+          <w:sz w:val="24"/>
+          <w:szCs w:val="24"/>
+        </w:rPr>
+        <w:t xml:space="preserve"> para mostrar su estado de actividad</w:t>
+      </w:r>
+    </w:p>
+    <w:p>
+      <w:pPr>
+        <w:rPr>
+          <w:b/>
+          <w:bCs/>
         </w:rPr>
       </w:pPr>
     </w:p>
@@ -6830,6 +9809,272 @@
 <file path=word/numbering.xml><?xml version="1.0" encoding="utf-8"?>
 <w:numbering xmlns:wpc="http://schemas.microsoft.com/office/word/2010/wordprocessingCanvas" xmlns:cx="http://schemas.microsoft.com/office/drawing/2014/chartex" xmlns:cx1="http://schemas.microsoft.com/office/drawing/2015/9/8/chartex" xmlns:cx2="http://schemas.microsoft.com/office/drawing/2015/10/21/chartex" xmlns:cx3="http://schemas.microsoft.com/office/drawing/2016/5/9/chartex" xmlns:cx4="http://schemas.microsoft.com/office/drawing/2016/5/10/chartex" xmlns:cx5="http://schemas.microsoft.com/office/drawing/2016/5/11/chartex" xmlns:cx6="http://schemas.microsoft.com/office/drawing/2016/5/12/chartex" xmlns:cx7="http://schemas.microsoft.com/office/drawing/2016/5/13/chartex" xmlns:cx8="http://schemas.microsoft.com/office/drawing/2016/5/14/chartex" xmlns:mc="http://schemas.openxmlformats.org/markup-compatibility/2006" xmlns:aink="http://schemas.microsoft.com/office/drawing/2016/ink" xmlns:am3d="http://schemas.microsoft.com/office/drawing/2017/model3d" xmlns:o="urn:schemas-microsoft-com:office:office" xmlns:oel="http://schemas.microsoft.com/office/2019/extlst" xmlns:r="http://schemas.openxmlformats.org/officeDocument/2006/relationships" xmlns:m="http://schemas.openxmlformats.org/officeDocument/2006/math" xmlns:v="urn:schemas-microsoft-com:vml" xmlns:wp14="http://schemas.microsoft.com/office/word/2010/wordprocessingDrawing" xmlns:wp="http://schemas.openxmlformats.org/drawingml/2006/wordprocessingDrawing" xmlns:w10="urn:schemas-microsoft-com:office:word" xmlns:w="http://schemas.openxmlformats.org/wordprocessingml/2006/main" xmlns:w14="http://schemas.microsoft.com/office/word/2010/wordml" xmlns:w15="http://schemas.microsoft.com/office/word/2012/wordml" xmlns:w16cex="http://schemas.microsoft.com/office/word/2018/wordml/cex" xmlns:w16cid="http://schemas.microsoft.com/office/word/2016/wordml/cid" xmlns:w16="http://schemas.microsoft.com/office/word/2018/wordml" xmlns:w16du="http://schemas.microsoft.com/office/word/2023/wordml/word16du" xmlns:w16sdtdh="http://schemas.microsoft.com/office/word/2020/wordml/sdtdatahash" xmlns:w16sdtfl="http://schemas.microsoft.com/office/word/2024/wordml/sdtformatlock" xmlns:w16se="http://schemas.microsoft.com/office/word/2015/wordml/symex" xmlns:wpg="http://schemas.microsoft.com/office/word/2010/wordprocessingGroup" xmlns:wpi="http://schemas.microsoft.com/office/word/2010/wordprocessingInk" xmlns:wne="http://schemas.microsoft.com/office/word/2006/wordml" xmlns:wps="http://schemas.microsoft.com/office/word/2010/wordprocessingShape" mc:Ignorable="w14 w15 w16se w16cid w16 w16cex w16sdtdh w16sdtfl w16du wp14">
   <w:abstractNum w:abstractNumId="0" w15:restartNumberingAfterBreak="0">
+    <w:nsid w:val="0786511C"/>
+    <w:multiLevelType w:val="multilevel"/>
+    <w:tmpl w:val="A6C20924"/>
+    <w:lvl w:ilvl="0">
+      <w:start w:val="1"/>
+      <w:numFmt w:val="decimal"/>
+      <w:lvlText w:val="%1."/>
+      <w:lvlJc w:val="left"/>
+      <w:pPr>
+        <w:tabs>
+          <w:tab w:val="num" w:pos="720"/>
+        </w:tabs>
+        <w:ind w:left="720" w:hanging="360"/>
+      </w:pPr>
+    </w:lvl>
+    <w:lvl w:ilvl="1">
+      <w:start w:val="1"/>
+      <w:numFmt w:val="bullet"/>
+      <w:lvlText w:val=""/>
+      <w:lvlJc w:val="left"/>
+      <w:pPr>
+        <w:tabs>
+          <w:tab w:val="num" w:pos="1440"/>
+        </w:tabs>
+        <w:ind w:left="1440" w:hanging="360"/>
+      </w:pPr>
+      <w:rPr>
+        <w:rFonts w:ascii="Symbol" w:hAnsi="Symbol" w:hint="default"/>
+        <w:sz w:val="20"/>
+      </w:rPr>
+    </w:lvl>
+    <w:lvl w:ilvl="2">
+      <w:start w:val="1"/>
+      <w:numFmt w:val="bullet"/>
+      <w:lvlText w:val=""/>
+      <w:lvlJc w:val="left"/>
+      <w:pPr>
+        <w:ind w:left="2160" w:hanging="360"/>
+      </w:pPr>
+      <w:rPr>
+        <w:rFonts w:ascii="Symbol" w:hAnsi="Symbol" w:hint="default"/>
+      </w:rPr>
+    </w:lvl>
+    <w:lvl w:ilvl="3" w:tentative="1">
+      <w:start w:val="1"/>
+      <w:numFmt w:val="decimal"/>
+      <w:lvlText w:val="%4."/>
+      <w:lvlJc w:val="left"/>
+      <w:pPr>
+        <w:tabs>
+          <w:tab w:val="num" w:pos="2880"/>
+        </w:tabs>
+        <w:ind w:left="2880" w:hanging="360"/>
+      </w:pPr>
+    </w:lvl>
+    <w:lvl w:ilvl="4" w:tentative="1">
+      <w:start w:val="1"/>
+      <w:numFmt w:val="decimal"/>
+      <w:lvlText w:val="%5."/>
+      <w:lvlJc w:val="left"/>
+      <w:pPr>
+        <w:tabs>
+          <w:tab w:val="num" w:pos="3600"/>
+        </w:tabs>
+        <w:ind w:left="3600" w:hanging="360"/>
+      </w:pPr>
+    </w:lvl>
+    <w:lvl w:ilvl="5" w:tentative="1">
+      <w:start w:val="1"/>
+      <w:numFmt w:val="decimal"/>
+      <w:lvlText w:val="%6."/>
+      <w:lvlJc w:val="left"/>
+      <w:pPr>
+        <w:tabs>
+          <w:tab w:val="num" w:pos="4320"/>
+        </w:tabs>
+        <w:ind w:left="4320" w:hanging="360"/>
+      </w:pPr>
+    </w:lvl>
+    <w:lvl w:ilvl="6" w:tentative="1">
+      <w:start w:val="1"/>
+      <w:numFmt w:val="decimal"/>
+      <w:lvlText w:val="%7."/>
+      <w:lvlJc w:val="left"/>
+      <w:pPr>
+        <w:tabs>
+          <w:tab w:val="num" w:pos="5040"/>
+        </w:tabs>
+        <w:ind w:left="5040" w:hanging="360"/>
+      </w:pPr>
+    </w:lvl>
+    <w:lvl w:ilvl="7" w:tentative="1">
+      <w:start w:val="1"/>
+      <w:numFmt w:val="decimal"/>
+      <w:lvlText w:val="%8."/>
+      <w:lvlJc w:val="left"/>
+      <w:pPr>
+        <w:tabs>
+          <w:tab w:val="num" w:pos="5760"/>
+        </w:tabs>
+        <w:ind w:left="5760" w:hanging="360"/>
+      </w:pPr>
+    </w:lvl>
+    <w:lvl w:ilvl="8" w:tentative="1">
+      <w:start w:val="1"/>
+      <w:numFmt w:val="decimal"/>
+      <w:lvlText w:val="%9."/>
+      <w:lvlJc w:val="left"/>
+      <w:pPr>
+        <w:tabs>
+          <w:tab w:val="num" w:pos="6480"/>
+        </w:tabs>
+        <w:ind w:left="6480" w:hanging="360"/>
+      </w:pPr>
+    </w:lvl>
+  </w:abstractNum>
+  <w:abstractNum w:abstractNumId="1" w15:restartNumberingAfterBreak="0">
+    <w:nsid w:val="08A5588B"/>
+    <w:multiLevelType w:val="multilevel"/>
+    <w:tmpl w:val="36164E32"/>
+    <w:lvl w:ilvl="0">
+      <w:start w:val="1"/>
+      <w:numFmt w:val="bullet"/>
+      <w:lvlText w:val=""/>
+      <w:lvlJc w:val="left"/>
+      <w:pPr>
+        <w:tabs>
+          <w:tab w:val="num" w:pos="720"/>
+        </w:tabs>
+        <w:ind w:left="720" w:hanging="360"/>
+      </w:pPr>
+      <w:rPr>
+        <w:rFonts w:ascii="Symbol" w:hAnsi="Symbol" w:hint="default"/>
+        <w:sz w:val="20"/>
+      </w:rPr>
+    </w:lvl>
+    <w:lvl w:ilvl="1" w:tentative="1">
+      <w:start w:val="1"/>
+      <w:numFmt w:val="bullet"/>
+      <w:lvlText w:val="o"/>
+      <w:lvlJc w:val="left"/>
+      <w:pPr>
+        <w:tabs>
+          <w:tab w:val="num" w:pos="1440"/>
+        </w:tabs>
+        <w:ind w:left="1440" w:hanging="360"/>
+      </w:pPr>
+      <w:rPr>
+        <w:rFonts w:ascii="Courier New" w:hAnsi="Courier New" w:hint="default"/>
+        <w:sz w:val="20"/>
+      </w:rPr>
+    </w:lvl>
+    <w:lvl w:ilvl="2" w:tentative="1">
+      <w:start w:val="1"/>
+      <w:numFmt w:val="bullet"/>
+      <w:lvlText w:val=""/>
+      <w:lvlJc w:val="left"/>
+      <w:pPr>
+        <w:tabs>
+          <w:tab w:val="num" w:pos="2160"/>
+        </w:tabs>
+        <w:ind w:left="2160" w:hanging="360"/>
+      </w:pPr>
+      <w:rPr>
+        <w:rFonts w:ascii="Wingdings" w:hAnsi="Wingdings" w:hint="default"/>
+        <w:sz w:val="20"/>
+      </w:rPr>
+    </w:lvl>
+    <w:lvl w:ilvl="3" w:tentative="1">
+      <w:start w:val="1"/>
+      <w:numFmt w:val="bullet"/>
+      <w:lvlText w:val=""/>
+      <w:lvlJc w:val="left"/>
+      <w:pPr>
+        <w:tabs>
+          <w:tab w:val="num" w:pos="2880"/>
+        </w:tabs>
+        <w:ind w:left="2880" w:hanging="360"/>
+      </w:pPr>
+      <w:rPr>
+        <w:rFonts w:ascii="Wingdings" w:hAnsi="Wingdings" w:hint="default"/>
+        <w:sz w:val="20"/>
+      </w:rPr>
+    </w:lvl>
+    <w:lvl w:ilvl="4" w:tentative="1">
+      <w:start w:val="1"/>
+      <w:numFmt w:val="bullet"/>
+      <w:lvlText w:val=""/>
+      <w:lvlJc w:val="left"/>
+      <w:pPr>
+        <w:tabs>
+          <w:tab w:val="num" w:pos="3600"/>
+        </w:tabs>
+        <w:ind w:left="3600" w:hanging="360"/>
+      </w:pPr>
+      <w:rPr>
+        <w:rFonts w:ascii="Wingdings" w:hAnsi="Wingdings" w:hint="default"/>
+        <w:sz w:val="20"/>
+      </w:rPr>
+    </w:lvl>
+    <w:lvl w:ilvl="5" w:tentative="1">
+      <w:start w:val="1"/>
+      <w:numFmt w:val="bullet"/>
+      <w:lvlText w:val=""/>
+      <w:lvlJc w:val="left"/>
+      <w:pPr>
+        <w:tabs>
+          <w:tab w:val="num" w:pos="4320"/>
+        </w:tabs>
+        <w:ind w:left="4320" w:hanging="360"/>
+      </w:pPr>
+      <w:rPr>
+        <w:rFonts w:ascii="Wingdings" w:hAnsi="Wingdings" w:hint="default"/>
+        <w:sz w:val="20"/>
+      </w:rPr>
+    </w:lvl>
+    <w:lvl w:ilvl="6" w:tentative="1">
+      <w:start w:val="1"/>
+      <w:numFmt w:val="bullet"/>
+      <w:lvlText w:val=""/>
+      <w:lvlJc w:val="left"/>
+      <w:pPr>
+        <w:tabs>
+          <w:tab w:val="num" w:pos="5040"/>
+        </w:tabs>
+        <w:ind w:left="5040" w:hanging="360"/>
+      </w:pPr>
+      <w:rPr>
+        <w:rFonts w:ascii="Wingdings" w:hAnsi="Wingdings" w:hint="default"/>
+        <w:sz w:val="20"/>
+      </w:rPr>
+    </w:lvl>
+    <w:lvl w:ilvl="7" w:tentative="1">
+      <w:start w:val="1"/>
+      <w:numFmt w:val="bullet"/>
+      <w:lvlText w:val=""/>
+      <w:lvlJc w:val="left"/>
+      <w:pPr>
+        <w:tabs>
+          <w:tab w:val="num" w:pos="5760"/>
+        </w:tabs>
+        <w:ind w:left="5760" w:hanging="360"/>
+      </w:pPr>
+      <w:rPr>
+        <w:rFonts w:ascii="Wingdings" w:hAnsi="Wingdings" w:hint="default"/>
+        <w:sz w:val="20"/>
+      </w:rPr>
+    </w:lvl>
+    <w:lvl w:ilvl="8" w:tentative="1">
+      <w:start w:val="1"/>
+      <w:numFmt w:val="bullet"/>
+      <w:lvlText w:val=""/>
+      <w:lvlJc w:val="left"/>
+      <w:pPr>
+        <w:tabs>
+          <w:tab w:val="num" w:pos="6480"/>
+        </w:tabs>
+        <w:ind w:left="6480" w:hanging="360"/>
+      </w:pPr>
+      <w:rPr>
+        <w:rFonts w:ascii="Wingdings" w:hAnsi="Wingdings" w:hint="default"/>
+        <w:sz w:val="20"/>
+      </w:rPr>
+    </w:lvl>
+  </w:abstractNum>
+  <w:abstractNum w:abstractNumId="2" w15:restartNumberingAfterBreak="0">
     <w:nsid w:val="140E0FFC"/>
     <w:multiLevelType w:val="multilevel"/>
     <w:tmpl w:val="C4466770"/>
@@ -6978,7 +10223,273 @@
       </w:rPr>
     </w:lvl>
   </w:abstractNum>
-  <w:abstractNum w:abstractNumId="1" w15:restartNumberingAfterBreak="0">
+  <w:abstractNum w:abstractNumId="3" w15:restartNumberingAfterBreak="0">
+    <w:nsid w:val="15754FCF"/>
+    <w:multiLevelType w:val="multilevel"/>
+    <w:tmpl w:val="1878F988"/>
+    <w:lvl w:ilvl="0">
+      <w:start w:val="1"/>
+      <w:numFmt w:val="bullet"/>
+      <w:lvlText w:val=""/>
+      <w:lvlJc w:val="left"/>
+      <w:pPr>
+        <w:tabs>
+          <w:tab w:val="num" w:pos="720"/>
+        </w:tabs>
+        <w:ind w:left="720" w:hanging="360"/>
+      </w:pPr>
+      <w:rPr>
+        <w:rFonts w:ascii="Symbol" w:hAnsi="Symbol" w:hint="default"/>
+        <w:sz w:val="20"/>
+      </w:rPr>
+    </w:lvl>
+    <w:lvl w:ilvl="1" w:tentative="1">
+      <w:start w:val="1"/>
+      <w:numFmt w:val="bullet"/>
+      <w:lvlText w:val="o"/>
+      <w:lvlJc w:val="left"/>
+      <w:pPr>
+        <w:tabs>
+          <w:tab w:val="num" w:pos="1440"/>
+        </w:tabs>
+        <w:ind w:left="1440" w:hanging="360"/>
+      </w:pPr>
+      <w:rPr>
+        <w:rFonts w:ascii="Courier New" w:hAnsi="Courier New" w:hint="default"/>
+        <w:sz w:val="20"/>
+      </w:rPr>
+    </w:lvl>
+    <w:lvl w:ilvl="2" w:tentative="1">
+      <w:start w:val="1"/>
+      <w:numFmt w:val="bullet"/>
+      <w:lvlText w:val=""/>
+      <w:lvlJc w:val="left"/>
+      <w:pPr>
+        <w:tabs>
+          <w:tab w:val="num" w:pos="2160"/>
+        </w:tabs>
+        <w:ind w:left="2160" w:hanging="360"/>
+      </w:pPr>
+      <w:rPr>
+        <w:rFonts w:ascii="Wingdings" w:hAnsi="Wingdings" w:hint="default"/>
+        <w:sz w:val="20"/>
+      </w:rPr>
+    </w:lvl>
+    <w:lvl w:ilvl="3" w:tentative="1">
+      <w:start w:val="1"/>
+      <w:numFmt w:val="bullet"/>
+      <w:lvlText w:val=""/>
+      <w:lvlJc w:val="left"/>
+      <w:pPr>
+        <w:tabs>
+          <w:tab w:val="num" w:pos="2880"/>
+        </w:tabs>
+        <w:ind w:left="2880" w:hanging="360"/>
+      </w:pPr>
+      <w:rPr>
+        <w:rFonts w:ascii="Wingdings" w:hAnsi="Wingdings" w:hint="default"/>
+        <w:sz w:val="20"/>
+      </w:rPr>
+    </w:lvl>
+    <w:lvl w:ilvl="4" w:tentative="1">
+      <w:start w:val="1"/>
+      <w:numFmt w:val="bullet"/>
+      <w:lvlText w:val=""/>
+      <w:lvlJc w:val="left"/>
+      <w:pPr>
+        <w:tabs>
+          <w:tab w:val="num" w:pos="3600"/>
+        </w:tabs>
+        <w:ind w:left="3600" w:hanging="360"/>
+      </w:pPr>
+      <w:rPr>
+        <w:rFonts w:ascii="Wingdings" w:hAnsi="Wingdings" w:hint="default"/>
+        <w:sz w:val="20"/>
+      </w:rPr>
+    </w:lvl>
+    <w:lvl w:ilvl="5" w:tentative="1">
+      <w:start w:val="1"/>
+      <w:numFmt w:val="bullet"/>
+      <w:lvlText w:val=""/>
+      <w:lvlJc w:val="left"/>
+      <w:pPr>
+        <w:tabs>
+          <w:tab w:val="num" w:pos="4320"/>
+        </w:tabs>
+        <w:ind w:left="4320" w:hanging="360"/>
+      </w:pPr>
+      <w:rPr>
+        <w:rFonts w:ascii="Wingdings" w:hAnsi="Wingdings" w:hint="default"/>
+        <w:sz w:val="20"/>
+      </w:rPr>
+    </w:lvl>
+    <w:lvl w:ilvl="6" w:tentative="1">
+      <w:start w:val="1"/>
+      <w:numFmt w:val="bullet"/>
+      <w:lvlText w:val=""/>
+      <w:lvlJc w:val="left"/>
+      <w:pPr>
+        <w:tabs>
+          <w:tab w:val="num" w:pos="5040"/>
+        </w:tabs>
+        <w:ind w:left="5040" w:hanging="360"/>
+      </w:pPr>
+      <w:rPr>
+        <w:rFonts w:ascii="Wingdings" w:hAnsi="Wingdings" w:hint="default"/>
+        <w:sz w:val="20"/>
+      </w:rPr>
+    </w:lvl>
+    <w:lvl w:ilvl="7" w:tentative="1">
+      <w:start w:val="1"/>
+      <w:numFmt w:val="bullet"/>
+      <w:lvlText w:val=""/>
+      <w:lvlJc w:val="left"/>
+      <w:pPr>
+        <w:tabs>
+          <w:tab w:val="num" w:pos="5760"/>
+        </w:tabs>
+        <w:ind w:left="5760" w:hanging="360"/>
+      </w:pPr>
+      <w:rPr>
+        <w:rFonts w:ascii="Wingdings" w:hAnsi="Wingdings" w:hint="default"/>
+        <w:sz w:val="20"/>
+      </w:rPr>
+    </w:lvl>
+    <w:lvl w:ilvl="8" w:tentative="1">
+      <w:start w:val="1"/>
+      <w:numFmt w:val="bullet"/>
+      <w:lvlText w:val=""/>
+      <w:lvlJc w:val="left"/>
+      <w:pPr>
+        <w:tabs>
+          <w:tab w:val="num" w:pos="6480"/>
+        </w:tabs>
+        <w:ind w:left="6480" w:hanging="360"/>
+      </w:pPr>
+      <w:rPr>
+        <w:rFonts w:ascii="Wingdings" w:hAnsi="Wingdings" w:hint="default"/>
+        <w:sz w:val="20"/>
+      </w:rPr>
+    </w:lvl>
+  </w:abstractNum>
+  <w:abstractNum w:abstractNumId="4" w15:restartNumberingAfterBreak="0">
+    <w:nsid w:val="24092D20"/>
+    <w:multiLevelType w:val="multilevel"/>
+    <w:tmpl w:val="AFA24590"/>
+    <w:lvl w:ilvl="0">
+      <w:start w:val="1"/>
+      <w:numFmt w:val="decimal"/>
+      <w:lvlText w:val="%1."/>
+      <w:lvlJc w:val="left"/>
+      <w:pPr>
+        <w:tabs>
+          <w:tab w:val="num" w:pos="720"/>
+        </w:tabs>
+        <w:ind w:left="720" w:hanging="360"/>
+      </w:pPr>
+    </w:lvl>
+    <w:lvl w:ilvl="1">
+      <w:start w:val="1"/>
+      <w:numFmt w:val="bullet"/>
+      <w:lvlText w:val=""/>
+      <w:lvlJc w:val="left"/>
+      <w:pPr>
+        <w:tabs>
+          <w:tab w:val="num" w:pos="1440"/>
+        </w:tabs>
+        <w:ind w:left="1440" w:hanging="360"/>
+      </w:pPr>
+      <w:rPr>
+        <w:rFonts w:ascii="Symbol" w:hAnsi="Symbol" w:hint="default"/>
+        <w:sz w:val="20"/>
+      </w:rPr>
+    </w:lvl>
+    <w:lvl w:ilvl="2" w:tentative="1">
+      <w:start w:val="1"/>
+      <w:numFmt w:val="decimal"/>
+      <w:lvlText w:val="%3."/>
+      <w:lvlJc w:val="left"/>
+      <w:pPr>
+        <w:tabs>
+          <w:tab w:val="num" w:pos="2160"/>
+        </w:tabs>
+        <w:ind w:left="2160" w:hanging="360"/>
+      </w:pPr>
+    </w:lvl>
+    <w:lvl w:ilvl="3" w:tentative="1">
+      <w:start w:val="1"/>
+      <w:numFmt w:val="decimal"/>
+      <w:lvlText w:val="%4."/>
+      <w:lvlJc w:val="left"/>
+      <w:pPr>
+        <w:tabs>
+          <w:tab w:val="num" w:pos="2880"/>
+        </w:tabs>
+        <w:ind w:left="2880" w:hanging="360"/>
+      </w:pPr>
+    </w:lvl>
+    <w:lvl w:ilvl="4" w:tentative="1">
+      <w:start w:val="1"/>
+      <w:numFmt w:val="decimal"/>
+      <w:lvlText w:val="%5."/>
+      <w:lvlJc w:val="left"/>
+      <w:pPr>
+        <w:tabs>
+          <w:tab w:val="num" w:pos="3600"/>
+        </w:tabs>
+        <w:ind w:left="3600" w:hanging="360"/>
+      </w:pPr>
+    </w:lvl>
+    <w:lvl w:ilvl="5" w:tentative="1">
+      <w:start w:val="1"/>
+      <w:numFmt w:val="decimal"/>
+      <w:lvlText w:val="%6."/>
+      <w:lvlJc w:val="left"/>
+      <w:pPr>
+        <w:tabs>
+          <w:tab w:val="num" w:pos="4320"/>
+        </w:tabs>
+        <w:ind w:left="4320" w:hanging="360"/>
+      </w:pPr>
+    </w:lvl>
+    <w:lvl w:ilvl="6" w:tentative="1">
+      <w:start w:val="1"/>
+      <w:numFmt w:val="decimal"/>
+      <w:lvlText w:val="%7."/>
+      <w:lvlJc w:val="left"/>
+      <w:pPr>
+        <w:tabs>
+          <w:tab w:val="num" w:pos="5040"/>
+        </w:tabs>
+        <w:ind w:left="5040" w:hanging="360"/>
+      </w:pPr>
+    </w:lvl>
+    <w:lvl w:ilvl="7" w:tentative="1">
+      <w:start w:val="1"/>
+      <w:numFmt w:val="decimal"/>
+      <w:lvlText w:val="%8."/>
+      <w:lvlJc w:val="left"/>
+      <w:pPr>
+        <w:tabs>
+          <w:tab w:val="num" w:pos="5760"/>
+        </w:tabs>
+        <w:ind w:left="5760" w:hanging="360"/>
+      </w:pPr>
+    </w:lvl>
+    <w:lvl w:ilvl="8" w:tentative="1">
+      <w:start w:val="1"/>
+      <w:numFmt w:val="decimal"/>
+      <w:lvlText w:val="%9."/>
+      <w:lvlJc w:val="left"/>
+      <w:pPr>
+        <w:tabs>
+          <w:tab w:val="num" w:pos="6480"/>
+        </w:tabs>
+        <w:ind w:left="6480" w:hanging="360"/>
+      </w:pPr>
+    </w:lvl>
+  </w:abstractNum>
+  <w:abstractNum w:abstractNumId="5" w15:restartNumberingAfterBreak="0">
     <w:nsid w:val="2639256B"/>
     <w:multiLevelType w:val="multilevel"/>
     <w:tmpl w:val="4EFED1F8"/>
@@ -7127,7 +10638,7 @@
       </w:rPr>
     </w:lvl>
   </w:abstractNum>
-  <w:abstractNum w:abstractNumId="2" w15:restartNumberingAfterBreak="0">
+  <w:abstractNum w:abstractNumId="6" w15:restartNumberingAfterBreak="0">
     <w:nsid w:val="27300AA9"/>
     <w:multiLevelType w:val="hybridMultilevel"/>
     <w:tmpl w:val="2FEA7DC4"/>
@@ -7240,7 +10751,305 @@
       </w:rPr>
     </w:lvl>
   </w:abstractNum>
-  <w:abstractNum w:abstractNumId="3" w15:restartNumberingAfterBreak="0">
+  <w:abstractNum w:abstractNumId="7" w15:restartNumberingAfterBreak="0">
+    <w:nsid w:val="32E665AC"/>
+    <w:multiLevelType w:val="multilevel"/>
+    <w:tmpl w:val="AEA8161A"/>
+    <w:lvl w:ilvl="0">
+      <w:start w:val="1"/>
+      <w:numFmt w:val="bullet"/>
+      <w:lvlText w:val=""/>
+      <w:lvlJc w:val="left"/>
+      <w:pPr>
+        <w:tabs>
+          <w:tab w:val="num" w:pos="720"/>
+        </w:tabs>
+        <w:ind w:left="720" w:hanging="360"/>
+      </w:pPr>
+      <w:rPr>
+        <w:rFonts w:ascii="Symbol" w:hAnsi="Symbol" w:hint="default"/>
+        <w:sz w:val="20"/>
+      </w:rPr>
+    </w:lvl>
+    <w:lvl w:ilvl="1" w:tentative="1">
+      <w:start w:val="1"/>
+      <w:numFmt w:val="bullet"/>
+      <w:lvlText w:val="o"/>
+      <w:lvlJc w:val="left"/>
+      <w:pPr>
+        <w:tabs>
+          <w:tab w:val="num" w:pos="1440"/>
+        </w:tabs>
+        <w:ind w:left="1440" w:hanging="360"/>
+      </w:pPr>
+      <w:rPr>
+        <w:rFonts w:ascii="Courier New" w:hAnsi="Courier New" w:hint="default"/>
+        <w:sz w:val="20"/>
+      </w:rPr>
+    </w:lvl>
+    <w:lvl w:ilvl="2" w:tentative="1">
+      <w:start w:val="1"/>
+      <w:numFmt w:val="bullet"/>
+      <w:lvlText w:val=""/>
+      <w:lvlJc w:val="left"/>
+      <w:pPr>
+        <w:tabs>
+          <w:tab w:val="num" w:pos="2160"/>
+        </w:tabs>
+        <w:ind w:left="2160" w:hanging="360"/>
+      </w:pPr>
+      <w:rPr>
+        <w:rFonts w:ascii="Wingdings" w:hAnsi="Wingdings" w:hint="default"/>
+        <w:sz w:val="20"/>
+      </w:rPr>
+    </w:lvl>
+    <w:lvl w:ilvl="3" w:tentative="1">
+      <w:start w:val="1"/>
+      <w:numFmt w:val="bullet"/>
+      <w:lvlText w:val=""/>
+      <w:lvlJc w:val="left"/>
+      <w:pPr>
+        <w:tabs>
+          <w:tab w:val="num" w:pos="2880"/>
+        </w:tabs>
+        <w:ind w:left="2880" w:hanging="360"/>
+      </w:pPr>
+      <w:rPr>
+        <w:rFonts w:ascii="Wingdings" w:hAnsi="Wingdings" w:hint="default"/>
+        <w:sz w:val="20"/>
+      </w:rPr>
+    </w:lvl>
+    <w:lvl w:ilvl="4" w:tentative="1">
+      <w:start w:val="1"/>
+      <w:numFmt w:val="bullet"/>
+      <w:lvlText w:val=""/>
+      <w:lvlJc w:val="left"/>
+      <w:pPr>
+        <w:tabs>
+          <w:tab w:val="num" w:pos="3600"/>
+        </w:tabs>
+        <w:ind w:left="3600" w:hanging="360"/>
+      </w:pPr>
+      <w:rPr>
+        <w:rFonts w:ascii="Wingdings" w:hAnsi="Wingdings" w:hint="default"/>
+        <w:sz w:val="20"/>
+      </w:rPr>
+    </w:lvl>
+    <w:lvl w:ilvl="5" w:tentative="1">
+      <w:start w:val="1"/>
+      <w:numFmt w:val="bullet"/>
+      <w:lvlText w:val=""/>
+      <w:lvlJc w:val="left"/>
+      <w:pPr>
+        <w:tabs>
+          <w:tab w:val="num" w:pos="4320"/>
+        </w:tabs>
+        <w:ind w:left="4320" w:hanging="360"/>
+      </w:pPr>
+      <w:rPr>
+        <w:rFonts w:ascii="Wingdings" w:hAnsi="Wingdings" w:hint="default"/>
+        <w:sz w:val="20"/>
+      </w:rPr>
+    </w:lvl>
+    <w:lvl w:ilvl="6" w:tentative="1">
+      <w:start w:val="1"/>
+      <w:numFmt w:val="bullet"/>
+      <w:lvlText w:val=""/>
+      <w:lvlJc w:val="left"/>
+      <w:pPr>
+        <w:tabs>
+          <w:tab w:val="num" w:pos="5040"/>
+        </w:tabs>
+        <w:ind w:left="5040" w:hanging="360"/>
+      </w:pPr>
+      <w:rPr>
+        <w:rFonts w:ascii="Wingdings" w:hAnsi="Wingdings" w:hint="default"/>
+        <w:sz w:val="20"/>
+      </w:rPr>
+    </w:lvl>
+    <w:lvl w:ilvl="7" w:tentative="1">
+      <w:start w:val="1"/>
+      <w:numFmt w:val="bullet"/>
+      <w:lvlText w:val=""/>
+      <w:lvlJc w:val="left"/>
+      <w:pPr>
+        <w:tabs>
+          <w:tab w:val="num" w:pos="5760"/>
+        </w:tabs>
+        <w:ind w:left="5760" w:hanging="360"/>
+      </w:pPr>
+      <w:rPr>
+        <w:rFonts w:ascii="Wingdings" w:hAnsi="Wingdings" w:hint="default"/>
+        <w:sz w:val="20"/>
+      </w:rPr>
+    </w:lvl>
+    <w:lvl w:ilvl="8" w:tentative="1">
+      <w:start w:val="1"/>
+      <w:numFmt w:val="bullet"/>
+      <w:lvlText w:val=""/>
+      <w:lvlJc w:val="left"/>
+      <w:pPr>
+        <w:tabs>
+          <w:tab w:val="num" w:pos="6480"/>
+        </w:tabs>
+        <w:ind w:left="6480" w:hanging="360"/>
+      </w:pPr>
+      <w:rPr>
+        <w:rFonts w:ascii="Wingdings" w:hAnsi="Wingdings" w:hint="default"/>
+        <w:sz w:val="20"/>
+      </w:rPr>
+    </w:lvl>
+  </w:abstractNum>
+  <w:abstractNum w:abstractNumId="8" w15:restartNumberingAfterBreak="0">
+    <w:nsid w:val="44912254"/>
+    <w:multiLevelType w:val="multilevel"/>
+    <w:tmpl w:val="36280064"/>
+    <w:lvl w:ilvl="0">
+      <w:start w:val="1"/>
+      <w:numFmt w:val="bullet"/>
+      <w:lvlText w:val=""/>
+      <w:lvlJc w:val="left"/>
+      <w:pPr>
+        <w:tabs>
+          <w:tab w:val="num" w:pos="720"/>
+        </w:tabs>
+        <w:ind w:left="720" w:hanging="360"/>
+      </w:pPr>
+      <w:rPr>
+        <w:rFonts w:ascii="Symbol" w:hAnsi="Symbol" w:hint="default"/>
+        <w:sz w:val="20"/>
+      </w:rPr>
+    </w:lvl>
+    <w:lvl w:ilvl="1" w:tentative="1">
+      <w:start w:val="1"/>
+      <w:numFmt w:val="bullet"/>
+      <w:lvlText w:val="o"/>
+      <w:lvlJc w:val="left"/>
+      <w:pPr>
+        <w:tabs>
+          <w:tab w:val="num" w:pos="1440"/>
+        </w:tabs>
+        <w:ind w:left="1440" w:hanging="360"/>
+      </w:pPr>
+      <w:rPr>
+        <w:rFonts w:ascii="Courier New" w:hAnsi="Courier New" w:hint="default"/>
+        <w:sz w:val="20"/>
+      </w:rPr>
+    </w:lvl>
+    <w:lvl w:ilvl="2" w:tentative="1">
+      <w:start w:val="1"/>
+      <w:numFmt w:val="bullet"/>
+      <w:lvlText w:val=""/>
+      <w:lvlJc w:val="left"/>
+      <w:pPr>
+        <w:tabs>
+          <w:tab w:val="num" w:pos="2160"/>
+        </w:tabs>
+        <w:ind w:left="2160" w:hanging="360"/>
+      </w:pPr>
+      <w:rPr>
+        <w:rFonts w:ascii="Wingdings" w:hAnsi="Wingdings" w:hint="default"/>
+        <w:sz w:val="20"/>
+      </w:rPr>
+    </w:lvl>
+    <w:lvl w:ilvl="3" w:tentative="1">
+      <w:start w:val="1"/>
+      <w:numFmt w:val="bullet"/>
+      <w:lvlText w:val=""/>
+      <w:lvlJc w:val="left"/>
+      <w:pPr>
+        <w:tabs>
+          <w:tab w:val="num" w:pos="2880"/>
+        </w:tabs>
+        <w:ind w:left="2880" w:hanging="360"/>
+      </w:pPr>
+      <w:rPr>
+        <w:rFonts w:ascii="Wingdings" w:hAnsi="Wingdings" w:hint="default"/>
+        <w:sz w:val="20"/>
+      </w:rPr>
+    </w:lvl>
+    <w:lvl w:ilvl="4" w:tentative="1">
+      <w:start w:val="1"/>
+      <w:numFmt w:val="bullet"/>
+      <w:lvlText w:val=""/>
+      <w:lvlJc w:val="left"/>
+      <w:pPr>
+        <w:tabs>
+          <w:tab w:val="num" w:pos="3600"/>
+        </w:tabs>
+        <w:ind w:left="3600" w:hanging="360"/>
+      </w:pPr>
+      <w:rPr>
+        <w:rFonts w:ascii="Wingdings" w:hAnsi="Wingdings" w:hint="default"/>
+        <w:sz w:val="20"/>
+      </w:rPr>
+    </w:lvl>
+    <w:lvl w:ilvl="5" w:tentative="1">
+      <w:start w:val="1"/>
+      <w:numFmt w:val="bullet"/>
+      <w:lvlText w:val=""/>
+      <w:lvlJc w:val="left"/>
+      <w:pPr>
+        <w:tabs>
+          <w:tab w:val="num" w:pos="4320"/>
+        </w:tabs>
+        <w:ind w:left="4320" w:hanging="360"/>
+      </w:pPr>
+      <w:rPr>
+        <w:rFonts w:ascii="Wingdings" w:hAnsi="Wingdings" w:hint="default"/>
+        <w:sz w:val="20"/>
+      </w:rPr>
+    </w:lvl>
+    <w:lvl w:ilvl="6" w:tentative="1">
+      <w:start w:val="1"/>
+      <w:numFmt w:val="bullet"/>
+      <w:lvlText w:val=""/>
+      <w:lvlJc w:val="left"/>
+      <w:pPr>
+        <w:tabs>
+          <w:tab w:val="num" w:pos="5040"/>
+        </w:tabs>
+        <w:ind w:left="5040" w:hanging="360"/>
+      </w:pPr>
+      <w:rPr>
+        <w:rFonts w:ascii="Wingdings" w:hAnsi="Wingdings" w:hint="default"/>
+        <w:sz w:val="20"/>
+      </w:rPr>
+    </w:lvl>
+    <w:lvl w:ilvl="7" w:tentative="1">
+      <w:start w:val="1"/>
+      <w:numFmt w:val="bullet"/>
+      <w:lvlText w:val=""/>
+      <w:lvlJc w:val="left"/>
+      <w:pPr>
+        <w:tabs>
+          <w:tab w:val="num" w:pos="5760"/>
+        </w:tabs>
+        <w:ind w:left="5760" w:hanging="360"/>
+      </w:pPr>
+      <w:rPr>
+        <w:rFonts w:ascii="Wingdings" w:hAnsi="Wingdings" w:hint="default"/>
+        <w:sz w:val="20"/>
+      </w:rPr>
+    </w:lvl>
+    <w:lvl w:ilvl="8" w:tentative="1">
+      <w:start w:val="1"/>
+      <w:numFmt w:val="bullet"/>
+      <w:lvlText w:val=""/>
+      <w:lvlJc w:val="left"/>
+      <w:pPr>
+        <w:tabs>
+          <w:tab w:val="num" w:pos="6480"/>
+        </w:tabs>
+        <w:ind w:left="6480" w:hanging="360"/>
+      </w:pPr>
+      <w:rPr>
+        <w:rFonts w:ascii="Wingdings" w:hAnsi="Wingdings" w:hint="default"/>
+        <w:sz w:val="20"/>
+      </w:rPr>
+    </w:lvl>
+  </w:abstractNum>
+  <w:abstractNum w:abstractNumId="9" w15:restartNumberingAfterBreak="0">
     <w:nsid w:val="4D67209F"/>
     <w:multiLevelType w:val="hybridMultilevel"/>
     <w:tmpl w:val="A7281654"/>
@@ -7353,7 +11162,124 @@
       </w:rPr>
     </w:lvl>
   </w:abstractNum>
-  <w:abstractNum w:abstractNumId="4" w15:restartNumberingAfterBreak="0">
+  <w:abstractNum w:abstractNumId="10" w15:restartNumberingAfterBreak="0">
+    <w:nsid w:val="53471B95"/>
+    <w:multiLevelType w:val="multilevel"/>
+    <w:tmpl w:val="A6C20924"/>
+    <w:lvl w:ilvl="0">
+      <w:start w:val="1"/>
+      <w:numFmt w:val="decimal"/>
+      <w:lvlText w:val="%1."/>
+      <w:lvlJc w:val="left"/>
+      <w:pPr>
+        <w:tabs>
+          <w:tab w:val="num" w:pos="720"/>
+        </w:tabs>
+        <w:ind w:left="720" w:hanging="360"/>
+      </w:pPr>
+    </w:lvl>
+    <w:lvl w:ilvl="1">
+      <w:start w:val="1"/>
+      <w:numFmt w:val="bullet"/>
+      <w:lvlText w:val=""/>
+      <w:lvlJc w:val="left"/>
+      <w:pPr>
+        <w:tabs>
+          <w:tab w:val="num" w:pos="1440"/>
+        </w:tabs>
+        <w:ind w:left="1440" w:hanging="360"/>
+      </w:pPr>
+      <w:rPr>
+        <w:rFonts w:ascii="Symbol" w:hAnsi="Symbol" w:hint="default"/>
+        <w:sz w:val="20"/>
+      </w:rPr>
+    </w:lvl>
+    <w:lvl w:ilvl="2">
+      <w:start w:val="1"/>
+      <w:numFmt w:val="bullet"/>
+      <w:lvlText w:val=""/>
+      <w:lvlJc w:val="left"/>
+      <w:pPr>
+        <w:ind w:left="2160" w:hanging="360"/>
+      </w:pPr>
+      <w:rPr>
+        <w:rFonts w:ascii="Symbol" w:hAnsi="Symbol" w:hint="default"/>
+      </w:rPr>
+    </w:lvl>
+    <w:lvl w:ilvl="3">
+      <w:start w:val="1"/>
+      <w:numFmt w:val="decimal"/>
+      <w:lvlText w:val="%4."/>
+      <w:lvlJc w:val="left"/>
+      <w:pPr>
+        <w:tabs>
+          <w:tab w:val="num" w:pos="2880"/>
+        </w:tabs>
+        <w:ind w:left="2880" w:hanging="360"/>
+      </w:pPr>
+    </w:lvl>
+    <w:lvl w:ilvl="4" w:tentative="1">
+      <w:start w:val="1"/>
+      <w:numFmt w:val="decimal"/>
+      <w:lvlText w:val="%5."/>
+      <w:lvlJc w:val="left"/>
+      <w:pPr>
+        <w:tabs>
+          <w:tab w:val="num" w:pos="3600"/>
+        </w:tabs>
+        <w:ind w:left="3600" w:hanging="360"/>
+      </w:pPr>
+    </w:lvl>
+    <w:lvl w:ilvl="5" w:tentative="1">
+      <w:start w:val="1"/>
+      <w:numFmt w:val="decimal"/>
+      <w:lvlText w:val="%6."/>
+      <w:lvlJc w:val="left"/>
+      <w:pPr>
+        <w:tabs>
+          <w:tab w:val="num" w:pos="4320"/>
+        </w:tabs>
+        <w:ind w:left="4320" w:hanging="360"/>
+      </w:pPr>
+    </w:lvl>
+    <w:lvl w:ilvl="6" w:tentative="1">
+      <w:start w:val="1"/>
+      <w:numFmt w:val="decimal"/>
+      <w:lvlText w:val="%7."/>
+      <w:lvlJc w:val="left"/>
+      <w:pPr>
+        <w:tabs>
+          <w:tab w:val="num" w:pos="5040"/>
+        </w:tabs>
+        <w:ind w:left="5040" w:hanging="360"/>
+      </w:pPr>
+    </w:lvl>
+    <w:lvl w:ilvl="7" w:tentative="1">
+      <w:start w:val="1"/>
+      <w:numFmt w:val="decimal"/>
+      <w:lvlText w:val="%8."/>
+      <w:lvlJc w:val="left"/>
+      <w:pPr>
+        <w:tabs>
+          <w:tab w:val="num" w:pos="5760"/>
+        </w:tabs>
+        <w:ind w:left="5760" w:hanging="360"/>
+      </w:pPr>
+    </w:lvl>
+    <w:lvl w:ilvl="8" w:tentative="1">
+      <w:start w:val="1"/>
+      <w:numFmt w:val="decimal"/>
+      <w:lvlText w:val="%9."/>
+      <w:lvlJc w:val="left"/>
+      <w:pPr>
+        <w:tabs>
+          <w:tab w:val="num" w:pos="6480"/>
+        </w:tabs>
+        <w:ind w:left="6480" w:hanging="360"/>
+      </w:pPr>
+    </w:lvl>
+  </w:abstractNum>
+  <w:abstractNum w:abstractNumId="11" w15:restartNumberingAfterBreak="0">
     <w:nsid w:val="561B0526"/>
     <w:multiLevelType w:val="multilevel"/>
     <w:tmpl w:val="718A26E8"/>
@@ -7502,7 +11428,7 @@
       </w:rPr>
     </w:lvl>
   </w:abstractNum>
-  <w:abstractNum w:abstractNumId="5" w15:restartNumberingAfterBreak="0">
+  <w:abstractNum w:abstractNumId="12" w15:restartNumberingAfterBreak="0">
     <w:nsid w:val="569B4A77"/>
     <w:multiLevelType w:val="multilevel"/>
     <w:tmpl w:val="D9F2B270"/>
@@ -7651,7 +11577,7 @@
       </w:rPr>
     </w:lvl>
   </w:abstractNum>
-  <w:abstractNum w:abstractNumId="6" w15:restartNumberingAfterBreak="0">
+  <w:abstractNum w:abstractNumId="13" w15:restartNumberingAfterBreak="0">
     <w:nsid w:val="5B08039E"/>
     <w:multiLevelType w:val="multilevel"/>
     <w:tmpl w:val="E3F23C1A"/>
@@ -7800,7 +11726,156 @@
       </w:rPr>
     </w:lvl>
   </w:abstractNum>
-  <w:abstractNum w:abstractNumId="7" w15:restartNumberingAfterBreak="0">
+  <w:abstractNum w:abstractNumId="14" w15:restartNumberingAfterBreak="0">
+    <w:nsid w:val="65CE5558"/>
+    <w:multiLevelType w:val="multilevel"/>
+    <w:tmpl w:val="D14876C0"/>
+    <w:lvl w:ilvl="0">
+      <w:start w:val="1"/>
+      <w:numFmt w:val="bullet"/>
+      <w:lvlText w:val=""/>
+      <w:lvlJc w:val="left"/>
+      <w:pPr>
+        <w:tabs>
+          <w:tab w:val="num" w:pos="720"/>
+        </w:tabs>
+        <w:ind w:left="720" w:hanging="360"/>
+      </w:pPr>
+      <w:rPr>
+        <w:rFonts w:ascii="Symbol" w:hAnsi="Symbol" w:hint="default"/>
+        <w:sz w:val="20"/>
+      </w:rPr>
+    </w:lvl>
+    <w:lvl w:ilvl="1" w:tentative="1">
+      <w:start w:val="1"/>
+      <w:numFmt w:val="bullet"/>
+      <w:lvlText w:val="o"/>
+      <w:lvlJc w:val="left"/>
+      <w:pPr>
+        <w:tabs>
+          <w:tab w:val="num" w:pos="1440"/>
+        </w:tabs>
+        <w:ind w:left="1440" w:hanging="360"/>
+      </w:pPr>
+      <w:rPr>
+        <w:rFonts w:ascii="Courier New" w:hAnsi="Courier New" w:hint="default"/>
+        <w:sz w:val="20"/>
+      </w:rPr>
+    </w:lvl>
+    <w:lvl w:ilvl="2" w:tentative="1">
+      <w:start w:val="1"/>
+      <w:numFmt w:val="bullet"/>
+      <w:lvlText w:val=""/>
+      <w:lvlJc w:val="left"/>
+      <w:pPr>
+        <w:tabs>
+          <w:tab w:val="num" w:pos="2160"/>
+        </w:tabs>
+        <w:ind w:left="2160" w:hanging="360"/>
+      </w:pPr>
+      <w:rPr>
+        <w:rFonts w:ascii="Wingdings" w:hAnsi="Wingdings" w:hint="default"/>
+        <w:sz w:val="20"/>
+      </w:rPr>
+    </w:lvl>
+    <w:lvl w:ilvl="3" w:tentative="1">
+      <w:start w:val="1"/>
+      <w:numFmt w:val="bullet"/>
+      <w:lvlText w:val=""/>
+      <w:lvlJc w:val="left"/>
+      <w:pPr>
+        <w:tabs>
+          <w:tab w:val="num" w:pos="2880"/>
+        </w:tabs>
+        <w:ind w:left="2880" w:hanging="360"/>
+      </w:pPr>
+      <w:rPr>
+        <w:rFonts w:ascii="Wingdings" w:hAnsi="Wingdings" w:hint="default"/>
+        <w:sz w:val="20"/>
+      </w:rPr>
+    </w:lvl>
+    <w:lvl w:ilvl="4" w:tentative="1">
+      <w:start w:val="1"/>
+      <w:numFmt w:val="bullet"/>
+      <w:lvlText w:val=""/>
+      <w:lvlJc w:val="left"/>
+      <w:pPr>
+        <w:tabs>
+          <w:tab w:val="num" w:pos="3600"/>
+        </w:tabs>
+        <w:ind w:left="3600" w:hanging="360"/>
+      </w:pPr>
+      <w:rPr>
+        <w:rFonts w:ascii="Wingdings" w:hAnsi="Wingdings" w:hint="default"/>
+        <w:sz w:val="20"/>
+      </w:rPr>
+    </w:lvl>
+    <w:lvl w:ilvl="5" w:tentative="1">
+      <w:start w:val="1"/>
+      <w:numFmt w:val="bullet"/>
+      <w:lvlText w:val=""/>
+      <w:lvlJc w:val="left"/>
+      <w:pPr>
+        <w:tabs>
+          <w:tab w:val="num" w:pos="4320"/>
+        </w:tabs>
+        <w:ind w:left="4320" w:hanging="360"/>
+      </w:pPr>
+      <w:rPr>
+        <w:rFonts w:ascii="Wingdings" w:hAnsi="Wingdings" w:hint="default"/>
+        <w:sz w:val="20"/>
+      </w:rPr>
+    </w:lvl>
+    <w:lvl w:ilvl="6" w:tentative="1">
+      <w:start w:val="1"/>
+      <w:numFmt w:val="bullet"/>
+      <w:lvlText w:val=""/>
+      <w:lvlJc w:val="left"/>
+      <w:pPr>
+        <w:tabs>
+          <w:tab w:val="num" w:pos="5040"/>
+        </w:tabs>
+        <w:ind w:left="5040" w:hanging="360"/>
+      </w:pPr>
+      <w:rPr>
+        <w:rFonts w:ascii="Wingdings" w:hAnsi="Wingdings" w:hint="default"/>
+        <w:sz w:val="20"/>
+      </w:rPr>
+    </w:lvl>
+    <w:lvl w:ilvl="7" w:tentative="1">
+      <w:start w:val="1"/>
+      <w:numFmt w:val="bullet"/>
+      <w:lvlText w:val=""/>
+      <w:lvlJc w:val="left"/>
+      <w:pPr>
+        <w:tabs>
+          <w:tab w:val="num" w:pos="5760"/>
+        </w:tabs>
+        <w:ind w:left="5760" w:hanging="360"/>
+      </w:pPr>
+      <w:rPr>
+        <w:rFonts w:ascii="Wingdings" w:hAnsi="Wingdings" w:hint="default"/>
+        <w:sz w:val="20"/>
+      </w:rPr>
+    </w:lvl>
+    <w:lvl w:ilvl="8" w:tentative="1">
+      <w:start w:val="1"/>
+      <w:numFmt w:val="bullet"/>
+      <w:lvlText w:val=""/>
+      <w:lvlJc w:val="left"/>
+      <w:pPr>
+        <w:tabs>
+          <w:tab w:val="num" w:pos="6480"/>
+        </w:tabs>
+        <w:ind w:left="6480" w:hanging="360"/>
+      </w:pPr>
+      <w:rPr>
+        <w:rFonts w:ascii="Wingdings" w:hAnsi="Wingdings" w:hint="default"/>
+        <w:sz w:val="20"/>
+      </w:rPr>
+    </w:lvl>
+  </w:abstractNum>
+  <w:abstractNum w:abstractNumId="15" w15:restartNumberingAfterBreak="0">
     <w:nsid w:val="66593D57"/>
     <w:multiLevelType w:val="hybridMultilevel"/>
     <w:tmpl w:val="1B9815AE"/>
@@ -7913,7 +11988,7 @@
       </w:rPr>
     </w:lvl>
   </w:abstractNum>
-  <w:abstractNum w:abstractNumId="8" w15:restartNumberingAfterBreak="0">
+  <w:abstractNum w:abstractNumId="16" w15:restartNumberingAfterBreak="0">
     <w:nsid w:val="677B25CA"/>
     <w:multiLevelType w:val="multilevel"/>
     <w:tmpl w:val="E74CD348"/>
@@ -8026,32 +12101,296 @@
       </w:pPr>
     </w:lvl>
   </w:abstractNum>
+  <w:abstractNum w:abstractNumId="17" w15:restartNumberingAfterBreak="0">
+    <w:nsid w:val="7B5A7832"/>
+    <w:multiLevelType w:val="multilevel"/>
+    <w:tmpl w:val="A6C20924"/>
+    <w:lvl w:ilvl="0">
+      <w:start w:val="1"/>
+      <w:numFmt w:val="decimal"/>
+      <w:lvlText w:val="%1."/>
+      <w:lvlJc w:val="left"/>
+      <w:pPr>
+        <w:tabs>
+          <w:tab w:val="num" w:pos="720"/>
+        </w:tabs>
+        <w:ind w:left="720" w:hanging="360"/>
+      </w:pPr>
+    </w:lvl>
+    <w:lvl w:ilvl="1">
+      <w:start w:val="1"/>
+      <w:numFmt w:val="bullet"/>
+      <w:lvlText w:val=""/>
+      <w:lvlJc w:val="left"/>
+      <w:pPr>
+        <w:tabs>
+          <w:tab w:val="num" w:pos="1440"/>
+        </w:tabs>
+        <w:ind w:left="1440" w:hanging="360"/>
+      </w:pPr>
+      <w:rPr>
+        <w:rFonts w:ascii="Symbol" w:hAnsi="Symbol" w:hint="default"/>
+        <w:sz w:val="20"/>
+      </w:rPr>
+    </w:lvl>
+    <w:lvl w:ilvl="2">
+      <w:start w:val="1"/>
+      <w:numFmt w:val="bullet"/>
+      <w:lvlText w:val=""/>
+      <w:lvlJc w:val="left"/>
+      <w:pPr>
+        <w:ind w:left="2160" w:hanging="360"/>
+      </w:pPr>
+      <w:rPr>
+        <w:rFonts w:ascii="Symbol" w:hAnsi="Symbol" w:hint="default"/>
+      </w:rPr>
+    </w:lvl>
+    <w:lvl w:ilvl="3" w:tentative="1">
+      <w:start w:val="1"/>
+      <w:numFmt w:val="decimal"/>
+      <w:lvlText w:val="%4."/>
+      <w:lvlJc w:val="left"/>
+      <w:pPr>
+        <w:tabs>
+          <w:tab w:val="num" w:pos="2880"/>
+        </w:tabs>
+        <w:ind w:left="2880" w:hanging="360"/>
+      </w:pPr>
+    </w:lvl>
+    <w:lvl w:ilvl="4" w:tentative="1">
+      <w:start w:val="1"/>
+      <w:numFmt w:val="decimal"/>
+      <w:lvlText w:val="%5."/>
+      <w:lvlJc w:val="left"/>
+      <w:pPr>
+        <w:tabs>
+          <w:tab w:val="num" w:pos="3600"/>
+        </w:tabs>
+        <w:ind w:left="3600" w:hanging="360"/>
+      </w:pPr>
+    </w:lvl>
+    <w:lvl w:ilvl="5" w:tentative="1">
+      <w:start w:val="1"/>
+      <w:numFmt w:val="decimal"/>
+      <w:lvlText w:val="%6."/>
+      <w:lvlJc w:val="left"/>
+      <w:pPr>
+        <w:tabs>
+          <w:tab w:val="num" w:pos="4320"/>
+        </w:tabs>
+        <w:ind w:left="4320" w:hanging="360"/>
+      </w:pPr>
+    </w:lvl>
+    <w:lvl w:ilvl="6" w:tentative="1">
+      <w:start w:val="1"/>
+      <w:numFmt w:val="decimal"/>
+      <w:lvlText w:val="%7."/>
+      <w:lvlJc w:val="left"/>
+      <w:pPr>
+        <w:tabs>
+          <w:tab w:val="num" w:pos="5040"/>
+        </w:tabs>
+        <w:ind w:left="5040" w:hanging="360"/>
+      </w:pPr>
+    </w:lvl>
+    <w:lvl w:ilvl="7" w:tentative="1">
+      <w:start w:val="1"/>
+      <w:numFmt w:val="decimal"/>
+      <w:lvlText w:val="%8."/>
+      <w:lvlJc w:val="left"/>
+      <w:pPr>
+        <w:tabs>
+          <w:tab w:val="num" w:pos="5760"/>
+        </w:tabs>
+        <w:ind w:left="5760" w:hanging="360"/>
+      </w:pPr>
+    </w:lvl>
+    <w:lvl w:ilvl="8" w:tentative="1">
+      <w:start w:val="1"/>
+      <w:numFmt w:val="decimal"/>
+      <w:lvlText w:val="%9."/>
+      <w:lvlJc w:val="left"/>
+      <w:pPr>
+        <w:tabs>
+          <w:tab w:val="num" w:pos="6480"/>
+        </w:tabs>
+        <w:ind w:left="6480" w:hanging="360"/>
+      </w:pPr>
+    </w:lvl>
+  </w:abstractNum>
+  <w:abstractNum w:abstractNumId="18" w15:restartNumberingAfterBreak="0">
+    <w:nsid w:val="7BB11443"/>
+    <w:multiLevelType w:val="multilevel"/>
+    <w:tmpl w:val="A6C20924"/>
+    <w:lvl w:ilvl="0">
+      <w:start w:val="1"/>
+      <w:numFmt w:val="decimal"/>
+      <w:lvlText w:val="%1."/>
+      <w:lvlJc w:val="left"/>
+      <w:pPr>
+        <w:tabs>
+          <w:tab w:val="num" w:pos="720"/>
+        </w:tabs>
+        <w:ind w:left="720" w:hanging="360"/>
+      </w:pPr>
+    </w:lvl>
+    <w:lvl w:ilvl="1">
+      <w:start w:val="1"/>
+      <w:numFmt w:val="bullet"/>
+      <w:lvlText w:val=""/>
+      <w:lvlJc w:val="left"/>
+      <w:pPr>
+        <w:tabs>
+          <w:tab w:val="num" w:pos="1440"/>
+        </w:tabs>
+        <w:ind w:left="1440" w:hanging="360"/>
+      </w:pPr>
+      <w:rPr>
+        <w:rFonts w:ascii="Symbol" w:hAnsi="Symbol" w:hint="default"/>
+        <w:sz w:val="20"/>
+      </w:rPr>
+    </w:lvl>
+    <w:lvl w:ilvl="2">
+      <w:start w:val="1"/>
+      <w:numFmt w:val="bullet"/>
+      <w:lvlText w:val=""/>
+      <w:lvlJc w:val="left"/>
+      <w:pPr>
+        <w:ind w:left="2160" w:hanging="360"/>
+      </w:pPr>
+      <w:rPr>
+        <w:rFonts w:ascii="Symbol" w:hAnsi="Symbol" w:hint="default"/>
+      </w:rPr>
+    </w:lvl>
+    <w:lvl w:ilvl="3">
+      <w:start w:val="1"/>
+      <w:numFmt w:val="decimal"/>
+      <w:lvlText w:val="%4."/>
+      <w:lvlJc w:val="left"/>
+      <w:pPr>
+        <w:tabs>
+          <w:tab w:val="num" w:pos="2880"/>
+        </w:tabs>
+        <w:ind w:left="2880" w:hanging="360"/>
+      </w:pPr>
+    </w:lvl>
+    <w:lvl w:ilvl="4" w:tentative="1">
+      <w:start w:val="1"/>
+      <w:numFmt w:val="decimal"/>
+      <w:lvlText w:val="%5."/>
+      <w:lvlJc w:val="left"/>
+      <w:pPr>
+        <w:tabs>
+          <w:tab w:val="num" w:pos="3600"/>
+        </w:tabs>
+        <w:ind w:left="3600" w:hanging="360"/>
+      </w:pPr>
+    </w:lvl>
+    <w:lvl w:ilvl="5" w:tentative="1">
+      <w:start w:val="1"/>
+      <w:numFmt w:val="decimal"/>
+      <w:lvlText w:val="%6."/>
+      <w:lvlJc w:val="left"/>
+      <w:pPr>
+        <w:tabs>
+          <w:tab w:val="num" w:pos="4320"/>
+        </w:tabs>
+        <w:ind w:left="4320" w:hanging="360"/>
+      </w:pPr>
+    </w:lvl>
+    <w:lvl w:ilvl="6" w:tentative="1">
+      <w:start w:val="1"/>
+      <w:numFmt w:val="decimal"/>
+      <w:lvlText w:val="%7."/>
+      <w:lvlJc w:val="left"/>
+      <w:pPr>
+        <w:tabs>
+          <w:tab w:val="num" w:pos="5040"/>
+        </w:tabs>
+        <w:ind w:left="5040" w:hanging="360"/>
+      </w:pPr>
+    </w:lvl>
+    <w:lvl w:ilvl="7" w:tentative="1">
+      <w:start w:val="1"/>
+      <w:numFmt w:val="decimal"/>
+      <w:lvlText w:val="%8."/>
+      <w:lvlJc w:val="left"/>
+      <w:pPr>
+        <w:tabs>
+          <w:tab w:val="num" w:pos="5760"/>
+        </w:tabs>
+        <w:ind w:left="5760" w:hanging="360"/>
+      </w:pPr>
+    </w:lvl>
+    <w:lvl w:ilvl="8" w:tentative="1">
+      <w:start w:val="1"/>
+      <w:numFmt w:val="decimal"/>
+      <w:lvlText w:val="%9."/>
+      <w:lvlJc w:val="left"/>
+      <w:pPr>
+        <w:tabs>
+          <w:tab w:val="num" w:pos="6480"/>
+        </w:tabs>
+        <w:ind w:left="6480" w:hanging="360"/>
+      </w:pPr>
+    </w:lvl>
+  </w:abstractNum>
   <w:num w:numId="1" w16cid:durableId="1914777835">
+    <w:abstractNumId w:val="12"/>
+  </w:num>
+  <w:num w:numId="2" w16cid:durableId="280040380">
+    <w:abstractNumId w:val="13"/>
+  </w:num>
+  <w:num w:numId="3" w16cid:durableId="1694069013">
+    <w:abstractNumId w:val="9"/>
+  </w:num>
+  <w:num w:numId="4" w16cid:durableId="32119331">
+    <w:abstractNumId w:val="15"/>
+  </w:num>
+  <w:num w:numId="5" w16cid:durableId="46807065">
+    <w:abstractNumId w:val="11"/>
+  </w:num>
+  <w:num w:numId="6" w16cid:durableId="1564216103">
     <w:abstractNumId w:val="5"/>
   </w:num>
-  <w:num w:numId="2" w16cid:durableId="280040380">
+  <w:num w:numId="7" w16cid:durableId="1206798969">
+    <w:abstractNumId w:val="2"/>
+  </w:num>
+  <w:num w:numId="8" w16cid:durableId="206335237">
+    <w:abstractNumId w:val="16"/>
+  </w:num>
+  <w:num w:numId="9" w16cid:durableId="1940214566">
     <w:abstractNumId w:val="6"/>
   </w:num>
-  <w:num w:numId="3" w16cid:durableId="1694069013">
+  <w:num w:numId="10" w16cid:durableId="486559409">
+    <w:abstractNumId w:val="7"/>
+  </w:num>
+  <w:num w:numId="11" w16cid:durableId="1270895937">
     <w:abstractNumId w:val="3"/>
   </w:num>
-  <w:num w:numId="4" w16cid:durableId="32119331">
-    <w:abstractNumId w:val="7"/>
+  <w:num w:numId="12" w16cid:durableId="435247348">
+    <w:abstractNumId w:val="14"/>
   </w:num>
-  <w:num w:numId="5" w16cid:durableId="46807065">
+  <w:num w:numId="13" w16cid:durableId="603923565">
+    <w:abstractNumId w:val="8"/>
+  </w:num>
+  <w:num w:numId="14" w16cid:durableId="259917163">
     <w:abstractNumId w:val="4"/>
   </w:num>
-  <w:num w:numId="6" w16cid:durableId="1564216103">
+  <w:num w:numId="15" w16cid:durableId="1454901331">
+    <w:abstractNumId w:val="10"/>
+  </w:num>
+  <w:num w:numId="16" w16cid:durableId="829059524">
     <w:abstractNumId w:val="1"/>
   </w:num>
-  <w:num w:numId="7" w16cid:durableId="1206798969">
+  <w:num w:numId="17" w16cid:durableId="1486512594">
+    <w:abstractNumId w:val="17"/>
+  </w:num>
+  <w:num w:numId="18" w16cid:durableId="1616205431">
     <w:abstractNumId w:val="0"/>
   </w:num>
-  <w:num w:numId="8" w16cid:durableId="206335237">
-    <w:abstractNumId w:val="8"/>
-  </w:num>
-  <w:num w:numId="9" w16cid:durableId="1940214566">
-    <w:abstractNumId w:val="2"/>
+  <w:num w:numId="19" w16cid:durableId="345257889">
+    <w:abstractNumId w:val="18"/>
   </w:num>
 </w:numbering>
 </file>
@@ -8456,7 +12795,7 @@
   <w:style w:type="paragraph" w:default="1" w:styleId="Normal">
     <w:name w:val="Normal"/>
     <w:qFormat/>
-    <w:rsid w:val="00724817"/>
+    <w:rsid w:val="00FF7380"/>
   </w:style>
   <w:style w:type="paragraph" w:styleId="Ttulo1">
     <w:name w:val="heading 1"/>
@@ -9097,6 +13436,19 @@
       </w:tblBorders>
     </w:tblPr>
   </w:style>
+  <w:style w:type="paragraph" w:styleId="NormalWeb">
+    <w:name w:val="Normal (Web)"/>
+    <w:basedOn w:val="Normal"/>
+    <w:uiPriority w:val="99"/>
+    <w:semiHidden/>
+    <w:unhideWhenUsed/>
+    <w:rsid w:val="00983CCE"/>
+    <w:rPr>
+      <w:rFonts w:ascii="Times New Roman" w:hAnsi="Times New Roman" w:cs="Times New Roman"/>
+      <w:sz w:val="24"/>
+      <w:szCs w:val="24"/>
+    </w:rPr>
+  </w:style>
 </w:styles>
 </file>
 
